--- a/jasonpieterkwork/IPA/SEMESTER 1/LATIHAN SOAL IPA BAB 1.docx
+++ b/jasonpieterkwork/IPA/SEMESTER 1/LATIHAN SOAL IPA BAB 1.docx
@@ -20,7 +20,67 @@
           <w:bCs/>
           <w:lang w:val="en-US"/>
         </w:rPr>
-        <w:t>1. Sebutkan Fungsi Hormon:</w:t>
+        <w:t xml:space="preserve">1. </w:t>
+      </w:r>
+      <w:proofErr w:type="spellStart"/>
+      <w:r>
+        <w:rPr>
+          <w:rFonts w:ascii="Balsamiq Sans" w:hAnsi="Balsamiq Sans"/>
+          <w:b/>
+          <w:bCs/>
+          <w:lang w:val="en-US"/>
+        </w:rPr>
+        <w:t>Sebutkan</w:t>
+      </w:r>
+      <w:proofErr w:type="spellEnd"/>
+      <w:r>
+        <w:rPr>
+          <w:rFonts w:ascii="Balsamiq Sans" w:hAnsi="Balsamiq Sans"/>
+          <w:b/>
+          <w:bCs/>
+          <w:lang w:val="en-US"/>
+        </w:rPr>
+        <w:t xml:space="preserve"> </w:t>
+      </w:r>
+      <w:proofErr w:type="spellStart"/>
+      <w:r>
+        <w:rPr>
+          <w:rFonts w:ascii="Balsamiq Sans" w:hAnsi="Balsamiq Sans"/>
+          <w:b/>
+          <w:bCs/>
+          <w:lang w:val="en-US"/>
+        </w:rPr>
+        <w:t>Fungsi</w:t>
+      </w:r>
+      <w:proofErr w:type="spellEnd"/>
+      <w:r>
+        <w:rPr>
+          <w:rFonts w:ascii="Balsamiq Sans" w:hAnsi="Balsamiq Sans"/>
+          <w:b/>
+          <w:bCs/>
+          <w:lang w:val="en-US"/>
+        </w:rPr>
+        <w:t xml:space="preserve"> </w:t>
+      </w:r>
+      <w:proofErr w:type="spellStart"/>
+      <w:r>
+        <w:rPr>
+          <w:rFonts w:ascii="Balsamiq Sans" w:hAnsi="Balsamiq Sans"/>
+          <w:b/>
+          <w:bCs/>
+          <w:lang w:val="en-US"/>
+        </w:rPr>
+        <w:t>Hormon</w:t>
+      </w:r>
+      <w:proofErr w:type="spellEnd"/>
+      <w:r>
+        <w:rPr>
+          <w:rFonts w:ascii="Balsamiq Sans" w:hAnsi="Balsamiq Sans"/>
+          <w:b/>
+          <w:bCs/>
+          <w:lang w:val="en-US"/>
+        </w:rPr>
+        <w:t>:</w:t>
       </w:r>
     </w:p>
     <w:p>
@@ -41,8 +101,20 @@
           <w:highlight w:val="yellow"/>
           <w:lang w:val="en-US"/>
         </w:rPr>
-        <w:t>A) Lh</w:t>
-      </w:r>
+        <w:t xml:space="preserve">A) </w:t>
+      </w:r>
+      <w:proofErr w:type="spellStart"/>
+      <w:r>
+        <w:rPr>
+          <w:rFonts w:ascii="Balsamiq Sans" w:hAnsi="Balsamiq Sans"/>
+          <w:b/>
+          <w:bCs/>
+          <w:highlight w:val="yellow"/>
+          <w:lang w:val="en-US"/>
+        </w:rPr>
+        <w:t>Lh</w:t>
+      </w:r>
+      <w:proofErr w:type="spellEnd"/>
     </w:p>
     <w:p>
       <w:pPr>
@@ -76,8 +148,20 @@
           <w:highlight w:val="yellow"/>
           <w:lang w:val="en-US"/>
         </w:rPr>
-        <w:t>B) Fsh</w:t>
-      </w:r>
+        <w:t xml:space="preserve">B) </w:t>
+      </w:r>
+      <w:proofErr w:type="spellStart"/>
+      <w:r>
+        <w:rPr>
+          <w:rFonts w:ascii="Balsamiq Sans" w:hAnsi="Balsamiq Sans"/>
+          <w:b/>
+          <w:bCs/>
+          <w:highlight w:val="yellow"/>
+          <w:lang w:val="en-US"/>
+        </w:rPr>
+        <w:t>Fsh</w:t>
+      </w:r>
+      <w:proofErr w:type="spellEnd"/>
     </w:p>
     <w:p>
       <w:pPr>
@@ -124,7 +208,23 @@
           <w:rFonts w:ascii="Balsamiq Sans" w:hAnsi="Balsamiq Sans"/>
           <w:lang w:val="en-US"/>
         </w:rPr>
-        <w:t xml:space="preserve">Estrogen Adalah </w:t>
+        <w:t xml:space="preserve">Estrogen </w:t>
+      </w:r>
+      <w:proofErr w:type="spellStart"/>
+      <w:r>
+        <w:rPr>
+          <w:rFonts w:ascii="Balsamiq Sans" w:hAnsi="Balsamiq Sans"/>
+          <w:lang w:val="en-US"/>
+        </w:rPr>
+        <w:t>Adalah</w:t>
+      </w:r>
+      <w:proofErr w:type="spellEnd"/>
+      <w:r>
+        <w:rPr>
+          <w:rFonts w:ascii="Balsamiq Sans" w:hAnsi="Balsamiq Sans"/>
+          <w:lang w:val="en-US"/>
+        </w:rPr>
+        <w:t xml:space="preserve"> </w:t>
       </w:r>
       <w:r>
         <w:rPr>
@@ -151,8 +251,20 @@
           <w:highlight w:val="yellow"/>
           <w:lang w:val="en-US"/>
         </w:rPr>
-        <w:t>D) Progesteron</w:t>
-      </w:r>
+        <w:t xml:space="preserve">D) </w:t>
+      </w:r>
+      <w:proofErr w:type="spellStart"/>
+      <w:r>
+        <w:rPr>
+          <w:rFonts w:ascii="Balsamiq Sans" w:hAnsi="Balsamiq Sans"/>
+          <w:b/>
+          <w:bCs/>
+          <w:highlight w:val="yellow"/>
+          <w:lang w:val="en-US"/>
+        </w:rPr>
+        <w:t>Progesteron</w:t>
+      </w:r>
+      <w:proofErr w:type="spellEnd"/>
       <w:r>
         <w:rPr>
           <w:rFonts w:ascii="Balsamiq Sans" w:hAnsi="Balsamiq Sans"/>
@@ -180,13 +292,47 @@
           <w:lang w:val="en-US"/>
         </w:rPr>
       </w:pPr>
-      <w:r>
-        <w:rPr>
-          <w:rFonts w:ascii="Balsamiq Sans" w:hAnsi="Balsamiq Sans"/>
-          <w:lang w:val="en-US"/>
-        </w:rPr>
-        <w:t>Progesteron Adalah Hormon</w:t>
-      </w:r>
+      <w:proofErr w:type="spellStart"/>
+      <w:r>
+        <w:rPr>
+          <w:rFonts w:ascii="Balsamiq Sans" w:hAnsi="Balsamiq Sans"/>
+          <w:lang w:val="en-US"/>
+        </w:rPr>
+        <w:t>Progesteron</w:t>
+      </w:r>
+      <w:proofErr w:type="spellEnd"/>
+      <w:r>
+        <w:rPr>
+          <w:rFonts w:ascii="Balsamiq Sans" w:hAnsi="Balsamiq Sans"/>
+          <w:lang w:val="en-US"/>
+        </w:rPr>
+        <w:t xml:space="preserve"> </w:t>
+      </w:r>
+      <w:proofErr w:type="spellStart"/>
+      <w:r>
+        <w:rPr>
+          <w:rFonts w:ascii="Balsamiq Sans" w:hAnsi="Balsamiq Sans"/>
+          <w:lang w:val="en-US"/>
+        </w:rPr>
+        <w:t>Adalah</w:t>
+      </w:r>
+      <w:proofErr w:type="spellEnd"/>
+      <w:r>
+        <w:rPr>
+          <w:rFonts w:ascii="Balsamiq Sans" w:hAnsi="Balsamiq Sans"/>
+          <w:lang w:val="en-US"/>
+        </w:rPr>
+        <w:t xml:space="preserve"> </w:t>
+      </w:r>
+      <w:proofErr w:type="spellStart"/>
+      <w:r>
+        <w:rPr>
+          <w:rFonts w:ascii="Balsamiq Sans" w:hAnsi="Balsamiq Sans"/>
+          <w:lang w:val="en-US"/>
+        </w:rPr>
+        <w:t>Hormon</w:t>
+      </w:r>
+      <w:proofErr w:type="spellEnd"/>
       <w:r>
         <w:rPr>
           <w:rFonts w:ascii="Balsamiq Sans" w:hAnsi="Balsamiq Sans"/>
@@ -210,7 +356,47 @@
           <w:bCs/>
           <w:lang w:val="en-US"/>
         </w:rPr>
-        <w:t xml:space="preserve">2. Sebutkan Fungsi: </w:t>
+        <w:t xml:space="preserve">2. </w:t>
+      </w:r>
+      <w:proofErr w:type="spellStart"/>
+      <w:r>
+        <w:rPr>
+          <w:rFonts w:ascii="Balsamiq Sans" w:hAnsi="Balsamiq Sans"/>
+          <w:b/>
+          <w:bCs/>
+          <w:lang w:val="en-US"/>
+        </w:rPr>
+        <w:t>Sebutkan</w:t>
+      </w:r>
+      <w:proofErr w:type="spellEnd"/>
+      <w:r>
+        <w:rPr>
+          <w:rFonts w:ascii="Balsamiq Sans" w:hAnsi="Balsamiq Sans"/>
+          <w:b/>
+          <w:bCs/>
+          <w:lang w:val="en-US"/>
+        </w:rPr>
+        <w:t xml:space="preserve"> </w:t>
+      </w:r>
+      <w:proofErr w:type="spellStart"/>
+      <w:r>
+        <w:rPr>
+          <w:rFonts w:ascii="Balsamiq Sans" w:hAnsi="Balsamiq Sans"/>
+          <w:b/>
+          <w:bCs/>
+          <w:lang w:val="en-US"/>
+        </w:rPr>
+        <w:t>Fungsi</w:t>
+      </w:r>
+      <w:proofErr w:type="spellEnd"/>
+      <w:r>
+        <w:rPr>
+          <w:rFonts w:ascii="Balsamiq Sans" w:hAnsi="Balsamiq Sans"/>
+          <w:b/>
+          <w:bCs/>
+          <w:lang w:val="en-US"/>
+        </w:rPr>
+        <w:t xml:space="preserve">: </w:t>
       </w:r>
     </w:p>
     <w:p>
@@ -306,7 +492,47 @@
           <w:bCs/>
           <w:lang w:val="en-US"/>
         </w:rPr>
-        <w:t>3. Sebutkan Fungsi:</w:t>
+        <w:t xml:space="preserve">3. </w:t>
+      </w:r>
+      <w:proofErr w:type="spellStart"/>
+      <w:r>
+        <w:rPr>
+          <w:rFonts w:ascii="Balsamiq Sans" w:hAnsi="Balsamiq Sans"/>
+          <w:b/>
+          <w:bCs/>
+          <w:lang w:val="en-US"/>
+        </w:rPr>
+        <w:t>Sebutkan</w:t>
+      </w:r>
+      <w:proofErr w:type="spellEnd"/>
+      <w:r>
+        <w:rPr>
+          <w:rFonts w:ascii="Balsamiq Sans" w:hAnsi="Balsamiq Sans"/>
+          <w:b/>
+          <w:bCs/>
+          <w:lang w:val="en-US"/>
+        </w:rPr>
+        <w:t xml:space="preserve"> </w:t>
+      </w:r>
+      <w:proofErr w:type="spellStart"/>
+      <w:r>
+        <w:rPr>
+          <w:rFonts w:ascii="Balsamiq Sans" w:hAnsi="Balsamiq Sans"/>
+          <w:b/>
+          <w:bCs/>
+          <w:lang w:val="en-US"/>
+        </w:rPr>
+        <w:t>Fungsi</w:t>
+      </w:r>
+      <w:proofErr w:type="spellEnd"/>
+      <w:r>
+        <w:rPr>
+          <w:rFonts w:ascii="Balsamiq Sans" w:hAnsi="Balsamiq Sans"/>
+          <w:b/>
+          <w:bCs/>
+          <w:lang w:val="en-US"/>
+        </w:rPr>
+        <w:t>:</w:t>
       </w:r>
     </w:p>
     <w:p>
@@ -328,8 +554,20 @@
           <w:highlight w:val="yellow"/>
           <w:lang w:val="en-US"/>
         </w:rPr>
-        <w:t>A) Vesikula</w:t>
-      </w:r>
+        <w:t xml:space="preserve">A) </w:t>
+      </w:r>
+      <w:proofErr w:type="spellStart"/>
+      <w:r>
+        <w:rPr>
+          <w:rFonts w:ascii="Balsamiq Sans" w:hAnsi="Balsamiq Sans"/>
+          <w:b/>
+          <w:bCs/>
+          <w:highlight w:val="yellow"/>
+          <w:lang w:val="en-US"/>
+        </w:rPr>
+        <w:t>Vesikula</w:t>
+      </w:r>
+      <w:proofErr w:type="spellEnd"/>
       <w:r>
         <w:rPr>
           <w:rFonts w:ascii="Balsamiq Sans" w:hAnsi="Balsamiq Sans"/>
@@ -374,8 +612,20 @@
           <w:highlight w:val="yellow"/>
           <w:lang w:val="en-US"/>
         </w:rPr>
-        <w:t>B) Vas Deferensi</w:t>
-      </w:r>
+        <w:t xml:space="preserve">B) Vas </w:t>
+      </w:r>
+      <w:proofErr w:type="spellStart"/>
+      <w:r>
+        <w:rPr>
+          <w:rFonts w:ascii="Balsamiq Sans" w:hAnsi="Balsamiq Sans"/>
+          <w:b/>
+          <w:bCs/>
+          <w:highlight w:val="yellow"/>
+          <w:lang w:val="en-US"/>
+        </w:rPr>
+        <w:t>Deferensi</w:t>
+      </w:r>
+      <w:proofErr w:type="spellEnd"/>
     </w:p>
     <w:p>
       <w:pPr>
@@ -410,7 +660,47 @@
           <w:bCs/>
           <w:lang w:val="en-US"/>
         </w:rPr>
-        <w:t xml:space="preserve">4. Sebutkan Fungsi: </w:t>
+        <w:t xml:space="preserve">4. </w:t>
+      </w:r>
+      <w:proofErr w:type="spellStart"/>
+      <w:r>
+        <w:rPr>
+          <w:rFonts w:ascii="Balsamiq Sans" w:hAnsi="Balsamiq Sans"/>
+          <w:b/>
+          <w:bCs/>
+          <w:lang w:val="en-US"/>
+        </w:rPr>
+        <w:t>Sebutkan</w:t>
+      </w:r>
+      <w:proofErr w:type="spellEnd"/>
+      <w:r>
+        <w:rPr>
+          <w:rFonts w:ascii="Balsamiq Sans" w:hAnsi="Balsamiq Sans"/>
+          <w:b/>
+          <w:bCs/>
+          <w:lang w:val="en-US"/>
+        </w:rPr>
+        <w:t xml:space="preserve"> </w:t>
+      </w:r>
+      <w:proofErr w:type="spellStart"/>
+      <w:r>
+        <w:rPr>
+          <w:rFonts w:ascii="Balsamiq Sans" w:hAnsi="Balsamiq Sans"/>
+          <w:b/>
+          <w:bCs/>
+          <w:lang w:val="en-US"/>
+        </w:rPr>
+        <w:t>Fungsi</w:t>
+      </w:r>
+      <w:proofErr w:type="spellEnd"/>
+      <w:r>
+        <w:rPr>
+          <w:rFonts w:ascii="Balsamiq Sans" w:hAnsi="Balsamiq Sans"/>
+          <w:b/>
+          <w:bCs/>
+          <w:lang w:val="en-US"/>
+        </w:rPr>
+        <w:t xml:space="preserve">: </w:t>
       </w:r>
     </w:p>
     <w:p>
@@ -432,7 +722,29 @@
           <w:highlight w:val="yellow"/>
           <w:lang w:val="en-US"/>
         </w:rPr>
-        <w:t>A) Sel Sertoli</w:t>
+        <w:t xml:space="preserve">A) </w:t>
+      </w:r>
+      <w:proofErr w:type="spellStart"/>
+      <w:r>
+        <w:rPr>
+          <w:rFonts w:ascii="Balsamiq Sans" w:hAnsi="Balsamiq Sans"/>
+          <w:b/>
+          <w:bCs/>
+          <w:highlight w:val="yellow"/>
+          <w:lang w:val="en-US"/>
+        </w:rPr>
+        <w:t>Sel</w:t>
+      </w:r>
+      <w:proofErr w:type="spellEnd"/>
+      <w:r>
+        <w:rPr>
+          <w:rFonts w:ascii="Balsamiq Sans" w:hAnsi="Balsamiq Sans"/>
+          <w:b/>
+          <w:bCs/>
+          <w:highlight w:val="yellow"/>
+          <w:lang w:val="en-US"/>
+        </w:rPr>
+        <w:t xml:space="preserve"> Sertoli</w:t>
       </w:r>
     </w:p>
     <w:p>
@@ -467,8 +779,42 @@
           <w:highlight w:val="yellow"/>
           <w:lang w:val="en-US"/>
         </w:rPr>
-        <w:t>B) Sel Interstisial</w:t>
-      </w:r>
+        <w:t xml:space="preserve">B) </w:t>
+      </w:r>
+      <w:proofErr w:type="spellStart"/>
+      <w:r>
+        <w:rPr>
+          <w:rFonts w:ascii="Balsamiq Sans" w:hAnsi="Balsamiq Sans"/>
+          <w:b/>
+          <w:bCs/>
+          <w:highlight w:val="yellow"/>
+          <w:lang w:val="en-US"/>
+        </w:rPr>
+        <w:t>Sel</w:t>
+      </w:r>
+      <w:proofErr w:type="spellEnd"/>
+      <w:r>
+        <w:rPr>
+          <w:rFonts w:ascii="Balsamiq Sans" w:hAnsi="Balsamiq Sans"/>
+          <w:b/>
+          <w:bCs/>
+          <w:highlight w:val="yellow"/>
+          <w:lang w:val="en-US"/>
+        </w:rPr>
+        <w:t xml:space="preserve"> </w:t>
+      </w:r>
+      <w:proofErr w:type="spellStart"/>
+      <w:r>
+        <w:rPr>
+          <w:rFonts w:ascii="Balsamiq Sans" w:hAnsi="Balsamiq Sans"/>
+          <w:b/>
+          <w:bCs/>
+          <w:highlight w:val="yellow"/>
+          <w:lang w:val="en-US"/>
+        </w:rPr>
+        <w:t>Interstisial</w:t>
+      </w:r>
+      <w:proofErr w:type="spellEnd"/>
     </w:p>
     <w:p>
       <w:pPr>
@@ -500,7 +846,47 @@
           <w:bCs/>
           <w:lang w:val="en-US"/>
         </w:rPr>
-        <w:t>5. Sebutkan Fungsi:</w:t>
+        <w:t xml:space="preserve">5. </w:t>
+      </w:r>
+      <w:proofErr w:type="spellStart"/>
+      <w:r>
+        <w:rPr>
+          <w:rFonts w:ascii="Balsamiq Sans" w:hAnsi="Balsamiq Sans"/>
+          <w:b/>
+          <w:bCs/>
+          <w:lang w:val="en-US"/>
+        </w:rPr>
+        <w:t>Sebutkan</w:t>
+      </w:r>
+      <w:proofErr w:type="spellEnd"/>
+      <w:r>
+        <w:rPr>
+          <w:rFonts w:ascii="Balsamiq Sans" w:hAnsi="Balsamiq Sans"/>
+          <w:b/>
+          <w:bCs/>
+          <w:lang w:val="en-US"/>
+        </w:rPr>
+        <w:t xml:space="preserve"> </w:t>
+      </w:r>
+      <w:proofErr w:type="spellStart"/>
+      <w:r>
+        <w:rPr>
+          <w:rFonts w:ascii="Balsamiq Sans" w:hAnsi="Balsamiq Sans"/>
+          <w:b/>
+          <w:bCs/>
+          <w:lang w:val="en-US"/>
+        </w:rPr>
+        <w:t>Fungsi</w:t>
+      </w:r>
+      <w:proofErr w:type="spellEnd"/>
+      <w:r>
+        <w:rPr>
+          <w:rFonts w:ascii="Balsamiq Sans" w:hAnsi="Balsamiq Sans"/>
+          <w:b/>
+          <w:bCs/>
+          <w:lang w:val="en-US"/>
+        </w:rPr>
+        <w:t>:</w:t>
       </w:r>
     </w:p>
     <w:p>
@@ -522,7 +908,51 @@
           <w:highlight w:val="yellow"/>
           <w:lang w:val="en-US"/>
         </w:rPr>
-        <w:t>A) Tuba Fallopi (Oviduk)</w:t>
+        <w:t xml:space="preserve">A) Tuba </w:t>
+      </w:r>
+      <w:proofErr w:type="spellStart"/>
+      <w:r>
+        <w:rPr>
+          <w:rFonts w:ascii="Balsamiq Sans" w:hAnsi="Balsamiq Sans"/>
+          <w:b/>
+          <w:bCs/>
+          <w:highlight w:val="yellow"/>
+          <w:lang w:val="en-US"/>
+        </w:rPr>
+        <w:t>Fallopi</w:t>
+      </w:r>
+      <w:proofErr w:type="spellEnd"/>
+      <w:r>
+        <w:rPr>
+          <w:rFonts w:ascii="Balsamiq Sans" w:hAnsi="Balsamiq Sans"/>
+          <w:b/>
+          <w:bCs/>
+          <w:highlight w:val="yellow"/>
+          <w:lang w:val="en-US"/>
+        </w:rPr>
+        <w:t xml:space="preserve"> (</w:t>
+      </w:r>
+      <w:proofErr w:type="spellStart"/>
+      <w:r>
+        <w:rPr>
+          <w:rFonts w:ascii="Balsamiq Sans" w:hAnsi="Balsamiq Sans"/>
+          <w:b/>
+          <w:bCs/>
+          <w:highlight w:val="yellow"/>
+          <w:lang w:val="en-US"/>
+        </w:rPr>
+        <w:t>Oviduk</w:t>
+      </w:r>
+      <w:proofErr w:type="spellEnd"/>
+      <w:r>
+        <w:rPr>
+          <w:rFonts w:ascii="Balsamiq Sans" w:hAnsi="Balsamiq Sans"/>
+          <w:b/>
+          <w:bCs/>
+          <w:highlight w:val="yellow"/>
+          <w:lang w:val="en-US"/>
+        </w:rPr>
+        <w:t>)</w:t>
       </w:r>
     </w:p>
     <w:p>
@@ -635,7 +1065,27 @@
           <w:bCs/>
           <w:lang w:val="en-US"/>
         </w:rPr>
-        <w:t>6. Jelaskan Proses Spermatogenesis</w:t>
+        <w:t xml:space="preserve">6. </w:t>
+      </w:r>
+      <w:proofErr w:type="spellStart"/>
+      <w:r>
+        <w:rPr>
+          <w:rFonts w:ascii="Balsamiq Sans" w:hAnsi="Balsamiq Sans"/>
+          <w:b/>
+          <w:bCs/>
+          <w:lang w:val="en-US"/>
+        </w:rPr>
+        <w:t>Jelaskan</w:t>
+      </w:r>
+      <w:proofErr w:type="spellEnd"/>
+      <w:r>
+        <w:rPr>
+          <w:rFonts w:ascii="Balsamiq Sans" w:hAnsi="Balsamiq Sans"/>
+          <w:b/>
+          <w:bCs/>
+          <w:lang w:val="en-US"/>
+        </w:rPr>
+        <w:t xml:space="preserve"> Proses Spermatogenesis</w:t>
       </w:r>
     </w:p>
     <w:p>
@@ -708,8 +1158,18 @@
                                 <w:szCs w:val="20"/>
                                 <w:lang w:val="en-US"/>
                               </w:rPr>
-                              <w:t xml:space="preserve"> Sel</w:t>
+                              <w:t xml:space="preserve"> </w:t>
                             </w:r>
+                            <w:proofErr w:type="spellStart"/>
+                            <w:r>
+                              <w:rPr>
+                                <w:sz w:val="20"/>
+                                <w:szCs w:val="20"/>
+                                <w:lang w:val="en-US"/>
+                              </w:rPr>
+                              <w:t>Sel</w:t>
+                            </w:r>
+                            <w:proofErr w:type="spellEnd"/>
                           </w:p>
                         </w:txbxContent>
                       </wps:txbx>
@@ -845,7 +1305,27 @@
           <w:bCs/>
           <w:lang w:val="en-US"/>
         </w:rPr>
-        <w:t>7. Jelaskan Proses Oogenesis</w:t>
+        <w:t xml:space="preserve">7. </w:t>
+      </w:r>
+      <w:proofErr w:type="spellStart"/>
+      <w:r>
+        <w:rPr>
+          <w:rFonts w:ascii="Balsamiq Sans" w:hAnsi="Balsamiq Sans"/>
+          <w:b/>
+          <w:bCs/>
+          <w:lang w:val="en-US"/>
+        </w:rPr>
+        <w:t>Jelaskan</w:t>
+      </w:r>
+      <w:proofErr w:type="spellEnd"/>
+      <w:r>
+        <w:rPr>
+          <w:rFonts w:ascii="Balsamiq Sans" w:hAnsi="Balsamiq Sans"/>
+          <w:b/>
+          <w:bCs/>
+          <w:lang w:val="en-US"/>
+        </w:rPr>
+        <w:t xml:space="preserve"> Proses Oogenesis</w:t>
       </w:r>
     </w:p>
     <w:p>
@@ -910,8 +1390,18 @@
                                 <w:szCs w:val="20"/>
                                 <w:lang w:val="en-US"/>
                               </w:rPr>
-                              <w:t>1 Sel</w:t>
+                              <w:t xml:space="preserve">1 </w:t>
                             </w:r>
+                            <w:proofErr w:type="spellStart"/>
+                            <w:r>
+                              <w:rPr>
+                                <w:sz w:val="20"/>
+                                <w:szCs w:val="20"/>
+                                <w:lang w:val="en-US"/>
+                              </w:rPr>
+                              <w:t>Sel</w:t>
+                            </w:r>
+                            <w:proofErr w:type="spellEnd"/>
                           </w:p>
                         </w:txbxContent>
                       </wps:txbx>
@@ -1036,7 +1526,67 @@
           <w:bCs/>
           <w:lang w:val="en-US"/>
         </w:rPr>
-        <w:t xml:space="preserve">8. Sebutkan Organ Yang Terbentuk Pada Lapisan: </w:t>
+        <w:t xml:space="preserve">8. </w:t>
+      </w:r>
+      <w:proofErr w:type="spellStart"/>
+      <w:r>
+        <w:rPr>
+          <w:rFonts w:ascii="Balsamiq Sans" w:hAnsi="Balsamiq Sans"/>
+          <w:b/>
+          <w:bCs/>
+          <w:lang w:val="en-US"/>
+        </w:rPr>
+        <w:t>Sebutkan</w:t>
+      </w:r>
+      <w:proofErr w:type="spellEnd"/>
+      <w:r>
+        <w:rPr>
+          <w:rFonts w:ascii="Balsamiq Sans" w:hAnsi="Balsamiq Sans"/>
+          <w:b/>
+          <w:bCs/>
+          <w:lang w:val="en-US"/>
+        </w:rPr>
+        <w:t xml:space="preserve"> Organ Yang </w:t>
+      </w:r>
+      <w:proofErr w:type="spellStart"/>
+      <w:r>
+        <w:rPr>
+          <w:rFonts w:ascii="Balsamiq Sans" w:hAnsi="Balsamiq Sans"/>
+          <w:b/>
+          <w:bCs/>
+          <w:lang w:val="en-US"/>
+        </w:rPr>
+        <w:t>Terbentuk</w:t>
+      </w:r>
+      <w:proofErr w:type="spellEnd"/>
+      <w:r>
+        <w:rPr>
+          <w:rFonts w:ascii="Balsamiq Sans" w:hAnsi="Balsamiq Sans"/>
+          <w:b/>
+          <w:bCs/>
+          <w:lang w:val="en-US"/>
+        </w:rPr>
+        <w:t xml:space="preserve"> Pada </w:t>
+      </w:r>
+      <w:proofErr w:type="spellStart"/>
+      <w:r>
+        <w:rPr>
+          <w:rFonts w:ascii="Balsamiq Sans" w:hAnsi="Balsamiq Sans"/>
+          <w:b/>
+          <w:bCs/>
+          <w:lang w:val="en-US"/>
+        </w:rPr>
+        <w:t>Lapisan</w:t>
+      </w:r>
+      <w:proofErr w:type="spellEnd"/>
+      <w:r>
+        <w:rPr>
+          <w:rFonts w:ascii="Balsamiq Sans" w:hAnsi="Balsamiq Sans"/>
+          <w:b/>
+          <w:bCs/>
+          <w:lang w:val="en-US"/>
+        </w:rPr>
+        <w:t xml:space="preserve">: </w:t>
       </w:r>
     </w:p>
     <w:p>
@@ -1058,8 +1608,20 @@
           <w:highlight w:val="yellow"/>
           <w:lang w:val="en-US"/>
         </w:rPr>
-        <w:t>A) Ektodermis</w:t>
-      </w:r>
+        <w:t xml:space="preserve">A) </w:t>
+      </w:r>
+      <w:proofErr w:type="spellStart"/>
+      <w:r>
+        <w:rPr>
+          <w:rFonts w:ascii="Balsamiq Sans" w:hAnsi="Balsamiq Sans"/>
+          <w:b/>
+          <w:bCs/>
+          <w:highlight w:val="yellow"/>
+          <w:lang w:val="en-US"/>
+        </w:rPr>
+        <w:t>Ektodermis</w:t>
+      </w:r>
+      <w:proofErr w:type="spellEnd"/>
     </w:p>
     <w:p>
       <w:pPr>
@@ -1072,12 +1634,53 @@
           <w:lang w:val="en-US"/>
         </w:rPr>
       </w:pPr>
-      <w:r>
-        <w:rPr>
-          <w:rFonts w:ascii="Balsamiq Sans" w:hAnsi="Balsamiq Sans"/>
-          <w:lang w:val="en-US"/>
-        </w:rPr>
-        <w:t xml:space="preserve">Membentuk Kulit Dan Sistem Saraf </w:t>
+      <w:proofErr w:type="spellStart"/>
+      <w:r>
+        <w:rPr>
+          <w:rFonts w:ascii="Balsamiq Sans" w:hAnsi="Balsamiq Sans"/>
+          <w:lang w:val="en-US"/>
+        </w:rPr>
+        <w:t>Membentuk</w:t>
+      </w:r>
+      <w:proofErr w:type="spellEnd"/>
+      <w:r>
+        <w:rPr>
+          <w:rFonts w:ascii="Balsamiq Sans" w:hAnsi="Balsamiq Sans"/>
+          <w:lang w:val="en-US"/>
+        </w:rPr>
+        <w:t xml:space="preserve"> </w:t>
+      </w:r>
+      <w:proofErr w:type="spellStart"/>
+      <w:r>
+        <w:rPr>
+          <w:rFonts w:ascii="Balsamiq Sans" w:hAnsi="Balsamiq Sans"/>
+          <w:lang w:val="en-US"/>
+        </w:rPr>
+        <w:t>Kulit</w:t>
+      </w:r>
+      <w:proofErr w:type="spellEnd"/>
+      <w:r>
+        <w:rPr>
+          <w:rFonts w:ascii="Balsamiq Sans" w:hAnsi="Balsamiq Sans"/>
+          <w:lang w:val="en-US"/>
+        </w:rPr>
+        <w:t xml:space="preserve"> Dan </w:t>
+      </w:r>
+      <w:proofErr w:type="spellStart"/>
+      <w:r>
+        <w:rPr>
+          <w:rFonts w:ascii="Balsamiq Sans" w:hAnsi="Balsamiq Sans"/>
+          <w:lang w:val="en-US"/>
+        </w:rPr>
+        <w:t>Sistem</w:t>
+      </w:r>
+      <w:proofErr w:type="spellEnd"/>
+      <w:r>
+        <w:rPr>
+          <w:rFonts w:ascii="Balsamiq Sans" w:hAnsi="Balsamiq Sans"/>
+          <w:lang w:val="en-US"/>
+        </w:rPr>
+        <w:t xml:space="preserve"> Saraf </w:t>
       </w:r>
     </w:p>
     <w:p>
@@ -1099,8 +1702,20 @@
           <w:highlight w:val="yellow"/>
           <w:lang w:val="en-US"/>
         </w:rPr>
-        <w:t>B) Mesodermis</w:t>
-      </w:r>
+        <w:t xml:space="preserve">B) </w:t>
+      </w:r>
+      <w:proofErr w:type="spellStart"/>
+      <w:r>
+        <w:rPr>
+          <w:rFonts w:ascii="Balsamiq Sans" w:hAnsi="Balsamiq Sans"/>
+          <w:b/>
+          <w:bCs/>
+          <w:highlight w:val="yellow"/>
+          <w:lang w:val="en-US"/>
+        </w:rPr>
+        <w:t>Mesodermis</w:t>
+      </w:r>
+      <w:proofErr w:type="spellEnd"/>
     </w:p>
     <w:p>
       <w:pPr>
@@ -1110,14 +1725,144 @@
           <w:lang w:val="en-US"/>
         </w:rPr>
       </w:pPr>
+      <w:proofErr w:type="spellStart"/>
       <w:r>
         <w:rPr>
           <w:rFonts w:ascii="Balsamiq Sans" w:hAnsi="Balsamiq Sans"/>
           <w:lang w:val="en-US"/>
         </w:rPr>
         <w:lastRenderedPageBreak/>
-        <w:t>Membentuk Rangka, Otot, Sistem Peredaran Darah, Sistem Ekskresi, Dan Sistem Reproduksi</w:t>
-      </w:r>
+        <w:t>Membentuk</w:t>
+      </w:r>
+      <w:proofErr w:type="spellEnd"/>
+      <w:r>
+        <w:rPr>
+          <w:rFonts w:ascii="Balsamiq Sans" w:hAnsi="Balsamiq Sans"/>
+          <w:lang w:val="en-US"/>
+        </w:rPr>
+        <w:t xml:space="preserve"> </w:t>
+      </w:r>
+      <w:proofErr w:type="spellStart"/>
+      <w:r>
+        <w:rPr>
+          <w:rFonts w:ascii="Balsamiq Sans" w:hAnsi="Balsamiq Sans"/>
+          <w:lang w:val="en-US"/>
+        </w:rPr>
+        <w:t>Rangka</w:t>
+      </w:r>
+      <w:proofErr w:type="spellEnd"/>
+      <w:r>
+        <w:rPr>
+          <w:rFonts w:ascii="Balsamiq Sans" w:hAnsi="Balsamiq Sans"/>
+          <w:lang w:val="en-US"/>
+        </w:rPr>
+        <w:t xml:space="preserve">, </w:t>
+      </w:r>
+      <w:proofErr w:type="spellStart"/>
+      <w:r>
+        <w:rPr>
+          <w:rFonts w:ascii="Balsamiq Sans" w:hAnsi="Balsamiq Sans"/>
+          <w:lang w:val="en-US"/>
+        </w:rPr>
+        <w:t>Otot</w:t>
+      </w:r>
+      <w:proofErr w:type="spellEnd"/>
+      <w:r>
+        <w:rPr>
+          <w:rFonts w:ascii="Balsamiq Sans" w:hAnsi="Balsamiq Sans"/>
+          <w:lang w:val="en-US"/>
+        </w:rPr>
+        <w:t xml:space="preserve">, </w:t>
+      </w:r>
+      <w:proofErr w:type="spellStart"/>
+      <w:r>
+        <w:rPr>
+          <w:rFonts w:ascii="Balsamiq Sans" w:hAnsi="Balsamiq Sans"/>
+          <w:lang w:val="en-US"/>
+        </w:rPr>
+        <w:t>Sistem</w:t>
+      </w:r>
+      <w:proofErr w:type="spellEnd"/>
+      <w:r>
+        <w:rPr>
+          <w:rFonts w:ascii="Balsamiq Sans" w:hAnsi="Balsamiq Sans"/>
+          <w:lang w:val="en-US"/>
+        </w:rPr>
+        <w:t xml:space="preserve"> </w:t>
+      </w:r>
+      <w:proofErr w:type="spellStart"/>
+      <w:r>
+        <w:rPr>
+          <w:rFonts w:ascii="Balsamiq Sans" w:hAnsi="Balsamiq Sans"/>
+          <w:lang w:val="en-US"/>
+        </w:rPr>
+        <w:t>Peredaran</w:t>
+      </w:r>
+      <w:proofErr w:type="spellEnd"/>
+      <w:r>
+        <w:rPr>
+          <w:rFonts w:ascii="Balsamiq Sans" w:hAnsi="Balsamiq Sans"/>
+          <w:lang w:val="en-US"/>
+        </w:rPr>
+        <w:t xml:space="preserve"> Darah, </w:t>
+      </w:r>
+      <w:proofErr w:type="spellStart"/>
+      <w:r>
+        <w:rPr>
+          <w:rFonts w:ascii="Balsamiq Sans" w:hAnsi="Balsamiq Sans"/>
+          <w:lang w:val="en-US"/>
+        </w:rPr>
+        <w:t>Sistem</w:t>
+      </w:r>
+      <w:proofErr w:type="spellEnd"/>
+      <w:r>
+        <w:rPr>
+          <w:rFonts w:ascii="Balsamiq Sans" w:hAnsi="Balsamiq Sans"/>
+          <w:lang w:val="en-US"/>
+        </w:rPr>
+        <w:t xml:space="preserve"> </w:t>
+      </w:r>
+      <w:proofErr w:type="spellStart"/>
+      <w:r>
+        <w:rPr>
+          <w:rFonts w:ascii="Balsamiq Sans" w:hAnsi="Balsamiq Sans"/>
+          <w:lang w:val="en-US"/>
+        </w:rPr>
+        <w:t>Ekskresi</w:t>
+      </w:r>
+      <w:proofErr w:type="spellEnd"/>
+      <w:r>
+        <w:rPr>
+          <w:rFonts w:ascii="Balsamiq Sans" w:hAnsi="Balsamiq Sans"/>
+          <w:lang w:val="en-US"/>
+        </w:rPr>
+        <w:t xml:space="preserve">, Dan </w:t>
+      </w:r>
+      <w:proofErr w:type="spellStart"/>
+      <w:r>
+        <w:rPr>
+          <w:rFonts w:ascii="Balsamiq Sans" w:hAnsi="Balsamiq Sans"/>
+          <w:lang w:val="en-US"/>
+        </w:rPr>
+        <w:t>Sistem</w:t>
+      </w:r>
+      <w:proofErr w:type="spellEnd"/>
+      <w:r>
+        <w:rPr>
+          <w:rFonts w:ascii="Balsamiq Sans" w:hAnsi="Balsamiq Sans"/>
+          <w:lang w:val="en-US"/>
+        </w:rPr>
+        <w:t xml:space="preserve"> </w:t>
+      </w:r>
+      <w:proofErr w:type="spellStart"/>
+      <w:r>
+        <w:rPr>
+          <w:rFonts w:ascii="Balsamiq Sans" w:hAnsi="Balsamiq Sans"/>
+          <w:lang w:val="en-US"/>
+        </w:rPr>
+        <w:t>Reproduksi</w:t>
+      </w:r>
+      <w:proofErr w:type="spellEnd"/>
     </w:p>
     <w:p>
       <w:pPr>
@@ -1148,30 +1893,131 @@
           <w:lang w:val="en-US"/>
         </w:rPr>
       </w:pPr>
-      <w:r>
-        <w:rPr>
-          <w:rFonts w:ascii="Balsamiq Sans" w:hAnsi="Balsamiq Sans"/>
-          <w:lang w:val="en-US"/>
-        </w:rPr>
-        <w:t>Membentuk Sistem Pernapasan Dan Pencernaan</w:t>
-      </w:r>
-    </w:p>
-    <w:p>
-      <w:pPr>
-        <w:rPr>
-          <w:rFonts w:ascii="Balsamiq Sans" w:hAnsi="Balsamiq Sans"/>
-          <w:lang w:val="en-US"/>
-        </w:rPr>
-      </w:pPr>
-      <w:r>
-        <w:rPr>
-          <w:rFonts w:ascii="Balsamiq Sans" w:hAnsi="Balsamiq Sans"/>
-          <w:b/>
-          <w:bCs/>
-          <w:lang w:val="en-US"/>
-        </w:rPr>
-        <w:t>9. Jelaskan 4 Fase Menstruasi</w:t>
-      </w:r>
+      <w:proofErr w:type="spellStart"/>
+      <w:r>
+        <w:rPr>
+          <w:rFonts w:ascii="Balsamiq Sans" w:hAnsi="Balsamiq Sans"/>
+          <w:lang w:val="en-US"/>
+        </w:rPr>
+        <w:t>Membentuk</w:t>
+      </w:r>
+      <w:proofErr w:type="spellEnd"/>
+      <w:r>
+        <w:rPr>
+          <w:rFonts w:ascii="Balsamiq Sans" w:hAnsi="Balsamiq Sans"/>
+          <w:lang w:val="en-US"/>
+        </w:rPr>
+        <w:t xml:space="preserve"> </w:t>
+      </w:r>
+      <w:proofErr w:type="spellStart"/>
+      <w:r>
+        <w:rPr>
+          <w:rFonts w:ascii="Balsamiq Sans" w:hAnsi="Balsamiq Sans"/>
+          <w:lang w:val="en-US"/>
+        </w:rPr>
+        <w:t>Sistem</w:t>
+      </w:r>
+      <w:proofErr w:type="spellEnd"/>
+      <w:r>
+        <w:rPr>
+          <w:rFonts w:ascii="Balsamiq Sans" w:hAnsi="Balsamiq Sans"/>
+          <w:lang w:val="en-US"/>
+        </w:rPr>
+        <w:t xml:space="preserve"> </w:t>
+      </w:r>
+      <w:proofErr w:type="spellStart"/>
+      <w:r>
+        <w:rPr>
+          <w:rFonts w:ascii="Balsamiq Sans" w:hAnsi="Balsamiq Sans"/>
+          <w:lang w:val="en-US"/>
+        </w:rPr>
+        <w:t>Pernapasan</w:t>
+      </w:r>
+      <w:proofErr w:type="spellEnd"/>
+      <w:r>
+        <w:rPr>
+          <w:rFonts w:ascii="Balsamiq Sans" w:hAnsi="Balsamiq Sans"/>
+          <w:lang w:val="en-US"/>
+        </w:rPr>
+        <w:t xml:space="preserve"> Dan </w:t>
+      </w:r>
+      <w:proofErr w:type="spellStart"/>
+      <w:r>
+        <w:rPr>
+          <w:rFonts w:ascii="Balsamiq Sans" w:hAnsi="Balsamiq Sans"/>
+          <w:lang w:val="en-US"/>
+        </w:rPr>
+        <w:t>Pencernaan</w:t>
+      </w:r>
+      <w:proofErr w:type="spellEnd"/>
+    </w:p>
+    <w:p>
+      <w:pPr>
+        <w:rPr>
+          <w:rFonts w:ascii="Balsamiq Sans" w:hAnsi="Balsamiq Sans"/>
+          <w:lang w:val="en-US"/>
+        </w:rPr>
+      </w:pPr>
+      <w:r>
+        <w:rPr>
+          <w:rFonts w:ascii="Balsamiq Sans" w:hAnsi="Balsamiq Sans"/>
+          <w:b/>
+          <w:bCs/>
+          <w:lang w:val="en-US"/>
+        </w:rPr>
+        <w:t xml:space="preserve">9. </w:t>
+      </w:r>
+      <w:proofErr w:type="spellStart"/>
+      <w:r>
+        <w:rPr>
+          <w:rFonts w:ascii="Balsamiq Sans" w:hAnsi="Balsamiq Sans"/>
+          <w:b/>
+          <w:bCs/>
+          <w:lang w:val="en-US"/>
+        </w:rPr>
+        <w:t>Jelaskan</w:t>
+      </w:r>
+      <w:proofErr w:type="spellEnd"/>
+      <w:r>
+        <w:rPr>
+          <w:rFonts w:ascii="Balsamiq Sans" w:hAnsi="Balsamiq Sans"/>
+          <w:b/>
+          <w:bCs/>
+          <w:lang w:val="en-US"/>
+        </w:rPr>
+        <w:t xml:space="preserve"> 4 </w:t>
+      </w:r>
+      <w:proofErr w:type="spellStart"/>
+      <w:r>
+        <w:rPr>
+          <w:rFonts w:ascii="Balsamiq Sans" w:hAnsi="Balsamiq Sans"/>
+          <w:b/>
+          <w:bCs/>
+          <w:lang w:val="en-US"/>
+        </w:rPr>
+        <w:t>Fase</w:t>
+      </w:r>
+      <w:proofErr w:type="spellEnd"/>
+      <w:r>
+        <w:rPr>
+          <w:rFonts w:ascii="Balsamiq Sans" w:hAnsi="Balsamiq Sans"/>
+          <w:b/>
+          <w:bCs/>
+          <w:lang w:val="en-US"/>
+        </w:rPr>
+        <w:t xml:space="preserve"> </w:t>
+      </w:r>
+      <w:proofErr w:type="spellStart"/>
+      <w:r>
+        <w:rPr>
+          <w:rFonts w:ascii="Balsamiq Sans" w:hAnsi="Balsamiq Sans"/>
+          <w:b/>
+          <w:bCs/>
+          <w:lang w:val="en-US"/>
+        </w:rPr>
+        <w:t>Menstruasi</w:t>
+      </w:r>
+      <w:proofErr w:type="spellEnd"/>
     </w:p>
     <w:p>
       <w:pPr>
@@ -1405,8 +2251,139 @@
           <w:bCs/>
           <w:lang w:val="en-US"/>
         </w:rPr>
-        <w:t>10. Jelaskan 3 Penyakit Gangguan Sistem Reproduksi Manusia Dan Penyebabnya</w:t>
-      </w:r>
+        <w:t xml:space="preserve">10. </w:t>
+      </w:r>
+      <w:proofErr w:type="spellStart"/>
+      <w:r>
+        <w:rPr>
+          <w:rFonts w:ascii="Balsamiq Sans" w:hAnsi="Balsamiq Sans"/>
+          <w:b/>
+          <w:bCs/>
+          <w:lang w:val="en-US"/>
+        </w:rPr>
+        <w:t>Jelaskan</w:t>
+      </w:r>
+      <w:proofErr w:type="spellEnd"/>
+      <w:r>
+        <w:rPr>
+          <w:rFonts w:ascii="Balsamiq Sans" w:hAnsi="Balsamiq Sans"/>
+          <w:b/>
+          <w:bCs/>
+          <w:lang w:val="en-US"/>
+        </w:rPr>
+        <w:t xml:space="preserve"> 3 </w:t>
+      </w:r>
+      <w:proofErr w:type="spellStart"/>
+      <w:r>
+        <w:rPr>
+          <w:rFonts w:ascii="Balsamiq Sans" w:hAnsi="Balsamiq Sans"/>
+          <w:b/>
+          <w:bCs/>
+          <w:lang w:val="en-US"/>
+        </w:rPr>
+        <w:t>Penyakit</w:t>
+      </w:r>
+      <w:proofErr w:type="spellEnd"/>
+      <w:r>
+        <w:rPr>
+          <w:rFonts w:ascii="Balsamiq Sans" w:hAnsi="Balsamiq Sans"/>
+          <w:b/>
+          <w:bCs/>
+          <w:lang w:val="en-US"/>
+        </w:rPr>
+        <w:t xml:space="preserve"> </w:t>
+      </w:r>
+      <w:proofErr w:type="spellStart"/>
+      <w:r>
+        <w:rPr>
+          <w:rFonts w:ascii="Balsamiq Sans" w:hAnsi="Balsamiq Sans"/>
+          <w:b/>
+          <w:bCs/>
+          <w:lang w:val="en-US"/>
+        </w:rPr>
+        <w:t>Gangguan</w:t>
+      </w:r>
+      <w:proofErr w:type="spellEnd"/>
+      <w:r>
+        <w:rPr>
+          <w:rFonts w:ascii="Balsamiq Sans" w:hAnsi="Balsamiq Sans"/>
+          <w:b/>
+          <w:bCs/>
+          <w:lang w:val="en-US"/>
+        </w:rPr>
+        <w:t xml:space="preserve"> </w:t>
+      </w:r>
+      <w:proofErr w:type="spellStart"/>
+      <w:r>
+        <w:rPr>
+          <w:rFonts w:ascii="Balsamiq Sans" w:hAnsi="Balsamiq Sans"/>
+          <w:b/>
+          <w:bCs/>
+          <w:lang w:val="en-US"/>
+        </w:rPr>
+        <w:t>Sistem</w:t>
+      </w:r>
+      <w:proofErr w:type="spellEnd"/>
+      <w:r>
+        <w:rPr>
+          <w:rFonts w:ascii="Balsamiq Sans" w:hAnsi="Balsamiq Sans"/>
+          <w:b/>
+          <w:bCs/>
+          <w:lang w:val="en-US"/>
+        </w:rPr>
+        <w:t xml:space="preserve"> </w:t>
+      </w:r>
+      <w:proofErr w:type="spellStart"/>
+      <w:r>
+        <w:rPr>
+          <w:rFonts w:ascii="Balsamiq Sans" w:hAnsi="Balsamiq Sans"/>
+          <w:b/>
+          <w:bCs/>
+          <w:lang w:val="en-US"/>
+        </w:rPr>
+        <w:t>Reproduksi</w:t>
+      </w:r>
+      <w:proofErr w:type="spellEnd"/>
+      <w:r>
+        <w:rPr>
+          <w:rFonts w:ascii="Balsamiq Sans" w:hAnsi="Balsamiq Sans"/>
+          <w:b/>
+          <w:bCs/>
+          <w:lang w:val="en-US"/>
+        </w:rPr>
+        <w:t xml:space="preserve"> </w:t>
+      </w:r>
+      <w:proofErr w:type="spellStart"/>
+      <w:r>
+        <w:rPr>
+          <w:rFonts w:ascii="Balsamiq Sans" w:hAnsi="Balsamiq Sans"/>
+          <w:b/>
+          <w:bCs/>
+          <w:lang w:val="en-US"/>
+        </w:rPr>
+        <w:t>Manusia</w:t>
+      </w:r>
+      <w:proofErr w:type="spellEnd"/>
+      <w:r>
+        <w:rPr>
+          <w:rFonts w:ascii="Balsamiq Sans" w:hAnsi="Balsamiq Sans"/>
+          <w:b/>
+          <w:bCs/>
+          <w:lang w:val="en-US"/>
+        </w:rPr>
+        <w:t xml:space="preserve"> Dan </w:t>
+      </w:r>
+      <w:proofErr w:type="spellStart"/>
+      <w:r>
+        <w:rPr>
+          <w:rFonts w:ascii="Balsamiq Sans" w:hAnsi="Balsamiq Sans"/>
+          <w:b/>
+          <w:bCs/>
+          <w:lang w:val="en-US"/>
+        </w:rPr>
+        <w:t>Penyebabnya</w:t>
+      </w:r>
+      <w:proofErr w:type="spellEnd"/>
     </w:p>
     <w:tbl>
       <w:tblPr>
@@ -1436,12 +2413,67 @@
                 <w:lang w:val="en-US"/>
               </w:rPr>
             </w:pPr>
+            <w:proofErr w:type="spellStart"/>
             <w:r>
               <w:rPr>
                 <w:rFonts w:ascii="Balsamiq Sans" w:hAnsi="Balsamiq Sans"/>
                 <w:lang w:val="en-US"/>
               </w:rPr>
               <w:t>Penyakit</w:t>
+            </w:r>
+            <w:proofErr w:type="spellEnd"/>
+          </w:p>
+        </w:tc>
+        <w:tc>
+          <w:tcPr>
+            <w:tcW w:w="2254" w:type="dxa"/>
+          </w:tcPr>
+          <w:p>
+            <w:pPr>
+              <w:cnfStyle w:val="100000000000" w:firstRow="1" w:lastRow="0" w:firstColumn="0" w:lastColumn="0" w:oddVBand="0" w:evenVBand="0" w:oddHBand="0" w:evenHBand="0" w:firstRowFirstColumn="0" w:firstRowLastColumn="0" w:lastRowFirstColumn="0" w:lastRowLastColumn="0"/>
+              <w:rPr>
+                <w:rFonts w:ascii="Balsamiq Sans" w:hAnsi="Balsamiq Sans"/>
+                <w:lang w:val="en-US"/>
+              </w:rPr>
+            </w:pPr>
+            <w:proofErr w:type="spellStart"/>
+            <w:r>
+              <w:rPr>
+                <w:rFonts w:ascii="Balsamiq Sans" w:hAnsi="Balsamiq Sans"/>
+                <w:lang w:val="en-US"/>
+              </w:rPr>
+              <w:t>Penyebab</w:t>
+            </w:r>
+            <w:proofErr w:type="spellEnd"/>
+          </w:p>
+        </w:tc>
+        <w:tc>
+          <w:tcPr>
+            <w:tcW w:w="2254" w:type="dxa"/>
+          </w:tcPr>
+          <w:p>
+            <w:pPr>
+              <w:cnfStyle w:val="100000000000" w:firstRow="1" w:lastRow="0" w:firstColumn="0" w:lastColumn="0" w:oddVBand="0" w:evenVBand="0" w:oddHBand="0" w:evenHBand="0" w:firstRowFirstColumn="0" w:firstRowLastColumn="0" w:lastRowFirstColumn="0" w:lastRowLastColumn="0"/>
+              <w:rPr>
+                <w:rFonts w:ascii="Balsamiq Sans" w:hAnsi="Balsamiq Sans"/>
+                <w:lang w:val="en-US"/>
+              </w:rPr>
+            </w:pPr>
+            <w:proofErr w:type="spellStart"/>
+            <w:r>
+              <w:rPr>
+                <w:rFonts w:ascii="Balsamiq Sans" w:hAnsi="Balsamiq Sans"/>
+                <w:lang w:val="en-US"/>
+              </w:rPr>
+              <w:t>Gejala</w:t>
+            </w:r>
+            <w:proofErr w:type="spellEnd"/>
+            <w:r>
+              <w:rPr>
+                <w:rFonts w:ascii="Balsamiq Sans" w:hAnsi="Balsamiq Sans"/>
+                <w:lang w:val="en-US"/>
+              </w:rPr>
+              <w:t xml:space="preserve"> / Tanda – Tanda</w:t>
             </w:r>
           </w:p>
         </w:tc>
@@ -1457,48 +2489,7 @@
                 <w:lang w:val="en-US"/>
               </w:rPr>
             </w:pPr>
-            <w:r>
-              <w:rPr>
-                <w:rFonts w:ascii="Balsamiq Sans" w:hAnsi="Balsamiq Sans"/>
-                <w:lang w:val="en-US"/>
-              </w:rPr>
-              <w:t>Penyebab</w:t>
-            </w:r>
-          </w:p>
-        </w:tc>
-        <w:tc>
-          <w:tcPr>
-            <w:tcW w:w="2254" w:type="dxa"/>
-          </w:tcPr>
-          <w:p>
-            <w:pPr>
-              <w:cnfStyle w:val="100000000000" w:firstRow="1" w:lastRow="0" w:firstColumn="0" w:lastColumn="0" w:oddVBand="0" w:evenVBand="0" w:oddHBand="0" w:evenHBand="0" w:firstRowFirstColumn="0" w:firstRowLastColumn="0" w:lastRowFirstColumn="0" w:lastRowLastColumn="0"/>
-              <w:rPr>
-                <w:rFonts w:ascii="Balsamiq Sans" w:hAnsi="Balsamiq Sans"/>
-                <w:lang w:val="en-US"/>
-              </w:rPr>
-            </w:pPr>
-            <w:r>
-              <w:rPr>
-                <w:rFonts w:ascii="Balsamiq Sans" w:hAnsi="Balsamiq Sans"/>
-                <w:lang w:val="en-US"/>
-              </w:rPr>
-              <w:t>Gejala / Tanda – Tanda</w:t>
-            </w:r>
-          </w:p>
-        </w:tc>
-        <w:tc>
-          <w:tcPr>
-            <w:tcW w:w="2254" w:type="dxa"/>
-          </w:tcPr>
-          <w:p>
-            <w:pPr>
-              <w:cnfStyle w:val="100000000000" w:firstRow="1" w:lastRow="0" w:firstColumn="0" w:lastColumn="0" w:oddVBand="0" w:evenVBand="0" w:oddHBand="0" w:evenHBand="0" w:firstRowFirstColumn="0" w:firstRowLastColumn="0" w:lastRowFirstColumn="0" w:lastRowLastColumn="0"/>
-              <w:rPr>
-                <w:rFonts w:ascii="Balsamiq Sans" w:hAnsi="Balsamiq Sans"/>
-                <w:lang w:val="en-US"/>
-              </w:rPr>
-            </w:pPr>
+            <w:proofErr w:type="spellStart"/>
             <w:r>
               <w:rPr>
                 <w:rFonts w:ascii="Balsamiq Sans" w:hAnsi="Balsamiq Sans"/>
@@ -1506,6 +2497,7 @@
               </w:rPr>
               <w:t>Masalah</w:t>
             </w:r>
+            <w:proofErr w:type="spellEnd"/>
           </w:p>
           <w:p>
             <w:pPr>
@@ -1905,7 +2897,67 @@
           <w:lang w:val="en-US"/>
         </w:rPr>
         <w:lastRenderedPageBreak/>
-        <w:t>1. Jelaskan Perbedaan Reproduksi:</w:t>
+        <w:t xml:space="preserve">1. </w:t>
+      </w:r>
+      <w:proofErr w:type="spellStart"/>
+      <w:r>
+        <w:rPr>
+          <w:rFonts w:ascii="Balsamiq Sans" w:hAnsi="Balsamiq Sans"/>
+          <w:b/>
+          <w:bCs/>
+          <w:lang w:val="en-US"/>
+        </w:rPr>
+        <w:t>Jelaskan</w:t>
+      </w:r>
+      <w:proofErr w:type="spellEnd"/>
+      <w:r>
+        <w:rPr>
+          <w:rFonts w:ascii="Balsamiq Sans" w:hAnsi="Balsamiq Sans"/>
+          <w:b/>
+          <w:bCs/>
+          <w:lang w:val="en-US"/>
+        </w:rPr>
+        <w:t xml:space="preserve"> </w:t>
+      </w:r>
+      <w:proofErr w:type="spellStart"/>
+      <w:r>
+        <w:rPr>
+          <w:rFonts w:ascii="Balsamiq Sans" w:hAnsi="Balsamiq Sans"/>
+          <w:b/>
+          <w:bCs/>
+          <w:lang w:val="en-US"/>
+        </w:rPr>
+        <w:t>Perbedaan</w:t>
+      </w:r>
+      <w:proofErr w:type="spellEnd"/>
+      <w:r>
+        <w:rPr>
+          <w:rFonts w:ascii="Balsamiq Sans" w:hAnsi="Balsamiq Sans"/>
+          <w:b/>
+          <w:bCs/>
+          <w:lang w:val="en-US"/>
+        </w:rPr>
+        <w:t xml:space="preserve"> </w:t>
+      </w:r>
+      <w:proofErr w:type="spellStart"/>
+      <w:r>
+        <w:rPr>
+          <w:rFonts w:ascii="Balsamiq Sans" w:hAnsi="Balsamiq Sans"/>
+          <w:b/>
+          <w:bCs/>
+          <w:lang w:val="en-US"/>
+        </w:rPr>
+        <w:t>Reproduksi</w:t>
+      </w:r>
+      <w:proofErr w:type="spellEnd"/>
+      <w:r>
+        <w:rPr>
+          <w:rFonts w:ascii="Balsamiq Sans" w:hAnsi="Balsamiq Sans"/>
+          <w:b/>
+          <w:bCs/>
+          <w:lang w:val="en-US"/>
+        </w:rPr>
+        <w:t>:</w:t>
       </w:r>
     </w:p>
     <w:p>
@@ -1926,8 +2978,20 @@
           <w:highlight w:val="yellow"/>
           <w:lang w:val="en-US"/>
         </w:rPr>
-        <w:t>A) Vegetatif</w:t>
-      </w:r>
+        <w:t xml:space="preserve">A) </w:t>
+      </w:r>
+      <w:proofErr w:type="spellStart"/>
+      <w:r>
+        <w:rPr>
+          <w:rFonts w:ascii="Balsamiq Sans" w:hAnsi="Balsamiq Sans"/>
+          <w:b/>
+          <w:bCs/>
+          <w:highlight w:val="yellow"/>
+          <w:lang w:val="en-US"/>
+        </w:rPr>
+        <w:t>Vegetatif</w:t>
+      </w:r>
+      <w:proofErr w:type="spellEnd"/>
     </w:p>
     <w:p>
       <w:pPr>
@@ -1937,13 +3001,383 @@
           <w:lang w:val="en-US"/>
         </w:rPr>
       </w:pPr>
-      <w:r>
-        <w:rPr>
-          <w:rFonts w:ascii="Balsamiq Sans" w:hAnsi="Balsamiq Sans"/>
-          <w:lang w:val="en-US"/>
-        </w:rPr>
-        <w:t>Reproduksi Vegetatif Atau Reproduksi Aseksual Merupakan Cara Reproduksi Tanpa Didahului Oleh Peleburan Sel Kelamin Jantan Dan Betina. Cara Reproduksi Ini Hanya Melibatkan Satu Induk Dan Menghasilkan Keturunan Yang Secara Genetik Identik Dengan Induknya</w:t>
-      </w:r>
+      <w:proofErr w:type="spellStart"/>
+      <w:r>
+        <w:rPr>
+          <w:rFonts w:ascii="Balsamiq Sans" w:hAnsi="Balsamiq Sans"/>
+          <w:lang w:val="en-US"/>
+        </w:rPr>
+        <w:t>Reproduksi</w:t>
+      </w:r>
+      <w:proofErr w:type="spellEnd"/>
+      <w:r>
+        <w:rPr>
+          <w:rFonts w:ascii="Balsamiq Sans" w:hAnsi="Balsamiq Sans"/>
+          <w:lang w:val="en-US"/>
+        </w:rPr>
+        <w:t xml:space="preserve"> </w:t>
+      </w:r>
+      <w:proofErr w:type="spellStart"/>
+      <w:r>
+        <w:rPr>
+          <w:rFonts w:ascii="Balsamiq Sans" w:hAnsi="Balsamiq Sans"/>
+          <w:lang w:val="en-US"/>
+        </w:rPr>
+        <w:t>Vegetatif</w:t>
+      </w:r>
+      <w:proofErr w:type="spellEnd"/>
+      <w:r>
+        <w:rPr>
+          <w:rFonts w:ascii="Balsamiq Sans" w:hAnsi="Balsamiq Sans"/>
+          <w:lang w:val="en-US"/>
+        </w:rPr>
+        <w:t xml:space="preserve"> </w:t>
+      </w:r>
+      <w:proofErr w:type="spellStart"/>
+      <w:r>
+        <w:rPr>
+          <w:rFonts w:ascii="Balsamiq Sans" w:hAnsi="Balsamiq Sans"/>
+          <w:lang w:val="en-US"/>
+        </w:rPr>
+        <w:t>Atau</w:t>
+      </w:r>
+      <w:proofErr w:type="spellEnd"/>
+      <w:r>
+        <w:rPr>
+          <w:rFonts w:ascii="Balsamiq Sans" w:hAnsi="Balsamiq Sans"/>
+          <w:lang w:val="en-US"/>
+        </w:rPr>
+        <w:t xml:space="preserve"> </w:t>
+      </w:r>
+      <w:proofErr w:type="spellStart"/>
+      <w:r>
+        <w:rPr>
+          <w:rFonts w:ascii="Balsamiq Sans" w:hAnsi="Balsamiq Sans"/>
+          <w:lang w:val="en-US"/>
+        </w:rPr>
+        <w:t>Reproduksi</w:t>
+      </w:r>
+      <w:proofErr w:type="spellEnd"/>
+      <w:r>
+        <w:rPr>
+          <w:rFonts w:ascii="Balsamiq Sans" w:hAnsi="Balsamiq Sans"/>
+          <w:lang w:val="en-US"/>
+        </w:rPr>
+        <w:t xml:space="preserve"> </w:t>
+      </w:r>
+      <w:proofErr w:type="spellStart"/>
+      <w:r>
+        <w:rPr>
+          <w:rFonts w:ascii="Balsamiq Sans" w:hAnsi="Balsamiq Sans"/>
+          <w:lang w:val="en-US"/>
+        </w:rPr>
+        <w:t>Aseksual</w:t>
+      </w:r>
+      <w:proofErr w:type="spellEnd"/>
+      <w:r>
+        <w:rPr>
+          <w:rFonts w:ascii="Balsamiq Sans" w:hAnsi="Balsamiq Sans"/>
+          <w:lang w:val="en-US"/>
+        </w:rPr>
+        <w:t xml:space="preserve"> </w:t>
+      </w:r>
+      <w:proofErr w:type="spellStart"/>
+      <w:r>
+        <w:rPr>
+          <w:rFonts w:ascii="Balsamiq Sans" w:hAnsi="Balsamiq Sans"/>
+          <w:lang w:val="en-US"/>
+        </w:rPr>
+        <w:t>Merupakan</w:t>
+      </w:r>
+      <w:proofErr w:type="spellEnd"/>
+      <w:r>
+        <w:rPr>
+          <w:rFonts w:ascii="Balsamiq Sans" w:hAnsi="Balsamiq Sans"/>
+          <w:lang w:val="en-US"/>
+        </w:rPr>
+        <w:t xml:space="preserve"> Cara </w:t>
+      </w:r>
+      <w:proofErr w:type="spellStart"/>
+      <w:r>
+        <w:rPr>
+          <w:rFonts w:ascii="Balsamiq Sans" w:hAnsi="Balsamiq Sans"/>
+          <w:lang w:val="en-US"/>
+        </w:rPr>
+        <w:t>Reproduksi</w:t>
+      </w:r>
+      <w:proofErr w:type="spellEnd"/>
+      <w:r>
+        <w:rPr>
+          <w:rFonts w:ascii="Balsamiq Sans" w:hAnsi="Balsamiq Sans"/>
+          <w:lang w:val="en-US"/>
+        </w:rPr>
+        <w:t xml:space="preserve"> </w:t>
+      </w:r>
+      <w:proofErr w:type="spellStart"/>
+      <w:r>
+        <w:rPr>
+          <w:rFonts w:ascii="Balsamiq Sans" w:hAnsi="Balsamiq Sans"/>
+          <w:lang w:val="en-US"/>
+        </w:rPr>
+        <w:t>Tanpa</w:t>
+      </w:r>
+      <w:proofErr w:type="spellEnd"/>
+      <w:r>
+        <w:rPr>
+          <w:rFonts w:ascii="Balsamiq Sans" w:hAnsi="Balsamiq Sans"/>
+          <w:lang w:val="en-US"/>
+        </w:rPr>
+        <w:t xml:space="preserve"> </w:t>
+      </w:r>
+      <w:proofErr w:type="spellStart"/>
+      <w:r>
+        <w:rPr>
+          <w:rFonts w:ascii="Balsamiq Sans" w:hAnsi="Balsamiq Sans"/>
+          <w:lang w:val="en-US"/>
+        </w:rPr>
+        <w:t>Didahului</w:t>
+      </w:r>
+      <w:proofErr w:type="spellEnd"/>
+      <w:r>
+        <w:rPr>
+          <w:rFonts w:ascii="Balsamiq Sans" w:hAnsi="Balsamiq Sans"/>
+          <w:lang w:val="en-US"/>
+        </w:rPr>
+        <w:t xml:space="preserve"> Oleh </w:t>
+      </w:r>
+      <w:proofErr w:type="spellStart"/>
+      <w:r>
+        <w:rPr>
+          <w:rFonts w:ascii="Balsamiq Sans" w:hAnsi="Balsamiq Sans"/>
+          <w:lang w:val="en-US"/>
+        </w:rPr>
+        <w:t>Peleburan</w:t>
+      </w:r>
+      <w:proofErr w:type="spellEnd"/>
+      <w:r>
+        <w:rPr>
+          <w:rFonts w:ascii="Balsamiq Sans" w:hAnsi="Balsamiq Sans"/>
+          <w:lang w:val="en-US"/>
+        </w:rPr>
+        <w:t xml:space="preserve"> </w:t>
+      </w:r>
+      <w:proofErr w:type="spellStart"/>
+      <w:r>
+        <w:rPr>
+          <w:rFonts w:ascii="Balsamiq Sans" w:hAnsi="Balsamiq Sans"/>
+          <w:lang w:val="en-US"/>
+        </w:rPr>
+        <w:t>Sel</w:t>
+      </w:r>
+      <w:proofErr w:type="spellEnd"/>
+      <w:r>
+        <w:rPr>
+          <w:rFonts w:ascii="Balsamiq Sans" w:hAnsi="Balsamiq Sans"/>
+          <w:lang w:val="en-US"/>
+        </w:rPr>
+        <w:t xml:space="preserve"> </w:t>
+      </w:r>
+      <w:proofErr w:type="spellStart"/>
+      <w:r>
+        <w:rPr>
+          <w:rFonts w:ascii="Balsamiq Sans" w:hAnsi="Balsamiq Sans"/>
+          <w:lang w:val="en-US"/>
+        </w:rPr>
+        <w:t>Kelamin</w:t>
+      </w:r>
+      <w:proofErr w:type="spellEnd"/>
+      <w:r>
+        <w:rPr>
+          <w:rFonts w:ascii="Balsamiq Sans" w:hAnsi="Balsamiq Sans"/>
+          <w:lang w:val="en-US"/>
+        </w:rPr>
+        <w:t xml:space="preserve"> Jantan Dan </w:t>
+      </w:r>
+      <w:proofErr w:type="spellStart"/>
+      <w:r>
+        <w:rPr>
+          <w:rFonts w:ascii="Balsamiq Sans" w:hAnsi="Balsamiq Sans"/>
+          <w:lang w:val="en-US"/>
+        </w:rPr>
+        <w:t>Betina</w:t>
+      </w:r>
+      <w:proofErr w:type="spellEnd"/>
+      <w:r>
+        <w:rPr>
+          <w:rFonts w:ascii="Balsamiq Sans" w:hAnsi="Balsamiq Sans"/>
+          <w:lang w:val="en-US"/>
+        </w:rPr>
+        <w:t xml:space="preserve">. Cara </w:t>
+      </w:r>
+      <w:proofErr w:type="spellStart"/>
+      <w:r>
+        <w:rPr>
+          <w:rFonts w:ascii="Balsamiq Sans" w:hAnsi="Balsamiq Sans"/>
+          <w:lang w:val="en-US"/>
+        </w:rPr>
+        <w:t>Reproduksi</w:t>
+      </w:r>
+      <w:proofErr w:type="spellEnd"/>
+      <w:r>
+        <w:rPr>
+          <w:rFonts w:ascii="Balsamiq Sans" w:hAnsi="Balsamiq Sans"/>
+          <w:lang w:val="en-US"/>
+        </w:rPr>
+        <w:t xml:space="preserve"> </w:t>
+      </w:r>
+      <w:proofErr w:type="spellStart"/>
+      <w:r>
+        <w:rPr>
+          <w:rFonts w:ascii="Balsamiq Sans" w:hAnsi="Balsamiq Sans"/>
+          <w:lang w:val="en-US"/>
+        </w:rPr>
+        <w:t>Ini</w:t>
+      </w:r>
+      <w:proofErr w:type="spellEnd"/>
+      <w:r>
+        <w:rPr>
+          <w:rFonts w:ascii="Balsamiq Sans" w:hAnsi="Balsamiq Sans"/>
+          <w:lang w:val="en-US"/>
+        </w:rPr>
+        <w:t xml:space="preserve"> Hanya </w:t>
+      </w:r>
+      <w:proofErr w:type="spellStart"/>
+      <w:r>
+        <w:rPr>
+          <w:rFonts w:ascii="Balsamiq Sans" w:hAnsi="Balsamiq Sans"/>
+          <w:lang w:val="en-US"/>
+        </w:rPr>
+        <w:t>Melibatkan</w:t>
+      </w:r>
+      <w:proofErr w:type="spellEnd"/>
+      <w:r>
+        <w:rPr>
+          <w:rFonts w:ascii="Balsamiq Sans" w:hAnsi="Balsamiq Sans"/>
+          <w:lang w:val="en-US"/>
+        </w:rPr>
+        <w:t xml:space="preserve"> Satu </w:t>
+      </w:r>
+      <w:proofErr w:type="spellStart"/>
+      <w:r>
+        <w:rPr>
+          <w:rFonts w:ascii="Balsamiq Sans" w:hAnsi="Balsamiq Sans"/>
+          <w:lang w:val="en-US"/>
+        </w:rPr>
+        <w:t>Induk</w:t>
+      </w:r>
+      <w:proofErr w:type="spellEnd"/>
+      <w:r>
+        <w:rPr>
+          <w:rFonts w:ascii="Balsamiq Sans" w:hAnsi="Balsamiq Sans"/>
+          <w:lang w:val="en-US"/>
+        </w:rPr>
+        <w:t xml:space="preserve"> Dan </w:t>
+      </w:r>
+      <w:proofErr w:type="spellStart"/>
+      <w:r>
+        <w:rPr>
+          <w:rFonts w:ascii="Balsamiq Sans" w:hAnsi="Balsamiq Sans"/>
+          <w:lang w:val="en-US"/>
+        </w:rPr>
+        <w:t>Menghasilkan</w:t>
+      </w:r>
+      <w:proofErr w:type="spellEnd"/>
+      <w:r>
+        <w:rPr>
+          <w:rFonts w:ascii="Balsamiq Sans" w:hAnsi="Balsamiq Sans"/>
+          <w:lang w:val="en-US"/>
+        </w:rPr>
+        <w:t xml:space="preserve"> </w:t>
+      </w:r>
+      <w:proofErr w:type="spellStart"/>
+      <w:r>
+        <w:rPr>
+          <w:rFonts w:ascii="Balsamiq Sans" w:hAnsi="Balsamiq Sans"/>
+          <w:lang w:val="en-US"/>
+        </w:rPr>
+        <w:t>Keturunan</w:t>
+      </w:r>
+      <w:proofErr w:type="spellEnd"/>
+      <w:r>
+        <w:rPr>
+          <w:rFonts w:ascii="Balsamiq Sans" w:hAnsi="Balsamiq Sans"/>
+          <w:lang w:val="en-US"/>
+        </w:rPr>
+        <w:t xml:space="preserve"> Yang </w:t>
+      </w:r>
+      <w:proofErr w:type="spellStart"/>
+      <w:r>
+        <w:rPr>
+          <w:rFonts w:ascii="Balsamiq Sans" w:hAnsi="Balsamiq Sans"/>
+          <w:lang w:val="en-US"/>
+        </w:rPr>
+        <w:t>Secara</w:t>
+      </w:r>
+      <w:proofErr w:type="spellEnd"/>
+      <w:r>
+        <w:rPr>
+          <w:rFonts w:ascii="Balsamiq Sans" w:hAnsi="Balsamiq Sans"/>
+          <w:lang w:val="en-US"/>
+        </w:rPr>
+        <w:t xml:space="preserve"> </w:t>
+      </w:r>
+      <w:proofErr w:type="spellStart"/>
+      <w:r>
+        <w:rPr>
+          <w:rFonts w:ascii="Balsamiq Sans" w:hAnsi="Balsamiq Sans"/>
+          <w:lang w:val="en-US"/>
+        </w:rPr>
+        <w:t>Genetik</w:t>
+      </w:r>
+      <w:proofErr w:type="spellEnd"/>
+      <w:r>
+        <w:rPr>
+          <w:rFonts w:ascii="Balsamiq Sans" w:hAnsi="Balsamiq Sans"/>
+          <w:lang w:val="en-US"/>
+        </w:rPr>
+        <w:t xml:space="preserve"> </w:t>
+      </w:r>
+      <w:proofErr w:type="spellStart"/>
+      <w:r>
+        <w:rPr>
+          <w:rFonts w:ascii="Balsamiq Sans" w:hAnsi="Balsamiq Sans"/>
+          <w:lang w:val="en-US"/>
+        </w:rPr>
+        <w:t>Identik</w:t>
+      </w:r>
+      <w:proofErr w:type="spellEnd"/>
+      <w:r>
+        <w:rPr>
+          <w:rFonts w:ascii="Balsamiq Sans" w:hAnsi="Balsamiq Sans"/>
+          <w:lang w:val="en-US"/>
+        </w:rPr>
+        <w:t xml:space="preserve"> </w:t>
+      </w:r>
+      <w:proofErr w:type="spellStart"/>
+      <w:r>
+        <w:rPr>
+          <w:rFonts w:ascii="Balsamiq Sans" w:hAnsi="Balsamiq Sans"/>
+          <w:lang w:val="en-US"/>
+        </w:rPr>
+        <w:t>Dengan</w:t>
+      </w:r>
+      <w:proofErr w:type="spellEnd"/>
+      <w:r>
+        <w:rPr>
+          <w:rFonts w:ascii="Balsamiq Sans" w:hAnsi="Balsamiq Sans"/>
+          <w:lang w:val="en-US"/>
+        </w:rPr>
+        <w:t xml:space="preserve"> </w:t>
+      </w:r>
+      <w:proofErr w:type="spellStart"/>
+      <w:r>
+        <w:rPr>
+          <w:rFonts w:ascii="Balsamiq Sans" w:hAnsi="Balsamiq Sans"/>
+          <w:lang w:val="en-US"/>
+        </w:rPr>
+        <w:t>Induknya</w:t>
+      </w:r>
+      <w:proofErr w:type="spellEnd"/>
     </w:p>
     <w:p>
       <w:pPr>
@@ -1963,8 +3397,20 @@
           <w:highlight w:val="yellow"/>
           <w:lang w:val="en-US"/>
         </w:rPr>
-        <w:t>B) Generatif</w:t>
-      </w:r>
+        <w:t xml:space="preserve">B) </w:t>
+      </w:r>
+      <w:proofErr w:type="spellStart"/>
+      <w:r>
+        <w:rPr>
+          <w:rFonts w:ascii="Balsamiq Sans" w:hAnsi="Balsamiq Sans"/>
+          <w:b/>
+          <w:bCs/>
+          <w:highlight w:val="yellow"/>
+          <w:lang w:val="en-US"/>
+        </w:rPr>
+        <w:t>Generatif</w:t>
+      </w:r>
+      <w:proofErr w:type="spellEnd"/>
     </w:p>
     <w:p>
       <w:pPr>
@@ -1974,31 +3420,529 @@
           <w:lang w:val="en-US"/>
         </w:rPr>
       </w:pPr>
-      <w:r>
-        <w:rPr>
-          <w:rFonts w:ascii="Balsamiq Sans" w:hAnsi="Balsamiq Sans"/>
-          <w:lang w:val="en-US"/>
-        </w:rPr>
-        <w:t>Reproduksi Generatif Atau Reproduksi Seksual Merupakan Cara Reproduksi Yang Didahului Oleh Peleburan Sel Kelamin Jantan Dan Sel Kelamin Betina. Cara Reproduksi Ini Melibatkan 2 Induk Dan Menghasilkan Keturunan Yang Secara Genetik Dapat Sama Atau Berbeda Dengan Induknya</w:t>
-      </w:r>
-    </w:p>
-    <w:p>
-      <w:pPr>
-        <w:rPr>
-          <w:rFonts w:ascii="Balsamiq Sans" w:hAnsi="Balsamiq Sans"/>
-          <w:b/>
-          <w:bCs/>
-          <w:lang w:val="en-US"/>
-        </w:rPr>
-      </w:pPr>
-      <w:r>
-        <w:rPr>
-          <w:rFonts w:ascii="Balsamiq Sans" w:hAnsi="Balsamiq Sans"/>
-          <w:b/>
-          <w:bCs/>
-          <w:lang w:val="en-US"/>
-        </w:rPr>
-        <w:t>2. Jelaskan Perbedaan Dan Berikan 2 Contoh Masing – Masing Dari:</w:t>
+      <w:proofErr w:type="spellStart"/>
+      <w:r>
+        <w:rPr>
+          <w:rFonts w:ascii="Balsamiq Sans" w:hAnsi="Balsamiq Sans"/>
+          <w:lang w:val="en-US"/>
+        </w:rPr>
+        <w:t>Reproduksi</w:t>
+      </w:r>
+      <w:proofErr w:type="spellEnd"/>
+      <w:r>
+        <w:rPr>
+          <w:rFonts w:ascii="Balsamiq Sans" w:hAnsi="Balsamiq Sans"/>
+          <w:lang w:val="en-US"/>
+        </w:rPr>
+        <w:t xml:space="preserve"> </w:t>
+      </w:r>
+      <w:proofErr w:type="spellStart"/>
+      <w:r>
+        <w:rPr>
+          <w:rFonts w:ascii="Balsamiq Sans" w:hAnsi="Balsamiq Sans"/>
+          <w:lang w:val="en-US"/>
+        </w:rPr>
+        <w:t>Generatif</w:t>
+      </w:r>
+      <w:proofErr w:type="spellEnd"/>
+      <w:r>
+        <w:rPr>
+          <w:rFonts w:ascii="Balsamiq Sans" w:hAnsi="Balsamiq Sans"/>
+          <w:lang w:val="en-US"/>
+        </w:rPr>
+        <w:t xml:space="preserve"> </w:t>
+      </w:r>
+      <w:proofErr w:type="spellStart"/>
+      <w:r>
+        <w:rPr>
+          <w:rFonts w:ascii="Balsamiq Sans" w:hAnsi="Balsamiq Sans"/>
+          <w:lang w:val="en-US"/>
+        </w:rPr>
+        <w:t>Atau</w:t>
+      </w:r>
+      <w:proofErr w:type="spellEnd"/>
+      <w:r>
+        <w:rPr>
+          <w:rFonts w:ascii="Balsamiq Sans" w:hAnsi="Balsamiq Sans"/>
+          <w:lang w:val="en-US"/>
+        </w:rPr>
+        <w:t xml:space="preserve"> </w:t>
+      </w:r>
+      <w:proofErr w:type="spellStart"/>
+      <w:r>
+        <w:rPr>
+          <w:rFonts w:ascii="Balsamiq Sans" w:hAnsi="Balsamiq Sans"/>
+          <w:lang w:val="en-US"/>
+        </w:rPr>
+        <w:t>Reproduksi</w:t>
+      </w:r>
+      <w:proofErr w:type="spellEnd"/>
+      <w:r>
+        <w:rPr>
+          <w:rFonts w:ascii="Balsamiq Sans" w:hAnsi="Balsamiq Sans"/>
+          <w:lang w:val="en-US"/>
+        </w:rPr>
+        <w:t xml:space="preserve"> </w:t>
+      </w:r>
+      <w:proofErr w:type="spellStart"/>
+      <w:r>
+        <w:rPr>
+          <w:rFonts w:ascii="Balsamiq Sans" w:hAnsi="Balsamiq Sans"/>
+          <w:lang w:val="en-US"/>
+        </w:rPr>
+        <w:t>Seksual</w:t>
+      </w:r>
+      <w:proofErr w:type="spellEnd"/>
+      <w:r>
+        <w:rPr>
+          <w:rFonts w:ascii="Balsamiq Sans" w:hAnsi="Balsamiq Sans"/>
+          <w:lang w:val="en-US"/>
+        </w:rPr>
+        <w:t xml:space="preserve"> </w:t>
+      </w:r>
+      <w:proofErr w:type="spellStart"/>
+      <w:r>
+        <w:rPr>
+          <w:rFonts w:ascii="Balsamiq Sans" w:hAnsi="Balsamiq Sans"/>
+          <w:lang w:val="en-US"/>
+        </w:rPr>
+        <w:t>Merupakan</w:t>
+      </w:r>
+      <w:proofErr w:type="spellEnd"/>
+      <w:r>
+        <w:rPr>
+          <w:rFonts w:ascii="Balsamiq Sans" w:hAnsi="Balsamiq Sans"/>
+          <w:lang w:val="en-US"/>
+        </w:rPr>
+        <w:t xml:space="preserve"> Cara </w:t>
+      </w:r>
+      <w:proofErr w:type="spellStart"/>
+      <w:r>
+        <w:rPr>
+          <w:rFonts w:ascii="Balsamiq Sans" w:hAnsi="Balsamiq Sans"/>
+          <w:lang w:val="en-US"/>
+        </w:rPr>
+        <w:t>Reproduksi</w:t>
+      </w:r>
+      <w:proofErr w:type="spellEnd"/>
+      <w:r>
+        <w:rPr>
+          <w:rFonts w:ascii="Balsamiq Sans" w:hAnsi="Balsamiq Sans"/>
+          <w:lang w:val="en-US"/>
+        </w:rPr>
+        <w:t xml:space="preserve"> Yang </w:t>
+      </w:r>
+      <w:proofErr w:type="spellStart"/>
+      <w:r>
+        <w:rPr>
+          <w:rFonts w:ascii="Balsamiq Sans" w:hAnsi="Balsamiq Sans"/>
+          <w:lang w:val="en-US"/>
+        </w:rPr>
+        <w:t>Didahului</w:t>
+      </w:r>
+      <w:proofErr w:type="spellEnd"/>
+      <w:r>
+        <w:rPr>
+          <w:rFonts w:ascii="Balsamiq Sans" w:hAnsi="Balsamiq Sans"/>
+          <w:lang w:val="en-US"/>
+        </w:rPr>
+        <w:t xml:space="preserve"> Oleh </w:t>
+      </w:r>
+      <w:proofErr w:type="spellStart"/>
+      <w:r>
+        <w:rPr>
+          <w:rFonts w:ascii="Balsamiq Sans" w:hAnsi="Balsamiq Sans"/>
+          <w:lang w:val="en-US"/>
+        </w:rPr>
+        <w:t>Peleburan</w:t>
+      </w:r>
+      <w:proofErr w:type="spellEnd"/>
+      <w:r>
+        <w:rPr>
+          <w:rFonts w:ascii="Balsamiq Sans" w:hAnsi="Balsamiq Sans"/>
+          <w:lang w:val="en-US"/>
+        </w:rPr>
+        <w:t xml:space="preserve"> </w:t>
+      </w:r>
+      <w:proofErr w:type="spellStart"/>
+      <w:r>
+        <w:rPr>
+          <w:rFonts w:ascii="Balsamiq Sans" w:hAnsi="Balsamiq Sans"/>
+          <w:lang w:val="en-US"/>
+        </w:rPr>
+        <w:t>Sel</w:t>
+      </w:r>
+      <w:proofErr w:type="spellEnd"/>
+      <w:r>
+        <w:rPr>
+          <w:rFonts w:ascii="Balsamiq Sans" w:hAnsi="Balsamiq Sans"/>
+          <w:lang w:val="en-US"/>
+        </w:rPr>
+        <w:t xml:space="preserve"> </w:t>
+      </w:r>
+      <w:proofErr w:type="spellStart"/>
+      <w:r>
+        <w:rPr>
+          <w:rFonts w:ascii="Balsamiq Sans" w:hAnsi="Balsamiq Sans"/>
+          <w:lang w:val="en-US"/>
+        </w:rPr>
+        <w:t>Kelamin</w:t>
+      </w:r>
+      <w:proofErr w:type="spellEnd"/>
+      <w:r>
+        <w:rPr>
+          <w:rFonts w:ascii="Balsamiq Sans" w:hAnsi="Balsamiq Sans"/>
+          <w:lang w:val="en-US"/>
+        </w:rPr>
+        <w:t xml:space="preserve"> Jantan Dan </w:t>
+      </w:r>
+      <w:proofErr w:type="spellStart"/>
+      <w:r>
+        <w:rPr>
+          <w:rFonts w:ascii="Balsamiq Sans" w:hAnsi="Balsamiq Sans"/>
+          <w:lang w:val="en-US"/>
+        </w:rPr>
+        <w:t>Sel</w:t>
+      </w:r>
+      <w:proofErr w:type="spellEnd"/>
+      <w:r>
+        <w:rPr>
+          <w:rFonts w:ascii="Balsamiq Sans" w:hAnsi="Balsamiq Sans"/>
+          <w:lang w:val="en-US"/>
+        </w:rPr>
+        <w:t xml:space="preserve"> </w:t>
+      </w:r>
+      <w:proofErr w:type="spellStart"/>
+      <w:r>
+        <w:rPr>
+          <w:rFonts w:ascii="Balsamiq Sans" w:hAnsi="Balsamiq Sans"/>
+          <w:lang w:val="en-US"/>
+        </w:rPr>
+        <w:t>Kelamin</w:t>
+      </w:r>
+      <w:proofErr w:type="spellEnd"/>
+      <w:r>
+        <w:rPr>
+          <w:rFonts w:ascii="Balsamiq Sans" w:hAnsi="Balsamiq Sans"/>
+          <w:lang w:val="en-US"/>
+        </w:rPr>
+        <w:t xml:space="preserve"> </w:t>
+      </w:r>
+      <w:proofErr w:type="spellStart"/>
+      <w:r>
+        <w:rPr>
+          <w:rFonts w:ascii="Balsamiq Sans" w:hAnsi="Balsamiq Sans"/>
+          <w:lang w:val="en-US"/>
+        </w:rPr>
+        <w:t>Betina</w:t>
+      </w:r>
+      <w:proofErr w:type="spellEnd"/>
+      <w:r>
+        <w:rPr>
+          <w:rFonts w:ascii="Balsamiq Sans" w:hAnsi="Balsamiq Sans"/>
+          <w:lang w:val="en-US"/>
+        </w:rPr>
+        <w:t xml:space="preserve">. Cara </w:t>
+      </w:r>
+      <w:proofErr w:type="spellStart"/>
+      <w:r>
+        <w:rPr>
+          <w:rFonts w:ascii="Balsamiq Sans" w:hAnsi="Balsamiq Sans"/>
+          <w:lang w:val="en-US"/>
+        </w:rPr>
+        <w:t>Reproduksi</w:t>
+      </w:r>
+      <w:proofErr w:type="spellEnd"/>
+      <w:r>
+        <w:rPr>
+          <w:rFonts w:ascii="Balsamiq Sans" w:hAnsi="Balsamiq Sans"/>
+          <w:lang w:val="en-US"/>
+        </w:rPr>
+        <w:t xml:space="preserve"> </w:t>
+      </w:r>
+      <w:proofErr w:type="spellStart"/>
+      <w:r>
+        <w:rPr>
+          <w:rFonts w:ascii="Balsamiq Sans" w:hAnsi="Balsamiq Sans"/>
+          <w:lang w:val="en-US"/>
+        </w:rPr>
+        <w:t>Ini</w:t>
+      </w:r>
+      <w:proofErr w:type="spellEnd"/>
+      <w:r>
+        <w:rPr>
+          <w:rFonts w:ascii="Balsamiq Sans" w:hAnsi="Balsamiq Sans"/>
+          <w:lang w:val="en-US"/>
+        </w:rPr>
+        <w:t xml:space="preserve"> </w:t>
+      </w:r>
+      <w:proofErr w:type="spellStart"/>
+      <w:r>
+        <w:rPr>
+          <w:rFonts w:ascii="Balsamiq Sans" w:hAnsi="Balsamiq Sans"/>
+          <w:lang w:val="en-US"/>
+        </w:rPr>
+        <w:t>Melibatkan</w:t>
+      </w:r>
+      <w:proofErr w:type="spellEnd"/>
+      <w:r>
+        <w:rPr>
+          <w:rFonts w:ascii="Balsamiq Sans" w:hAnsi="Balsamiq Sans"/>
+          <w:lang w:val="en-US"/>
+        </w:rPr>
+        <w:t xml:space="preserve"> 2 </w:t>
+      </w:r>
+      <w:proofErr w:type="spellStart"/>
+      <w:r>
+        <w:rPr>
+          <w:rFonts w:ascii="Balsamiq Sans" w:hAnsi="Balsamiq Sans"/>
+          <w:lang w:val="en-US"/>
+        </w:rPr>
+        <w:t>Induk</w:t>
+      </w:r>
+      <w:proofErr w:type="spellEnd"/>
+      <w:r>
+        <w:rPr>
+          <w:rFonts w:ascii="Balsamiq Sans" w:hAnsi="Balsamiq Sans"/>
+          <w:lang w:val="en-US"/>
+        </w:rPr>
+        <w:t xml:space="preserve"> Dan </w:t>
+      </w:r>
+      <w:proofErr w:type="spellStart"/>
+      <w:r>
+        <w:rPr>
+          <w:rFonts w:ascii="Balsamiq Sans" w:hAnsi="Balsamiq Sans"/>
+          <w:lang w:val="en-US"/>
+        </w:rPr>
+        <w:t>Menghasilkan</w:t>
+      </w:r>
+      <w:proofErr w:type="spellEnd"/>
+      <w:r>
+        <w:rPr>
+          <w:rFonts w:ascii="Balsamiq Sans" w:hAnsi="Balsamiq Sans"/>
+          <w:lang w:val="en-US"/>
+        </w:rPr>
+        <w:t xml:space="preserve"> </w:t>
+      </w:r>
+      <w:proofErr w:type="spellStart"/>
+      <w:r>
+        <w:rPr>
+          <w:rFonts w:ascii="Balsamiq Sans" w:hAnsi="Balsamiq Sans"/>
+          <w:lang w:val="en-US"/>
+        </w:rPr>
+        <w:t>Keturunan</w:t>
+      </w:r>
+      <w:proofErr w:type="spellEnd"/>
+      <w:r>
+        <w:rPr>
+          <w:rFonts w:ascii="Balsamiq Sans" w:hAnsi="Balsamiq Sans"/>
+          <w:lang w:val="en-US"/>
+        </w:rPr>
+        <w:t xml:space="preserve"> Yang </w:t>
+      </w:r>
+      <w:proofErr w:type="spellStart"/>
+      <w:r>
+        <w:rPr>
+          <w:rFonts w:ascii="Balsamiq Sans" w:hAnsi="Balsamiq Sans"/>
+          <w:lang w:val="en-US"/>
+        </w:rPr>
+        <w:t>Secara</w:t>
+      </w:r>
+      <w:proofErr w:type="spellEnd"/>
+      <w:r>
+        <w:rPr>
+          <w:rFonts w:ascii="Balsamiq Sans" w:hAnsi="Balsamiq Sans"/>
+          <w:lang w:val="en-US"/>
+        </w:rPr>
+        <w:t xml:space="preserve"> </w:t>
+      </w:r>
+      <w:proofErr w:type="spellStart"/>
+      <w:r>
+        <w:rPr>
+          <w:rFonts w:ascii="Balsamiq Sans" w:hAnsi="Balsamiq Sans"/>
+          <w:lang w:val="en-US"/>
+        </w:rPr>
+        <w:t>Genetik</w:t>
+      </w:r>
+      <w:proofErr w:type="spellEnd"/>
+      <w:r>
+        <w:rPr>
+          <w:rFonts w:ascii="Balsamiq Sans" w:hAnsi="Balsamiq Sans"/>
+          <w:lang w:val="en-US"/>
+        </w:rPr>
+        <w:t xml:space="preserve"> </w:t>
+      </w:r>
+      <w:proofErr w:type="spellStart"/>
+      <w:r>
+        <w:rPr>
+          <w:rFonts w:ascii="Balsamiq Sans" w:hAnsi="Balsamiq Sans"/>
+          <w:lang w:val="en-US"/>
+        </w:rPr>
+        <w:t>Dapat</w:t>
+      </w:r>
+      <w:proofErr w:type="spellEnd"/>
+      <w:r>
+        <w:rPr>
+          <w:rFonts w:ascii="Balsamiq Sans" w:hAnsi="Balsamiq Sans"/>
+          <w:lang w:val="en-US"/>
+        </w:rPr>
+        <w:t xml:space="preserve"> Sama </w:t>
+      </w:r>
+      <w:proofErr w:type="spellStart"/>
+      <w:r>
+        <w:rPr>
+          <w:rFonts w:ascii="Balsamiq Sans" w:hAnsi="Balsamiq Sans"/>
+          <w:lang w:val="en-US"/>
+        </w:rPr>
+        <w:t>Atau</w:t>
+      </w:r>
+      <w:proofErr w:type="spellEnd"/>
+      <w:r>
+        <w:rPr>
+          <w:rFonts w:ascii="Balsamiq Sans" w:hAnsi="Balsamiq Sans"/>
+          <w:lang w:val="en-US"/>
+        </w:rPr>
+        <w:t xml:space="preserve"> </w:t>
+      </w:r>
+      <w:proofErr w:type="spellStart"/>
+      <w:r>
+        <w:rPr>
+          <w:rFonts w:ascii="Balsamiq Sans" w:hAnsi="Balsamiq Sans"/>
+          <w:lang w:val="en-US"/>
+        </w:rPr>
+        <w:t>Berbeda</w:t>
+      </w:r>
+      <w:proofErr w:type="spellEnd"/>
+      <w:r>
+        <w:rPr>
+          <w:rFonts w:ascii="Balsamiq Sans" w:hAnsi="Balsamiq Sans"/>
+          <w:lang w:val="en-US"/>
+        </w:rPr>
+        <w:t xml:space="preserve"> </w:t>
+      </w:r>
+      <w:proofErr w:type="spellStart"/>
+      <w:r>
+        <w:rPr>
+          <w:rFonts w:ascii="Balsamiq Sans" w:hAnsi="Balsamiq Sans"/>
+          <w:lang w:val="en-US"/>
+        </w:rPr>
+        <w:t>Dengan</w:t>
+      </w:r>
+      <w:proofErr w:type="spellEnd"/>
+      <w:r>
+        <w:rPr>
+          <w:rFonts w:ascii="Balsamiq Sans" w:hAnsi="Balsamiq Sans"/>
+          <w:lang w:val="en-US"/>
+        </w:rPr>
+        <w:t xml:space="preserve"> </w:t>
+      </w:r>
+      <w:proofErr w:type="spellStart"/>
+      <w:r>
+        <w:rPr>
+          <w:rFonts w:ascii="Balsamiq Sans" w:hAnsi="Balsamiq Sans"/>
+          <w:lang w:val="en-US"/>
+        </w:rPr>
+        <w:t>Induknya</w:t>
+      </w:r>
+      <w:proofErr w:type="spellEnd"/>
+    </w:p>
+    <w:p>
+      <w:pPr>
+        <w:rPr>
+          <w:rFonts w:ascii="Balsamiq Sans" w:hAnsi="Balsamiq Sans"/>
+          <w:b/>
+          <w:bCs/>
+          <w:lang w:val="en-US"/>
+        </w:rPr>
+      </w:pPr>
+      <w:r>
+        <w:rPr>
+          <w:rFonts w:ascii="Balsamiq Sans" w:hAnsi="Balsamiq Sans"/>
+          <w:b/>
+          <w:bCs/>
+          <w:lang w:val="en-US"/>
+        </w:rPr>
+        <w:t xml:space="preserve">2. </w:t>
+      </w:r>
+      <w:proofErr w:type="spellStart"/>
+      <w:r>
+        <w:rPr>
+          <w:rFonts w:ascii="Balsamiq Sans" w:hAnsi="Balsamiq Sans"/>
+          <w:b/>
+          <w:bCs/>
+          <w:lang w:val="en-US"/>
+        </w:rPr>
+        <w:t>Jelaskan</w:t>
+      </w:r>
+      <w:proofErr w:type="spellEnd"/>
+      <w:r>
+        <w:rPr>
+          <w:rFonts w:ascii="Balsamiq Sans" w:hAnsi="Balsamiq Sans"/>
+          <w:b/>
+          <w:bCs/>
+          <w:lang w:val="en-US"/>
+        </w:rPr>
+        <w:t xml:space="preserve"> </w:t>
+      </w:r>
+      <w:proofErr w:type="spellStart"/>
+      <w:r>
+        <w:rPr>
+          <w:rFonts w:ascii="Balsamiq Sans" w:hAnsi="Balsamiq Sans"/>
+          <w:b/>
+          <w:bCs/>
+          <w:lang w:val="en-US"/>
+        </w:rPr>
+        <w:t>Perbedaan</w:t>
+      </w:r>
+      <w:proofErr w:type="spellEnd"/>
+      <w:r>
+        <w:rPr>
+          <w:rFonts w:ascii="Balsamiq Sans" w:hAnsi="Balsamiq Sans"/>
+          <w:b/>
+          <w:bCs/>
+          <w:lang w:val="en-US"/>
+        </w:rPr>
+        <w:t xml:space="preserve"> Dan </w:t>
+      </w:r>
+      <w:proofErr w:type="spellStart"/>
+      <w:r>
+        <w:rPr>
+          <w:rFonts w:ascii="Balsamiq Sans" w:hAnsi="Balsamiq Sans"/>
+          <w:b/>
+          <w:bCs/>
+          <w:lang w:val="en-US"/>
+        </w:rPr>
+        <w:t>Berikan</w:t>
+      </w:r>
+      <w:proofErr w:type="spellEnd"/>
+      <w:r>
+        <w:rPr>
+          <w:rFonts w:ascii="Balsamiq Sans" w:hAnsi="Balsamiq Sans"/>
+          <w:b/>
+          <w:bCs/>
+          <w:lang w:val="en-US"/>
+        </w:rPr>
+        <w:t xml:space="preserve"> 2 </w:t>
+      </w:r>
+      <w:proofErr w:type="spellStart"/>
+      <w:r>
+        <w:rPr>
+          <w:rFonts w:ascii="Balsamiq Sans" w:hAnsi="Balsamiq Sans"/>
+          <w:b/>
+          <w:bCs/>
+          <w:lang w:val="en-US"/>
+        </w:rPr>
+        <w:t>Contoh</w:t>
+      </w:r>
+      <w:proofErr w:type="spellEnd"/>
+      <w:r>
+        <w:rPr>
+          <w:rFonts w:ascii="Balsamiq Sans" w:hAnsi="Balsamiq Sans"/>
+          <w:b/>
+          <w:bCs/>
+          <w:lang w:val="en-US"/>
+        </w:rPr>
+        <w:t xml:space="preserve"> Masing – Masing Dari:</w:t>
       </w:r>
     </w:p>
     <w:p>
@@ -2019,8 +3963,20 @@
           <w:highlight w:val="yellow"/>
           <w:lang w:val="en-US"/>
         </w:rPr>
-        <w:t>A) Rizoma</w:t>
-      </w:r>
+        <w:t xml:space="preserve">A) </w:t>
+      </w:r>
+      <w:proofErr w:type="spellStart"/>
+      <w:r>
+        <w:rPr>
+          <w:rFonts w:ascii="Balsamiq Sans" w:hAnsi="Balsamiq Sans"/>
+          <w:b/>
+          <w:bCs/>
+          <w:highlight w:val="yellow"/>
+          <w:lang w:val="en-US"/>
+        </w:rPr>
+        <w:t>Rizoma</w:t>
+      </w:r>
+      <w:proofErr w:type="spellEnd"/>
     </w:p>
     <w:p>
       <w:pPr>
@@ -2035,7 +3991,87 @@
           <w:rFonts w:ascii="Balsamiq Sans" w:hAnsi="Balsamiq Sans"/>
           <w:lang w:val="en-ID"/>
         </w:rPr>
-        <w:t xml:space="preserve">1) Batang Yang Tumbuh Di Dalam Tanah Secara Mendatar (Horizontal). </w:t>
+        <w:t xml:space="preserve">1) </w:t>
+      </w:r>
+      <w:proofErr w:type="spellStart"/>
+      <w:r>
+        <w:rPr>
+          <w:rFonts w:ascii="Balsamiq Sans" w:hAnsi="Balsamiq Sans"/>
+          <w:lang w:val="en-ID"/>
+        </w:rPr>
+        <w:t>Batang</w:t>
+      </w:r>
+      <w:proofErr w:type="spellEnd"/>
+      <w:r>
+        <w:rPr>
+          <w:rFonts w:ascii="Balsamiq Sans" w:hAnsi="Balsamiq Sans"/>
+          <w:lang w:val="en-ID"/>
+        </w:rPr>
+        <w:t xml:space="preserve"> Yang </w:t>
+      </w:r>
+      <w:proofErr w:type="spellStart"/>
+      <w:r>
+        <w:rPr>
+          <w:rFonts w:ascii="Balsamiq Sans" w:hAnsi="Balsamiq Sans"/>
+          <w:lang w:val="en-ID"/>
+        </w:rPr>
+        <w:t>Tumbuh</w:t>
+      </w:r>
+      <w:proofErr w:type="spellEnd"/>
+      <w:r>
+        <w:rPr>
+          <w:rFonts w:ascii="Balsamiq Sans" w:hAnsi="Balsamiq Sans"/>
+          <w:lang w:val="en-ID"/>
+        </w:rPr>
+        <w:t xml:space="preserve"> Di </w:t>
+      </w:r>
+      <w:proofErr w:type="spellStart"/>
+      <w:r>
+        <w:rPr>
+          <w:rFonts w:ascii="Balsamiq Sans" w:hAnsi="Balsamiq Sans"/>
+          <w:lang w:val="en-ID"/>
+        </w:rPr>
+        <w:t>Dalam</w:t>
+      </w:r>
+      <w:proofErr w:type="spellEnd"/>
+      <w:r>
+        <w:rPr>
+          <w:rFonts w:ascii="Balsamiq Sans" w:hAnsi="Balsamiq Sans"/>
+          <w:lang w:val="en-ID"/>
+        </w:rPr>
+        <w:t xml:space="preserve"> Tanah </w:t>
+      </w:r>
+      <w:proofErr w:type="spellStart"/>
+      <w:r>
+        <w:rPr>
+          <w:rFonts w:ascii="Balsamiq Sans" w:hAnsi="Balsamiq Sans"/>
+          <w:lang w:val="en-ID"/>
+        </w:rPr>
+        <w:t>Secara</w:t>
+      </w:r>
+      <w:proofErr w:type="spellEnd"/>
+      <w:r>
+        <w:rPr>
+          <w:rFonts w:ascii="Balsamiq Sans" w:hAnsi="Balsamiq Sans"/>
+          <w:lang w:val="en-ID"/>
+        </w:rPr>
+        <w:t xml:space="preserve"> </w:t>
+      </w:r>
+      <w:proofErr w:type="spellStart"/>
+      <w:r>
+        <w:rPr>
+          <w:rFonts w:ascii="Balsamiq Sans" w:hAnsi="Balsamiq Sans"/>
+          <w:lang w:val="en-ID"/>
+        </w:rPr>
+        <w:t>Mendatar</w:t>
+      </w:r>
+      <w:proofErr w:type="spellEnd"/>
+      <w:r>
+        <w:rPr>
+          <w:rFonts w:ascii="Balsamiq Sans" w:hAnsi="Balsamiq Sans"/>
+          <w:lang w:val="en-ID"/>
+        </w:rPr>
+        <w:t xml:space="preserve"> (Horizontal). </w:t>
       </w:r>
     </w:p>
     <w:p>
@@ -2051,7 +4087,71 @@
           <w:rFonts w:ascii="Balsamiq Sans" w:hAnsi="Balsamiq Sans"/>
           <w:lang w:val="en-ID"/>
         </w:rPr>
-        <w:t xml:space="preserve">2) Berfungsi Menyimpan Cadangan Makanan Dan Membentuk Tunas Baru. </w:t>
+        <w:t xml:space="preserve">2) </w:t>
+      </w:r>
+      <w:proofErr w:type="spellStart"/>
+      <w:r>
+        <w:rPr>
+          <w:rFonts w:ascii="Balsamiq Sans" w:hAnsi="Balsamiq Sans"/>
+          <w:lang w:val="en-ID"/>
+        </w:rPr>
+        <w:t>Berfungsi</w:t>
+      </w:r>
+      <w:proofErr w:type="spellEnd"/>
+      <w:r>
+        <w:rPr>
+          <w:rFonts w:ascii="Balsamiq Sans" w:hAnsi="Balsamiq Sans"/>
+          <w:lang w:val="en-ID"/>
+        </w:rPr>
+        <w:t xml:space="preserve"> </w:t>
+      </w:r>
+      <w:proofErr w:type="spellStart"/>
+      <w:r>
+        <w:rPr>
+          <w:rFonts w:ascii="Balsamiq Sans" w:hAnsi="Balsamiq Sans"/>
+          <w:lang w:val="en-ID"/>
+        </w:rPr>
+        <w:t>Menyimpan</w:t>
+      </w:r>
+      <w:proofErr w:type="spellEnd"/>
+      <w:r>
+        <w:rPr>
+          <w:rFonts w:ascii="Balsamiq Sans" w:hAnsi="Balsamiq Sans"/>
+          <w:lang w:val="en-ID"/>
+        </w:rPr>
+        <w:t xml:space="preserve"> Cadangan </w:t>
+      </w:r>
+      <w:proofErr w:type="spellStart"/>
+      <w:r>
+        <w:rPr>
+          <w:rFonts w:ascii="Balsamiq Sans" w:hAnsi="Balsamiq Sans"/>
+          <w:lang w:val="en-ID"/>
+        </w:rPr>
+        <w:t>Makanan</w:t>
+      </w:r>
+      <w:proofErr w:type="spellEnd"/>
+      <w:r>
+        <w:rPr>
+          <w:rFonts w:ascii="Balsamiq Sans" w:hAnsi="Balsamiq Sans"/>
+          <w:lang w:val="en-ID"/>
+        </w:rPr>
+        <w:t xml:space="preserve"> Dan </w:t>
+      </w:r>
+      <w:proofErr w:type="spellStart"/>
+      <w:r>
+        <w:rPr>
+          <w:rFonts w:ascii="Balsamiq Sans" w:hAnsi="Balsamiq Sans"/>
+          <w:lang w:val="en-ID"/>
+        </w:rPr>
+        <w:t>Membentuk</w:t>
+      </w:r>
+      <w:proofErr w:type="spellEnd"/>
+      <w:r>
+        <w:rPr>
+          <w:rFonts w:ascii="Balsamiq Sans" w:hAnsi="Balsamiq Sans"/>
+          <w:lang w:val="en-ID"/>
+        </w:rPr>
+        <w:t xml:space="preserve"> Tunas Baru. </w:t>
       </w:r>
     </w:p>
     <w:p>
@@ -2062,12 +4162,21 @@
           <w:lang w:val="en-ID"/>
         </w:rPr>
       </w:pPr>
-      <w:r>
-        <w:rPr>
-          <w:rFonts w:ascii="Balsamiq Sans" w:hAnsi="Balsamiq Sans"/>
-          <w:lang w:val="en-ID"/>
-        </w:rPr>
-        <w:t>Contoh:</w:t>
+      <w:proofErr w:type="spellStart"/>
+      <w:r>
+        <w:rPr>
+          <w:rFonts w:ascii="Balsamiq Sans" w:hAnsi="Balsamiq Sans"/>
+          <w:lang w:val="en-ID"/>
+        </w:rPr>
+        <w:t>Contoh</w:t>
+      </w:r>
+      <w:proofErr w:type="spellEnd"/>
+      <w:r>
+        <w:rPr>
+          <w:rFonts w:ascii="Balsamiq Sans" w:hAnsi="Balsamiq Sans"/>
+          <w:lang w:val="en-ID"/>
+        </w:rPr>
+        <w:t>:</w:t>
       </w:r>
     </w:p>
     <w:p>
@@ -2083,7 +4192,23 @@
           <w:rFonts w:ascii="Balsamiq Sans" w:hAnsi="Balsamiq Sans"/>
           <w:lang w:val="en-ID"/>
         </w:rPr>
-        <w:t xml:space="preserve">1) Jahe </w:t>
+        <w:t xml:space="preserve">1) </w:t>
+      </w:r>
+      <w:proofErr w:type="spellStart"/>
+      <w:r>
+        <w:rPr>
+          <w:rFonts w:ascii="Balsamiq Sans" w:hAnsi="Balsamiq Sans"/>
+          <w:lang w:val="en-ID"/>
+        </w:rPr>
+        <w:t>Jahe</w:t>
+      </w:r>
+      <w:proofErr w:type="spellEnd"/>
+      <w:r>
+        <w:rPr>
+          <w:rFonts w:ascii="Balsamiq Sans" w:hAnsi="Balsamiq Sans"/>
+          <w:lang w:val="en-ID"/>
+        </w:rPr>
+        <w:t xml:space="preserve"> </w:t>
       </w:r>
     </w:p>
     <w:p>
@@ -2099,7 +4224,23 @@
           <w:rFonts w:ascii="Balsamiq Sans" w:hAnsi="Balsamiq Sans"/>
           <w:lang w:val="en-ID"/>
         </w:rPr>
-        <w:t xml:space="preserve">2) Kunyit </w:t>
+        <w:t xml:space="preserve">2) </w:t>
+      </w:r>
+      <w:proofErr w:type="spellStart"/>
+      <w:r>
+        <w:rPr>
+          <w:rFonts w:ascii="Balsamiq Sans" w:hAnsi="Balsamiq Sans"/>
+          <w:lang w:val="en-ID"/>
+        </w:rPr>
+        <w:t>Kunyit</w:t>
+      </w:r>
+      <w:proofErr w:type="spellEnd"/>
+      <w:r>
+        <w:rPr>
+          <w:rFonts w:ascii="Balsamiq Sans" w:hAnsi="Balsamiq Sans"/>
+          <w:lang w:val="en-ID"/>
+        </w:rPr>
+        <w:t xml:space="preserve"> </w:t>
       </w:r>
     </w:p>
     <w:p>
@@ -2120,7 +4261,29 @@
           <w:highlight w:val="yellow"/>
           <w:lang w:val="en-ID"/>
         </w:rPr>
-        <w:t>B) Stolon (Geragih)</w:t>
+        <w:t>B) Stolon (</w:t>
+      </w:r>
+      <w:proofErr w:type="spellStart"/>
+      <w:r>
+        <w:rPr>
+          <w:rFonts w:ascii="Balsamiq Sans" w:hAnsi="Balsamiq Sans"/>
+          <w:b/>
+          <w:bCs/>
+          <w:highlight w:val="yellow"/>
+          <w:lang w:val="en-ID"/>
+        </w:rPr>
+        <w:t>Geragih</w:t>
+      </w:r>
+      <w:proofErr w:type="spellEnd"/>
+      <w:r>
+        <w:rPr>
+          <w:rFonts w:ascii="Balsamiq Sans" w:hAnsi="Balsamiq Sans"/>
+          <w:b/>
+          <w:bCs/>
+          <w:highlight w:val="yellow"/>
+          <w:lang w:val="en-ID"/>
+        </w:rPr>
+        <w:t>)</w:t>
       </w:r>
     </w:p>
     <w:p>
@@ -2136,7 +4299,87 @@
           <w:rFonts w:ascii="Balsamiq Sans" w:hAnsi="Balsamiq Sans"/>
           <w:lang w:val="en-ID"/>
         </w:rPr>
-        <w:t xml:space="preserve">1) Batang Yang Tumbuh Di Atas Permukaan Tanah Secara Mendatar. </w:t>
+        <w:t xml:space="preserve">1) </w:t>
+      </w:r>
+      <w:proofErr w:type="spellStart"/>
+      <w:r>
+        <w:rPr>
+          <w:rFonts w:ascii="Balsamiq Sans" w:hAnsi="Balsamiq Sans"/>
+          <w:lang w:val="en-ID"/>
+        </w:rPr>
+        <w:t>Batang</w:t>
+      </w:r>
+      <w:proofErr w:type="spellEnd"/>
+      <w:r>
+        <w:rPr>
+          <w:rFonts w:ascii="Balsamiq Sans" w:hAnsi="Balsamiq Sans"/>
+          <w:lang w:val="en-ID"/>
+        </w:rPr>
+        <w:t xml:space="preserve"> Yang </w:t>
+      </w:r>
+      <w:proofErr w:type="spellStart"/>
+      <w:r>
+        <w:rPr>
+          <w:rFonts w:ascii="Balsamiq Sans" w:hAnsi="Balsamiq Sans"/>
+          <w:lang w:val="en-ID"/>
+        </w:rPr>
+        <w:t>Tumbuh</w:t>
+      </w:r>
+      <w:proofErr w:type="spellEnd"/>
+      <w:r>
+        <w:rPr>
+          <w:rFonts w:ascii="Balsamiq Sans" w:hAnsi="Balsamiq Sans"/>
+          <w:lang w:val="en-ID"/>
+        </w:rPr>
+        <w:t xml:space="preserve"> Di Atas </w:t>
+      </w:r>
+      <w:proofErr w:type="spellStart"/>
+      <w:r>
+        <w:rPr>
+          <w:rFonts w:ascii="Balsamiq Sans" w:hAnsi="Balsamiq Sans"/>
+          <w:lang w:val="en-ID"/>
+        </w:rPr>
+        <w:t>Permukaan</w:t>
+      </w:r>
+      <w:proofErr w:type="spellEnd"/>
+      <w:r>
+        <w:rPr>
+          <w:rFonts w:ascii="Balsamiq Sans" w:hAnsi="Balsamiq Sans"/>
+          <w:lang w:val="en-ID"/>
+        </w:rPr>
+        <w:t xml:space="preserve"> Tanah </w:t>
+      </w:r>
+      <w:proofErr w:type="spellStart"/>
+      <w:r>
+        <w:rPr>
+          <w:rFonts w:ascii="Balsamiq Sans" w:hAnsi="Balsamiq Sans"/>
+          <w:lang w:val="en-ID"/>
+        </w:rPr>
+        <w:t>Secara</w:t>
+      </w:r>
+      <w:proofErr w:type="spellEnd"/>
+      <w:r>
+        <w:rPr>
+          <w:rFonts w:ascii="Balsamiq Sans" w:hAnsi="Balsamiq Sans"/>
+          <w:lang w:val="en-ID"/>
+        </w:rPr>
+        <w:t xml:space="preserve"> </w:t>
+      </w:r>
+      <w:proofErr w:type="spellStart"/>
+      <w:r>
+        <w:rPr>
+          <w:rFonts w:ascii="Balsamiq Sans" w:hAnsi="Balsamiq Sans"/>
+          <w:lang w:val="en-ID"/>
+        </w:rPr>
+        <w:t>Mendatar</w:t>
+      </w:r>
+      <w:proofErr w:type="spellEnd"/>
+      <w:r>
+        <w:rPr>
+          <w:rFonts w:ascii="Balsamiq Sans" w:hAnsi="Balsamiq Sans"/>
+          <w:lang w:val="en-ID"/>
+        </w:rPr>
+        <w:t xml:space="preserve">. </w:t>
       </w:r>
     </w:p>
     <w:p>
@@ -2152,7 +4395,119 @@
           <w:rFonts w:ascii="Balsamiq Sans" w:hAnsi="Balsamiq Sans"/>
           <w:lang w:val="en-ID"/>
         </w:rPr>
-        <w:t xml:space="preserve">2) Pada Setiap Ruas Dapat Tumbuh Akar Dan Tunas Sehingga Membentuk Individu Baru. </w:t>
+        <w:t xml:space="preserve">2) Pada </w:t>
+      </w:r>
+      <w:proofErr w:type="spellStart"/>
+      <w:r>
+        <w:rPr>
+          <w:rFonts w:ascii="Balsamiq Sans" w:hAnsi="Balsamiq Sans"/>
+          <w:lang w:val="en-ID"/>
+        </w:rPr>
+        <w:t>Setiap</w:t>
+      </w:r>
+      <w:proofErr w:type="spellEnd"/>
+      <w:r>
+        <w:rPr>
+          <w:rFonts w:ascii="Balsamiq Sans" w:hAnsi="Balsamiq Sans"/>
+          <w:lang w:val="en-ID"/>
+        </w:rPr>
+        <w:t xml:space="preserve"> </w:t>
+      </w:r>
+      <w:proofErr w:type="spellStart"/>
+      <w:r>
+        <w:rPr>
+          <w:rFonts w:ascii="Balsamiq Sans" w:hAnsi="Balsamiq Sans"/>
+          <w:lang w:val="en-ID"/>
+        </w:rPr>
+        <w:t>Ruas</w:t>
+      </w:r>
+      <w:proofErr w:type="spellEnd"/>
+      <w:r>
+        <w:rPr>
+          <w:rFonts w:ascii="Balsamiq Sans" w:hAnsi="Balsamiq Sans"/>
+          <w:lang w:val="en-ID"/>
+        </w:rPr>
+        <w:t xml:space="preserve"> </w:t>
+      </w:r>
+      <w:proofErr w:type="spellStart"/>
+      <w:r>
+        <w:rPr>
+          <w:rFonts w:ascii="Balsamiq Sans" w:hAnsi="Balsamiq Sans"/>
+          <w:lang w:val="en-ID"/>
+        </w:rPr>
+        <w:t>Dapat</w:t>
+      </w:r>
+      <w:proofErr w:type="spellEnd"/>
+      <w:r>
+        <w:rPr>
+          <w:rFonts w:ascii="Balsamiq Sans" w:hAnsi="Balsamiq Sans"/>
+          <w:lang w:val="en-ID"/>
+        </w:rPr>
+        <w:t xml:space="preserve"> </w:t>
+      </w:r>
+      <w:proofErr w:type="spellStart"/>
+      <w:r>
+        <w:rPr>
+          <w:rFonts w:ascii="Balsamiq Sans" w:hAnsi="Balsamiq Sans"/>
+          <w:lang w:val="en-ID"/>
+        </w:rPr>
+        <w:t>Tumbuh</w:t>
+      </w:r>
+      <w:proofErr w:type="spellEnd"/>
+      <w:r>
+        <w:rPr>
+          <w:rFonts w:ascii="Balsamiq Sans" w:hAnsi="Balsamiq Sans"/>
+          <w:lang w:val="en-ID"/>
+        </w:rPr>
+        <w:t xml:space="preserve"> Akar Dan Tunas </w:t>
+      </w:r>
+      <w:proofErr w:type="spellStart"/>
+      <w:r>
+        <w:rPr>
+          <w:rFonts w:ascii="Balsamiq Sans" w:hAnsi="Balsamiq Sans"/>
+          <w:lang w:val="en-ID"/>
+        </w:rPr>
+        <w:t>Sehingga</w:t>
+      </w:r>
+      <w:proofErr w:type="spellEnd"/>
+      <w:r>
+        <w:rPr>
+          <w:rFonts w:ascii="Balsamiq Sans" w:hAnsi="Balsamiq Sans"/>
+          <w:lang w:val="en-ID"/>
+        </w:rPr>
+        <w:t xml:space="preserve"> </w:t>
+      </w:r>
+      <w:proofErr w:type="spellStart"/>
+      <w:r>
+        <w:rPr>
+          <w:rFonts w:ascii="Balsamiq Sans" w:hAnsi="Balsamiq Sans"/>
+          <w:lang w:val="en-ID"/>
+        </w:rPr>
+        <w:t>Membentuk</w:t>
+      </w:r>
+      <w:proofErr w:type="spellEnd"/>
+      <w:r>
+        <w:rPr>
+          <w:rFonts w:ascii="Balsamiq Sans" w:hAnsi="Balsamiq Sans"/>
+          <w:lang w:val="en-ID"/>
+        </w:rPr>
+        <w:t xml:space="preserve"> </w:t>
+      </w:r>
+      <w:proofErr w:type="spellStart"/>
+      <w:r>
+        <w:rPr>
+          <w:rFonts w:ascii="Balsamiq Sans" w:hAnsi="Balsamiq Sans"/>
+          <w:lang w:val="en-ID"/>
+        </w:rPr>
+        <w:t>Individu</w:t>
+      </w:r>
+      <w:proofErr w:type="spellEnd"/>
+      <w:r>
+        <w:rPr>
+          <w:rFonts w:ascii="Balsamiq Sans" w:hAnsi="Balsamiq Sans"/>
+          <w:lang w:val="en-ID"/>
+        </w:rPr>
+        <w:t xml:space="preserve"> Baru. </w:t>
       </w:r>
     </w:p>
     <w:p>
@@ -2163,12 +4518,21 @@
           <w:lang w:val="en-ID"/>
         </w:rPr>
       </w:pPr>
-      <w:r>
-        <w:rPr>
-          <w:rFonts w:ascii="Balsamiq Sans" w:hAnsi="Balsamiq Sans"/>
-          <w:lang w:val="en-ID"/>
-        </w:rPr>
-        <w:t>Contoh:</w:t>
+      <w:proofErr w:type="spellStart"/>
+      <w:r>
+        <w:rPr>
+          <w:rFonts w:ascii="Balsamiq Sans" w:hAnsi="Balsamiq Sans"/>
+          <w:lang w:val="en-ID"/>
+        </w:rPr>
+        <w:t>Contoh</w:t>
+      </w:r>
+      <w:proofErr w:type="spellEnd"/>
+      <w:r>
+        <w:rPr>
+          <w:rFonts w:ascii="Balsamiq Sans" w:hAnsi="Balsamiq Sans"/>
+          <w:lang w:val="en-ID"/>
+        </w:rPr>
+        <w:t>:</w:t>
       </w:r>
     </w:p>
     <w:p>
@@ -2184,7 +4548,23 @@
           <w:rFonts w:ascii="Balsamiq Sans" w:hAnsi="Balsamiq Sans"/>
           <w:lang w:val="en-ID"/>
         </w:rPr>
-        <w:t xml:space="preserve">1) Stroberi </w:t>
+        <w:t xml:space="preserve">1) </w:t>
+      </w:r>
+      <w:proofErr w:type="spellStart"/>
+      <w:r>
+        <w:rPr>
+          <w:rFonts w:ascii="Balsamiq Sans" w:hAnsi="Balsamiq Sans"/>
+          <w:lang w:val="en-ID"/>
+        </w:rPr>
+        <w:t>Stroberi</w:t>
+      </w:r>
+      <w:proofErr w:type="spellEnd"/>
+      <w:r>
+        <w:rPr>
+          <w:rFonts w:ascii="Balsamiq Sans" w:hAnsi="Balsamiq Sans"/>
+          <w:lang w:val="en-ID"/>
+        </w:rPr>
+        <w:t xml:space="preserve"> </w:t>
       </w:r>
     </w:p>
     <w:p>
@@ -2200,26 +4580,194 @@
           <w:rFonts w:ascii="Balsamiq Sans" w:hAnsi="Balsamiq Sans"/>
           <w:lang w:val="en-ID"/>
         </w:rPr>
-        <w:t>2) Rumput Teki (Atau Pegagan, Tergantung Contoh Yang Diajarkan Di Sekolah)</w:t>
-      </w:r>
-    </w:p>
-    <w:p>
-      <w:pPr>
-        <w:rPr>
-          <w:rFonts w:ascii="Balsamiq Sans" w:hAnsi="Balsamiq Sans"/>
-          <w:b/>
-          <w:bCs/>
-          <w:lang w:val="en-US"/>
-        </w:rPr>
-      </w:pPr>
-      <w:r>
-        <w:rPr>
-          <w:rFonts w:ascii="Balsamiq Sans" w:hAnsi="Balsamiq Sans"/>
-          <w:b/>
-          <w:bCs/>
-          <w:lang w:val="en-US"/>
-        </w:rPr>
-        <w:t>3. Sebutkan Bagian-Bagian Perhiasan Bunga</w:t>
+        <w:t xml:space="preserve">2) </w:t>
+      </w:r>
+      <w:proofErr w:type="spellStart"/>
+      <w:r>
+        <w:rPr>
+          <w:rFonts w:ascii="Balsamiq Sans" w:hAnsi="Balsamiq Sans"/>
+          <w:lang w:val="en-ID"/>
+        </w:rPr>
+        <w:t>Rumput</w:t>
+      </w:r>
+      <w:proofErr w:type="spellEnd"/>
+      <w:r>
+        <w:rPr>
+          <w:rFonts w:ascii="Balsamiq Sans" w:hAnsi="Balsamiq Sans"/>
+          <w:lang w:val="en-ID"/>
+        </w:rPr>
+        <w:t xml:space="preserve"> </w:t>
+      </w:r>
+      <w:proofErr w:type="spellStart"/>
+      <w:r>
+        <w:rPr>
+          <w:rFonts w:ascii="Balsamiq Sans" w:hAnsi="Balsamiq Sans"/>
+          <w:lang w:val="en-ID"/>
+        </w:rPr>
+        <w:t>Teki</w:t>
+      </w:r>
+      <w:proofErr w:type="spellEnd"/>
+      <w:r>
+        <w:rPr>
+          <w:rFonts w:ascii="Balsamiq Sans" w:hAnsi="Balsamiq Sans"/>
+          <w:lang w:val="en-ID"/>
+        </w:rPr>
+        <w:t xml:space="preserve"> (</w:t>
+      </w:r>
+      <w:proofErr w:type="spellStart"/>
+      <w:r>
+        <w:rPr>
+          <w:rFonts w:ascii="Balsamiq Sans" w:hAnsi="Balsamiq Sans"/>
+          <w:lang w:val="en-ID"/>
+        </w:rPr>
+        <w:t>Atau</w:t>
+      </w:r>
+      <w:proofErr w:type="spellEnd"/>
+      <w:r>
+        <w:rPr>
+          <w:rFonts w:ascii="Balsamiq Sans" w:hAnsi="Balsamiq Sans"/>
+          <w:lang w:val="en-ID"/>
+        </w:rPr>
+        <w:t xml:space="preserve"> </w:t>
+      </w:r>
+      <w:proofErr w:type="spellStart"/>
+      <w:r>
+        <w:rPr>
+          <w:rFonts w:ascii="Balsamiq Sans" w:hAnsi="Balsamiq Sans"/>
+          <w:lang w:val="en-ID"/>
+        </w:rPr>
+        <w:t>Pegagan</w:t>
+      </w:r>
+      <w:proofErr w:type="spellEnd"/>
+      <w:r>
+        <w:rPr>
+          <w:rFonts w:ascii="Balsamiq Sans" w:hAnsi="Balsamiq Sans"/>
+          <w:lang w:val="en-ID"/>
+        </w:rPr>
+        <w:t xml:space="preserve">, </w:t>
+      </w:r>
+      <w:proofErr w:type="spellStart"/>
+      <w:r>
+        <w:rPr>
+          <w:rFonts w:ascii="Balsamiq Sans" w:hAnsi="Balsamiq Sans"/>
+          <w:lang w:val="en-ID"/>
+        </w:rPr>
+        <w:t>Tergantung</w:t>
+      </w:r>
+      <w:proofErr w:type="spellEnd"/>
+      <w:r>
+        <w:rPr>
+          <w:rFonts w:ascii="Balsamiq Sans" w:hAnsi="Balsamiq Sans"/>
+          <w:lang w:val="en-ID"/>
+        </w:rPr>
+        <w:t xml:space="preserve"> </w:t>
+      </w:r>
+      <w:proofErr w:type="spellStart"/>
+      <w:r>
+        <w:rPr>
+          <w:rFonts w:ascii="Balsamiq Sans" w:hAnsi="Balsamiq Sans"/>
+          <w:lang w:val="en-ID"/>
+        </w:rPr>
+        <w:t>Contoh</w:t>
+      </w:r>
+      <w:proofErr w:type="spellEnd"/>
+      <w:r>
+        <w:rPr>
+          <w:rFonts w:ascii="Balsamiq Sans" w:hAnsi="Balsamiq Sans"/>
+          <w:lang w:val="en-ID"/>
+        </w:rPr>
+        <w:t xml:space="preserve"> Yang </w:t>
+      </w:r>
+      <w:proofErr w:type="spellStart"/>
+      <w:r>
+        <w:rPr>
+          <w:rFonts w:ascii="Balsamiq Sans" w:hAnsi="Balsamiq Sans"/>
+          <w:lang w:val="en-ID"/>
+        </w:rPr>
+        <w:t>Diajarkan</w:t>
+      </w:r>
+      <w:proofErr w:type="spellEnd"/>
+      <w:r>
+        <w:rPr>
+          <w:rFonts w:ascii="Balsamiq Sans" w:hAnsi="Balsamiq Sans"/>
+          <w:lang w:val="en-ID"/>
+        </w:rPr>
+        <w:t xml:space="preserve"> Di </w:t>
+      </w:r>
+      <w:proofErr w:type="spellStart"/>
+      <w:r>
+        <w:rPr>
+          <w:rFonts w:ascii="Balsamiq Sans" w:hAnsi="Balsamiq Sans"/>
+          <w:lang w:val="en-ID"/>
+        </w:rPr>
+        <w:t>Sekolah</w:t>
+      </w:r>
+      <w:proofErr w:type="spellEnd"/>
+      <w:r>
+        <w:rPr>
+          <w:rFonts w:ascii="Balsamiq Sans" w:hAnsi="Balsamiq Sans"/>
+          <w:lang w:val="en-ID"/>
+        </w:rPr>
+        <w:t>)</w:t>
+      </w:r>
+    </w:p>
+    <w:p>
+      <w:pPr>
+        <w:rPr>
+          <w:rFonts w:ascii="Balsamiq Sans" w:hAnsi="Balsamiq Sans"/>
+          <w:b/>
+          <w:bCs/>
+          <w:lang w:val="en-US"/>
+        </w:rPr>
+      </w:pPr>
+      <w:r>
+        <w:rPr>
+          <w:rFonts w:ascii="Balsamiq Sans" w:hAnsi="Balsamiq Sans"/>
+          <w:b/>
+          <w:bCs/>
+          <w:lang w:val="en-US"/>
+        </w:rPr>
+        <w:t xml:space="preserve">3. </w:t>
+      </w:r>
+      <w:proofErr w:type="spellStart"/>
+      <w:r>
+        <w:rPr>
+          <w:rFonts w:ascii="Balsamiq Sans" w:hAnsi="Balsamiq Sans"/>
+          <w:b/>
+          <w:bCs/>
+          <w:lang w:val="en-US"/>
+        </w:rPr>
+        <w:t>Sebutkan</w:t>
+      </w:r>
+      <w:proofErr w:type="spellEnd"/>
+      <w:r>
+        <w:rPr>
+          <w:rFonts w:ascii="Balsamiq Sans" w:hAnsi="Balsamiq Sans"/>
+          <w:b/>
+          <w:bCs/>
+          <w:lang w:val="en-US"/>
+        </w:rPr>
+        <w:t xml:space="preserve"> Bagian-Bagian </w:t>
+      </w:r>
+      <w:proofErr w:type="spellStart"/>
+      <w:r>
+        <w:rPr>
+          <w:rFonts w:ascii="Balsamiq Sans" w:hAnsi="Balsamiq Sans"/>
+          <w:b/>
+          <w:bCs/>
+          <w:lang w:val="en-US"/>
+        </w:rPr>
+        <w:t>Perhiasan</w:t>
+      </w:r>
+      <w:proofErr w:type="spellEnd"/>
+      <w:r>
+        <w:rPr>
+          <w:rFonts w:ascii="Balsamiq Sans" w:hAnsi="Balsamiq Sans"/>
+          <w:b/>
+          <w:bCs/>
+          <w:lang w:val="en-US"/>
+        </w:rPr>
+        <w:t xml:space="preserve"> Bunga</w:t>
       </w:r>
     </w:p>
     <w:p>
@@ -2240,7 +4788,29 @@
           <w:highlight w:val="yellow"/>
           <w:lang w:val="en-ID"/>
         </w:rPr>
-        <w:t>1) Kelopak Bunga (Kaliks)</w:t>
+        <w:t xml:space="preserve">1) </w:t>
+      </w:r>
+      <w:proofErr w:type="spellStart"/>
+      <w:r>
+        <w:rPr>
+          <w:rFonts w:ascii="Balsamiq Sans" w:hAnsi="Balsamiq Sans"/>
+          <w:b/>
+          <w:bCs/>
+          <w:highlight w:val="yellow"/>
+          <w:lang w:val="en-ID"/>
+        </w:rPr>
+        <w:t>Kelopak</w:t>
+      </w:r>
+      <w:proofErr w:type="spellEnd"/>
+      <w:r>
+        <w:rPr>
+          <w:rFonts w:ascii="Balsamiq Sans" w:hAnsi="Balsamiq Sans"/>
+          <w:b/>
+          <w:bCs/>
+          <w:highlight w:val="yellow"/>
+          <w:lang w:val="en-ID"/>
+        </w:rPr>
+        <w:t xml:space="preserve"> Bunga (Kaliks)</w:t>
       </w:r>
       <w:r>
         <w:rPr>
@@ -2260,12 +4830,85 @@
           <w:lang w:val="en-ID"/>
         </w:rPr>
       </w:pPr>
-      <w:r>
-        <w:rPr>
-          <w:rFonts w:ascii="Balsamiq Sans" w:hAnsi="Balsamiq Sans"/>
-          <w:lang w:val="en-ID"/>
-        </w:rPr>
-        <w:t xml:space="preserve">Kelopak Bunga (Kaliks) Berfungsi Melindungi Bunga Saat Masih Kuncup. </w:t>
+      <w:proofErr w:type="spellStart"/>
+      <w:r>
+        <w:rPr>
+          <w:rFonts w:ascii="Balsamiq Sans" w:hAnsi="Balsamiq Sans"/>
+          <w:lang w:val="en-ID"/>
+        </w:rPr>
+        <w:t>Kelopak</w:t>
+      </w:r>
+      <w:proofErr w:type="spellEnd"/>
+      <w:r>
+        <w:rPr>
+          <w:rFonts w:ascii="Balsamiq Sans" w:hAnsi="Balsamiq Sans"/>
+          <w:lang w:val="en-ID"/>
+        </w:rPr>
+        <w:t xml:space="preserve"> Bunga (Kaliks) </w:t>
+      </w:r>
+      <w:proofErr w:type="spellStart"/>
+      <w:r>
+        <w:rPr>
+          <w:rFonts w:ascii="Balsamiq Sans" w:hAnsi="Balsamiq Sans"/>
+          <w:lang w:val="en-ID"/>
+        </w:rPr>
+        <w:t>Berfungsi</w:t>
+      </w:r>
+      <w:proofErr w:type="spellEnd"/>
+      <w:r>
+        <w:rPr>
+          <w:rFonts w:ascii="Balsamiq Sans" w:hAnsi="Balsamiq Sans"/>
+          <w:lang w:val="en-ID"/>
+        </w:rPr>
+        <w:t xml:space="preserve"> </w:t>
+      </w:r>
+      <w:proofErr w:type="spellStart"/>
+      <w:r>
+        <w:rPr>
+          <w:rFonts w:ascii="Balsamiq Sans" w:hAnsi="Balsamiq Sans"/>
+          <w:lang w:val="en-ID"/>
+        </w:rPr>
+        <w:t>Melindungi</w:t>
+      </w:r>
+      <w:proofErr w:type="spellEnd"/>
+      <w:r>
+        <w:rPr>
+          <w:rFonts w:ascii="Balsamiq Sans" w:hAnsi="Balsamiq Sans"/>
+          <w:lang w:val="en-ID"/>
+        </w:rPr>
+        <w:t xml:space="preserve"> Bunga </w:t>
+      </w:r>
+      <w:proofErr w:type="spellStart"/>
+      <w:r>
+        <w:rPr>
+          <w:rFonts w:ascii="Balsamiq Sans" w:hAnsi="Balsamiq Sans"/>
+          <w:lang w:val="en-ID"/>
+        </w:rPr>
+        <w:t>Saat</w:t>
+      </w:r>
+      <w:proofErr w:type="spellEnd"/>
+      <w:r>
+        <w:rPr>
+          <w:rFonts w:ascii="Balsamiq Sans" w:hAnsi="Balsamiq Sans"/>
+          <w:lang w:val="en-ID"/>
+        </w:rPr>
+        <w:t xml:space="preserve"> Masih </w:t>
+      </w:r>
+      <w:proofErr w:type="spellStart"/>
+      <w:r>
+        <w:rPr>
+          <w:rFonts w:ascii="Balsamiq Sans" w:hAnsi="Balsamiq Sans"/>
+          <w:lang w:val="en-ID"/>
+        </w:rPr>
+        <w:t>Kuncup</w:t>
+      </w:r>
+      <w:proofErr w:type="spellEnd"/>
+      <w:r>
+        <w:rPr>
+          <w:rFonts w:ascii="Balsamiq Sans" w:hAnsi="Balsamiq Sans"/>
+          <w:lang w:val="en-ID"/>
+        </w:rPr>
+        <w:t xml:space="preserve">. </w:t>
       </w:r>
     </w:p>
     <w:p>
@@ -2286,7 +4929,51 @@
           <w:highlight w:val="yellow"/>
           <w:lang w:val="en-ID"/>
         </w:rPr>
-        <w:t>2) Mahkota Bunga (Korola)</w:t>
+        <w:t xml:space="preserve">2) </w:t>
+      </w:r>
+      <w:proofErr w:type="spellStart"/>
+      <w:r>
+        <w:rPr>
+          <w:rFonts w:ascii="Balsamiq Sans" w:hAnsi="Balsamiq Sans"/>
+          <w:b/>
+          <w:bCs/>
+          <w:highlight w:val="yellow"/>
+          <w:lang w:val="en-ID"/>
+        </w:rPr>
+        <w:t>Mahkota</w:t>
+      </w:r>
+      <w:proofErr w:type="spellEnd"/>
+      <w:r>
+        <w:rPr>
+          <w:rFonts w:ascii="Balsamiq Sans" w:hAnsi="Balsamiq Sans"/>
+          <w:b/>
+          <w:bCs/>
+          <w:highlight w:val="yellow"/>
+          <w:lang w:val="en-ID"/>
+        </w:rPr>
+        <w:t xml:space="preserve"> Bunga (</w:t>
+      </w:r>
+      <w:proofErr w:type="spellStart"/>
+      <w:r>
+        <w:rPr>
+          <w:rFonts w:ascii="Balsamiq Sans" w:hAnsi="Balsamiq Sans"/>
+          <w:b/>
+          <w:bCs/>
+          <w:highlight w:val="yellow"/>
+          <w:lang w:val="en-ID"/>
+        </w:rPr>
+        <w:t>Korola</w:t>
+      </w:r>
+      <w:proofErr w:type="spellEnd"/>
+      <w:r>
+        <w:rPr>
+          <w:rFonts w:ascii="Balsamiq Sans" w:hAnsi="Balsamiq Sans"/>
+          <w:b/>
+          <w:bCs/>
+          <w:highlight w:val="yellow"/>
+          <w:lang w:val="en-ID"/>
+        </w:rPr>
+        <w:t>)</w:t>
       </w:r>
       <w:r>
         <w:rPr>
@@ -2306,31 +4993,188 @@
           <w:lang w:val="en-US"/>
         </w:rPr>
       </w:pPr>
-      <w:r>
-        <w:rPr>
-          <w:rFonts w:ascii="Balsamiq Sans" w:hAnsi="Balsamiq Sans"/>
-          <w:lang w:val="en-ID"/>
-        </w:rPr>
-        <w:t>Mahkota Bunga (Korola) Berfungsi Menarik Hewan Penyerbuk Dengan Warna Dan Aromanya.</w:t>
-      </w:r>
-    </w:p>
-    <w:p>
-      <w:pPr>
-        <w:rPr>
-          <w:rFonts w:ascii="Balsamiq Sans" w:hAnsi="Balsamiq Sans"/>
-          <w:b/>
-          <w:bCs/>
-          <w:lang w:val="en-US"/>
-        </w:rPr>
-      </w:pPr>
-      <w:r>
-        <w:rPr>
-          <w:rFonts w:ascii="Balsamiq Sans" w:hAnsi="Balsamiq Sans"/>
-          <w:b/>
-          <w:bCs/>
-          <w:lang w:val="en-US"/>
-        </w:rPr>
-        <w:t>4. Sebutkan Bagian-Bagian:</w:t>
+      <w:proofErr w:type="spellStart"/>
+      <w:r>
+        <w:rPr>
+          <w:rFonts w:ascii="Balsamiq Sans" w:hAnsi="Balsamiq Sans"/>
+          <w:lang w:val="en-ID"/>
+        </w:rPr>
+        <w:t>Mahkota</w:t>
+      </w:r>
+      <w:proofErr w:type="spellEnd"/>
+      <w:r>
+        <w:rPr>
+          <w:rFonts w:ascii="Balsamiq Sans" w:hAnsi="Balsamiq Sans"/>
+          <w:lang w:val="en-ID"/>
+        </w:rPr>
+        <w:t xml:space="preserve"> Bunga (</w:t>
+      </w:r>
+      <w:proofErr w:type="spellStart"/>
+      <w:r>
+        <w:rPr>
+          <w:rFonts w:ascii="Balsamiq Sans" w:hAnsi="Balsamiq Sans"/>
+          <w:lang w:val="en-ID"/>
+        </w:rPr>
+        <w:t>Korola</w:t>
+      </w:r>
+      <w:proofErr w:type="spellEnd"/>
+      <w:r>
+        <w:rPr>
+          <w:rFonts w:ascii="Balsamiq Sans" w:hAnsi="Balsamiq Sans"/>
+          <w:lang w:val="en-ID"/>
+        </w:rPr>
+        <w:t xml:space="preserve">) </w:t>
+      </w:r>
+      <w:proofErr w:type="spellStart"/>
+      <w:r>
+        <w:rPr>
+          <w:rFonts w:ascii="Balsamiq Sans" w:hAnsi="Balsamiq Sans"/>
+          <w:lang w:val="en-ID"/>
+        </w:rPr>
+        <w:t>Berfungsi</w:t>
+      </w:r>
+      <w:proofErr w:type="spellEnd"/>
+      <w:r>
+        <w:rPr>
+          <w:rFonts w:ascii="Balsamiq Sans" w:hAnsi="Balsamiq Sans"/>
+          <w:lang w:val="en-ID"/>
+        </w:rPr>
+        <w:t xml:space="preserve"> </w:t>
+      </w:r>
+      <w:proofErr w:type="spellStart"/>
+      <w:r>
+        <w:rPr>
+          <w:rFonts w:ascii="Balsamiq Sans" w:hAnsi="Balsamiq Sans"/>
+          <w:lang w:val="en-ID"/>
+        </w:rPr>
+        <w:t>Menarik</w:t>
+      </w:r>
+      <w:proofErr w:type="spellEnd"/>
+      <w:r>
+        <w:rPr>
+          <w:rFonts w:ascii="Balsamiq Sans" w:hAnsi="Balsamiq Sans"/>
+          <w:lang w:val="en-ID"/>
+        </w:rPr>
+        <w:t xml:space="preserve"> </w:t>
+      </w:r>
+      <w:proofErr w:type="spellStart"/>
+      <w:r>
+        <w:rPr>
+          <w:rFonts w:ascii="Balsamiq Sans" w:hAnsi="Balsamiq Sans"/>
+          <w:lang w:val="en-ID"/>
+        </w:rPr>
+        <w:t>Hewan</w:t>
+      </w:r>
+      <w:proofErr w:type="spellEnd"/>
+      <w:r>
+        <w:rPr>
+          <w:rFonts w:ascii="Balsamiq Sans" w:hAnsi="Balsamiq Sans"/>
+          <w:lang w:val="en-ID"/>
+        </w:rPr>
+        <w:t xml:space="preserve"> </w:t>
+      </w:r>
+      <w:proofErr w:type="spellStart"/>
+      <w:r>
+        <w:rPr>
+          <w:rFonts w:ascii="Balsamiq Sans" w:hAnsi="Balsamiq Sans"/>
+          <w:lang w:val="en-ID"/>
+        </w:rPr>
+        <w:t>Penyerbuk</w:t>
+      </w:r>
+      <w:proofErr w:type="spellEnd"/>
+      <w:r>
+        <w:rPr>
+          <w:rFonts w:ascii="Balsamiq Sans" w:hAnsi="Balsamiq Sans"/>
+          <w:lang w:val="en-ID"/>
+        </w:rPr>
+        <w:t xml:space="preserve"> </w:t>
+      </w:r>
+      <w:proofErr w:type="spellStart"/>
+      <w:r>
+        <w:rPr>
+          <w:rFonts w:ascii="Balsamiq Sans" w:hAnsi="Balsamiq Sans"/>
+          <w:lang w:val="en-ID"/>
+        </w:rPr>
+        <w:t>Dengan</w:t>
+      </w:r>
+      <w:proofErr w:type="spellEnd"/>
+      <w:r>
+        <w:rPr>
+          <w:rFonts w:ascii="Balsamiq Sans" w:hAnsi="Balsamiq Sans"/>
+          <w:lang w:val="en-ID"/>
+        </w:rPr>
+        <w:t xml:space="preserve"> </w:t>
+      </w:r>
+      <w:proofErr w:type="spellStart"/>
+      <w:r>
+        <w:rPr>
+          <w:rFonts w:ascii="Balsamiq Sans" w:hAnsi="Balsamiq Sans"/>
+          <w:lang w:val="en-ID"/>
+        </w:rPr>
+        <w:t>Warna</w:t>
+      </w:r>
+      <w:proofErr w:type="spellEnd"/>
+      <w:r>
+        <w:rPr>
+          <w:rFonts w:ascii="Balsamiq Sans" w:hAnsi="Balsamiq Sans"/>
+          <w:lang w:val="en-ID"/>
+        </w:rPr>
+        <w:t xml:space="preserve"> Dan </w:t>
+      </w:r>
+      <w:proofErr w:type="spellStart"/>
+      <w:r>
+        <w:rPr>
+          <w:rFonts w:ascii="Balsamiq Sans" w:hAnsi="Balsamiq Sans"/>
+          <w:lang w:val="en-ID"/>
+        </w:rPr>
+        <w:t>Aromanya</w:t>
+      </w:r>
+      <w:proofErr w:type="spellEnd"/>
+      <w:r>
+        <w:rPr>
+          <w:rFonts w:ascii="Balsamiq Sans" w:hAnsi="Balsamiq Sans"/>
+          <w:lang w:val="en-ID"/>
+        </w:rPr>
+        <w:t>.</w:t>
+      </w:r>
+    </w:p>
+    <w:p>
+      <w:pPr>
+        <w:rPr>
+          <w:rFonts w:ascii="Balsamiq Sans" w:hAnsi="Balsamiq Sans"/>
+          <w:b/>
+          <w:bCs/>
+          <w:lang w:val="en-US"/>
+        </w:rPr>
+      </w:pPr>
+      <w:r>
+        <w:rPr>
+          <w:rFonts w:ascii="Balsamiq Sans" w:hAnsi="Balsamiq Sans"/>
+          <w:b/>
+          <w:bCs/>
+          <w:lang w:val="en-US"/>
+        </w:rPr>
+        <w:t xml:space="preserve">4. </w:t>
+      </w:r>
+      <w:proofErr w:type="spellStart"/>
+      <w:r>
+        <w:rPr>
+          <w:rFonts w:ascii="Balsamiq Sans" w:hAnsi="Balsamiq Sans"/>
+          <w:b/>
+          <w:bCs/>
+          <w:lang w:val="en-US"/>
+        </w:rPr>
+        <w:t>Sebutkan</w:t>
+      </w:r>
+      <w:proofErr w:type="spellEnd"/>
+      <w:r>
+        <w:rPr>
+          <w:rFonts w:ascii="Balsamiq Sans" w:hAnsi="Balsamiq Sans"/>
+          <w:b/>
+          <w:bCs/>
+          <w:lang w:val="en-US"/>
+        </w:rPr>
+        <w:t xml:space="preserve"> Bagian-Bagian:</w:t>
       </w:r>
     </w:p>
     <w:p>
@@ -2351,8 +5195,20 @@
           <w:highlight w:val="yellow"/>
           <w:lang w:val="en-US"/>
         </w:rPr>
-        <w:t>A) Putik</w:t>
-      </w:r>
+        <w:t xml:space="preserve">A) </w:t>
+      </w:r>
+      <w:proofErr w:type="spellStart"/>
+      <w:r>
+        <w:rPr>
+          <w:rFonts w:ascii="Balsamiq Sans" w:hAnsi="Balsamiq Sans"/>
+          <w:b/>
+          <w:bCs/>
+          <w:highlight w:val="yellow"/>
+          <w:lang w:val="en-US"/>
+        </w:rPr>
+        <w:t>Putik</w:t>
+      </w:r>
+      <w:proofErr w:type="spellEnd"/>
     </w:p>
     <w:p>
       <w:pPr>
@@ -2367,7 +5223,39 @@
           <w:rFonts w:ascii="Balsamiq Sans" w:hAnsi="Balsamiq Sans"/>
           <w:lang w:val="en-ID"/>
         </w:rPr>
-        <w:t xml:space="preserve">1) Kepala Putik (Stigma) </w:t>
+        <w:t xml:space="preserve">1) </w:t>
+      </w:r>
+      <w:proofErr w:type="spellStart"/>
+      <w:r>
+        <w:rPr>
+          <w:rFonts w:ascii="Balsamiq Sans" w:hAnsi="Balsamiq Sans"/>
+          <w:lang w:val="en-ID"/>
+        </w:rPr>
+        <w:t>Kepala</w:t>
+      </w:r>
+      <w:proofErr w:type="spellEnd"/>
+      <w:r>
+        <w:rPr>
+          <w:rFonts w:ascii="Balsamiq Sans" w:hAnsi="Balsamiq Sans"/>
+          <w:lang w:val="en-ID"/>
+        </w:rPr>
+        <w:t xml:space="preserve"> </w:t>
+      </w:r>
+      <w:proofErr w:type="spellStart"/>
+      <w:r>
+        <w:rPr>
+          <w:rFonts w:ascii="Balsamiq Sans" w:hAnsi="Balsamiq Sans"/>
+          <w:lang w:val="en-ID"/>
+        </w:rPr>
+        <w:t>Putik</w:t>
+      </w:r>
+      <w:proofErr w:type="spellEnd"/>
+      <w:r>
+        <w:rPr>
+          <w:rFonts w:ascii="Balsamiq Sans" w:hAnsi="Balsamiq Sans"/>
+          <w:lang w:val="en-ID"/>
+        </w:rPr>
+        <w:t xml:space="preserve"> (Stigma) </w:t>
       </w:r>
     </w:p>
     <w:p>
@@ -2383,7 +5271,39 @@
           <w:rFonts w:ascii="Balsamiq Sans" w:hAnsi="Balsamiq Sans"/>
           <w:lang w:val="en-ID"/>
         </w:rPr>
-        <w:t xml:space="preserve">2) Tangkai Putik (Style) </w:t>
+        <w:t xml:space="preserve">2) </w:t>
+      </w:r>
+      <w:proofErr w:type="spellStart"/>
+      <w:r>
+        <w:rPr>
+          <w:rFonts w:ascii="Balsamiq Sans" w:hAnsi="Balsamiq Sans"/>
+          <w:lang w:val="en-ID"/>
+        </w:rPr>
+        <w:t>Tangkai</w:t>
+      </w:r>
+      <w:proofErr w:type="spellEnd"/>
+      <w:r>
+        <w:rPr>
+          <w:rFonts w:ascii="Balsamiq Sans" w:hAnsi="Balsamiq Sans"/>
+          <w:lang w:val="en-ID"/>
+        </w:rPr>
+        <w:t xml:space="preserve"> </w:t>
+      </w:r>
+      <w:proofErr w:type="spellStart"/>
+      <w:r>
+        <w:rPr>
+          <w:rFonts w:ascii="Balsamiq Sans" w:hAnsi="Balsamiq Sans"/>
+          <w:lang w:val="en-ID"/>
+        </w:rPr>
+        <w:t>Putik</w:t>
+      </w:r>
+      <w:proofErr w:type="spellEnd"/>
+      <w:r>
+        <w:rPr>
+          <w:rFonts w:ascii="Balsamiq Sans" w:hAnsi="Balsamiq Sans"/>
+          <w:lang w:val="en-ID"/>
+        </w:rPr>
+        <w:t xml:space="preserve"> (Style) </w:t>
       </w:r>
     </w:p>
     <w:p>
@@ -2399,7 +5319,23 @@
           <w:rFonts w:ascii="Balsamiq Sans" w:hAnsi="Balsamiq Sans"/>
           <w:lang w:val="en-ID"/>
         </w:rPr>
-        <w:t>3) Bakal Buah (Ovarium)</w:t>
+        <w:t xml:space="preserve">3) Bakal </w:t>
+      </w:r>
+      <w:proofErr w:type="spellStart"/>
+      <w:r>
+        <w:rPr>
+          <w:rFonts w:ascii="Balsamiq Sans" w:hAnsi="Balsamiq Sans"/>
+          <w:lang w:val="en-ID"/>
+        </w:rPr>
+        <w:t>Buah</w:t>
+      </w:r>
+      <w:proofErr w:type="spellEnd"/>
+      <w:r>
+        <w:rPr>
+          <w:rFonts w:ascii="Balsamiq Sans" w:hAnsi="Balsamiq Sans"/>
+          <w:lang w:val="en-ID"/>
+        </w:rPr>
+        <w:t xml:space="preserve"> (Ovarium)</w:t>
       </w:r>
     </w:p>
     <w:p>
@@ -2420,7 +5356,29 @@
           <w:highlight w:val="yellow"/>
           <w:lang w:val="en-US"/>
         </w:rPr>
-        <w:t>B) Benang Sari</w:t>
+        <w:t xml:space="preserve">B) </w:t>
+      </w:r>
+      <w:proofErr w:type="spellStart"/>
+      <w:r>
+        <w:rPr>
+          <w:rFonts w:ascii="Balsamiq Sans" w:hAnsi="Balsamiq Sans"/>
+          <w:b/>
+          <w:bCs/>
+          <w:highlight w:val="yellow"/>
+          <w:lang w:val="en-US"/>
+        </w:rPr>
+        <w:t>Benang</w:t>
+      </w:r>
+      <w:proofErr w:type="spellEnd"/>
+      <w:r>
+        <w:rPr>
+          <w:rFonts w:ascii="Balsamiq Sans" w:hAnsi="Balsamiq Sans"/>
+          <w:b/>
+          <w:bCs/>
+          <w:highlight w:val="yellow"/>
+          <w:lang w:val="en-US"/>
+        </w:rPr>
+        <w:t xml:space="preserve"> Sari</w:t>
       </w:r>
     </w:p>
     <w:p>
@@ -2436,7 +5394,23 @@
           <w:rFonts w:ascii="Balsamiq Sans" w:hAnsi="Balsamiq Sans"/>
           <w:lang w:val="en-ID"/>
         </w:rPr>
-        <w:t xml:space="preserve">1) Kepala Sari (Anther) </w:t>
+        <w:t xml:space="preserve">1) </w:t>
+      </w:r>
+      <w:proofErr w:type="spellStart"/>
+      <w:r>
+        <w:rPr>
+          <w:rFonts w:ascii="Balsamiq Sans" w:hAnsi="Balsamiq Sans"/>
+          <w:lang w:val="en-ID"/>
+        </w:rPr>
+        <w:t>Kepala</w:t>
+      </w:r>
+      <w:proofErr w:type="spellEnd"/>
+      <w:r>
+        <w:rPr>
+          <w:rFonts w:ascii="Balsamiq Sans" w:hAnsi="Balsamiq Sans"/>
+          <w:lang w:val="en-ID"/>
+        </w:rPr>
+        <w:t xml:space="preserve"> Sari (Anther) </w:t>
       </w:r>
     </w:p>
     <w:p>
@@ -2452,7 +5426,23 @@
           <w:rFonts w:ascii="Balsamiq Sans" w:hAnsi="Balsamiq Sans"/>
           <w:lang w:val="en-ID"/>
         </w:rPr>
-        <w:t xml:space="preserve">2) Serbuk Sari (Pollen) </w:t>
+        <w:t xml:space="preserve">2) </w:t>
+      </w:r>
+      <w:proofErr w:type="spellStart"/>
+      <w:r>
+        <w:rPr>
+          <w:rFonts w:ascii="Balsamiq Sans" w:hAnsi="Balsamiq Sans"/>
+          <w:lang w:val="en-ID"/>
+        </w:rPr>
+        <w:t>Serbuk</w:t>
+      </w:r>
+      <w:proofErr w:type="spellEnd"/>
+      <w:r>
+        <w:rPr>
+          <w:rFonts w:ascii="Balsamiq Sans" w:hAnsi="Balsamiq Sans"/>
+          <w:lang w:val="en-ID"/>
+        </w:rPr>
+        <w:t xml:space="preserve"> Sari (Pollen) </w:t>
       </w:r>
     </w:p>
     <w:p>
@@ -2468,7 +5458,39 @@
           <w:rFonts w:ascii="Balsamiq Sans" w:hAnsi="Balsamiq Sans"/>
           <w:lang w:val="en-ID"/>
         </w:rPr>
-        <w:t>3) Tangkai Sari (Filamen)</w:t>
+        <w:t xml:space="preserve">3) </w:t>
+      </w:r>
+      <w:proofErr w:type="spellStart"/>
+      <w:r>
+        <w:rPr>
+          <w:rFonts w:ascii="Balsamiq Sans" w:hAnsi="Balsamiq Sans"/>
+          <w:lang w:val="en-ID"/>
+        </w:rPr>
+        <w:t>Tangkai</w:t>
+      </w:r>
+      <w:proofErr w:type="spellEnd"/>
+      <w:r>
+        <w:rPr>
+          <w:rFonts w:ascii="Balsamiq Sans" w:hAnsi="Balsamiq Sans"/>
+          <w:lang w:val="en-ID"/>
+        </w:rPr>
+        <w:t xml:space="preserve"> Sari (</w:t>
+      </w:r>
+      <w:proofErr w:type="spellStart"/>
+      <w:r>
+        <w:rPr>
+          <w:rFonts w:ascii="Balsamiq Sans" w:hAnsi="Balsamiq Sans"/>
+          <w:lang w:val="en-ID"/>
+        </w:rPr>
+        <w:t>Filamen</w:t>
+      </w:r>
+      <w:proofErr w:type="spellEnd"/>
+      <w:r>
+        <w:rPr>
+          <w:rFonts w:ascii="Balsamiq Sans" w:hAnsi="Balsamiq Sans"/>
+          <w:lang w:val="en-ID"/>
+        </w:rPr>
+        <w:t>)</w:t>
       </w:r>
     </w:p>
     <w:p>
@@ -2488,8 +5510,119 @@
           <w:lang w:val="en-US"/>
         </w:rPr>
         <w:lastRenderedPageBreak/>
-        <w:t>5. Jelaskan Proses Pembentukan Sel Kelamin Betina Pada Tumbuhan</w:t>
-      </w:r>
+        <w:t xml:space="preserve">5. </w:t>
+      </w:r>
+      <w:proofErr w:type="spellStart"/>
+      <w:r>
+        <w:rPr>
+          <w:rFonts w:ascii="Balsamiq Sans" w:hAnsi="Balsamiq Sans"/>
+          <w:b/>
+          <w:bCs/>
+          <w:lang w:val="en-US"/>
+        </w:rPr>
+        <w:t>Jelaskan</w:t>
+      </w:r>
+      <w:proofErr w:type="spellEnd"/>
+      <w:r>
+        <w:rPr>
+          <w:rFonts w:ascii="Balsamiq Sans" w:hAnsi="Balsamiq Sans"/>
+          <w:b/>
+          <w:bCs/>
+          <w:lang w:val="en-US"/>
+        </w:rPr>
+        <w:t xml:space="preserve"> Proses </w:t>
+      </w:r>
+      <w:proofErr w:type="spellStart"/>
+      <w:r>
+        <w:rPr>
+          <w:rFonts w:ascii="Balsamiq Sans" w:hAnsi="Balsamiq Sans"/>
+          <w:b/>
+          <w:bCs/>
+          <w:lang w:val="en-US"/>
+        </w:rPr>
+        <w:t>Pembentukan</w:t>
+      </w:r>
+      <w:proofErr w:type="spellEnd"/>
+      <w:r>
+        <w:rPr>
+          <w:rFonts w:ascii="Balsamiq Sans" w:hAnsi="Balsamiq Sans"/>
+          <w:b/>
+          <w:bCs/>
+          <w:lang w:val="en-US"/>
+        </w:rPr>
+        <w:t xml:space="preserve"> </w:t>
+      </w:r>
+      <w:proofErr w:type="spellStart"/>
+      <w:r>
+        <w:rPr>
+          <w:rFonts w:ascii="Balsamiq Sans" w:hAnsi="Balsamiq Sans"/>
+          <w:b/>
+          <w:bCs/>
+          <w:lang w:val="en-US"/>
+        </w:rPr>
+        <w:t>Sel</w:t>
+      </w:r>
+      <w:proofErr w:type="spellEnd"/>
+      <w:r>
+        <w:rPr>
+          <w:rFonts w:ascii="Balsamiq Sans" w:hAnsi="Balsamiq Sans"/>
+          <w:b/>
+          <w:bCs/>
+          <w:lang w:val="en-US"/>
+        </w:rPr>
+        <w:t xml:space="preserve"> </w:t>
+      </w:r>
+      <w:proofErr w:type="spellStart"/>
+      <w:r>
+        <w:rPr>
+          <w:rFonts w:ascii="Balsamiq Sans" w:hAnsi="Balsamiq Sans"/>
+          <w:b/>
+          <w:bCs/>
+          <w:lang w:val="en-US"/>
+        </w:rPr>
+        <w:t>Kelamin</w:t>
+      </w:r>
+      <w:proofErr w:type="spellEnd"/>
+      <w:r>
+        <w:rPr>
+          <w:rFonts w:ascii="Balsamiq Sans" w:hAnsi="Balsamiq Sans"/>
+          <w:b/>
+          <w:bCs/>
+          <w:lang w:val="en-US"/>
+        </w:rPr>
+        <w:t xml:space="preserve"> </w:t>
+      </w:r>
+      <w:proofErr w:type="spellStart"/>
+      <w:r>
+        <w:rPr>
+          <w:rFonts w:ascii="Balsamiq Sans" w:hAnsi="Balsamiq Sans"/>
+          <w:b/>
+          <w:bCs/>
+          <w:lang w:val="en-US"/>
+        </w:rPr>
+        <w:t>Betina</w:t>
+      </w:r>
+      <w:proofErr w:type="spellEnd"/>
+      <w:r>
+        <w:rPr>
+          <w:rFonts w:ascii="Balsamiq Sans" w:hAnsi="Balsamiq Sans"/>
+          <w:b/>
+          <w:bCs/>
+          <w:lang w:val="en-US"/>
+        </w:rPr>
+        <w:t xml:space="preserve"> Pada </w:t>
+      </w:r>
+      <w:proofErr w:type="spellStart"/>
+      <w:r>
+        <w:rPr>
+          <w:rFonts w:ascii="Balsamiq Sans" w:hAnsi="Balsamiq Sans"/>
+          <w:b/>
+          <w:bCs/>
+          <w:lang w:val="en-US"/>
+        </w:rPr>
+        <w:t>Tumbuhan</w:t>
+      </w:r>
+      <w:proofErr w:type="spellEnd"/>
     </w:p>
     <w:p>
       <w:pPr>
@@ -2577,8 +5710,99 @@
           <w:bCs/>
           <w:lang w:val="en-US"/>
         </w:rPr>
-        <w:t>6. Jelaskan Proses Pembentukan Sel Kelamin Jantan Pada Tumbuhan</w:t>
-      </w:r>
+        <w:t xml:space="preserve">6. </w:t>
+      </w:r>
+      <w:proofErr w:type="spellStart"/>
+      <w:r>
+        <w:rPr>
+          <w:rFonts w:ascii="Balsamiq Sans" w:hAnsi="Balsamiq Sans"/>
+          <w:b/>
+          <w:bCs/>
+          <w:lang w:val="en-US"/>
+        </w:rPr>
+        <w:t>Jelaskan</w:t>
+      </w:r>
+      <w:proofErr w:type="spellEnd"/>
+      <w:r>
+        <w:rPr>
+          <w:rFonts w:ascii="Balsamiq Sans" w:hAnsi="Balsamiq Sans"/>
+          <w:b/>
+          <w:bCs/>
+          <w:lang w:val="en-US"/>
+        </w:rPr>
+        <w:t xml:space="preserve"> Proses </w:t>
+      </w:r>
+      <w:proofErr w:type="spellStart"/>
+      <w:r>
+        <w:rPr>
+          <w:rFonts w:ascii="Balsamiq Sans" w:hAnsi="Balsamiq Sans"/>
+          <w:b/>
+          <w:bCs/>
+          <w:lang w:val="en-US"/>
+        </w:rPr>
+        <w:t>Pembentukan</w:t>
+      </w:r>
+      <w:proofErr w:type="spellEnd"/>
+      <w:r>
+        <w:rPr>
+          <w:rFonts w:ascii="Balsamiq Sans" w:hAnsi="Balsamiq Sans"/>
+          <w:b/>
+          <w:bCs/>
+          <w:lang w:val="en-US"/>
+        </w:rPr>
+        <w:t xml:space="preserve"> </w:t>
+      </w:r>
+      <w:proofErr w:type="spellStart"/>
+      <w:r>
+        <w:rPr>
+          <w:rFonts w:ascii="Balsamiq Sans" w:hAnsi="Balsamiq Sans"/>
+          <w:b/>
+          <w:bCs/>
+          <w:lang w:val="en-US"/>
+        </w:rPr>
+        <w:t>Sel</w:t>
+      </w:r>
+      <w:proofErr w:type="spellEnd"/>
+      <w:r>
+        <w:rPr>
+          <w:rFonts w:ascii="Balsamiq Sans" w:hAnsi="Balsamiq Sans"/>
+          <w:b/>
+          <w:bCs/>
+          <w:lang w:val="en-US"/>
+        </w:rPr>
+        <w:t xml:space="preserve"> </w:t>
+      </w:r>
+      <w:proofErr w:type="spellStart"/>
+      <w:r>
+        <w:rPr>
+          <w:rFonts w:ascii="Balsamiq Sans" w:hAnsi="Balsamiq Sans"/>
+          <w:b/>
+          <w:bCs/>
+          <w:lang w:val="en-US"/>
+        </w:rPr>
+        <w:t>Kelamin</w:t>
+      </w:r>
+      <w:proofErr w:type="spellEnd"/>
+      <w:r>
+        <w:rPr>
+          <w:rFonts w:ascii="Balsamiq Sans" w:hAnsi="Balsamiq Sans"/>
+          <w:b/>
+          <w:bCs/>
+          <w:lang w:val="en-US"/>
+        </w:rPr>
+        <w:t xml:space="preserve"> Jantan Pada </w:t>
+      </w:r>
+      <w:proofErr w:type="spellStart"/>
+      <w:r>
+        <w:rPr>
+          <w:rFonts w:ascii="Balsamiq Sans" w:hAnsi="Balsamiq Sans"/>
+          <w:b/>
+          <w:bCs/>
+          <w:lang w:val="en-US"/>
+        </w:rPr>
+        <w:t>Tumbuhan</w:t>
+      </w:r>
+      <w:proofErr w:type="spellEnd"/>
     </w:p>
     <w:p>
       <w:pPr>
@@ -2663,8 +5887,79 @@
           <w:bCs/>
           <w:lang w:val="en-US"/>
         </w:rPr>
-        <w:t>7. Jelaskan Dan Berikan 1 Contoh Alogami</w:t>
-      </w:r>
+        <w:t xml:space="preserve">7. </w:t>
+      </w:r>
+      <w:proofErr w:type="spellStart"/>
+      <w:r>
+        <w:rPr>
+          <w:rFonts w:ascii="Balsamiq Sans" w:hAnsi="Balsamiq Sans"/>
+          <w:b/>
+          <w:bCs/>
+          <w:lang w:val="en-US"/>
+        </w:rPr>
+        <w:t>Jelaskan</w:t>
+      </w:r>
+      <w:proofErr w:type="spellEnd"/>
+      <w:r>
+        <w:rPr>
+          <w:rFonts w:ascii="Balsamiq Sans" w:hAnsi="Balsamiq Sans"/>
+          <w:b/>
+          <w:bCs/>
+          <w:lang w:val="en-US"/>
+        </w:rPr>
+        <w:t xml:space="preserve"> Dan </w:t>
+      </w:r>
+      <w:proofErr w:type="spellStart"/>
+      <w:r>
+        <w:rPr>
+          <w:rFonts w:ascii="Balsamiq Sans" w:hAnsi="Balsamiq Sans"/>
+          <w:b/>
+          <w:bCs/>
+          <w:lang w:val="en-US"/>
+        </w:rPr>
+        <w:t>Berikan</w:t>
+      </w:r>
+      <w:proofErr w:type="spellEnd"/>
+      <w:r>
+        <w:rPr>
+          <w:rFonts w:ascii="Balsamiq Sans" w:hAnsi="Balsamiq Sans"/>
+          <w:b/>
+          <w:bCs/>
+          <w:lang w:val="en-US"/>
+        </w:rPr>
+        <w:t xml:space="preserve"> 1 </w:t>
+      </w:r>
+      <w:proofErr w:type="spellStart"/>
+      <w:r>
+        <w:rPr>
+          <w:rFonts w:ascii="Balsamiq Sans" w:hAnsi="Balsamiq Sans"/>
+          <w:b/>
+          <w:bCs/>
+          <w:lang w:val="en-US"/>
+        </w:rPr>
+        <w:t>Contoh</w:t>
+      </w:r>
+      <w:proofErr w:type="spellEnd"/>
+      <w:r>
+        <w:rPr>
+          <w:rFonts w:ascii="Balsamiq Sans" w:hAnsi="Balsamiq Sans"/>
+          <w:b/>
+          <w:bCs/>
+          <w:lang w:val="en-US"/>
+        </w:rPr>
+        <w:t xml:space="preserve"> </w:t>
+      </w:r>
+      <w:proofErr w:type="spellStart"/>
+      <w:r>
+        <w:rPr>
+          <w:rFonts w:ascii="Balsamiq Sans" w:hAnsi="Balsamiq Sans"/>
+          <w:b/>
+          <w:bCs/>
+          <w:lang w:val="en-US"/>
+        </w:rPr>
+        <w:t>Alogami</w:t>
+      </w:r>
+      <w:proofErr w:type="spellEnd"/>
     </w:p>
     <w:p>
       <w:pPr>
@@ -2674,12 +5969,149 @@
           <w:lang w:val="en-ID"/>
         </w:rPr>
       </w:pPr>
-      <w:r>
-        <w:rPr>
-          <w:rFonts w:ascii="Balsamiq Sans" w:hAnsi="Balsamiq Sans"/>
-          <w:lang w:val="en-ID"/>
-        </w:rPr>
-        <w:t xml:space="preserve">Alogami (Penyerbukan Silang) Adalah Penyerbukan Yang Terjadi Ketika Serbuk Sari Berasal Dari Bunga Pada Tumbuhan Lain Yang Masih Sejenis. </w:t>
+      <w:proofErr w:type="spellStart"/>
+      <w:r>
+        <w:rPr>
+          <w:rFonts w:ascii="Balsamiq Sans" w:hAnsi="Balsamiq Sans"/>
+          <w:lang w:val="en-ID"/>
+        </w:rPr>
+        <w:t>Alogami</w:t>
+      </w:r>
+      <w:proofErr w:type="spellEnd"/>
+      <w:r>
+        <w:rPr>
+          <w:rFonts w:ascii="Balsamiq Sans" w:hAnsi="Balsamiq Sans"/>
+          <w:lang w:val="en-ID"/>
+        </w:rPr>
+        <w:t xml:space="preserve"> (</w:t>
+      </w:r>
+      <w:proofErr w:type="spellStart"/>
+      <w:r>
+        <w:rPr>
+          <w:rFonts w:ascii="Balsamiq Sans" w:hAnsi="Balsamiq Sans"/>
+          <w:lang w:val="en-ID"/>
+        </w:rPr>
+        <w:t>Penyerbukan</w:t>
+      </w:r>
+      <w:proofErr w:type="spellEnd"/>
+      <w:r>
+        <w:rPr>
+          <w:rFonts w:ascii="Balsamiq Sans" w:hAnsi="Balsamiq Sans"/>
+          <w:lang w:val="en-ID"/>
+        </w:rPr>
+        <w:t xml:space="preserve"> Silang) </w:t>
+      </w:r>
+      <w:proofErr w:type="spellStart"/>
+      <w:r>
+        <w:rPr>
+          <w:rFonts w:ascii="Balsamiq Sans" w:hAnsi="Balsamiq Sans"/>
+          <w:lang w:val="en-ID"/>
+        </w:rPr>
+        <w:t>Adalah</w:t>
+      </w:r>
+      <w:proofErr w:type="spellEnd"/>
+      <w:r>
+        <w:rPr>
+          <w:rFonts w:ascii="Balsamiq Sans" w:hAnsi="Balsamiq Sans"/>
+          <w:lang w:val="en-ID"/>
+        </w:rPr>
+        <w:t xml:space="preserve"> </w:t>
+      </w:r>
+      <w:proofErr w:type="spellStart"/>
+      <w:r>
+        <w:rPr>
+          <w:rFonts w:ascii="Balsamiq Sans" w:hAnsi="Balsamiq Sans"/>
+          <w:lang w:val="en-ID"/>
+        </w:rPr>
+        <w:t>Penyerbukan</w:t>
+      </w:r>
+      <w:proofErr w:type="spellEnd"/>
+      <w:r>
+        <w:rPr>
+          <w:rFonts w:ascii="Balsamiq Sans" w:hAnsi="Balsamiq Sans"/>
+          <w:lang w:val="en-ID"/>
+        </w:rPr>
+        <w:t xml:space="preserve"> Yang </w:t>
+      </w:r>
+      <w:proofErr w:type="spellStart"/>
+      <w:r>
+        <w:rPr>
+          <w:rFonts w:ascii="Balsamiq Sans" w:hAnsi="Balsamiq Sans"/>
+          <w:lang w:val="en-ID"/>
+        </w:rPr>
+        <w:t>Terjadi</w:t>
+      </w:r>
+      <w:proofErr w:type="spellEnd"/>
+      <w:r>
+        <w:rPr>
+          <w:rFonts w:ascii="Balsamiq Sans" w:hAnsi="Balsamiq Sans"/>
+          <w:lang w:val="en-ID"/>
+        </w:rPr>
+        <w:t xml:space="preserve"> Ketika </w:t>
+      </w:r>
+      <w:proofErr w:type="spellStart"/>
+      <w:r>
+        <w:rPr>
+          <w:rFonts w:ascii="Balsamiq Sans" w:hAnsi="Balsamiq Sans"/>
+          <w:lang w:val="en-ID"/>
+        </w:rPr>
+        <w:t>Serbuk</w:t>
+      </w:r>
+      <w:proofErr w:type="spellEnd"/>
+      <w:r>
+        <w:rPr>
+          <w:rFonts w:ascii="Balsamiq Sans" w:hAnsi="Balsamiq Sans"/>
+          <w:lang w:val="en-ID"/>
+        </w:rPr>
+        <w:t xml:space="preserve"> Sari </w:t>
+      </w:r>
+      <w:proofErr w:type="spellStart"/>
+      <w:r>
+        <w:rPr>
+          <w:rFonts w:ascii="Balsamiq Sans" w:hAnsi="Balsamiq Sans"/>
+          <w:lang w:val="en-ID"/>
+        </w:rPr>
+        <w:t>Berasal</w:t>
+      </w:r>
+      <w:proofErr w:type="spellEnd"/>
+      <w:r>
+        <w:rPr>
+          <w:rFonts w:ascii="Balsamiq Sans" w:hAnsi="Balsamiq Sans"/>
+          <w:lang w:val="en-ID"/>
+        </w:rPr>
+        <w:t xml:space="preserve"> Dari Bunga Pada </w:t>
+      </w:r>
+      <w:proofErr w:type="spellStart"/>
+      <w:r>
+        <w:rPr>
+          <w:rFonts w:ascii="Balsamiq Sans" w:hAnsi="Balsamiq Sans"/>
+          <w:lang w:val="en-ID"/>
+        </w:rPr>
+        <w:t>Tumbuhan</w:t>
+      </w:r>
+      <w:proofErr w:type="spellEnd"/>
+      <w:r>
+        <w:rPr>
+          <w:rFonts w:ascii="Balsamiq Sans" w:hAnsi="Balsamiq Sans"/>
+          <w:lang w:val="en-ID"/>
+        </w:rPr>
+        <w:t xml:space="preserve"> Lain Yang Masih </w:t>
+      </w:r>
+      <w:proofErr w:type="spellStart"/>
+      <w:r>
+        <w:rPr>
+          <w:rFonts w:ascii="Balsamiq Sans" w:hAnsi="Balsamiq Sans"/>
+          <w:lang w:val="en-ID"/>
+        </w:rPr>
+        <w:t>Sejenis</w:t>
+      </w:r>
+      <w:proofErr w:type="spellEnd"/>
+      <w:r>
+        <w:rPr>
+          <w:rFonts w:ascii="Balsamiq Sans" w:hAnsi="Balsamiq Sans"/>
+          <w:lang w:val="en-ID"/>
+        </w:rPr>
+        <w:t xml:space="preserve">. </w:t>
       </w:r>
     </w:p>
     <w:p>
@@ -2690,32 +6122,112 @@
           <w:lang w:val="en-ID"/>
         </w:rPr>
       </w:pPr>
-      <w:r>
-        <w:rPr>
-          <w:rFonts w:ascii="Balsamiq Sans" w:hAnsi="Balsamiq Sans"/>
-          <w:lang w:val="en-ID"/>
-        </w:rPr>
-        <w:t xml:space="preserve">Contoh: Mangga. </w:t>
-      </w:r>
-    </w:p>
-    <w:p>
-      <w:pPr>
-        <w:rPr>
-          <w:rFonts w:ascii="Balsamiq Sans" w:hAnsi="Balsamiq Sans"/>
-          <w:b/>
-          <w:bCs/>
-          <w:lang w:val="en-US"/>
-        </w:rPr>
-      </w:pPr>
-      <w:r>
-        <w:rPr>
-          <w:rFonts w:ascii="Balsamiq Sans" w:hAnsi="Balsamiq Sans"/>
-          <w:b/>
-          <w:bCs/>
-          <w:lang w:val="en-US"/>
-        </w:rPr>
-        <w:t>8. Jelaskan Dan Berikan 1 Contoh Geitonogami</w:t>
-      </w:r>
+      <w:proofErr w:type="spellStart"/>
+      <w:r>
+        <w:rPr>
+          <w:rFonts w:ascii="Balsamiq Sans" w:hAnsi="Balsamiq Sans"/>
+          <w:lang w:val="en-ID"/>
+        </w:rPr>
+        <w:t>Contoh</w:t>
+      </w:r>
+      <w:proofErr w:type="spellEnd"/>
+      <w:r>
+        <w:rPr>
+          <w:rFonts w:ascii="Balsamiq Sans" w:hAnsi="Balsamiq Sans"/>
+          <w:lang w:val="en-ID"/>
+        </w:rPr>
+        <w:t xml:space="preserve">: Mangga. </w:t>
+      </w:r>
+    </w:p>
+    <w:p>
+      <w:pPr>
+        <w:rPr>
+          <w:rFonts w:ascii="Balsamiq Sans" w:hAnsi="Balsamiq Sans"/>
+          <w:b/>
+          <w:bCs/>
+          <w:lang w:val="en-US"/>
+        </w:rPr>
+      </w:pPr>
+      <w:r>
+        <w:rPr>
+          <w:rFonts w:ascii="Balsamiq Sans" w:hAnsi="Balsamiq Sans"/>
+          <w:b/>
+          <w:bCs/>
+          <w:lang w:val="en-US"/>
+        </w:rPr>
+        <w:t xml:space="preserve">8. </w:t>
+      </w:r>
+      <w:proofErr w:type="spellStart"/>
+      <w:r>
+        <w:rPr>
+          <w:rFonts w:ascii="Balsamiq Sans" w:hAnsi="Balsamiq Sans"/>
+          <w:b/>
+          <w:bCs/>
+          <w:lang w:val="en-US"/>
+        </w:rPr>
+        <w:t>Jelaskan</w:t>
+      </w:r>
+      <w:proofErr w:type="spellEnd"/>
+      <w:r>
+        <w:rPr>
+          <w:rFonts w:ascii="Balsamiq Sans" w:hAnsi="Balsamiq Sans"/>
+          <w:b/>
+          <w:bCs/>
+          <w:lang w:val="en-US"/>
+        </w:rPr>
+        <w:t xml:space="preserve"> Dan </w:t>
+      </w:r>
+      <w:proofErr w:type="spellStart"/>
+      <w:r>
+        <w:rPr>
+          <w:rFonts w:ascii="Balsamiq Sans" w:hAnsi="Balsamiq Sans"/>
+          <w:b/>
+          <w:bCs/>
+          <w:lang w:val="en-US"/>
+        </w:rPr>
+        <w:t>Berikan</w:t>
+      </w:r>
+      <w:proofErr w:type="spellEnd"/>
+      <w:r>
+        <w:rPr>
+          <w:rFonts w:ascii="Balsamiq Sans" w:hAnsi="Balsamiq Sans"/>
+          <w:b/>
+          <w:bCs/>
+          <w:lang w:val="en-US"/>
+        </w:rPr>
+        <w:t xml:space="preserve"> 1 </w:t>
+      </w:r>
+      <w:proofErr w:type="spellStart"/>
+      <w:r>
+        <w:rPr>
+          <w:rFonts w:ascii="Balsamiq Sans" w:hAnsi="Balsamiq Sans"/>
+          <w:b/>
+          <w:bCs/>
+          <w:lang w:val="en-US"/>
+        </w:rPr>
+        <w:t>Contoh</w:t>
+      </w:r>
+      <w:proofErr w:type="spellEnd"/>
+      <w:r>
+        <w:rPr>
+          <w:rFonts w:ascii="Balsamiq Sans" w:hAnsi="Balsamiq Sans"/>
+          <w:b/>
+          <w:bCs/>
+          <w:lang w:val="en-US"/>
+        </w:rPr>
+        <w:t xml:space="preserve"> </w:t>
+      </w:r>
+      <w:proofErr w:type="spellStart"/>
+      <w:r>
+        <w:rPr>
+          <w:rFonts w:ascii="Balsamiq Sans" w:hAnsi="Balsamiq Sans"/>
+          <w:b/>
+          <w:bCs/>
+          <w:lang w:val="en-US"/>
+        </w:rPr>
+        <w:t>Geitonogami</w:t>
+      </w:r>
+      <w:proofErr w:type="spellEnd"/>
     </w:p>
     <w:p>
       <w:pPr>
@@ -2725,12 +6237,181 @@
           <w:lang w:val="en-ID"/>
         </w:rPr>
       </w:pPr>
-      <w:r>
-        <w:rPr>
-          <w:rFonts w:ascii="Balsamiq Sans" w:hAnsi="Balsamiq Sans"/>
-          <w:lang w:val="en-ID"/>
-        </w:rPr>
-        <w:t xml:space="preserve">Geitonogami (Penyerbukan Tetangga) Adalah Penyerbukan Yang Terjadi Ketika Serbuk Sari Berasal Dari Bunga Lain, Tetapi Masih Berada Pada Tumbuhan Yang Sama. </w:t>
+      <w:proofErr w:type="spellStart"/>
+      <w:r>
+        <w:rPr>
+          <w:rFonts w:ascii="Balsamiq Sans" w:hAnsi="Balsamiq Sans"/>
+          <w:lang w:val="en-ID"/>
+        </w:rPr>
+        <w:t>Geitonogami</w:t>
+      </w:r>
+      <w:proofErr w:type="spellEnd"/>
+      <w:r>
+        <w:rPr>
+          <w:rFonts w:ascii="Balsamiq Sans" w:hAnsi="Balsamiq Sans"/>
+          <w:lang w:val="en-ID"/>
+        </w:rPr>
+        <w:t xml:space="preserve"> (</w:t>
+      </w:r>
+      <w:proofErr w:type="spellStart"/>
+      <w:r>
+        <w:rPr>
+          <w:rFonts w:ascii="Balsamiq Sans" w:hAnsi="Balsamiq Sans"/>
+          <w:lang w:val="en-ID"/>
+        </w:rPr>
+        <w:t>Penyerbukan</w:t>
+      </w:r>
+      <w:proofErr w:type="spellEnd"/>
+      <w:r>
+        <w:rPr>
+          <w:rFonts w:ascii="Balsamiq Sans" w:hAnsi="Balsamiq Sans"/>
+          <w:lang w:val="en-ID"/>
+        </w:rPr>
+        <w:t xml:space="preserve"> </w:t>
+      </w:r>
+      <w:proofErr w:type="spellStart"/>
+      <w:r>
+        <w:rPr>
+          <w:rFonts w:ascii="Balsamiq Sans" w:hAnsi="Balsamiq Sans"/>
+          <w:lang w:val="en-ID"/>
+        </w:rPr>
+        <w:t>Tetangga</w:t>
+      </w:r>
+      <w:proofErr w:type="spellEnd"/>
+      <w:r>
+        <w:rPr>
+          <w:rFonts w:ascii="Balsamiq Sans" w:hAnsi="Balsamiq Sans"/>
+          <w:lang w:val="en-ID"/>
+        </w:rPr>
+        <w:t xml:space="preserve">) </w:t>
+      </w:r>
+      <w:proofErr w:type="spellStart"/>
+      <w:r>
+        <w:rPr>
+          <w:rFonts w:ascii="Balsamiq Sans" w:hAnsi="Balsamiq Sans"/>
+          <w:lang w:val="en-ID"/>
+        </w:rPr>
+        <w:t>Adalah</w:t>
+      </w:r>
+      <w:proofErr w:type="spellEnd"/>
+      <w:r>
+        <w:rPr>
+          <w:rFonts w:ascii="Balsamiq Sans" w:hAnsi="Balsamiq Sans"/>
+          <w:lang w:val="en-ID"/>
+        </w:rPr>
+        <w:t xml:space="preserve"> </w:t>
+      </w:r>
+      <w:proofErr w:type="spellStart"/>
+      <w:r>
+        <w:rPr>
+          <w:rFonts w:ascii="Balsamiq Sans" w:hAnsi="Balsamiq Sans"/>
+          <w:lang w:val="en-ID"/>
+        </w:rPr>
+        <w:t>Penyerbukan</w:t>
+      </w:r>
+      <w:proofErr w:type="spellEnd"/>
+      <w:r>
+        <w:rPr>
+          <w:rFonts w:ascii="Balsamiq Sans" w:hAnsi="Balsamiq Sans"/>
+          <w:lang w:val="en-ID"/>
+        </w:rPr>
+        <w:t xml:space="preserve"> Yang </w:t>
+      </w:r>
+      <w:proofErr w:type="spellStart"/>
+      <w:r>
+        <w:rPr>
+          <w:rFonts w:ascii="Balsamiq Sans" w:hAnsi="Balsamiq Sans"/>
+          <w:lang w:val="en-ID"/>
+        </w:rPr>
+        <w:t>Terjadi</w:t>
+      </w:r>
+      <w:proofErr w:type="spellEnd"/>
+      <w:r>
+        <w:rPr>
+          <w:rFonts w:ascii="Balsamiq Sans" w:hAnsi="Balsamiq Sans"/>
+          <w:lang w:val="en-ID"/>
+        </w:rPr>
+        <w:t xml:space="preserve"> Ketika </w:t>
+      </w:r>
+      <w:proofErr w:type="spellStart"/>
+      <w:r>
+        <w:rPr>
+          <w:rFonts w:ascii="Balsamiq Sans" w:hAnsi="Balsamiq Sans"/>
+          <w:lang w:val="en-ID"/>
+        </w:rPr>
+        <w:t>Serbuk</w:t>
+      </w:r>
+      <w:proofErr w:type="spellEnd"/>
+      <w:r>
+        <w:rPr>
+          <w:rFonts w:ascii="Balsamiq Sans" w:hAnsi="Balsamiq Sans"/>
+          <w:lang w:val="en-ID"/>
+        </w:rPr>
+        <w:t xml:space="preserve"> Sari </w:t>
+      </w:r>
+      <w:proofErr w:type="spellStart"/>
+      <w:r>
+        <w:rPr>
+          <w:rFonts w:ascii="Balsamiq Sans" w:hAnsi="Balsamiq Sans"/>
+          <w:lang w:val="en-ID"/>
+        </w:rPr>
+        <w:t>Berasal</w:t>
+      </w:r>
+      <w:proofErr w:type="spellEnd"/>
+      <w:r>
+        <w:rPr>
+          <w:rFonts w:ascii="Balsamiq Sans" w:hAnsi="Balsamiq Sans"/>
+          <w:lang w:val="en-ID"/>
+        </w:rPr>
+        <w:t xml:space="preserve"> Dari Bunga Lain, </w:t>
+      </w:r>
+      <w:proofErr w:type="spellStart"/>
+      <w:r>
+        <w:rPr>
+          <w:rFonts w:ascii="Balsamiq Sans" w:hAnsi="Balsamiq Sans"/>
+          <w:lang w:val="en-ID"/>
+        </w:rPr>
+        <w:t>Tetapi</w:t>
+      </w:r>
+      <w:proofErr w:type="spellEnd"/>
+      <w:r>
+        <w:rPr>
+          <w:rFonts w:ascii="Balsamiq Sans" w:hAnsi="Balsamiq Sans"/>
+          <w:lang w:val="en-ID"/>
+        </w:rPr>
+        <w:t xml:space="preserve"> Masih </w:t>
+      </w:r>
+      <w:proofErr w:type="spellStart"/>
+      <w:r>
+        <w:rPr>
+          <w:rFonts w:ascii="Balsamiq Sans" w:hAnsi="Balsamiq Sans"/>
+          <w:lang w:val="en-ID"/>
+        </w:rPr>
+        <w:t>Berada</w:t>
+      </w:r>
+      <w:proofErr w:type="spellEnd"/>
+      <w:r>
+        <w:rPr>
+          <w:rFonts w:ascii="Balsamiq Sans" w:hAnsi="Balsamiq Sans"/>
+          <w:lang w:val="en-ID"/>
+        </w:rPr>
+        <w:t xml:space="preserve"> Pada </w:t>
+      </w:r>
+      <w:proofErr w:type="spellStart"/>
+      <w:r>
+        <w:rPr>
+          <w:rFonts w:ascii="Balsamiq Sans" w:hAnsi="Balsamiq Sans"/>
+          <w:lang w:val="en-ID"/>
+        </w:rPr>
+        <w:t>Tumbuhan</w:t>
+      </w:r>
+      <w:proofErr w:type="spellEnd"/>
+      <w:r>
+        <w:rPr>
+          <w:rFonts w:ascii="Balsamiq Sans" w:hAnsi="Balsamiq Sans"/>
+          <w:lang w:val="en-ID"/>
+        </w:rPr>
+        <w:t xml:space="preserve"> Yang Sama. </w:t>
       </w:r>
     </w:p>
     <w:p>
@@ -2741,31 +6422,234 @@
           <w:lang w:val="en-ID"/>
         </w:rPr>
       </w:pPr>
-      <w:r>
-        <w:rPr>
-          <w:rFonts w:ascii="Balsamiq Sans" w:hAnsi="Balsamiq Sans"/>
-          <w:lang w:val="en-ID"/>
-        </w:rPr>
-        <w:t>Contoh: Jagung.</w:t>
-      </w:r>
-    </w:p>
-    <w:p>
-      <w:pPr>
-        <w:rPr>
-          <w:rFonts w:ascii="Balsamiq Sans" w:hAnsi="Balsamiq Sans"/>
-          <w:b/>
-          <w:bCs/>
-          <w:lang w:val="en-US"/>
-        </w:rPr>
-      </w:pPr>
-      <w:r>
-        <w:rPr>
-          <w:rFonts w:ascii="Balsamiq Sans" w:hAnsi="Balsamiq Sans"/>
-          <w:b/>
-          <w:bCs/>
-          <w:lang w:val="en-US"/>
-        </w:rPr>
-        <w:t>9. Jelaskan Proses Pembuahan Ganda</w:t>
+      <w:proofErr w:type="spellStart"/>
+      <w:r>
+        <w:rPr>
+          <w:rFonts w:ascii="Balsamiq Sans" w:hAnsi="Balsamiq Sans"/>
+          <w:lang w:val="en-ID"/>
+        </w:rPr>
+        <w:t>Contoh</w:t>
+      </w:r>
+      <w:proofErr w:type="spellEnd"/>
+      <w:r>
+        <w:rPr>
+          <w:rFonts w:ascii="Balsamiq Sans" w:hAnsi="Balsamiq Sans"/>
+          <w:lang w:val="en-ID"/>
+        </w:rPr>
+        <w:t xml:space="preserve">: </w:t>
+      </w:r>
+      <w:proofErr w:type="spellStart"/>
+      <w:r>
+        <w:rPr>
+          <w:rFonts w:ascii="Balsamiq Sans" w:hAnsi="Balsamiq Sans"/>
+          <w:lang w:val="en-ID"/>
+        </w:rPr>
+        <w:t>Jagung</w:t>
+      </w:r>
+      <w:proofErr w:type="spellEnd"/>
+      <w:r>
+        <w:rPr>
+          <w:rFonts w:ascii="Balsamiq Sans" w:hAnsi="Balsamiq Sans"/>
+          <w:lang w:val="en-ID"/>
+        </w:rPr>
+        <w:t>.</w:t>
+      </w:r>
+    </w:p>
+    <w:p>
+      <w:pPr>
+        <w:rPr>
+          <w:rFonts w:ascii="Balsamiq Sans" w:hAnsi="Balsamiq Sans"/>
+          <w:b/>
+          <w:bCs/>
+          <w:lang w:val="en-US"/>
+        </w:rPr>
+      </w:pPr>
+      <w:r>
+        <w:rPr>
+          <w:rFonts w:ascii="Balsamiq Sans" w:hAnsi="Balsamiq Sans"/>
+          <w:b/>
+          <w:bCs/>
+          <w:lang w:val="en-US"/>
+        </w:rPr>
+        <w:t xml:space="preserve">9. </w:t>
+      </w:r>
+      <w:proofErr w:type="spellStart"/>
+      <w:r>
+        <w:rPr>
+          <w:rFonts w:ascii="Balsamiq Sans" w:hAnsi="Balsamiq Sans"/>
+          <w:b/>
+          <w:bCs/>
+          <w:lang w:val="en-US"/>
+        </w:rPr>
+        <w:t>Jelaskan</w:t>
+      </w:r>
+      <w:proofErr w:type="spellEnd"/>
+      <w:r>
+        <w:rPr>
+          <w:rFonts w:ascii="Balsamiq Sans" w:hAnsi="Balsamiq Sans"/>
+          <w:b/>
+          <w:bCs/>
+          <w:lang w:val="en-US"/>
+        </w:rPr>
+        <w:t xml:space="preserve"> Proses </w:t>
+      </w:r>
+      <w:proofErr w:type="spellStart"/>
+      <w:r>
+        <w:rPr>
+          <w:rFonts w:ascii="Balsamiq Sans" w:hAnsi="Balsamiq Sans"/>
+          <w:b/>
+          <w:bCs/>
+          <w:lang w:val="en-US"/>
+        </w:rPr>
+        <w:t>Pembuahan</w:t>
+      </w:r>
+      <w:proofErr w:type="spellEnd"/>
+      <w:r>
+        <w:rPr>
+          <w:rFonts w:ascii="Balsamiq Sans" w:hAnsi="Balsamiq Sans"/>
+          <w:b/>
+          <w:bCs/>
+          <w:lang w:val="en-US"/>
+        </w:rPr>
+        <w:t xml:space="preserve"> Ganda</w:t>
+      </w:r>
+    </w:p>
+    <w:p>
+      <w:pPr>
+        <w:ind w:left="284"/>
+        <w:rPr>
+          <w:rFonts w:ascii="Balsamiq Sans" w:hAnsi="Balsamiq Sans"/>
+        </w:rPr>
+      </w:pPr>
+      <w:r>
+        <w:rPr>
+          <w:rFonts w:ascii="Balsamiq Sans" w:hAnsi="Balsamiq Sans"/>
+        </w:rPr>
+        <w:t>-</w:t>
+      </w:r>
+      <w:r>
+        <w:rPr>
+          <w:rFonts w:ascii="Balsamiq Sans" w:hAnsi="Balsamiq Sans"/>
+        </w:rPr>
+        <w:t xml:space="preserve"> Sel Inti Generatif (N) Membuahi Ovum (N) Sehingga Terbentuk Zigot (2n). </w:t>
+      </w:r>
+    </w:p>
+    <w:p>
+      <w:pPr>
+        <w:ind w:left="284"/>
+        <w:rPr>
+          <w:rFonts w:ascii="Balsamiq Sans" w:hAnsi="Balsamiq Sans"/>
+        </w:rPr>
+      </w:pPr>
+      <w:r>
+        <w:rPr>
+          <w:rFonts w:ascii="Balsamiq Sans" w:hAnsi="Balsamiq Sans"/>
+        </w:rPr>
+        <w:t>-</w:t>
+      </w:r>
+      <w:r>
+        <w:rPr>
+          <w:rFonts w:ascii="Balsamiq Sans" w:hAnsi="Balsamiq Sans"/>
+        </w:rPr>
+        <w:t xml:space="preserve"> Sel Inti Generatif (N) Lainnya Membuahi Inti Kandung Lembaga Sekunder </w:t>
+      </w:r>
+      <w:r>
+        <w:rPr>
+          <w:rFonts w:ascii="Balsamiq Sans" w:hAnsi="Balsamiq Sans"/>
+        </w:rPr>
+        <w:t xml:space="preserve">(2n) </w:t>
+      </w:r>
+    </w:p>
+    <w:p>
+      <w:pPr>
+        <w:ind w:left="284"/>
+        <w:rPr>
+          <w:rFonts w:ascii="Balsamiq Sans" w:hAnsi="Balsamiq Sans"/>
+        </w:rPr>
+      </w:pPr>
+      <w:r>
+        <w:rPr>
+          <w:rFonts w:ascii="Balsamiq Sans" w:hAnsi="Balsamiq Sans"/>
+        </w:rPr>
+        <w:lastRenderedPageBreak/>
+        <w:t xml:space="preserve">- </w:t>
+      </w:r>
+      <w:r>
+        <w:rPr>
+          <w:rFonts w:ascii="Balsamiq Sans" w:hAnsi="Balsamiq Sans"/>
+        </w:rPr>
+        <w:t xml:space="preserve">Sehingga Terbentuk Endosperma </w:t>
+      </w:r>
+      <w:r>
+        <w:rPr>
+          <w:rFonts w:ascii="Balsamiq Sans" w:hAnsi="Balsamiq Sans"/>
+        </w:rPr>
+        <w:t xml:space="preserve">(3n) </w:t>
+      </w:r>
+      <w:r>
+        <w:rPr>
+          <w:rFonts w:ascii="Balsamiq Sans" w:hAnsi="Balsamiq Sans"/>
+        </w:rPr>
+        <w:t>Sebagai Cadangan Makanan Bagi Embrio.</w:t>
+      </w:r>
+    </w:p>
+    <w:p>
+      <w:pPr>
+        <w:rPr>
+          <w:rFonts w:ascii="Balsamiq Sans" w:hAnsi="Balsamiq Sans"/>
+          <w:b/>
+          <w:bCs/>
+          <w:lang w:val="en-US"/>
+        </w:rPr>
+      </w:pPr>
+      <w:r>
+        <w:rPr>
+          <w:rFonts w:ascii="Balsamiq Sans" w:hAnsi="Balsamiq Sans"/>
+          <w:b/>
+          <w:bCs/>
+          <w:lang w:val="en-US"/>
+        </w:rPr>
+        <w:t xml:space="preserve">10. </w:t>
+      </w:r>
+      <w:proofErr w:type="spellStart"/>
+      <w:r>
+        <w:rPr>
+          <w:rFonts w:ascii="Balsamiq Sans" w:hAnsi="Balsamiq Sans"/>
+          <w:b/>
+          <w:bCs/>
+          <w:lang w:val="en-US"/>
+        </w:rPr>
+        <w:t>Jelaskan</w:t>
+      </w:r>
+      <w:proofErr w:type="spellEnd"/>
+      <w:r>
+        <w:rPr>
+          <w:rFonts w:ascii="Balsamiq Sans" w:hAnsi="Balsamiq Sans"/>
+          <w:b/>
+          <w:bCs/>
+          <w:lang w:val="en-US"/>
+        </w:rPr>
+        <w:t xml:space="preserve"> </w:t>
+      </w:r>
+      <w:proofErr w:type="spellStart"/>
+      <w:r>
+        <w:rPr>
+          <w:rFonts w:ascii="Balsamiq Sans" w:hAnsi="Balsamiq Sans"/>
+          <w:b/>
+          <w:bCs/>
+          <w:lang w:val="en-US"/>
+        </w:rPr>
+        <w:t>Perbedaan</w:t>
+      </w:r>
+      <w:proofErr w:type="spellEnd"/>
+      <w:r>
+        <w:rPr>
+          <w:rFonts w:ascii="Balsamiq Sans" w:hAnsi="Balsamiq Sans"/>
+          <w:b/>
+          <w:bCs/>
+          <w:lang w:val="en-US"/>
+        </w:rPr>
+        <w:t>:</w:t>
       </w:r>
     </w:p>
     <w:p>
@@ -2773,15 +6657,144 @@
         <w:ind w:left="283"/>
         <w:rPr>
           <w:rFonts w:ascii="Balsamiq Sans" w:hAnsi="Balsamiq Sans"/>
-          <w:lang w:val="en-ID"/>
-        </w:rPr>
-      </w:pPr>
-      <w:r>
-        <w:rPr>
-          <w:rFonts w:ascii="Balsamiq Sans" w:hAnsi="Balsamiq Sans"/>
-          <w:lang w:val="en-ID"/>
-        </w:rPr>
-        <w:t xml:space="preserve">1) Sel Inti Generatif (N) Membuahi Ovum (N) Sehingga Terbentuk Zigot (2n). </w:t>
+          <w:b/>
+          <w:bCs/>
+          <w:lang w:val="en-US"/>
+        </w:rPr>
+      </w:pPr>
+      <w:r>
+        <w:rPr>
+          <w:rFonts w:ascii="Balsamiq Sans" w:hAnsi="Balsamiq Sans"/>
+          <w:b/>
+          <w:bCs/>
+          <w:highlight w:val="yellow"/>
+          <w:lang w:val="en-US"/>
+        </w:rPr>
+        <w:t xml:space="preserve">A) </w:t>
+      </w:r>
+      <w:proofErr w:type="spellStart"/>
+      <w:r>
+        <w:rPr>
+          <w:rFonts w:ascii="Balsamiq Sans" w:hAnsi="Balsamiq Sans"/>
+          <w:b/>
+          <w:bCs/>
+          <w:highlight w:val="yellow"/>
+          <w:lang w:val="en-US"/>
+        </w:rPr>
+        <w:t>Epikotil</w:t>
+      </w:r>
+      <w:proofErr w:type="spellEnd"/>
+    </w:p>
+    <w:p>
+      <w:pPr>
+        <w:ind w:left="425"/>
+        <w:rPr>
+          <w:rFonts w:ascii="Balsamiq Sans" w:hAnsi="Balsamiq Sans"/>
+          <w:lang w:val="en-US"/>
+        </w:rPr>
+      </w:pPr>
+      <w:r>
+        <w:rPr>
+          <w:rFonts w:ascii="Balsamiq Sans" w:hAnsi="Balsamiq Sans"/>
+          <w:lang w:val="en-US"/>
+        </w:rPr>
+        <w:t xml:space="preserve">Bagian </w:t>
+      </w:r>
+      <w:proofErr w:type="spellStart"/>
+      <w:r>
+        <w:rPr>
+          <w:rFonts w:ascii="Balsamiq Sans" w:hAnsi="Balsamiq Sans"/>
+          <w:lang w:val="en-US"/>
+        </w:rPr>
+        <w:t>Embrio</w:t>
+      </w:r>
+      <w:proofErr w:type="spellEnd"/>
+      <w:r>
+        <w:rPr>
+          <w:rFonts w:ascii="Balsamiq Sans" w:hAnsi="Balsamiq Sans"/>
+          <w:lang w:val="en-US"/>
+        </w:rPr>
+        <w:t xml:space="preserve"> Di Atas </w:t>
+      </w:r>
+      <w:proofErr w:type="spellStart"/>
+      <w:r>
+        <w:rPr>
+          <w:rFonts w:ascii="Balsamiq Sans" w:hAnsi="Balsamiq Sans"/>
+          <w:lang w:val="en-US"/>
+        </w:rPr>
+        <w:t>Kotiledon</w:t>
+      </w:r>
+      <w:proofErr w:type="spellEnd"/>
+      <w:r>
+        <w:rPr>
+          <w:rFonts w:ascii="Balsamiq Sans" w:hAnsi="Balsamiq Sans"/>
+          <w:lang w:val="en-US"/>
+        </w:rPr>
+        <w:t xml:space="preserve">; </w:t>
+      </w:r>
+      <w:proofErr w:type="spellStart"/>
+      <w:r>
+        <w:rPr>
+          <w:rFonts w:ascii="Balsamiq Sans" w:hAnsi="Balsamiq Sans"/>
+          <w:lang w:val="en-US"/>
+        </w:rPr>
+        <w:t>Berkembang</w:t>
+      </w:r>
+      <w:proofErr w:type="spellEnd"/>
+      <w:r>
+        <w:rPr>
+          <w:rFonts w:ascii="Balsamiq Sans" w:hAnsi="Balsamiq Sans"/>
+          <w:lang w:val="en-US"/>
+        </w:rPr>
+        <w:t xml:space="preserve"> </w:t>
+      </w:r>
+      <w:proofErr w:type="spellStart"/>
+      <w:r>
+        <w:rPr>
+          <w:rFonts w:ascii="Balsamiq Sans" w:hAnsi="Balsamiq Sans"/>
+          <w:lang w:val="en-US"/>
+        </w:rPr>
+        <w:t>Menjadi</w:t>
+      </w:r>
+      <w:proofErr w:type="spellEnd"/>
+      <w:r>
+        <w:rPr>
+          <w:rFonts w:ascii="Balsamiq Sans" w:hAnsi="Balsamiq Sans"/>
+          <w:lang w:val="en-US"/>
+        </w:rPr>
+        <w:t xml:space="preserve"> </w:t>
+      </w:r>
+      <w:proofErr w:type="spellStart"/>
+      <w:r>
+        <w:rPr>
+          <w:rFonts w:ascii="Balsamiq Sans" w:hAnsi="Balsamiq Sans"/>
+          <w:lang w:val="en-US"/>
+        </w:rPr>
+        <w:t>Batang</w:t>
+      </w:r>
+      <w:proofErr w:type="spellEnd"/>
+      <w:r>
+        <w:rPr>
+          <w:rFonts w:ascii="Balsamiq Sans" w:hAnsi="Balsamiq Sans"/>
+          <w:lang w:val="en-US"/>
+        </w:rPr>
+        <w:t xml:space="preserve"> Dan </w:t>
+      </w:r>
+      <w:proofErr w:type="spellStart"/>
+      <w:r>
+        <w:rPr>
+          <w:rFonts w:ascii="Balsamiq Sans" w:hAnsi="Balsamiq Sans"/>
+          <w:lang w:val="en-US"/>
+        </w:rPr>
+        <w:t>Daun</w:t>
+      </w:r>
+      <w:proofErr w:type="spellEnd"/>
+      <w:r>
+        <w:rPr>
+          <w:rFonts w:ascii="Balsamiq Sans" w:hAnsi="Balsamiq Sans"/>
+          <w:lang w:val="en-US"/>
+        </w:rPr>
+        <w:t>.</w:t>
       </w:r>
     </w:p>
     <w:p>
@@ -2789,35 +6802,203 @@
         <w:ind w:left="283"/>
         <w:rPr>
           <w:rFonts w:ascii="Balsamiq Sans" w:hAnsi="Balsamiq Sans"/>
-          <w:lang w:val="en-ID"/>
-        </w:rPr>
-      </w:pPr>
-      <w:r>
-        <w:rPr>
-          <w:rFonts w:ascii="Balsamiq Sans" w:hAnsi="Balsamiq Sans"/>
-          <w:lang w:val="en-ID"/>
-        </w:rPr>
-        <w:t>2) Sel Inti Generatif (N) Lainnya Membuahi Inti Kandung Lembaga Sekunder Sehingga Terbentuk Endosperma Sebagai Cadangan Makanan Bagi Embrio.</w:t>
-      </w:r>
-    </w:p>
-    <w:p>
-      <w:pPr>
-        <w:rPr>
-          <w:rFonts w:ascii="Balsamiq Sans" w:hAnsi="Balsamiq Sans"/>
-          <w:b/>
-          <w:bCs/>
-          <w:lang w:val="en-US"/>
-        </w:rPr>
-      </w:pPr>
-      <w:r>
-        <w:rPr>
-          <w:rFonts w:ascii="Balsamiq Sans" w:hAnsi="Balsamiq Sans"/>
-          <w:b/>
-          <w:bCs/>
-          <w:lang w:val="en-US"/>
-        </w:rPr>
-        <w:lastRenderedPageBreak/>
-        <w:t>10. Jelaskan Perbedaan:</w:t>
+          <w:b/>
+          <w:bCs/>
+          <w:lang w:val="en-US"/>
+        </w:rPr>
+      </w:pPr>
+      <w:r>
+        <w:rPr>
+          <w:rFonts w:ascii="Balsamiq Sans" w:hAnsi="Balsamiq Sans"/>
+          <w:b/>
+          <w:bCs/>
+          <w:highlight w:val="yellow"/>
+          <w:lang w:val="en-US"/>
+        </w:rPr>
+        <w:t xml:space="preserve">B) </w:t>
+      </w:r>
+      <w:proofErr w:type="spellStart"/>
+      <w:r>
+        <w:rPr>
+          <w:rFonts w:ascii="Balsamiq Sans" w:hAnsi="Balsamiq Sans"/>
+          <w:b/>
+          <w:bCs/>
+          <w:highlight w:val="yellow"/>
+          <w:lang w:val="en-US"/>
+        </w:rPr>
+        <w:t>Hipokotil</w:t>
+      </w:r>
+      <w:proofErr w:type="spellEnd"/>
+    </w:p>
+    <w:p>
+      <w:pPr>
+        <w:ind w:left="425"/>
+        <w:rPr>
+          <w:rFonts w:ascii="Balsamiq Sans" w:hAnsi="Balsamiq Sans"/>
+          <w:lang w:val="en-US"/>
+        </w:rPr>
+      </w:pPr>
+      <w:r>
+        <w:rPr>
+          <w:rFonts w:ascii="Balsamiq Sans" w:hAnsi="Balsamiq Sans"/>
+          <w:lang w:val="en-US"/>
+        </w:rPr>
+        <w:t xml:space="preserve">Bagian </w:t>
+      </w:r>
+      <w:proofErr w:type="spellStart"/>
+      <w:r>
+        <w:rPr>
+          <w:rFonts w:ascii="Balsamiq Sans" w:hAnsi="Balsamiq Sans"/>
+          <w:lang w:val="en-US"/>
+        </w:rPr>
+        <w:t>Embrio</w:t>
+      </w:r>
+      <w:proofErr w:type="spellEnd"/>
+      <w:r>
+        <w:rPr>
+          <w:rFonts w:ascii="Balsamiq Sans" w:hAnsi="Balsamiq Sans"/>
+          <w:lang w:val="en-US"/>
+        </w:rPr>
+        <w:t xml:space="preserve"> Di Bawah </w:t>
+      </w:r>
+      <w:proofErr w:type="spellStart"/>
+      <w:r>
+        <w:rPr>
+          <w:rFonts w:ascii="Balsamiq Sans" w:hAnsi="Balsamiq Sans"/>
+          <w:lang w:val="en-US"/>
+        </w:rPr>
+        <w:t>Kotiledon</w:t>
+      </w:r>
+      <w:proofErr w:type="spellEnd"/>
+      <w:r>
+        <w:rPr>
+          <w:rFonts w:ascii="Balsamiq Sans" w:hAnsi="Balsamiq Sans"/>
+          <w:lang w:val="en-US"/>
+        </w:rPr>
+        <w:t xml:space="preserve">; </w:t>
+      </w:r>
+      <w:proofErr w:type="spellStart"/>
+      <w:r>
+        <w:rPr>
+          <w:rFonts w:ascii="Balsamiq Sans" w:hAnsi="Balsamiq Sans"/>
+          <w:lang w:val="en-US"/>
+        </w:rPr>
+        <w:t>Berkembang</w:t>
+      </w:r>
+      <w:proofErr w:type="spellEnd"/>
+      <w:r>
+        <w:rPr>
+          <w:rFonts w:ascii="Balsamiq Sans" w:hAnsi="Balsamiq Sans"/>
+          <w:lang w:val="en-US"/>
+        </w:rPr>
+        <w:t xml:space="preserve"> Ke </w:t>
+      </w:r>
+      <w:proofErr w:type="spellStart"/>
+      <w:r>
+        <w:rPr>
+          <w:rFonts w:ascii="Balsamiq Sans" w:hAnsi="Balsamiq Sans"/>
+          <w:lang w:val="en-US"/>
+        </w:rPr>
+        <w:t>Arah</w:t>
+      </w:r>
+      <w:proofErr w:type="spellEnd"/>
+      <w:r>
+        <w:rPr>
+          <w:rFonts w:ascii="Balsamiq Sans" w:hAnsi="Balsamiq Sans"/>
+          <w:lang w:val="en-US"/>
+        </w:rPr>
+        <w:t xml:space="preserve"> Bawah </w:t>
+      </w:r>
+      <w:proofErr w:type="spellStart"/>
+      <w:r>
+        <w:rPr>
+          <w:rFonts w:ascii="Balsamiq Sans" w:hAnsi="Balsamiq Sans"/>
+          <w:lang w:val="en-US"/>
+        </w:rPr>
+        <w:t>Saat</w:t>
+      </w:r>
+      <w:proofErr w:type="spellEnd"/>
+      <w:r>
+        <w:rPr>
+          <w:rFonts w:ascii="Balsamiq Sans" w:hAnsi="Balsamiq Sans"/>
+          <w:lang w:val="en-US"/>
+        </w:rPr>
+        <w:t xml:space="preserve"> </w:t>
+      </w:r>
+      <w:proofErr w:type="spellStart"/>
+      <w:r>
+        <w:rPr>
+          <w:rFonts w:ascii="Balsamiq Sans" w:hAnsi="Balsamiq Sans"/>
+          <w:lang w:val="en-US"/>
+        </w:rPr>
+        <w:t>Perkecambahan</w:t>
+      </w:r>
+      <w:proofErr w:type="spellEnd"/>
+      <w:r>
+        <w:rPr>
+          <w:rFonts w:ascii="Balsamiq Sans" w:hAnsi="Balsamiq Sans"/>
+          <w:lang w:val="en-US"/>
+        </w:rPr>
+        <w:t>.</w:t>
+      </w:r>
+    </w:p>
+    <w:p>
+      <w:pPr>
+        <w:rPr>
+          <w:rFonts w:ascii="Balsamiq Sans" w:hAnsi="Balsamiq Sans"/>
+          <w:b/>
+          <w:bCs/>
+          <w:lang w:val="en-US"/>
+        </w:rPr>
+      </w:pPr>
+      <w:r>
+        <w:rPr>
+          <w:rFonts w:ascii="Balsamiq Sans" w:hAnsi="Balsamiq Sans"/>
+          <w:b/>
+          <w:bCs/>
+          <w:lang w:val="en-US"/>
+        </w:rPr>
+        <w:t xml:space="preserve">11. </w:t>
+      </w:r>
+      <w:proofErr w:type="spellStart"/>
+      <w:r>
+        <w:rPr>
+          <w:rFonts w:ascii="Balsamiq Sans" w:hAnsi="Balsamiq Sans"/>
+          <w:b/>
+          <w:bCs/>
+          <w:lang w:val="en-US"/>
+        </w:rPr>
+        <w:t>Jelaskan</w:t>
+      </w:r>
+      <w:proofErr w:type="spellEnd"/>
+      <w:r>
+        <w:rPr>
+          <w:rFonts w:ascii="Balsamiq Sans" w:hAnsi="Balsamiq Sans"/>
+          <w:b/>
+          <w:bCs/>
+          <w:lang w:val="en-US"/>
+        </w:rPr>
+        <w:t xml:space="preserve"> </w:t>
+      </w:r>
+      <w:proofErr w:type="spellStart"/>
+      <w:r>
+        <w:rPr>
+          <w:rFonts w:ascii="Balsamiq Sans" w:hAnsi="Balsamiq Sans"/>
+          <w:b/>
+          <w:bCs/>
+          <w:lang w:val="en-US"/>
+        </w:rPr>
+        <w:t>Perbedaan</w:t>
+      </w:r>
+      <w:proofErr w:type="spellEnd"/>
+      <w:r>
+        <w:rPr>
+          <w:rFonts w:ascii="Balsamiq Sans" w:hAnsi="Balsamiq Sans"/>
+          <w:b/>
+          <w:bCs/>
+          <w:lang w:val="en-US"/>
+        </w:rPr>
+        <w:t>:</w:t>
       </w:r>
     </w:p>
     <w:p>
@@ -2838,8 +7019,20 @@
           <w:highlight w:val="yellow"/>
           <w:lang w:val="en-US"/>
         </w:rPr>
-        <w:t>A) Epikotil</w:t>
-      </w:r>
+        <w:t xml:space="preserve">A) </w:t>
+      </w:r>
+      <w:proofErr w:type="spellStart"/>
+      <w:r>
+        <w:rPr>
+          <w:rFonts w:ascii="Balsamiq Sans" w:hAnsi="Balsamiq Sans"/>
+          <w:b/>
+          <w:bCs/>
+          <w:highlight w:val="yellow"/>
+          <w:lang w:val="en-US"/>
+        </w:rPr>
+        <w:t>Radikula</w:t>
+      </w:r>
+      <w:proofErr w:type="spellEnd"/>
     </w:p>
     <w:p>
       <w:pPr>
@@ -2854,7 +7047,7 @@
           <w:rFonts w:ascii="Balsamiq Sans" w:hAnsi="Balsamiq Sans"/>
           <w:lang w:val="en-US"/>
         </w:rPr>
-        <w:t>Bagian Embrio Di Atas Kotiledon; Berkembang Menjadi Batang Dan Daun.</w:t>
+        <w:t>Bakal Akar.</w:t>
       </w:r>
     </w:p>
     <w:p>
@@ -2875,7 +7068,7 @@
           <w:highlight w:val="yellow"/>
           <w:lang w:val="en-US"/>
         </w:rPr>
-        <w:t>B) Hipokotil</w:t>
+        <w:t>B) Plumula</w:t>
       </w:r>
     </w:p>
     <w:p>
@@ -2891,26 +7084,82 @@
           <w:rFonts w:ascii="Balsamiq Sans" w:hAnsi="Balsamiq Sans"/>
           <w:lang w:val="en-US"/>
         </w:rPr>
-        <w:t>Bagian Embrio Di Bawah Kotiledon; Berkembang Ke Arah Bawah Saat Perkecambahan.</w:t>
-      </w:r>
-    </w:p>
-    <w:p>
-      <w:pPr>
-        <w:rPr>
-          <w:rFonts w:ascii="Balsamiq Sans" w:hAnsi="Balsamiq Sans"/>
-          <w:b/>
-          <w:bCs/>
-          <w:lang w:val="en-US"/>
-        </w:rPr>
-      </w:pPr>
-      <w:r>
-        <w:rPr>
-          <w:rFonts w:ascii="Balsamiq Sans" w:hAnsi="Balsamiq Sans"/>
-          <w:b/>
-          <w:bCs/>
-          <w:lang w:val="en-US"/>
-        </w:rPr>
-        <w:t>11. Jelaskan Perbedaan:</w:t>
+        <w:t>Bakal Tunas/</w:t>
+      </w:r>
+      <w:proofErr w:type="spellStart"/>
+      <w:r>
+        <w:rPr>
+          <w:rFonts w:ascii="Balsamiq Sans" w:hAnsi="Balsamiq Sans"/>
+          <w:lang w:val="en-US"/>
+        </w:rPr>
+        <w:t>Daun</w:t>
+      </w:r>
+      <w:proofErr w:type="spellEnd"/>
+      <w:r>
+        <w:rPr>
+          <w:rFonts w:ascii="Balsamiq Sans" w:hAnsi="Balsamiq Sans"/>
+          <w:lang w:val="en-US"/>
+        </w:rPr>
+        <w:t>.</w:t>
+      </w:r>
+    </w:p>
+    <w:p>
+      <w:pPr>
+        <w:rPr>
+          <w:rFonts w:ascii="Balsamiq Sans" w:hAnsi="Balsamiq Sans"/>
+          <w:b/>
+          <w:bCs/>
+          <w:lang w:val="en-US"/>
+        </w:rPr>
+      </w:pPr>
+      <w:r>
+        <w:rPr>
+          <w:rFonts w:ascii="Balsamiq Sans" w:hAnsi="Balsamiq Sans"/>
+          <w:b/>
+          <w:bCs/>
+          <w:lang w:val="en-US"/>
+        </w:rPr>
+        <w:t xml:space="preserve">12. </w:t>
+      </w:r>
+      <w:proofErr w:type="spellStart"/>
+      <w:r>
+        <w:rPr>
+          <w:rFonts w:ascii="Balsamiq Sans" w:hAnsi="Balsamiq Sans"/>
+          <w:b/>
+          <w:bCs/>
+          <w:lang w:val="en-US"/>
+        </w:rPr>
+        <w:t>Jelaskan</w:t>
+      </w:r>
+      <w:proofErr w:type="spellEnd"/>
+      <w:r>
+        <w:rPr>
+          <w:rFonts w:ascii="Balsamiq Sans" w:hAnsi="Balsamiq Sans"/>
+          <w:b/>
+          <w:bCs/>
+          <w:lang w:val="en-US"/>
+        </w:rPr>
+        <w:t xml:space="preserve"> </w:t>
+      </w:r>
+      <w:proofErr w:type="spellStart"/>
+      <w:r>
+        <w:rPr>
+          <w:rFonts w:ascii="Balsamiq Sans" w:hAnsi="Balsamiq Sans"/>
+          <w:b/>
+          <w:bCs/>
+          <w:lang w:val="en-US"/>
+        </w:rPr>
+        <w:t>Fungsi</w:t>
+      </w:r>
+      <w:proofErr w:type="spellEnd"/>
+      <w:r>
+        <w:rPr>
+          <w:rFonts w:ascii="Balsamiq Sans" w:hAnsi="Balsamiq Sans"/>
+          <w:b/>
+          <w:bCs/>
+          <w:lang w:val="en-US"/>
+        </w:rPr>
+        <w:t>:</w:t>
       </w:r>
     </w:p>
     <w:p>
@@ -2931,8 +7180,20 @@
           <w:highlight w:val="yellow"/>
           <w:lang w:val="en-US"/>
         </w:rPr>
-        <w:t>A) Radikula</w:t>
-      </w:r>
+        <w:t xml:space="preserve">A) </w:t>
+      </w:r>
+      <w:proofErr w:type="spellStart"/>
+      <w:r>
+        <w:rPr>
+          <w:rFonts w:ascii="Balsamiq Sans" w:hAnsi="Balsamiq Sans"/>
+          <w:b/>
+          <w:bCs/>
+          <w:highlight w:val="yellow"/>
+          <w:lang w:val="en-US"/>
+        </w:rPr>
+        <w:t>Koleoriza</w:t>
+      </w:r>
+      <w:proofErr w:type="spellEnd"/>
     </w:p>
     <w:p>
       <w:pPr>
@@ -2942,12 +7203,37 @@
           <w:lang w:val="en-US"/>
         </w:rPr>
       </w:pPr>
-      <w:r>
-        <w:rPr>
-          <w:rFonts w:ascii="Balsamiq Sans" w:hAnsi="Balsamiq Sans"/>
-          <w:lang w:val="en-US"/>
-        </w:rPr>
-        <w:t>Bakal Akar.</w:t>
+      <w:proofErr w:type="spellStart"/>
+      <w:r>
+        <w:rPr>
+          <w:rFonts w:ascii="Balsamiq Sans" w:hAnsi="Balsamiq Sans"/>
+          <w:lang w:val="en-US"/>
+        </w:rPr>
+        <w:t>Pelindung</w:t>
+      </w:r>
+      <w:proofErr w:type="spellEnd"/>
+      <w:r>
+        <w:rPr>
+          <w:rFonts w:ascii="Balsamiq Sans" w:hAnsi="Balsamiq Sans"/>
+          <w:lang w:val="en-US"/>
+        </w:rPr>
+        <w:t xml:space="preserve"> </w:t>
+      </w:r>
+      <w:proofErr w:type="spellStart"/>
+      <w:r>
+        <w:rPr>
+          <w:rFonts w:ascii="Balsamiq Sans" w:hAnsi="Balsamiq Sans"/>
+          <w:lang w:val="en-US"/>
+        </w:rPr>
+        <w:t>Radikula</w:t>
+      </w:r>
+      <w:proofErr w:type="spellEnd"/>
+      <w:r>
+        <w:rPr>
+          <w:rFonts w:ascii="Balsamiq Sans" w:hAnsi="Balsamiq Sans"/>
+          <w:lang w:val="en-US"/>
+        </w:rPr>
+        <w:t xml:space="preserve"> (Bakal Akar).</w:t>
       </w:r>
     </w:p>
     <w:p>
@@ -2968,138 +7254,133 @@
           <w:highlight w:val="yellow"/>
           <w:lang w:val="en-US"/>
         </w:rPr>
-        <w:t>B) Plumula</w:t>
-      </w:r>
+        <w:t xml:space="preserve">B) </w:t>
+      </w:r>
+      <w:proofErr w:type="spellStart"/>
+      <w:r>
+        <w:rPr>
+          <w:rFonts w:ascii="Balsamiq Sans" w:hAnsi="Balsamiq Sans"/>
+          <w:b/>
+          <w:bCs/>
+          <w:highlight w:val="yellow"/>
+          <w:lang w:val="en-US"/>
+        </w:rPr>
+        <w:t>Koleoptil</w:t>
+      </w:r>
+      <w:proofErr w:type="spellEnd"/>
     </w:p>
     <w:p>
       <w:pPr>
         <w:ind w:left="425"/>
         <w:rPr>
           <w:rFonts w:ascii="Balsamiq Sans" w:hAnsi="Balsamiq Sans"/>
-          <w:lang w:val="en-US"/>
-        </w:rPr>
-      </w:pPr>
-      <w:r>
-        <w:rPr>
-          <w:rFonts w:ascii="Balsamiq Sans" w:hAnsi="Balsamiq Sans"/>
-          <w:lang w:val="en-US"/>
-        </w:rPr>
-        <w:t>Bakal Tunas/Daun.</w:t>
-      </w:r>
-    </w:p>
-    <w:p>
-      <w:pPr>
-        <w:rPr>
-          <w:rFonts w:ascii="Balsamiq Sans" w:hAnsi="Balsamiq Sans"/>
-          <w:b/>
-          <w:bCs/>
-          <w:lang w:val="en-US"/>
-        </w:rPr>
-      </w:pPr>
-      <w:r>
-        <w:rPr>
-          <w:rFonts w:ascii="Balsamiq Sans" w:hAnsi="Balsamiq Sans"/>
-          <w:b/>
-          <w:bCs/>
-          <w:lang w:val="en-US"/>
-        </w:rPr>
-        <w:t>12. Jelaskan Fungsi:</w:t>
-      </w:r>
-    </w:p>
-    <w:p>
-      <w:pPr>
-        <w:ind w:left="283"/>
-        <w:rPr>
-          <w:rFonts w:ascii="Balsamiq Sans" w:hAnsi="Balsamiq Sans"/>
-          <w:b/>
-          <w:bCs/>
-          <w:lang w:val="en-US"/>
-        </w:rPr>
-      </w:pPr>
-      <w:r>
-        <w:rPr>
-          <w:rFonts w:ascii="Balsamiq Sans" w:hAnsi="Balsamiq Sans"/>
-          <w:b/>
-          <w:bCs/>
-          <w:highlight w:val="yellow"/>
-          <w:lang w:val="en-US"/>
-        </w:rPr>
-        <w:t>A) Koleoriza</w:t>
-      </w:r>
-    </w:p>
-    <w:p>
-      <w:pPr>
-        <w:ind w:left="425"/>
-        <w:rPr>
-          <w:rFonts w:ascii="Balsamiq Sans" w:hAnsi="Balsamiq Sans"/>
-          <w:lang w:val="en-US"/>
-        </w:rPr>
-      </w:pPr>
-      <w:r>
-        <w:rPr>
-          <w:rFonts w:ascii="Balsamiq Sans" w:hAnsi="Balsamiq Sans"/>
-          <w:lang w:val="en-US"/>
-        </w:rPr>
-        <w:t>Pelindung Radikula (Bakal Akar).</w:t>
-      </w:r>
-    </w:p>
-    <w:p>
-      <w:pPr>
-        <w:ind w:left="283"/>
-        <w:rPr>
-          <w:rFonts w:ascii="Balsamiq Sans" w:hAnsi="Balsamiq Sans"/>
-          <w:b/>
-          <w:bCs/>
-          <w:lang w:val="en-US"/>
-        </w:rPr>
-      </w:pPr>
-      <w:r>
-        <w:rPr>
-          <w:rFonts w:ascii="Balsamiq Sans" w:hAnsi="Balsamiq Sans"/>
-          <w:b/>
-          <w:bCs/>
-          <w:highlight w:val="yellow"/>
-          <w:lang w:val="en-US"/>
-        </w:rPr>
-        <w:t>B) Koleoptil</w:t>
-      </w:r>
-    </w:p>
-    <w:p>
-      <w:pPr>
-        <w:ind w:left="425"/>
-        <w:rPr>
-          <w:rFonts w:ascii="Balsamiq Sans" w:hAnsi="Balsamiq Sans"/>
-          <w:b/>
-          <w:bCs/>
-          <w:lang w:val="en-US"/>
-        </w:rPr>
-      </w:pPr>
-      <w:r>
-        <w:rPr>
-          <w:rFonts w:ascii="Balsamiq Sans" w:hAnsi="Balsamiq Sans"/>
-          <w:lang w:val="en-US"/>
-        </w:rPr>
-        <w:t>Pelindung Plumula (Tunas Embrionik).</w:t>
-      </w:r>
-    </w:p>
-    <w:p>
-      <w:pPr>
-        <w:rPr>
-          <w:rFonts w:ascii="Balsamiq Sans" w:hAnsi="Balsamiq Sans"/>
-          <w:b/>
-          <w:bCs/>
-          <w:lang w:val="en-US"/>
-        </w:rPr>
-      </w:pPr>
-      <w:r>
-        <w:rPr>
-          <w:rFonts w:ascii="Balsamiq Sans" w:hAnsi="Balsamiq Sans"/>
-          <w:b/>
-          <w:bCs/>
-          <w:lang w:val="en-US"/>
-        </w:rPr>
-        <w:t>13. Jelaskan Metagenesis Tumbuhan Lumut</w:t>
-      </w:r>
+          <w:b/>
+          <w:bCs/>
+          <w:lang w:val="en-US"/>
+        </w:rPr>
+      </w:pPr>
+      <w:proofErr w:type="spellStart"/>
+      <w:r>
+        <w:rPr>
+          <w:rFonts w:ascii="Balsamiq Sans" w:hAnsi="Balsamiq Sans"/>
+          <w:lang w:val="en-US"/>
+        </w:rPr>
+        <w:t>Pelindung</w:t>
+      </w:r>
+      <w:proofErr w:type="spellEnd"/>
+      <w:r>
+        <w:rPr>
+          <w:rFonts w:ascii="Balsamiq Sans" w:hAnsi="Balsamiq Sans"/>
+          <w:lang w:val="en-US"/>
+        </w:rPr>
+        <w:t xml:space="preserve"> Plumula (Tunas </w:t>
+      </w:r>
+      <w:proofErr w:type="spellStart"/>
+      <w:r>
+        <w:rPr>
+          <w:rFonts w:ascii="Balsamiq Sans" w:hAnsi="Balsamiq Sans"/>
+          <w:lang w:val="en-US"/>
+        </w:rPr>
+        <w:t>Embrionik</w:t>
+      </w:r>
+      <w:proofErr w:type="spellEnd"/>
+      <w:r>
+        <w:rPr>
+          <w:rFonts w:ascii="Balsamiq Sans" w:hAnsi="Balsamiq Sans"/>
+          <w:lang w:val="en-US"/>
+        </w:rPr>
+        <w:t>).</w:t>
+      </w:r>
+    </w:p>
+    <w:p>
+      <w:pPr>
+        <w:rPr>
+          <w:rFonts w:ascii="Balsamiq Sans" w:hAnsi="Balsamiq Sans"/>
+          <w:b/>
+          <w:bCs/>
+          <w:lang w:val="en-US"/>
+        </w:rPr>
+      </w:pPr>
+      <w:r>
+        <w:rPr>
+          <w:rFonts w:ascii="Balsamiq Sans" w:hAnsi="Balsamiq Sans"/>
+          <w:b/>
+          <w:bCs/>
+          <w:lang w:val="en-US"/>
+        </w:rPr>
+        <w:t xml:space="preserve">13. </w:t>
+      </w:r>
+      <w:proofErr w:type="spellStart"/>
+      <w:r>
+        <w:rPr>
+          <w:rFonts w:ascii="Balsamiq Sans" w:hAnsi="Balsamiq Sans"/>
+          <w:b/>
+          <w:bCs/>
+          <w:lang w:val="en-US"/>
+        </w:rPr>
+        <w:t>Jelaskan</w:t>
+      </w:r>
+      <w:proofErr w:type="spellEnd"/>
+      <w:r>
+        <w:rPr>
+          <w:rFonts w:ascii="Balsamiq Sans" w:hAnsi="Balsamiq Sans"/>
+          <w:b/>
+          <w:bCs/>
+          <w:lang w:val="en-US"/>
+        </w:rPr>
+        <w:t xml:space="preserve"> Metagenesis </w:t>
+      </w:r>
+      <w:proofErr w:type="spellStart"/>
+      <w:r>
+        <w:rPr>
+          <w:rFonts w:ascii="Balsamiq Sans" w:hAnsi="Balsamiq Sans"/>
+          <w:b/>
+          <w:bCs/>
+          <w:lang w:val="en-US"/>
+        </w:rPr>
+        <w:t>Tumbuhan</w:t>
+      </w:r>
+      <w:proofErr w:type="spellEnd"/>
+      <w:r>
+        <w:rPr>
+          <w:rFonts w:ascii="Balsamiq Sans" w:hAnsi="Balsamiq Sans"/>
+          <w:b/>
+          <w:bCs/>
+          <w:lang w:val="en-US"/>
+        </w:rPr>
+        <w:t xml:space="preserve"> </w:t>
+      </w:r>
+      <w:proofErr w:type="spellStart"/>
+      <w:r>
+        <w:rPr>
+          <w:rFonts w:ascii="Balsamiq Sans" w:hAnsi="Balsamiq Sans"/>
+          <w:b/>
+          <w:bCs/>
+          <w:lang w:val="en-US"/>
+        </w:rPr>
+        <w:t>Lumut</w:t>
+      </w:r>
+      <w:proofErr w:type="spellEnd"/>
     </w:p>
     <w:p>
       <w:pPr>
@@ -3182,7 +7463,47 @@
           <w:bCs/>
           <w:lang w:val="en-US"/>
         </w:rPr>
-        <w:t>14. Jelaskan Metagenesis Tumbuhan Paku</w:t>
+        <w:t xml:space="preserve">14. </w:t>
+      </w:r>
+      <w:proofErr w:type="spellStart"/>
+      <w:r>
+        <w:rPr>
+          <w:rFonts w:ascii="Balsamiq Sans" w:hAnsi="Balsamiq Sans"/>
+          <w:b/>
+          <w:bCs/>
+          <w:lang w:val="en-US"/>
+        </w:rPr>
+        <w:t>Jelaskan</w:t>
+      </w:r>
+      <w:proofErr w:type="spellEnd"/>
+      <w:r>
+        <w:rPr>
+          <w:rFonts w:ascii="Balsamiq Sans" w:hAnsi="Balsamiq Sans"/>
+          <w:b/>
+          <w:bCs/>
+          <w:lang w:val="en-US"/>
+        </w:rPr>
+        <w:t xml:space="preserve"> Metagenesis </w:t>
+      </w:r>
+      <w:proofErr w:type="spellStart"/>
+      <w:r>
+        <w:rPr>
+          <w:rFonts w:ascii="Balsamiq Sans" w:hAnsi="Balsamiq Sans"/>
+          <w:b/>
+          <w:bCs/>
+          <w:lang w:val="en-US"/>
+        </w:rPr>
+        <w:t>Tumbuhan</w:t>
+      </w:r>
+      <w:proofErr w:type="spellEnd"/>
+      <w:r>
+        <w:rPr>
+          <w:rFonts w:ascii="Balsamiq Sans" w:hAnsi="Balsamiq Sans"/>
+          <w:b/>
+          <w:bCs/>
+          <w:lang w:val="en-US"/>
+        </w:rPr>
+        <w:t xml:space="preserve"> Paku</w:t>
       </w:r>
     </w:p>
     <w:p>
@@ -3277,8 +7598,79 @@
           <w:bCs/>
           <w:lang w:val="en-US"/>
         </w:rPr>
-        <w:t>15. Jelaskan Fungsi Hormon Auksin</w:t>
-      </w:r>
+        <w:t xml:space="preserve">15. </w:t>
+      </w:r>
+      <w:proofErr w:type="spellStart"/>
+      <w:r>
+        <w:rPr>
+          <w:rFonts w:ascii="Balsamiq Sans" w:hAnsi="Balsamiq Sans"/>
+          <w:b/>
+          <w:bCs/>
+          <w:lang w:val="en-US"/>
+        </w:rPr>
+        <w:t>Jelaskan</w:t>
+      </w:r>
+      <w:proofErr w:type="spellEnd"/>
+      <w:r>
+        <w:rPr>
+          <w:rFonts w:ascii="Balsamiq Sans" w:hAnsi="Balsamiq Sans"/>
+          <w:b/>
+          <w:bCs/>
+          <w:lang w:val="en-US"/>
+        </w:rPr>
+        <w:t xml:space="preserve"> </w:t>
+      </w:r>
+      <w:proofErr w:type="spellStart"/>
+      <w:r>
+        <w:rPr>
+          <w:rFonts w:ascii="Balsamiq Sans" w:hAnsi="Balsamiq Sans"/>
+          <w:b/>
+          <w:bCs/>
+          <w:lang w:val="en-US"/>
+        </w:rPr>
+        <w:t>Fungsi</w:t>
+      </w:r>
+      <w:proofErr w:type="spellEnd"/>
+      <w:r>
+        <w:rPr>
+          <w:rFonts w:ascii="Balsamiq Sans" w:hAnsi="Balsamiq Sans"/>
+          <w:b/>
+          <w:bCs/>
+          <w:lang w:val="en-US"/>
+        </w:rPr>
+        <w:t xml:space="preserve"> </w:t>
+      </w:r>
+      <w:proofErr w:type="spellStart"/>
+      <w:r>
+        <w:rPr>
+          <w:rFonts w:ascii="Balsamiq Sans" w:hAnsi="Balsamiq Sans"/>
+          <w:b/>
+          <w:bCs/>
+          <w:lang w:val="en-US"/>
+        </w:rPr>
+        <w:t>Hormon</w:t>
+      </w:r>
+      <w:proofErr w:type="spellEnd"/>
+      <w:r>
+        <w:rPr>
+          <w:rFonts w:ascii="Balsamiq Sans" w:hAnsi="Balsamiq Sans"/>
+          <w:b/>
+          <w:bCs/>
+          <w:lang w:val="en-US"/>
+        </w:rPr>
+        <w:t xml:space="preserve"> </w:t>
+      </w:r>
+      <w:proofErr w:type="spellStart"/>
+      <w:r>
+        <w:rPr>
+          <w:rFonts w:ascii="Balsamiq Sans" w:hAnsi="Balsamiq Sans"/>
+          <w:b/>
+          <w:bCs/>
+          <w:lang w:val="en-US"/>
+        </w:rPr>
+        <w:t>Auksin</w:t>
+      </w:r>
+      <w:proofErr w:type="spellEnd"/>
     </w:p>
     <w:p>
       <w:pPr>
@@ -3288,32 +7680,336 @@
           <w:lang w:val="en-US"/>
         </w:rPr>
       </w:pPr>
-      <w:r>
-        <w:rPr>
-          <w:rFonts w:ascii="Balsamiq Sans" w:hAnsi="Balsamiq Sans"/>
-          <w:lang w:val="en-US"/>
-        </w:rPr>
-        <w:t>Hormon Auksin Berfungsi Untuk Merangsang Pemanjangan Batang, Pertumbuhan, Diferensiasi, Percabangan Akar, Dominansi Apikal, Dan Merangsang Pembentukan Bunga Dan Buah.</w:t>
-      </w:r>
-    </w:p>
-    <w:p>
-      <w:pPr>
-        <w:rPr>
-          <w:rFonts w:ascii="Balsamiq Sans" w:hAnsi="Balsamiq Sans"/>
-          <w:b/>
-          <w:bCs/>
-          <w:lang w:val="en-US"/>
-        </w:rPr>
-      </w:pPr>
-      <w:r>
-        <w:rPr>
-          <w:rFonts w:ascii="Balsamiq Sans" w:hAnsi="Balsamiq Sans"/>
-          <w:b/>
-          <w:bCs/>
-          <w:lang w:val="en-US"/>
-        </w:rPr>
-        <w:t>16. Jelaskan Fungsi Hormon Sitokinin</w:t>
-      </w:r>
+      <w:proofErr w:type="spellStart"/>
+      <w:r>
+        <w:rPr>
+          <w:rFonts w:ascii="Balsamiq Sans" w:hAnsi="Balsamiq Sans"/>
+          <w:lang w:val="en-US"/>
+        </w:rPr>
+        <w:t>Hormon</w:t>
+      </w:r>
+      <w:proofErr w:type="spellEnd"/>
+      <w:r>
+        <w:rPr>
+          <w:rFonts w:ascii="Balsamiq Sans" w:hAnsi="Balsamiq Sans"/>
+          <w:lang w:val="en-US"/>
+        </w:rPr>
+        <w:t xml:space="preserve"> </w:t>
+      </w:r>
+      <w:proofErr w:type="spellStart"/>
+      <w:r>
+        <w:rPr>
+          <w:rFonts w:ascii="Balsamiq Sans" w:hAnsi="Balsamiq Sans"/>
+          <w:lang w:val="en-US"/>
+        </w:rPr>
+        <w:t>Auksin</w:t>
+      </w:r>
+      <w:proofErr w:type="spellEnd"/>
+      <w:r>
+        <w:rPr>
+          <w:rFonts w:ascii="Balsamiq Sans" w:hAnsi="Balsamiq Sans"/>
+          <w:lang w:val="en-US"/>
+        </w:rPr>
+        <w:t xml:space="preserve"> </w:t>
+      </w:r>
+      <w:proofErr w:type="spellStart"/>
+      <w:r>
+        <w:rPr>
+          <w:rFonts w:ascii="Balsamiq Sans" w:hAnsi="Balsamiq Sans"/>
+          <w:lang w:val="en-US"/>
+        </w:rPr>
+        <w:t>Berfungsi</w:t>
+      </w:r>
+      <w:proofErr w:type="spellEnd"/>
+      <w:r>
+        <w:rPr>
+          <w:rFonts w:ascii="Balsamiq Sans" w:hAnsi="Balsamiq Sans"/>
+          <w:lang w:val="en-US"/>
+        </w:rPr>
+        <w:t xml:space="preserve"> </w:t>
+      </w:r>
+      <w:proofErr w:type="spellStart"/>
+      <w:r>
+        <w:rPr>
+          <w:rFonts w:ascii="Balsamiq Sans" w:hAnsi="Balsamiq Sans"/>
+          <w:lang w:val="en-US"/>
+        </w:rPr>
+        <w:t>Untuk</w:t>
+      </w:r>
+      <w:proofErr w:type="spellEnd"/>
+      <w:r>
+        <w:rPr>
+          <w:rFonts w:ascii="Balsamiq Sans" w:hAnsi="Balsamiq Sans"/>
+          <w:lang w:val="en-US"/>
+        </w:rPr>
+        <w:t xml:space="preserve"> </w:t>
+      </w:r>
+      <w:proofErr w:type="spellStart"/>
+      <w:r>
+        <w:rPr>
+          <w:rFonts w:ascii="Balsamiq Sans" w:hAnsi="Balsamiq Sans"/>
+          <w:lang w:val="en-US"/>
+        </w:rPr>
+        <w:t>Merangsang</w:t>
+      </w:r>
+      <w:proofErr w:type="spellEnd"/>
+      <w:r>
+        <w:rPr>
+          <w:rFonts w:ascii="Balsamiq Sans" w:hAnsi="Balsamiq Sans"/>
+          <w:lang w:val="en-US"/>
+        </w:rPr>
+        <w:t xml:space="preserve"> </w:t>
+      </w:r>
+      <w:proofErr w:type="spellStart"/>
+      <w:r>
+        <w:rPr>
+          <w:rFonts w:ascii="Balsamiq Sans" w:hAnsi="Balsamiq Sans"/>
+          <w:lang w:val="en-US"/>
+        </w:rPr>
+        <w:t>Pemanjangan</w:t>
+      </w:r>
+      <w:proofErr w:type="spellEnd"/>
+      <w:r>
+        <w:rPr>
+          <w:rFonts w:ascii="Balsamiq Sans" w:hAnsi="Balsamiq Sans"/>
+          <w:lang w:val="en-US"/>
+        </w:rPr>
+        <w:t xml:space="preserve"> </w:t>
+      </w:r>
+      <w:proofErr w:type="spellStart"/>
+      <w:r>
+        <w:rPr>
+          <w:rFonts w:ascii="Balsamiq Sans" w:hAnsi="Balsamiq Sans"/>
+          <w:lang w:val="en-US"/>
+        </w:rPr>
+        <w:t>Batang</w:t>
+      </w:r>
+      <w:proofErr w:type="spellEnd"/>
+      <w:r>
+        <w:rPr>
+          <w:rFonts w:ascii="Balsamiq Sans" w:hAnsi="Balsamiq Sans"/>
+          <w:lang w:val="en-US"/>
+        </w:rPr>
+        <w:t xml:space="preserve">, </w:t>
+      </w:r>
+      <w:proofErr w:type="spellStart"/>
+      <w:r>
+        <w:rPr>
+          <w:rFonts w:ascii="Balsamiq Sans" w:hAnsi="Balsamiq Sans"/>
+          <w:lang w:val="en-US"/>
+        </w:rPr>
+        <w:t>Pertumbuhan</w:t>
+      </w:r>
+      <w:proofErr w:type="spellEnd"/>
+      <w:r>
+        <w:rPr>
+          <w:rFonts w:ascii="Balsamiq Sans" w:hAnsi="Balsamiq Sans"/>
+          <w:lang w:val="en-US"/>
+        </w:rPr>
+        <w:t xml:space="preserve">, </w:t>
+      </w:r>
+      <w:proofErr w:type="spellStart"/>
+      <w:r>
+        <w:rPr>
+          <w:rFonts w:ascii="Balsamiq Sans" w:hAnsi="Balsamiq Sans"/>
+          <w:lang w:val="en-US"/>
+        </w:rPr>
+        <w:t>Diferensiasi</w:t>
+      </w:r>
+      <w:proofErr w:type="spellEnd"/>
+      <w:r>
+        <w:rPr>
+          <w:rFonts w:ascii="Balsamiq Sans" w:hAnsi="Balsamiq Sans"/>
+          <w:lang w:val="en-US"/>
+        </w:rPr>
+        <w:t xml:space="preserve">, </w:t>
+      </w:r>
+      <w:proofErr w:type="spellStart"/>
+      <w:r>
+        <w:rPr>
+          <w:rFonts w:ascii="Balsamiq Sans" w:hAnsi="Balsamiq Sans"/>
+          <w:lang w:val="en-US"/>
+        </w:rPr>
+        <w:t>Percabangan</w:t>
+      </w:r>
+      <w:proofErr w:type="spellEnd"/>
+      <w:r>
+        <w:rPr>
+          <w:rFonts w:ascii="Balsamiq Sans" w:hAnsi="Balsamiq Sans"/>
+          <w:lang w:val="en-US"/>
+        </w:rPr>
+        <w:t xml:space="preserve"> Akar, </w:t>
+      </w:r>
+      <w:proofErr w:type="spellStart"/>
+      <w:r>
+        <w:rPr>
+          <w:rFonts w:ascii="Balsamiq Sans" w:hAnsi="Balsamiq Sans"/>
+          <w:lang w:val="en-US"/>
+        </w:rPr>
+        <w:t>Dominansi</w:t>
+      </w:r>
+      <w:proofErr w:type="spellEnd"/>
+      <w:r>
+        <w:rPr>
+          <w:rFonts w:ascii="Balsamiq Sans" w:hAnsi="Balsamiq Sans"/>
+          <w:lang w:val="en-US"/>
+        </w:rPr>
+        <w:t xml:space="preserve"> </w:t>
+      </w:r>
+      <w:proofErr w:type="spellStart"/>
+      <w:r>
+        <w:rPr>
+          <w:rFonts w:ascii="Balsamiq Sans" w:hAnsi="Balsamiq Sans"/>
+          <w:lang w:val="en-US"/>
+        </w:rPr>
+        <w:t>Apikal</w:t>
+      </w:r>
+      <w:proofErr w:type="spellEnd"/>
+      <w:r>
+        <w:rPr>
+          <w:rFonts w:ascii="Balsamiq Sans" w:hAnsi="Balsamiq Sans"/>
+          <w:lang w:val="en-US"/>
+        </w:rPr>
+        <w:t xml:space="preserve">, Dan </w:t>
+      </w:r>
+      <w:proofErr w:type="spellStart"/>
+      <w:r>
+        <w:rPr>
+          <w:rFonts w:ascii="Balsamiq Sans" w:hAnsi="Balsamiq Sans"/>
+          <w:lang w:val="en-US"/>
+        </w:rPr>
+        <w:t>Merangsang</w:t>
+      </w:r>
+      <w:proofErr w:type="spellEnd"/>
+      <w:r>
+        <w:rPr>
+          <w:rFonts w:ascii="Balsamiq Sans" w:hAnsi="Balsamiq Sans"/>
+          <w:lang w:val="en-US"/>
+        </w:rPr>
+        <w:t xml:space="preserve"> </w:t>
+      </w:r>
+      <w:proofErr w:type="spellStart"/>
+      <w:r>
+        <w:rPr>
+          <w:rFonts w:ascii="Balsamiq Sans" w:hAnsi="Balsamiq Sans"/>
+          <w:lang w:val="en-US"/>
+        </w:rPr>
+        <w:t>Pembentukan</w:t>
+      </w:r>
+      <w:proofErr w:type="spellEnd"/>
+      <w:r>
+        <w:rPr>
+          <w:rFonts w:ascii="Balsamiq Sans" w:hAnsi="Balsamiq Sans"/>
+          <w:lang w:val="en-US"/>
+        </w:rPr>
+        <w:t xml:space="preserve"> Bunga Dan </w:t>
+      </w:r>
+      <w:proofErr w:type="spellStart"/>
+      <w:r>
+        <w:rPr>
+          <w:rFonts w:ascii="Balsamiq Sans" w:hAnsi="Balsamiq Sans"/>
+          <w:lang w:val="en-US"/>
+        </w:rPr>
+        <w:t>Buah</w:t>
+      </w:r>
+      <w:proofErr w:type="spellEnd"/>
+      <w:r>
+        <w:rPr>
+          <w:rFonts w:ascii="Balsamiq Sans" w:hAnsi="Balsamiq Sans"/>
+          <w:lang w:val="en-US"/>
+        </w:rPr>
+        <w:t>.</w:t>
+      </w:r>
+    </w:p>
+    <w:p>
+      <w:pPr>
+        <w:rPr>
+          <w:rFonts w:ascii="Balsamiq Sans" w:hAnsi="Balsamiq Sans"/>
+          <w:b/>
+          <w:bCs/>
+          <w:lang w:val="en-US"/>
+        </w:rPr>
+      </w:pPr>
+      <w:r>
+        <w:rPr>
+          <w:rFonts w:ascii="Balsamiq Sans" w:hAnsi="Balsamiq Sans"/>
+          <w:b/>
+          <w:bCs/>
+          <w:lang w:val="en-US"/>
+        </w:rPr>
+        <w:t xml:space="preserve">16. </w:t>
+      </w:r>
+      <w:proofErr w:type="spellStart"/>
+      <w:r>
+        <w:rPr>
+          <w:rFonts w:ascii="Balsamiq Sans" w:hAnsi="Balsamiq Sans"/>
+          <w:b/>
+          <w:bCs/>
+          <w:lang w:val="en-US"/>
+        </w:rPr>
+        <w:t>Jelaskan</w:t>
+      </w:r>
+      <w:proofErr w:type="spellEnd"/>
+      <w:r>
+        <w:rPr>
+          <w:rFonts w:ascii="Balsamiq Sans" w:hAnsi="Balsamiq Sans"/>
+          <w:b/>
+          <w:bCs/>
+          <w:lang w:val="en-US"/>
+        </w:rPr>
+        <w:t xml:space="preserve"> </w:t>
+      </w:r>
+      <w:proofErr w:type="spellStart"/>
+      <w:r>
+        <w:rPr>
+          <w:rFonts w:ascii="Balsamiq Sans" w:hAnsi="Balsamiq Sans"/>
+          <w:b/>
+          <w:bCs/>
+          <w:lang w:val="en-US"/>
+        </w:rPr>
+        <w:t>Fungsi</w:t>
+      </w:r>
+      <w:proofErr w:type="spellEnd"/>
+      <w:r>
+        <w:rPr>
+          <w:rFonts w:ascii="Balsamiq Sans" w:hAnsi="Balsamiq Sans"/>
+          <w:b/>
+          <w:bCs/>
+          <w:lang w:val="en-US"/>
+        </w:rPr>
+        <w:t xml:space="preserve"> </w:t>
+      </w:r>
+      <w:proofErr w:type="spellStart"/>
+      <w:r>
+        <w:rPr>
+          <w:rFonts w:ascii="Balsamiq Sans" w:hAnsi="Balsamiq Sans"/>
+          <w:b/>
+          <w:bCs/>
+          <w:lang w:val="en-US"/>
+        </w:rPr>
+        <w:t>Hormon</w:t>
+      </w:r>
+      <w:proofErr w:type="spellEnd"/>
+      <w:r>
+        <w:rPr>
+          <w:rFonts w:ascii="Balsamiq Sans" w:hAnsi="Balsamiq Sans"/>
+          <w:b/>
+          <w:bCs/>
+          <w:lang w:val="en-US"/>
+        </w:rPr>
+        <w:t xml:space="preserve"> </w:t>
+      </w:r>
+      <w:proofErr w:type="spellStart"/>
+      <w:r>
+        <w:rPr>
+          <w:rFonts w:ascii="Balsamiq Sans" w:hAnsi="Balsamiq Sans"/>
+          <w:b/>
+          <w:bCs/>
+          <w:lang w:val="en-US"/>
+        </w:rPr>
+        <w:t>Sitokinin</w:t>
+      </w:r>
+      <w:proofErr w:type="spellEnd"/>
     </w:p>
     <w:p>
       <w:pPr>
@@ -3323,32 +8019,361 @@
           <w:lang w:val="en-US"/>
         </w:rPr>
       </w:pPr>
-      <w:r>
-        <w:rPr>
-          <w:rFonts w:ascii="Balsamiq Sans" w:hAnsi="Balsamiq Sans"/>
-          <w:lang w:val="en-US"/>
-        </w:rPr>
-        <w:t>Hormon Sitokinin Berperan Dalam Pertumbuhan Akar, Merangsang Pembelahan Dan Pertumbuhan Sel, Menghambat Penuaan, Menghambat Dominansi Apikal, Serta Mengatur Pembentukan Bunga Dan Buah</w:t>
-      </w:r>
-    </w:p>
-    <w:p>
-      <w:pPr>
-        <w:rPr>
-          <w:rFonts w:ascii="Balsamiq Sans" w:hAnsi="Balsamiq Sans"/>
-          <w:b/>
-          <w:bCs/>
-          <w:lang w:val="en-US"/>
-        </w:rPr>
-      </w:pPr>
-      <w:r>
-        <w:rPr>
-          <w:rFonts w:ascii="Balsamiq Sans" w:hAnsi="Balsamiq Sans"/>
-          <w:b/>
-          <w:bCs/>
-          <w:lang w:val="en-US"/>
-        </w:rPr>
-        <w:t>17. Jelaskan Fungsi Hormon Giberelin</w:t>
-      </w:r>
+      <w:proofErr w:type="spellStart"/>
+      <w:r>
+        <w:rPr>
+          <w:rFonts w:ascii="Balsamiq Sans" w:hAnsi="Balsamiq Sans"/>
+          <w:lang w:val="en-US"/>
+        </w:rPr>
+        <w:t>Hormon</w:t>
+      </w:r>
+      <w:proofErr w:type="spellEnd"/>
+      <w:r>
+        <w:rPr>
+          <w:rFonts w:ascii="Balsamiq Sans" w:hAnsi="Balsamiq Sans"/>
+          <w:lang w:val="en-US"/>
+        </w:rPr>
+        <w:t xml:space="preserve"> </w:t>
+      </w:r>
+      <w:proofErr w:type="spellStart"/>
+      <w:r>
+        <w:rPr>
+          <w:rFonts w:ascii="Balsamiq Sans" w:hAnsi="Balsamiq Sans"/>
+          <w:lang w:val="en-US"/>
+        </w:rPr>
+        <w:t>Sitokinin</w:t>
+      </w:r>
+      <w:proofErr w:type="spellEnd"/>
+      <w:r>
+        <w:rPr>
+          <w:rFonts w:ascii="Balsamiq Sans" w:hAnsi="Balsamiq Sans"/>
+          <w:lang w:val="en-US"/>
+        </w:rPr>
+        <w:t xml:space="preserve"> </w:t>
+      </w:r>
+      <w:proofErr w:type="spellStart"/>
+      <w:r>
+        <w:rPr>
+          <w:rFonts w:ascii="Balsamiq Sans" w:hAnsi="Balsamiq Sans"/>
+          <w:lang w:val="en-US"/>
+        </w:rPr>
+        <w:t>Berperan</w:t>
+      </w:r>
+      <w:proofErr w:type="spellEnd"/>
+      <w:r>
+        <w:rPr>
+          <w:rFonts w:ascii="Balsamiq Sans" w:hAnsi="Balsamiq Sans"/>
+          <w:lang w:val="en-US"/>
+        </w:rPr>
+        <w:t xml:space="preserve"> </w:t>
+      </w:r>
+      <w:proofErr w:type="spellStart"/>
+      <w:r>
+        <w:rPr>
+          <w:rFonts w:ascii="Balsamiq Sans" w:hAnsi="Balsamiq Sans"/>
+          <w:lang w:val="en-US"/>
+        </w:rPr>
+        <w:t>Dalam</w:t>
+      </w:r>
+      <w:proofErr w:type="spellEnd"/>
+      <w:r>
+        <w:rPr>
+          <w:rFonts w:ascii="Balsamiq Sans" w:hAnsi="Balsamiq Sans"/>
+          <w:lang w:val="en-US"/>
+        </w:rPr>
+        <w:t xml:space="preserve"> </w:t>
+      </w:r>
+      <w:proofErr w:type="spellStart"/>
+      <w:r>
+        <w:rPr>
+          <w:rFonts w:ascii="Balsamiq Sans" w:hAnsi="Balsamiq Sans"/>
+          <w:lang w:val="en-US"/>
+        </w:rPr>
+        <w:t>Pertumbuhan</w:t>
+      </w:r>
+      <w:proofErr w:type="spellEnd"/>
+      <w:r>
+        <w:rPr>
+          <w:rFonts w:ascii="Balsamiq Sans" w:hAnsi="Balsamiq Sans"/>
+          <w:lang w:val="en-US"/>
+        </w:rPr>
+        <w:t xml:space="preserve"> Akar, </w:t>
+      </w:r>
+      <w:proofErr w:type="spellStart"/>
+      <w:r>
+        <w:rPr>
+          <w:rFonts w:ascii="Balsamiq Sans" w:hAnsi="Balsamiq Sans"/>
+          <w:lang w:val="en-US"/>
+        </w:rPr>
+        <w:t>Merangsang</w:t>
+      </w:r>
+      <w:proofErr w:type="spellEnd"/>
+      <w:r>
+        <w:rPr>
+          <w:rFonts w:ascii="Balsamiq Sans" w:hAnsi="Balsamiq Sans"/>
+          <w:lang w:val="en-US"/>
+        </w:rPr>
+        <w:t xml:space="preserve"> </w:t>
+      </w:r>
+      <w:proofErr w:type="spellStart"/>
+      <w:r>
+        <w:rPr>
+          <w:rFonts w:ascii="Balsamiq Sans" w:hAnsi="Balsamiq Sans"/>
+          <w:lang w:val="en-US"/>
+        </w:rPr>
+        <w:t>Pembelahan</w:t>
+      </w:r>
+      <w:proofErr w:type="spellEnd"/>
+      <w:r>
+        <w:rPr>
+          <w:rFonts w:ascii="Balsamiq Sans" w:hAnsi="Balsamiq Sans"/>
+          <w:lang w:val="en-US"/>
+        </w:rPr>
+        <w:t xml:space="preserve"> Dan </w:t>
+      </w:r>
+      <w:proofErr w:type="spellStart"/>
+      <w:r>
+        <w:rPr>
+          <w:rFonts w:ascii="Balsamiq Sans" w:hAnsi="Balsamiq Sans"/>
+          <w:lang w:val="en-US"/>
+        </w:rPr>
+        <w:t>Pertumbuhan</w:t>
+      </w:r>
+      <w:proofErr w:type="spellEnd"/>
+      <w:r>
+        <w:rPr>
+          <w:rFonts w:ascii="Balsamiq Sans" w:hAnsi="Balsamiq Sans"/>
+          <w:lang w:val="en-US"/>
+        </w:rPr>
+        <w:t xml:space="preserve"> </w:t>
+      </w:r>
+      <w:proofErr w:type="spellStart"/>
+      <w:r>
+        <w:rPr>
+          <w:rFonts w:ascii="Balsamiq Sans" w:hAnsi="Balsamiq Sans"/>
+          <w:lang w:val="en-US"/>
+        </w:rPr>
+        <w:t>Sel</w:t>
+      </w:r>
+      <w:proofErr w:type="spellEnd"/>
+      <w:r>
+        <w:rPr>
+          <w:rFonts w:ascii="Balsamiq Sans" w:hAnsi="Balsamiq Sans"/>
+          <w:lang w:val="en-US"/>
+        </w:rPr>
+        <w:t xml:space="preserve">, </w:t>
+      </w:r>
+      <w:proofErr w:type="spellStart"/>
+      <w:r>
+        <w:rPr>
+          <w:rFonts w:ascii="Balsamiq Sans" w:hAnsi="Balsamiq Sans"/>
+          <w:lang w:val="en-US"/>
+        </w:rPr>
+        <w:t>Menghambat</w:t>
+      </w:r>
+      <w:proofErr w:type="spellEnd"/>
+      <w:r>
+        <w:rPr>
+          <w:rFonts w:ascii="Balsamiq Sans" w:hAnsi="Balsamiq Sans"/>
+          <w:lang w:val="en-US"/>
+        </w:rPr>
+        <w:t xml:space="preserve"> </w:t>
+      </w:r>
+      <w:proofErr w:type="spellStart"/>
+      <w:r>
+        <w:rPr>
+          <w:rFonts w:ascii="Balsamiq Sans" w:hAnsi="Balsamiq Sans"/>
+          <w:lang w:val="en-US"/>
+        </w:rPr>
+        <w:t>Penuaan</w:t>
+      </w:r>
+      <w:proofErr w:type="spellEnd"/>
+      <w:r>
+        <w:rPr>
+          <w:rFonts w:ascii="Balsamiq Sans" w:hAnsi="Balsamiq Sans"/>
+          <w:lang w:val="en-US"/>
+        </w:rPr>
+        <w:t xml:space="preserve">, </w:t>
+      </w:r>
+      <w:proofErr w:type="spellStart"/>
+      <w:r>
+        <w:rPr>
+          <w:rFonts w:ascii="Balsamiq Sans" w:hAnsi="Balsamiq Sans"/>
+          <w:lang w:val="en-US"/>
+        </w:rPr>
+        <w:t>Menghambat</w:t>
+      </w:r>
+      <w:proofErr w:type="spellEnd"/>
+      <w:r>
+        <w:rPr>
+          <w:rFonts w:ascii="Balsamiq Sans" w:hAnsi="Balsamiq Sans"/>
+          <w:lang w:val="en-US"/>
+        </w:rPr>
+        <w:t xml:space="preserve"> </w:t>
+      </w:r>
+      <w:proofErr w:type="spellStart"/>
+      <w:r>
+        <w:rPr>
+          <w:rFonts w:ascii="Balsamiq Sans" w:hAnsi="Balsamiq Sans"/>
+          <w:lang w:val="en-US"/>
+        </w:rPr>
+        <w:t>Dominansi</w:t>
+      </w:r>
+      <w:proofErr w:type="spellEnd"/>
+      <w:r>
+        <w:rPr>
+          <w:rFonts w:ascii="Balsamiq Sans" w:hAnsi="Balsamiq Sans"/>
+          <w:lang w:val="en-US"/>
+        </w:rPr>
+        <w:t xml:space="preserve"> </w:t>
+      </w:r>
+      <w:proofErr w:type="spellStart"/>
+      <w:r>
+        <w:rPr>
+          <w:rFonts w:ascii="Balsamiq Sans" w:hAnsi="Balsamiq Sans"/>
+          <w:lang w:val="en-US"/>
+        </w:rPr>
+        <w:t>Apikal</w:t>
+      </w:r>
+      <w:proofErr w:type="spellEnd"/>
+      <w:r>
+        <w:rPr>
+          <w:rFonts w:ascii="Balsamiq Sans" w:hAnsi="Balsamiq Sans"/>
+          <w:lang w:val="en-US"/>
+        </w:rPr>
+        <w:t xml:space="preserve">, Serta </w:t>
+      </w:r>
+      <w:proofErr w:type="spellStart"/>
+      <w:r>
+        <w:rPr>
+          <w:rFonts w:ascii="Balsamiq Sans" w:hAnsi="Balsamiq Sans"/>
+          <w:lang w:val="en-US"/>
+        </w:rPr>
+        <w:t>Mengatur</w:t>
+      </w:r>
+      <w:proofErr w:type="spellEnd"/>
+      <w:r>
+        <w:rPr>
+          <w:rFonts w:ascii="Balsamiq Sans" w:hAnsi="Balsamiq Sans"/>
+          <w:lang w:val="en-US"/>
+        </w:rPr>
+        <w:t xml:space="preserve"> </w:t>
+      </w:r>
+      <w:proofErr w:type="spellStart"/>
+      <w:r>
+        <w:rPr>
+          <w:rFonts w:ascii="Balsamiq Sans" w:hAnsi="Balsamiq Sans"/>
+          <w:lang w:val="en-US"/>
+        </w:rPr>
+        <w:t>Pembentukan</w:t>
+      </w:r>
+      <w:proofErr w:type="spellEnd"/>
+      <w:r>
+        <w:rPr>
+          <w:rFonts w:ascii="Balsamiq Sans" w:hAnsi="Balsamiq Sans"/>
+          <w:lang w:val="en-US"/>
+        </w:rPr>
+        <w:t xml:space="preserve"> Bunga Dan </w:t>
+      </w:r>
+      <w:proofErr w:type="spellStart"/>
+      <w:r>
+        <w:rPr>
+          <w:rFonts w:ascii="Balsamiq Sans" w:hAnsi="Balsamiq Sans"/>
+          <w:lang w:val="en-US"/>
+        </w:rPr>
+        <w:t>Buah</w:t>
+      </w:r>
+      <w:proofErr w:type="spellEnd"/>
+    </w:p>
+    <w:p>
+      <w:pPr>
+        <w:rPr>
+          <w:rFonts w:ascii="Balsamiq Sans" w:hAnsi="Balsamiq Sans"/>
+          <w:b/>
+          <w:bCs/>
+          <w:lang w:val="en-US"/>
+        </w:rPr>
+      </w:pPr>
+      <w:r>
+        <w:rPr>
+          <w:rFonts w:ascii="Balsamiq Sans" w:hAnsi="Balsamiq Sans"/>
+          <w:b/>
+          <w:bCs/>
+          <w:lang w:val="en-US"/>
+        </w:rPr>
+        <w:t xml:space="preserve">17. </w:t>
+      </w:r>
+      <w:proofErr w:type="spellStart"/>
+      <w:r>
+        <w:rPr>
+          <w:rFonts w:ascii="Balsamiq Sans" w:hAnsi="Balsamiq Sans"/>
+          <w:b/>
+          <w:bCs/>
+          <w:lang w:val="en-US"/>
+        </w:rPr>
+        <w:t>Jelaskan</w:t>
+      </w:r>
+      <w:proofErr w:type="spellEnd"/>
+      <w:r>
+        <w:rPr>
+          <w:rFonts w:ascii="Balsamiq Sans" w:hAnsi="Balsamiq Sans"/>
+          <w:b/>
+          <w:bCs/>
+          <w:lang w:val="en-US"/>
+        </w:rPr>
+        <w:t xml:space="preserve"> </w:t>
+      </w:r>
+      <w:proofErr w:type="spellStart"/>
+      <w:r>
+        <w:rPr>
+          <w:rFonts w:ascii="Balsamiq Sans" w:hAnsi="Balsamiq Sans"/>
+          <w:b/>
+          <w:bCs/>
+          <w:lang w:val="en-US"/>
+        </w:rPr>
+        <w:t>Fungsi</w:t>
+      </w:r>
+      <w:proofErr w:type="spellEnd"/>
+      <w:r>
+        <w:rPr>
+          <w:rFonts w:ascii="Balsamiq Sans" w:hAnsi="Balsamiq Sans"/>
+          <w:b/>
+          <w:bCs/>
+          <w:lang w:val="en-US"/>
+        </w:rPr>
+        <w:t xml:space="preserve"> </w:t>
+      </w:r>
+      <w:proofErr w:type="spellStart"/>
+      <w:r>
+        <w:rPr>
+          <w:rFonts w:ascii="Balsamiq Sans" w:hAnsi="Balsamiq Sans"/>
+          <w:b/>
+          <w:bCs/>
+          <w:lang w:val="en-US"/>
+        </w:rPr>
+        <w:t>Hormon</w:t>
+      </w:r>
+      <w:proofErr w:type="spellEnd"/>
+      <w:r>
+        <w:rPr>
+          <w:rFonts w:ascii="Balsamiq Sans" w:hAnsi="Balsamiq Sans"/>
+          <w:b/>
+          <w:bCs/>
+          <w:lang w:val="en-US"/>
+        </w:rPr>
+        <w:t xml:space="preserve"> </w:t>
+      </w:r>
+      <w:proofErr w:type="spellStart"/>
+      <w:r>
+        <w:rPr>
+          <w:rFonts w:ascii="Balsamiq Sans" w:hAnsi="Balsamiq Sans"/>
+          <w:b/>
+          <w:bCs/>
+          <w:lang w:val="en-US"/>
+        </w:rPr>
+        <w:t>Giberelin</w:t>
+      </w:r>
+      <w:proofErr w:type="spellEnd"/>
     </w:p>
     <w:p>
       <w:pPr>
@@ -3358,32 +8383,384 @@
           <w:lang w:val="en-US"/>
         </w:rPr>
       </w:pPr>
-      <w:r>
-        <w:rPr>
-          <w:rFonts w:ascii="Balsamiq Sans" w:hAnsi="Balsamiq Sans"/>
-          <w:lang w:val="en-US"/>
-        </w:rPr>
-        <w:t>Hormon Giberelin Berperan Dalam Mempercepat Perkecambahan Biji Dan Tunas, Pemanjangan Batang, Pertumbuhan Raksasa, Terbentuknya Buah Yang Besar Dan Tidak Berbiji, Serta Merangsang Pembentukan Bunga</w:t>
-      </w:r>
-    </w:p>
-    <w:p>
-      <w:pPr>
-        <w:rPr>
-          <w:rFonts w:ascii="Balsamiq Sans" w:hAnsi="Balsamiq Sans"/>
-          <w:b/>
-          <w:bCs/>
-          <w:lang w:val="en-US"/>
-        </w:rPr>
-      </w:pPr>
-      <w:r>
-        <w:rPr>
-          <w:rFonts w:ascii="Balsamiq Sans" w:hAnsi="Balsamiq Sans"/>
-          <w:b/>
-          <w:bCs/>
-          <w:lang w:val="en-US"/>
-        </w:rPr>
-        <w:t>18. Jelaskan Fungsi Hormon Etilen</w:t>
-      </w:r>
+      <w:proofErr w:type="spellStart"/>
+      <w:r>
+        <w:rPr>
+          <w:rFonts w:ascii="Balsamiq Sans" w:hAnsi="Balsamiq Sans"/>
+          <w:lang w:val="en-US"/>
+        </w:rPr>
+        <w:t>Hormon</w:t>
+      </w:r>
+      <w:proofErr w:type="spellEnd"/>
+      <w:r>
+        <w:rPr>
+          <w:rFonts w:ascii="Balsamiq Sans" w:hAnsi="Balsamiq Sans"/>
+          <w:lang w:val="en-US"/>
+        </w:rPr>
+        <w:t xml:space="preserve"> </w:t>
+      </w:r>
+      <w:proofErr w:type="spellStart"/>
+      <w:r>
+        <w:rPr>
+          <w:rFonts w:ascii="Balsamiq Sans" w:hAnsi="Balsamiq Sans"/>
+          <w:lang w:val="en-US"/>
+        </w:rPr>
+        <w:t>Giberelin</w:t>
+      </w:r>
+      <w:proofErr w:type="spellEnd"/>
+      <w:r>
+        <w:rPr>
+          <w:rFonts w:ascii="Balsamiq Sans" w:hAnsi="Balsamiq Sans"/>
+          <w:lang w:val="en-US"/>
+        </w:rPr>
+        <w:t xml:space="preserve"> </w:t>
+      </w:r>
+      <w:proofErr w:type="spellStart"/>
+      <w:r>
+        <w:rPr>
+          <w:rFonts w:ascii="Balsamiq Sans" w:hAnsi="Balsamiq Sans"/>
+          <w:lang w:val="en-US"/>
+        </w:rPr>
+        <w:t>Berperan</w:t>
+      </w:r>
+      <w:proofErr w:type="spellEnd"/>
+      <w:r>
+        <w:rPr>
+          <w:rFonts w:ascii="Balsamiq Sans" w:hAnsi="Balsamiq Sans"/>
+          <w:lang w:val="en-US"/>
+        </w:rPr>
+        <w:t xml:space="preserve"> </w:t>
+      </w:r>
+      <w:proofErr w:type="spellStart"/>
+      <w:r>
+        <w:rPr>
+          <w:rFonts w:ascii="Balsamiq Sans" w:hAnsi="Balsamiq Sans"/>
+          <w:lang w:val="en-US"/>
+        </w:rPr>
+        <w:t>Dalam</w:t>
+      </w:r>
+      <w:proofErr w:type="spellEnd"/>
+      <w:r>
+        <w:rPr>
+          <w:rFonts w:ascii="Balsamiq Sans" w:hAnsi="Balsamiq Sans"/>
+          <w:lang w:val="en-US"/>
+        </w:rPr>
+        <w:t xml:space="preserve"> </w:t>
+      </w:r>
+      <w:proofErr w:type="spellStart"/>
+      <w:r>
+        <w:rPr>
+          <w:rFonts w:ascii="Balsamiq Sans" w:hAnsi="Balsamiq Sans"/>
+          <w:lang w:val="en-US"/>
+        </w:rPr>
+        <w:t>Mempercepat</w:t>
+      </w:r>
+      <w:proofErr w:type="spellEnd"/>
+      <w:r>
+        <w:rPr>
+          <w:rFonts w:ascii="Balsamiq Sans" w:hAnsi="Balsamiq Sans"/>
+          <w:lang w:val="en-US"/>
+        </w:rPr>
+        <w:t xml:space="preserve"> </w:t>
+      </w:r>
+      <w:proofErr w:type="spellStart"/>
+      <w:r>
+        <w:rPr>
+          <w:rFonts w:ascii="Balsamiq Sans" w:hAnsi="Balsamiq Sans"/>
+          <w:lang w:val="en-US"/>
+        </w:rPr>
+        <w:t>Perkecambahan</w:t>
+      </w:r>
+      <w:proofErr w:type="spellEnd"/>
+      <w:r>
+        <w:rPr>
+          <w:rFonts w:ascii="Balsamiq Sans" w:hAnsi="Balsamiq Sans"/>
+          <w:lang w:val="en-US"/>
+        </w:rPr>
+        <w:t xml:space="preserve"> </w:t>
+      </w:r>
+      <w:proofErr w:type="spellStart"/>
+      <w:r>
+        <w:rPr>
+          <w:rFonts w:ascii="Balsamiq Sans" w:hAnsi="Balsamiq Sans"/>
+          <w:lang w:val="en-US"/>
+        </w:rPr>
+        <w:t>Biji</w:t>
+      </w:r>
+      <w:proofErr w:type="spellEnd"/>
+      <w:r>
+        <w:rPr>
+          <w:rFonts w:ascii="Balsamiq Sans" w:hAnsi="Balsamiq Sans"/>
+          <w:lang w:val="en-US"/>
+        </w:rPr>
+        <w:t xml:space="preserve"> Dan Tunas, </w:t>
+      </w:r>
+      <w:proofErr w:type="spellStart"/>
+      <w:r>
+        <w:rPr>
+          <w:rFonts w:ascii="Balsamiq Sans" w:hAnsi="Balsamiq Sans"/>
+          <w:lang w:val="en-US"/>
+        </w:rPr>
+        <w:t>Pemanjangan</w:t>
+      </w:r>
+      <w:proofErr w:type="spellEnd"/>
+      <w:r>
+        <w:rPr>
+          <w:rFonts w:ascii="Balsamiq Sans" w:hAnsi="Balsamiq Sans"/>
+          <w:lang w:val="en-US"/>
+        </w:rPr>
+        <w:t xml:space="preserve"> </w:t>
+      </w:r>
+      <w:proofErr w:type="spellStart"/>
+      <w:r>
+        <w:rPr>
+          <w:rFonts w:ascii="Balsamiq Sans" w:hAnsi="Balsamiq Sans"/>
+          <w:lang w:val="en-US"/>
+        </w:rPr>
+        <w:t>Batang</w:t>
+      </w:r>
+      <w:proofErr w:type="spellEnd"/>
+      <w:r>
+        <w:rPr>
+          <w:rFonts w:ascii="Balsamiq Sans" w:hAnsi="Balsamiq Sans"/>
+          <w:lang w:val="en-US"/>
+        </w:rPr>
+        <w:t xml:space="preserve">, </w:t>
+      </w:r>
+      <w:proofErr w:type="spellStart"/>
+      <w:r>
+        <w:rPr>
+          <w:rFonts w:ascii="Balsamiq Sans" w:hAnsi="Balsamiq Sans"/>
+          <w:lang w:val="en-US"/>
+        </w:rPr>
+        <w:t>Pertumbuhan</w:t>
+      </w:r>
+      <w:proofErr w:type="spellEnd"/>
+      <w:r>
+        <w:rPr>
+          <w:rFonts w:ascii="Balsamiq Sans" w:hAnsi="Balsamiq Sans"/>
+          <w:lang w:val="en-US"/>
+        </w:rPr>
+        <w:t xml:space="preserve"> </w:t>
+      </w:r>
+      <w:proofErr w:type="spellStart"/>
+      <w:r>
+        <w:rPr>
+          <w:rFonts w:ascii="Balsamiq Sans" w:hAnsi="Balsamiq Sans"/>
+          <w:lang w:val="en-US"/>
+        </w:rPr>
+        <w:t>Raksasa</w:t>
+      </w:r>
+      <w:proofErr w:type="spellEnd"/>
+      <w:r>
+        <w:rPr>
+          <w:rFonts w:ascii="Balsamiq Sans" w:hAnsi="Balsamiq Sans"/>
+          <w:lang w:val="en-US"/>
+        </w:rPr>
+        <w:t xml:space="preserve">, </w:t>
+      </w:r>
+      <w:proofErr w:type="spellStart"/>
+      <w:r>
+        <w:rPr>
+          <w:rFonts w:ascii="Balsamiq Sans" w:hAnsi="Balsamiq Sans"/>
+          <w:lang w:val="en-US"/>
+        </w:rPr>
+        <w:t>Terbentuknya</w:t>
+      </w:r>
+      <w:proofErr w:type="spellEnd"/>
+      <w:r>
+        <w:rPr>
+          <w:rFonts w:ascii="Balsamiq Sans" w:hAnsi="Balsamiq Sans"/>
+          <w:lang w:val="en-US"/>
+        </w:rPr>
+        <w:t xml:space="preserve"> </w:t>
+      </w:r>
+      <w:proofErr w:type="spellStart"/>
+      <w:r>
+        <w:rPr>
+          <w:rFonts w:ascii="Balsamiq Sans" w:hAnsi="Balsamiq Sans"/>
+          <w:lang w:val="en-US"/>
+        </w:rPr>
+        <w:t>Buah</w:t>
+      </w:r>
+      <w:proofErr w:type="spellEnd"/>
+      <w:r>
+        <w:rPr>
+          <w:rFonts w:ascii="Balsamiq Sans" w:hAnsi="Balsamiq Sans"/>
+          <w:lang w:val="en-US"/>
+        </w:rPr>
+        <w:t xml:space="preserve"> Yang </w:t>
+      </w:r>
+      <w:proofErr w:type="spellStart"/>
+      <w:r>
+        <w:rPr>
+          <w:rFonts w:ascii="Balsamiq Sans" w:hAnsi="Balsamiq Sans"/>
+          <w:lang w:val="en-US"/>
+        </w:rPr>
+        <w:t>Besar</w:t>
+      </w:r>
+      <w:proofErr w:type="spellEnd"/>
+      <w:r>
+        <w:rPr>
+          <w:rFonts w:ascii="Balsamiq Sans" w:hAnsi="Balsamiq Sans"/>
+          <w:lang w:val="en-US"/>
+        </w:rPr>
+        <w:t xml:space="preserve"> Dan </w:t>
+      </w:r>
+      <w:proofErr w:type="spellStart"/>
+      <w:r>
+        <w:rPr>
+          <w:rFonts w:ascii="Balsamiq Sans" w:hAnsi="Balsamiq Sans"/>
+          <w:lang w:val="en-US"/>
+        </w:rPr>
+        <w:t>Tidak</w:t>
+      </w:r>
+      <w:proofErr w:type="spellEnd"/>
+      <w:r>
+        <w:rPr>
+          <w:rFonts w:ascii="Balsamiq Sans" w:hAnsi="Balsamiq Sans"/>
+          <w:lang w:val="en-US"/>
+        </w:rPr>
+        <w:t xml:space="preserve"> </w:t>
+      </w:r>
+      <w:proofErr w:type="spellStart"/>
+      <w:r>
+        <w:rPr>
+          <w:rFonts w:ascii="Balsamiq Sans" w:hAnsi="Balsamiq Sans"/>
+          <w:lang w:val="en-US"/>
+        </w:rPr>
+        <w:t>Berbiji</w:t>
+      </w:r>
+      <w:proofErr w:type="spellEnd"/>
+      <w:r>
+        <w:rPr>
+          <w:rFonts w:ascii="Balsamiq Sans" w:hAnsi="Balsamiq Sans"/>
+          <w:lang w:val="en-US"/>
+        </w:rPr>
+        <w:t xml:space="preserve">, Serta </w:t>
+      </w:r>
+      <w:proofErr w:type="spellStart"/>
+      <w:r>
+        <w:rPr>
+          <w:rFonts w:ascii="Balsamiq Sans" w:hAnsi="Balsamiq Sans"/>
+          <w:lang w:val="en-US"/>
+        </w:rPr>
+        <w:t>Merangsang</w:t>
+      </w:r>
+      <w:proofErr w:type="spellEnd"/>
+      <w:r>
+        <w:rPr>
+          <w:rFonts w:ascii="Balsamiq Sans" w:hAnsi="Balsamiq Sans"/>
+          <w:lang w:val="en-US"/>
+        </w:rPr>
+        <w:t xml:space="preserve"> </w:t>
+      </w:r>
+      <w:proofErr w:type="spellStart"/>
+      <w:r>
+        <w:rPr>
+          <w:rFonts w:ascii="Balsamiq Sans" w:hAnsi="Balsamiq Sans"/>
+          <w:lang w:val="en-US"/>
+        </w:rPr>
+        <w:t>Pembentukan</w:t>
+      </w:r>
+      <w:proofErr w:type="spellEnd"/>
+      <w:r>
+        <w:rPr>
+          <w:rFonts w:ascii="Balsamiq Sans" w:hAnsi="Balsamiq Sans"/>
+          <w:lang w:val="en-US"/>
+        </w:rPr>
+        <w:t xml:space="preserve"> Bunga</w:t>
+      </w:r>
+    </w:p>
+    <w:p>
+      <w:pPr>
+        <w:rPr>
+          <w:rFonts w:ascii="Balsamiq Sans" w:hAnsi="Balsamiq Sans"/>
+          <w:b/>
+          <w:bCs/>
+          <w:lang w:val="en-US"/>
+        </w:rPr>
+      </w:pPr>
+      <w:r>
+        <w:rPr>
+          <w:rFonts w:ascii="Balsamiq Sans" w:hAnsi="Balsamiq Sans"/>
+          <w:b/>
+          <w:bCs/>
+          <w:lang w:val="en-US"/>
+        </w:rPr>
+        <w:t xml:space="preserve">18. </w:t>
+      </w:r>
+      <w:proofErr w:type="spellStart"/>
+      <w:r>
+        <w:rPr>
+          <w:rFonts w:ascii="Balsamiq Sans" w:hAnsi="Balsamiq Sans"/>
+          <w:b/>
+          <w:bCs/>
+          <w:lang w:val="en-US"/>
+        </w:rPr>
+        <w:t>Jelaskan</w:t>
+      </w:r>
+      <w:proofErr w:type="spellEnd"/>
+      <w:r>
+        <w:rPr>
+          <w:rFonts w:ascii="Balsamiq Sans" w:hAnsi="Balsamiq Sans"/>
+          <w:b/>
+          <w:bCs/>
+          <w:lang w:val="en-US"/>
+        </w:rPr>
+        <w:t xml:space="preserve"> </w:t>
+      </w:r>
+      <w:proofErr w:type="spellStart"/>
+      <w:r>
+        <w:rPr>
+          <w:rFonts w:ascii="Balsamiq Sans" w:hAnsi="Balsamiq Sans"/>
+          <w:b/>
+          <w:bCs/>
+          <w:lang w:val="en-US"/>
+        </w:rPr>
+        <w:t>Fungsi</w:t>
+      </w:r>
+      <w:proofErr w:type="spellEnd"/>
+      <w:r>
+        <w:rPr>
+          <w:rFonts w:ascii="Balsamiq Sans" w:hAnsi="Balsamiq Sans"/>
+          <w:b/>
+          <w:bCs/>
+          <w:lang w:val="en-US"/>
+        </w:rPr>
+        <w:t xml:space="preserve"> </w:t>
+      </w:r>
+      <w:proofErr w:type="spellStart"/>
+      <w:r>
+        <w:rPr>
+          <w:rFonts w:ascii="Balsamiq Sans" w:hAnsi="Balsamiq Sans"/>
+          <w:b/>
+          <w:bCs/>
+          <w:lang w:val="en-US"/>
+        </w:rPr>
+        <w:t>Hormon</w:t>
+      </w:r>
+      <w:proofErr w:type="spellEnd"/>
+      <w:r>
+        <w:rPr>
+          <w:rFonts w:ascii="Balsamiq Sans" w:hAnsi="Balsamiq Sans"/>
+          <w:b/>
+          <w:bCs/>
+          <w:lang w:val="en-US"/>
+        </w:rPr>
+        <w:t xml:space="preserve"> </w:t>
+      </w:r>
+      <w:proofErr w:type="spellStart"/>
+      <w:r>
+        <w:rPr>
+          <w:rFonts w:ascii="Balsamiq Sans" w:hAnsi="Balsamiq Sans"/>
+          <w:b/>
+          <w:bCs/>
+          <w:lang w:val="en-US"/>
+        </w:rPr>
+        <w:t>Etilen</w:t>
+      </w:r>
+      <w:proofErr w:type="spellEnd"/>
     </w:p>
     <w:p>
       <w:pPr>
@@ -3393,32 +8770,276 @@
           <w:lang w:val="en-US"/>
         </w:rPr>
       </w:pPr>
-      <w:r>
-        <w:rPr>
-          <w:rFonts w:ascii="Balsamiq Sans" w:hAnsi="Balsamiq Sans"/>
-          <w:lang w:val="en-US"/>
-        </w:rPr>
-        <w:t>Hormon Etilen Atau Gas Etilen Berperan Dalam Pematangan Buah Serta Pengguguran Daun Dan Bunga</w:t>
-      </w:r>
-    </w:p>
-    <w:p>
-      <w:pPr>
-        <w:rPr>
-          <w:rFonts w:ascii="Balsamiq Sans" w:hAnsi="Balsamiq Sans"/>
-          <w:b/>
-          <w:bCs/>
-          <w:lang w:val="en-US"/>
-        </w:rPr>
-      </w:pPr>
-      <w:r>
-        <w:rPr>
-          <w:rFonts w:ascii="Balsamiq Sans" w:hAnsi="Balsamiq Sans"/>
-          <w:b/>
-          <w:bCs/>
-          <w:lang w:val="en-US"/>
-        </w:rPr>
-        <w:t>19. Jelaskan Fungsi Hormon Asam Absisat</w:t>
-      </w:r>
+      <w:proofErr w:type="spellStart"/>
+      <w:r>
+        <w:rPr>
+          <w:rFonts w:ascii="Balsamiq Sans" w:hAnsi="Balsamiq Sans"/>
+          <w:lang w:val="en-US"/>
+        </w:rPr>
+        <w:t>Hormon</w:t>
+      </w:r>
+      <w:proofErr w:type="spellEnd"/>
+      <w:r>
+        <w:rPr>
+          <w:rFonts w:ascii="Balsamiq Sans" w:hAnsi="Balsamiq Sans"/>
+          <w:lang w:val="en-US"/>
+        </w:rPr>
+        <w:t xml:space="preserve"> </w:t>
+      </w:r>
+      <w:proofErr w:type="spellStart"/>
+      <w:r>
+        <w:rPr>
+          <w:rFonts w:ascii="Balsamiq Sans" w:hAnsi="Balsamiq Sans"/>
+          <w:lang w:val="en-US"/>
+        </w:rPr>
+        <w:t>Etilen</w:t>
+      </w:r>
+      <w:proofErr w:type="spellEnd"/>
+      <w:r>
+        <w:rPr>
+          <w:rFonts w:ascii="Balsamiq Sans" w:hAnsi="Balsamiq Sans"/>
+          <w:lang w:val="en-US"/>
+        </w:rPr>
+        <w:t xml:space="preserve"> </w:t>
+      </w:r>
+      <w:proofErr w:type="spellStart"/>
+      <w:r>
+        <w:rPr>
+          <w:rFonts w:ascii="Balsamiq Sans" w:hAnsi="Balsamiq Sans"/>
+          <w:lang w:val="en-US"/>
+        </w:rPr>
+        <w:t>Atau</w:t>
+      </w:r>
+      <w:proofErr w:type="spellEnd"/>
+      <w:r>
+        <w:rPr>
+          <w:rFonts w:ascii="Balsamiq Sans" w:hAnsi="Balsamiq Sans"/>
+          <w:lang w:val="en-US"/>
+        </w:rPr>
+        <w:t xml:space="preserve"> Gas </w:t>
+      </w:r>
+      <w:proofErr w:type="spellStart"/>
+      <w:r>
+        <w:rPr>
+          <w:rFonts w:ascii="Balsamiq Sans" w:hAnsi="Balsamiq Sans"/>
+          <w:lang w:val="en-US"/>
+        </w:rPr>
+        <w:t>Etilen</w:t>
+      </w:r>
+      <w:proofErr w:type="spellEnd"/>
+      <w:r>
+        <w:rPr>
+          <w:rFonts w:ascii="Balsamiq Sans" w:hAnsi="Balsamiq Sans"/>
+          <w:lang w:val="en-US"/>
+        </w:rPr>
+        <w:t xml:space="preserve"> </w:t>
+      </w:r>
+      <w:proofErr w:type="spellStart"/>
+      <w:r>
+        <w:rPr>
+          <w:rFonts w:ascii="Balsamiq Sans" w:hAnsi="Balsamiq Sans"/>
+          <w:lang w:val="en-US"/>
+        </w:rPr>
+        <w:t>Berperan</w:t>
+      </w:r>
+      <w:proofErr w:type="spellEnd"/>
+      <w:r>
+        <w:rPr>
+          <w:rFonts w:ascii="Balsamiq Sans" w:hAnsi="Balsamiq Sans"/>
+          <w:lang w:val="en-US"/>
+        </w:rPr>
+        <w:t xml:space="preserve"> </w:t>
+      </w:r>
+      <w:proofErr w:type="spellStart"/>
+      <w:r>
+        <w:rPr>
+          <w:rFonts w:ascii="Balsamiq Sans" w:hAnsi="Balsamiq Sans"/>
+          <w:lang w:val="en-US"/>
+        </w:rPr>
+        <w:t>Dalam</w:t>
+      </w:r>
+      <w:proofErr w:type="spellEnd"/>
+      <w:r>
+        <w:rPr>
+          <w:rFonts w:ascii="Balsamiq Sans" w:hAnsi="Balsamiq Sans"/>
+          <w:lang w:val="en-US"/>
+        </w:rPr>
+        <w:t xml:space="preserve"> </w:t>
+      </w:r>
+      <w:proofErr w:type="spellStart"/>
+      <w:r>
+        <w:rPr>
+          <w:rFonts w:ascii="Balsamiq Sans" w:hAnsi="Balsamiq Sans"/>
+          <w:lang w:val="en-US"/>
+        </w:rPr>
+        <w:t>Pematangan</w:t>
+      </w:r>
+      <w:proofErr w:type="spellEnd"/>
+      <w:r>
+        <w:rPr>
+          <w:rFonts w:ascii="Balsamiq Sans" w:hAnsi="Balsamiq Sans"/>
+          <w:lang w:val="en-US"/>
+        </w:rPr>
+        <w:t xml:space="preserve"> </w:t>
+      </w:r>
+      <w:proofErr w:type="spellStart"/>
+      <w:r>
+        <w:rPr>
+          <w:rFonts w:ascii="Balsamiq Sans" w:hAnsi="Balsamiq Sans"/>
+          <w:lang w:val="en-US"/>
+        </w:rPr>
+        <w:t>Buah</w:t>
+      </w:r>
+      <w:proofErr w:type="spellEnd"/>
+      <w:r>
+        <w:rPr>
+          <w:rFonts w:ascii="Balsamiq Sans" w:hAnsi="Balsamiq Sans"/>
+          <w:lang w:val="en-US"/>
+        </w:rPr>
+        <w:t xml:space="preserve"> Serta </w:t>
+      </w:r>
+      <w:proofErr w:type="spellStart"/>
+      <w:r>
+        <w:rPr>
+          <w:rFonts w:ascii="Balsamiq Sans" w:hAnsi="Balsamiq Sans"/>
+          <w:lang w:val="en-US"/>
+        </w:rPr>
+        <w:t>Pengguguran</w:t>
+      </w:r>
+      <w:proofErr w:type="spellEnd"/>
+      <w:r>
+        <w:rPr>
+          <w:rFonts w:ascii="Balsamiq Sans" w:hAnsi="Balsamiq Sans"/>
+          <w:lang w:val="en-US"/>
+        </w:rPr>
+        <w:t xml:space="preserve"> </w:t>
+      </w:r>
+      <w:proofErr w:type="spellStart"/>
+      <w:r>
+        <w:rPr>
+          <w:rFonts w:ascii="Balsamiq Sans" w:hAnsi="Balsamiq Sans"/>
+          <w:lang w:val="en-US"/>
+        </w:rPr>
+        <w:t>Daun</w:t>
+      </w:r>
+      <w:proofErr w:type="spellEnd"/>
+      <w:r>
+        <w:rPr>
+          <w:rFonts w:ascii="Balsamiq Sans" w:hAnsi="Balsamiq Sans"/>
+          <w:lang w:val="en-US"/>
+        </w:rPr>
+        <w:t xml:space="preserve"> Dan Bunga</w:t>
+      </w:r>
+    </w:p>
+    <w:p>
+      <w:pPr>
+        <w:rPr>
+          <w:rFonts w:ascii="Balsamiq Sans" w:hAnsi="Balsamiq Sans"/>
+          <w:b/>
+          <w:bCs/>
+          <w:lang w:val="en-US"/>
+        </w:rPr>
+      </w:pPr>
+      <w:r>
+        <w:rPr>
+          <w:rFonts w:ascii="Balsamiq Sans" w:hAnsi="Balsamiq Sans"/>
+          <w:b/>
+          <w:bCs/>
+          <w:lang w:val="en-US"/>
+        </w:rPr>
+        <w:t xml:space="preserve">19. </w:t>
+      </w:r>
+      <w:proofErr w:type="spellStart"/>
+      <w:r>
+        <w:rPr>
+          <w:rFonts w:ascii="Balsamiq Sans" w:hAnsi="Balsamiq Sans"/>
+          <w:b/>
+          <w:bCs/>
+          <w:lang w:val="en-US"/>
+        </w:rPr>
+        <w:t>Jelaskan</w:t>
+      </w:r>
+      <w:proofErr w:type="spellEnd"/>
+      <w:r>
+        <w:rPr>
+          <w:rFonts w:ascii="Balsamiq Sans" w:hAnsi="Balsamiq Sans"/>
+          <w:b/>
+          <w:bCs/>
+          <w:lang w:val="en-US"/>
+        </w:rPr>
+        <w:t xml:space="preserve"> </w:t>
+      </w:r>
+      <w:proofErr w:type="spellStart"/>
+      <w:r>
+        <w:rPr>
+          <w:rFonts w:ascii="Balsamiq Sans" w:hAnsi="Balsamiq Sans"/>
+          <w:b/>
+          <w:bCs/>
+          <w:lang w:val="en-US"/>
+        </w:rPr>
+        <w:t>Fungsi</w:t>
+      </w:r>
+      <w:proofErr w:type="spellEnd"/>
+      <w:r>
+        <w:rPr>
+          <w:rFonts w:ascii="Balsamiq Sans" w:hAnsi="Balsamiq Sans"/>
+          <w:b/>
+          <w:bCs/>
+          <w:lang w:val="en-US"/>
+        </w:rPr>
+        <w:t xml:space="preserve"> </w:t>
+      </w:r>
+      <w:proofErr w:type="spellStart"/>
+      <w:r>
+        <w:rPr>
+          <w:rFonts w:ascii="Balsamiq Sans" w:hAnsi="Balsamiq Sans"/>
+          <w:b/>
+          <w:bCs/>
+          <w:lang w:val="en-US"/>
+        </w:rPr>
+        <w:t>Hormon</w:t>
+      </w:r>
+      <w:proofErr w:type="spellEnd"/>
+      <w:r>
+        <w:rPr>
+          <w:rFonts w:ascii="Balsamiq Sans" w:hAnsi="Balsamiq Sans"/>
+          <w:b/>
+          <w:bCs/>
+          <w:lang w:val="en-US"/>
+        </w:rPr>
+        <w:t xml:space="preserve"> </w:t>
+      </w:r>
+      <w:proofErr w:type="spellStart"/>
+      <w:r>
+        <w:rPr>
+          <w:rFonts w:ascii="Balsamiq Sans" w:hAnsi="Balsamiq Sans"/>
+          <w:b/>
+          <w:bCs/>
+          <w:lang w:val="en-US"/>
+        </w:rPr>
+        <w:t>Asam</w:t>
+      </w:r>
+      <w:proofErr w:type="spellEnd"/>
+      <w:r>
+        <w:rPr>
+          <w:rFonts w:ascii="Balsamiq Sans" w:hAnsi="Balsamiq Sans"/>
+          <w:b/>
+          <w:bCs/>
+          <w:lang w:val="en-US"/>
+        </w:rPr>
+        <w:t xml:space="preserve"> </w:t>
+      </w:r>
+      <w:proofErr w:type="spellStart"/>
+      <w:r>
+        <w:rPr>
+          <w:rFonts w:ascii="Balsamiq Sans" w:hAnsi="Balsamiq Sans"/>
+          <w:b/>
+          <w:bCs/>
+          <w:lang w:val="en-US"/>
+        </w:rPr>
+        <w:t>Absisat</w:t>
+      </w:r>
+      <w:proofErr w:type="spellEnd"/>
     </w:p>
     <w:p>
       <w:pPr>
@@ -3428,32 +9049,356 @@
           <w:lang w:val="en-US"/>
         </w:rPr>
       </w:pPr>
-      <w:r>
-        <w:rPr>
-          <w:rFonts w:ascii="Balsamiq Sans" w:hAnsi="Balsamiq Sans"/>
-          <w:lang w:val="en-US"/>
-        </w:rPr>
-        <w:t>Hormon Asam Absisat Berperan Dalam Menghambat Pertumbuhan Ketika Keadaan Lingkungan Tidak Memungkinkan Serta Merangsang Penutupan Stomata Selama Kekurangan Air</w:t>
-      </w:r>
-    </w:p>
-    <w:p>
-      <w:pPr>
-        <w:rPr>
-          <w:rFonts w:ascii="Balsamiq Sans" w:hAnsi="Balsamiq Sans"/>
-          <w:b/>
-          <w:bCs/>
-          <w:lang w:val="en-US"/>
-        </w:rPr>
-      </w:pPr>
-      <w:r>
-        <w:rPr>
-          <w:rFonts w:ascii="Balsamiq Sans" w:hAnsi="Balsamiq Sans"/>
-          <w:b/>
-          <w:bCs/>
-          <w:lang w:val="en-US"/>
-        </w:rPr>
-        <w:t>20. Jelaskan Dan Berikan 1 Contoh Reproduksi Fragmentasi</w:t>
-      </w:r>
+      <w:proofErr w:type="spellStart"/>
+      <w:r>
+        <w:rPr>
+          <w:rFonts w:ascii="Balsamiq Sans" w:hAnsi="Balsamiq Sans"/>
+          <w:lang w:val="en-US"/>
+        </w:rPr>
+        <w:t>Hormon</w:t>
+      </w:r>
+      <w:proofErr w:type="spellEnd"/>
+      <w:r>
+        <w:rPr>
+          <w:rFonts w:ascii="Balsamiq Sans" w:hAnsi="Balsamiq Sans"/>
+          <w:lang w:val="en-US"/>
+        </w:rPr>
+        <w:t xml:space="preserve"> </w:t>
+      </w:r>
+      <w:proofErr w:type="spellStart"/>
+      <w:r>
+        <w:rPr>
+          <w:rFonts w:ascii="Balsamiq Sans" w:hAnsi="Balsamiq Sans"/>
+          <w:lang w:val="en-US"/>
+        </w:rPr>
+        <w:t>Asam</w:t>
+      </w:r>
+      <w:proofErr w:type="spellEnd"/>
+      <w:r>
+        <w:rPr>
+          <w:rFonts w:ascii="Balsamiq Sans" w:hAnsi="Balsamiq Sans"/>
+          <w:lang w:val="en-US"/>
+        </w:rPr>
+        <w:t xml:space="preserve"> </w:t>
+      </w:r>
+      <w:proofErr w:type="spellStart"/>
+      <w:r>
+        <w:rPr>
+          <w:rFonts w:ascii="Balsamiq Sans" w:hAnsi="Balsamiq Sans"/>
+          <w:lang w:val="en-US"/>
+        </w:rPr>
+        <w:t>Absisat</w:t>
+      </w:r>
+      <w:proofErr w:type="spellEnd"/>
+      <w:r>
+        <w:rPr>
+          <w:rFonts w:ascii="Balsamiq Sans" w:hAnsi="Balsamiq Sans"/>
+          <w:lang w:val="en-US"/>
+        </w:rPr>
+        <w:t xml:space="preserve"> </w:t>
+      </w:r>
+      <w:proofErr w:type="spellStart"/>
+      <w:r>
+        <w:rPr>
+          <w:rFonts w:ascii="Balsamiq Sans" w:hAnsi="Balsamiq Sans"/>
+          <w:lang w:val="en-US"/>
+        </w:rPr>
+        <w:t>Berperan</w:t>
+      </w:r>
+      <w:proofErr w:type="spellEnd"/>
+      <w:r>
+        <w:rPr>
+          <w:rFonts w:ascii="Balsamiq Sans" w:hAnsi="Balsamiq Sans"/>
+          <w:lang w:val="en-US"/>
+        </w:rPr>
+        <w:t xml:space="preserve"> </w:t>
+      </w:r>
+      <w:proofErr w:type="spellStart"/>
+      <w:r>
+        <w:rPr>
+          <w:rFonts w:ascii="Balsamiq Sans" w:hAnsi="Balsamiq Sans"/>
+          <w:lang w:val="en-US"/>
+        </w:rPr>
+        <w:t>Dalam</w:t>
+      </w:r>
+      <w:proofErr w:type="spellEnd"/>
+      <w:r>
+        <w:rPr>
+          <w:rFonts w:ascii="Balsamiq Sans" w:hAnsi="Balsamiq Sans"/>
+          <w:lang w:val="en-US"/>
+        </w:rPr>
+        <w:t xml:space="preserve"> </w:t>
+      </w:r>
+      <w:proofErr w:type="spellStart"/>
+      <w:r>
+        <w:rPr>
+          <w:rFonts w:ascii="Balsamiq Sans" w:hAnsi="Balsamiq Sans"/>
+          <w:lang w:val="en-US"/>
+        </w:rPr>
+        <w:t>Menghambat</w:t>
+      </w:r>
+      <w:proofErr w:type="spellEnd"/>
+      <w:r>
+        <w:rPr>
+          <w:rFonts w:ascii="Balsamiq Sans" w:hAnsi="Balsamiq Sans"/>
+          <w:lang w:val="en-US"/>
+        </w:rPr>
+        <w:t xml:space="preserve"> </w:t>
+      </w:r>
+      <w:proofErr w:type="spellStart"/>
+      <w:r>
+        <w:rPr>
+          <w:rFonts w:ascii="Balsamiq Sans" w:hAnsi="Balsamiq Sans"/>
+          <w:lang w:val="en-US"/>
+        </w:rPr>
+        <w:t>Pertumbuhan</w:t>
+      </w:r>
+      <w:proofErr w:type="spellEnd"/>
+      <w:r>
+        <w:rPr>
+          <w:rFonts w:ascii="Balsamiq Sans" w:hAnsi="Balsamiq Sans"/>
+          <w:lang w:val="en-US"/>
+        </w:rPr>
+        <w:t xml:space="preserve"> Ketika </w:t>
+      </w:r>
+      <w:proofErr w:type="spellStart"/>
+      <w:r>
+        <w:rPr>
+          <w:rFonts w:ascii="Balsamiq Sans" w:hAnsi="Balsamiq Sans"/>
+          <w:lang w:val="en-US"/>
+        </w:rPr>
+        <w:t>Keadaan</w:t>
+      </w:r>
+      <w:proofErr w:type="spellEnd"/>
+      <w:r>
+        <w:rPr>
+          <w:rFonts w:ascii="Balsamiq Sans" w:hAnsi="Balsamiq Sans"/>
+          <w:lang w:val="en-US"/>
+        </w:rPr>
+        <w:t xml:space="preserve"> </w:t>
+      </w:r>
+      <w:proofErr w:type="spellStart"/>
+      <w:r>
+        <w:rPr>
+          <w:rFonts w:ascii="Balsamiq Sans" w:hAnsi="Balsamiq Sans"/>
+          <w:lang w:val="en-US"/>
+        </w:rPr>
+        <w:t>Lingkungan</w:t>
+      </w:r>
+      <w:proofErr w:type="spellEnd"/>
+      <w:r>
+        <w:rPr>
+          <w:rFonts w:ascii="Balsamiq Sans" w:hAnsi="Balsamiq Sans"/>
+          <w:lang w:val="en-US"/>
+        </w:rPr>
+        <w:t xml:space="preserve"> </w:t>
+      </w:r>
+      <w:proofErr w:type="spellStart"/>
+      <w:r>
+        <w:rPr>
+          <w:rFonts w:ascii="Balsamiq Sans" w:hAnsi="Balsamiq Sans"/>
+          <w:lang w:val="en-US"/>
+        </w:rPr>
+        <w:t>Tidak</w:t>
+      </w:r>
+      <w:proofErr w:type="spellEnd"/>
+      <w:r>
+        <w:rPr>
+          <w:rFonts w:ascii="Balsamiq Sans" w:hAnsi="Balsamiq Sans"/>
+          <w:lang w:val="en-US"/>
+        </w:rPr>
+        <w:t xml:space="preserve"> </w:t>
+      </w:r>
+      <w:proofErr w:type="spellStart"/>
+      <w:r>
+        <w:rPr>
+          <w:rFonts w:ascii="Balsamiq Sans" w:hAnsi="Balsamiq Sans"/>
+          <w:lang w:val="en-US"/>
+        </w:rPr>
+        <w:t>Memungkinkan</w:t>
+      </w:r>
+      <w:proofErr w:type="spellEnd"/>
+      <w:r>
+        <w:rPr>
+          <w:rFonts w:ascii="Balsamiq Sans" w:hAnsi="Balsamiq Sans"/>
+          <w:lang w:val="en-US"/>
+        </w:rPr>
+        <w:t xml:space="preserve"> Serta </w:t>
+      </w:r>
+      <w:proofErr w:type="spellStart"/>
+      <w:r>
+        <w:rPr>
+          <w:rFonts w:ascii="Balsamiq Sans" w:hAnsi="Balsamiq Sans"/>
+          <w:lang w:val="en-US"/>
+        </w:rPr>
+        <w:t>Merangsang</w:t>
+      </w:r>
+      <w:proofErr w:type="spellEnd"/>
+      <w:r>
+        <w:rPr>
+          <w:rFonts w:ascii="Balsamiq Sans" w:hAnsi="Balsamiq Sans"/>
+          <w:lang w:val="en-US"/>
+        </w:rPr>
+        <w:t xml:space="preserve"> </w:t>
+      </w:r>
+      <w:proofErr w:type="spellStart"/>
+      <w:r>
+        <w:rPr>
+          <w:rFonts w:ascii="Balsamiq Sans" w:hAnsi="Balsamiq Sans"/>
+          <w:lang w:val="en-US"/>
+        </w:rPr>
+        <w:t>Penutupan</w:t>
+      </w:r>
+      <w:proofErr w:type="spellEnd"/>
+      <w:r>
+        <w:rPr>
+          <w:rFonts w:ascii="Balsamiq Sans" w:hAnsi="Balsamiq Sans"/>
+          <w:lang w:val="en-US"/>
+        </w:rPr>
+        <w:t xml:space="preserve"> Stomata </w:t>
+      </w:r>
+      <w:proofErr w:type="spellStart"/>
+      <w:r>
+        <w:rPr>
+          <w:rFonts w:ascii="Balsamiq Sans" w:hAnsi="Balsamiq Sans"/>
+          <w:lang w:val="en-US"/>
+        </w:rPr>
+        <w:t>Selama</w:t>
+      </w:r>
+      <w:proofErr w:type="spellEnd"/>
+      <w:r>
+        <w:rPr>
+          <w:rFonts w:ascii="Balsamiq Sans" w:hAnsi="Balsamiq Sans"/>
+          <w:lang w:val="en-US"/>
+        </w:rPr>
+        <w:t xml:space="preserve"> </w:t>
+      </w:r>
+      <w:proofErr w:type="spellStart"/>
+      <w:r>
+        <w:rPr>
+          <w:rFonts w:ascii="Balsamiq Sans" w:hAnsi="Balsamiq Sans"/>
+          <w:lang w:val="en-US"/>
+        </w:rPr>
+        <w:t>Kekurangan</w:t>
+      </w:r>
+      <w:proofErr w:type="spellEnd"/>
+      <w:r>
+        <w:rPr>
+          <w:rFonts w:ascii="Balsamiq Sans" w:hAnsi="Balsamiq Sans"/>
+          <w:lang w:val="en-US"/>
+        </w:rPr>
+        <w:t xml:space="preserve"> Air</w:t>
+      </w:r>
+    </w:p>
+    <w:p>
+      <w:pPr>
+        <w:rPr>
+          <w:rFonts w:ascii="Balsamiq Sans" w:hAnsi="Balsamiq Sans"/>
+          <w:b/>
+          <w:bCs/>
+          <w:lang w:val="en-US"/>
+        </w:rPr>
+      </w:pPr>
+      <w:r>
+        <w:rPr>
+          <w:rFonts w:ascii="Balsamiq Sans" w:hAnsi="Balsamiq Sans"/>
+          <w:b/>
+          <w:bCs/>
+          <w:lang w:val="en-US"/>
+        </w:rPr>
+        <w:t xml:space="preserve">20. </w:t>
+      </w:r>
+      <w:proofErr w:type="spellStart"/>
+      <w:r>
+        <w:rPr>
+          <w:rFonts w:ascii="Balsamiq Sans" w:hAnsi="Balsamiq Sans"/>
+          <w:b/>
+          <w:bCs/>
+          <w:lang w:val="en-US"/>
+        </w:rPr>
+        <w:t>Jelaskan</w:t>
+      </w:r>
+      <w:proofErr w:type="spellEnd"/>
+      <w:r>
+        <w:rPr>
+          <w:rFonts w:ascii="Balsamiq Sans" w:hAnsi="Balsamiq Sans"/>
+          <w:b/>
+          <w:bCs/>
+          <w:lang w:val="en-US"/>
+        </w:rPr>
+        <w:t xml:space="preserve"> Dan </w:t>
+      </w:r>
+      <w:proofErr w:type="spellStart"/>
+      <w:r>
+        <w:rPr>
+          <w:rFonts w:ascii="Balsamiq Sans" w:hAnsi="Balsamiq Sans"/>
+          <w:b/>
+          <w:bCs/>
+          <w:lang w:val="en-US"/>
+        </w:rPr>
+        <w:t>Berikan</w:t>
+      </w:r>
+      <w:proofErr w:type="spellEnd"/>
+      <w:r>
+        <w:rPr>
+          <w:rFonts w:ascii="Balsamiq Sans" w:hAnsi="Balsamiq Sans"/>
+          <w:b/>
+          <w:bCs/>
+          <w:lang w:val="en-US"/>
+        </w:rPr>
+        <w:t xml:space="preserve"> 1 </w:t>
+      </w:r>
+      <w:proofErr w:type="spellStart"/>
+      <w:r>
+        <w:rPr>
+          <w:rFonts w:ascii="Balsamiq Sans" w:hAnsi="Balsamiq Sans"/>
+          <w:b/>
+          <w:bCs/>
+          <w:lang w:val="en-US"/>
+        </w:rPr>
+        <w:t>Contoh</w:t>
+      </w:r>
+      <w:proofErr w:type="spellEnd"/>
+      <w:r>
+        <w:rPr>
+          <w:rFonts w:ascii="Balsamiq Sans" w:hAnsi="Balsamiq Sans"/>
+          <w:b/>
+          <w:bCs/>
+          <w:lang w:val="en-US"/>
+        </w:rPr>
+        <w:t xml:space="preserve"> </w:t>
+      </w:r>
+      <w:proofErr w:type="spellStart"/>
+      <w:r>
+        <w:rPr>
+          <w:rFonts w:ascii="Balsamiq Sans" w:hAnsi="Balsamiq Sans"/>
+          <w:b/>
+          <w:bCs/>
+          <w:lang w:val="en-US"/>
+        </w:rPr>
+        <w:t>Reproduksi</w:t>
+      </w:r>
+      <w:proofErr w:type="spellEnd"/>
+      <w:r>
+        <w:rPr>
+          <w:rFonts w:ascii="Balsamiq Sans" w:hAnsi="Balsamiq Sans"/>
+          <w:b/>
+          <w:bCs/>
+          <w:lang w:val="en-US"/>
+        </w:rPr>
+        <w:t xml:space="preserve"> </w:t>
+      </w:r>
+      <w:proofErr w:type="spellStart"/>
+      <w:r>
+        <w:rPr>
+          <w:rFonts w:ascii="Balsamiq Sans" w:hAnsi="Balsamiq Sans"/>
+          <w:b/>
+          <w:bCs/>
+          <w:lang w:val="en-US"/>
+        </w:rPr>
+        <w:t>Fragmentasi</w:t>
+      </w:r>
+      <w:proofErr w:type="spellEnd"/>
     </w:p>
     <w:p>
       <w:pPr>
@@ -3463,12 +9408,149 @@
           <w:lang w:val="en-US"/>
         </w:rPr>
       </w:pPr>
-      <w:r>
-        <w:rPr>
-          <w:rFonts w:ascii="Balsamiq Sans" w:hAnsi="Balsamiq Sans"/>
-          <w:lang w:val="en-US"/>
-        </w:rPr>
-        <w:t xml:space="preserve">Fragmentasi Berasal Dari Kata Fragmen Yang Berarti Bagian – Bagian. Individu Baru Terbentuk Dari Bagian Tubuh Yang Terbagi – Bagi. </w:t>
+      <w:proofErr w:type="spellStart"/>
+      <w:r>
+        <w:rPr>
+          <w:rFonts w:ascii="Balsamiq Sans" w:hAnsi="Balsamiq Sans"/>
+          <w:lang w:val="en-US"/>
+        </w:rPr>
+        <w:t>Fragmentasi</w:t>
+      </w:r>
+      <w:proofErr w:type="spellEnd"/>
+      <w:r>
+        <w:rPr>
+          <w:rFonts w:ascii="Balsamiq Sans" w:hAnsi="Balsamiq Sans"/>
+          <w:lang w:val="en-US"/>
+        </w:rPr>
+        <w:t xml:space="preserve"> </w:t>
+      </w:r>
+      <w:proofErr w:type="spellStart"/>
+      <w:r>
+        <w:rPr>
+          <w:rFonts w:ascii="Balsamiq Sans" w:hAnsi="Balsamiq Sans"/>
+          <w:lang w:val="en-US"/>
+        </w:rPr>
+        <w:t>Berasal</w:t>
+      </w:r>
+      <w:proofErr w:type="spellEnd"/>
+      <w:r>
+        <w:rPr>
+          <w:rFonts w:ascii="Balsamiq Sans" w:hAnsi="Balsamiq Sans"/>
+          <w:lang w:val="en-US"/>
+        </w:rPr>
+        <w:t xml:space="preserve"> Dari Kata </w:t>
+      </w:r>
+      <w:proofErr w:type="spellStart"/>
+      <w:r>
+        <w:rPr>
+          <w:rFonts w:ascii="Balsamiq Sans" w:hAnsi="Balsamiq Sans"/>
+          <w:lang w:val="en-US"/>
+        </w:rPr>
+        <w:t>Fragmen</w:t>
+      </w:r>
+      <w:proofErr w:type="spellEnd"/>
+      <w:r>
+        <w:rPr>
+          <w:rFonts w:ascii="Balsamiq Sans" w:hAnsi="Balsamiq Sans"/>
+          <w:lang w:val="en-US"/>
+        </w:rPr>
+        <w:t xml:space="preserve"> Yang </w:t>
+      </w:r>
+      <w:proofErr w:type="spellStart"/>
+      <w:r>
+        <w:rPr>
+          <w:rFonts w:ascii="Balsamiq Sans" w:hAnsi="Balsamiq Sans"/>
+          <w:lang w:val="en-US"/>
+        </w:rPr>
+        <w:t>Berarti</w:t>
+      </w:r>
+      <w:proofErr w:type="spellEnd"/>
+      <w:r>
+        <w:rPr>
+          <w:rFonts w:ascii="Balsamiq Sans" w:hAnsi="Balsamiq Sans"/>
+          <w:lang w:val="en-US"/>
+        </w:rPr>
+        <w:t xml:space="preserve"> Bagian – Bagian. </w:t>
+      </w:r>
+      <w:proofErr w:type="spellStart"/>
+      <w:r>
+        <w:rPr>
+          <w:rFonts w:ascii="Balsamiq Sans" w:hAnsi="Balsamiq Sans"/>
+          <w:lang w:val="en-US"/>
+        </w:rPr>
+        <w:t>Individu</w:t>
+      </w:r>
+      <w:proofErr w:type="spellEnd"/>
+      <w:r>
+        <w:rPr>
+          <w:rFonts w:ascii="Balsamiq Sans" w:hAnsi="Balsamiq Sans"/>
+          <w:lang w:val="en-US"/>
+        </w:rPr>
+        <w:t xml:space="preserve"> Baru </w:t>
+      </w:r>
+      <w:proofErr w:type="spellStart"/>
+      <w:r>
+        <w:rPr>
+          <w:rFonts w:ascii="Balsamiq Sans" w:hAnsi="Balsamiq Sans"/>
+          <w:lang w:val="en-US"/>
+        </w:rPr>
+        <w:t>Terbentuk</w:t>
+      </w:r>
+      <w:proofErr w:type="spellEnd"/>
+      <w:r>
+        <w:rPr>
+          <w:rFonts w:ascii="Balsamiq Sans" w:hAnsi="Balsamiq Sans"/>
+          <w:lang w:val="en-US"/>
+        </w:rPr>
+        <w:t xml:space="preserve"> Dari Bagian </w:t>
+      </w:r>
+      <w:proofErr w:type="spellStart"/>
+      <w:r>
+        <w:rPr>
+          <w:rFonts w:ascii="Balsamiq Sans" w:hAnsi="Balsamiq Sans"/>
+          <w:lang w:val="en-US"/>
+        </w:rPr>
+        <w:t>Tubuh</w:t>
+      </w:r>
+      <w:proofErr w:type="spellEnd"/>
+      <w:r>
+        <w:rPr>
+          <w:rFonts w:ascii="Balsamiq Sans" w:hAnsi="Balsamiq Sans"/>
+          <w:lang w:val="en-US"/>
+        </w:rPr>
+        <w:t xml:space="preserve"> Yang </w:t>
+      </w:r>
+      <w:proofErr w:type="spellStart"/>
+      <w:r>
+        <w:rPr>
+          <w:rFonts w:ascii="Balsamiq Sans" w:hAnsi="Balsamiq Sans"/>
+          <w:lang w:val="en-US"/>
+        </w:rPr>
+        <w:t>Terbagi</w:t>
+      </w:r>
+      <w:proofErr w:type="spellEnd"/>
+      <w:r>
+        <w:rPr>
+          <w:rFonts w:ascii="Balsamiq Sans" w:hAnsi="Balsamiq Sans"/>
+          <w:lang w:val="en-US"/>
+        </w:rPr>
+        <w:t xml:space="preserve"> – </w:t>
+      </w:r>
+      <w:proofErr w:type="spellStart"/>
+      <w:r>
+        <w:rPr>
+          <w:rFonts w:ascii="Balsamiq Sans" w:hAnsi="Balsamiq Sans"/>
+          <w:lang w:val="en-US"/>
+        </w:rPr>
+        <w:t>Bagi</w:t>
+      </w:r>
+      <w:proofErr w:type="spellEnd"/>
+      <w:r>
+        <w:rPr>
+          <w:rFonts w:ascii="Balsamiq Sans" w:hAnsi="Balsamiq Sans"/>
+          <w:lang w:val="en-US"/>
+        </w:rPr>
+        <w:t xml:space="preserve">. </w:t>
       </w:r>
     </w:p>
     <w:p>
@@ -3479,39 +9561,196 @@
           <w:lang w:val="en-ID"/>
         </w:rPr>
       </w:pPr>
-      <w:r>
-        <w:rPr>
-          <w:rFonts w:ascii="Balsamiq Sans" w:hAnsi="Balsamiq Sans"/>
-          <w:lang w:val="en-US"/>
-        </w:rPr>
-        <w:t>Contoh: Cacing Planaria</w:t>
-      </w:r>
-      <w:r>
-        <w:rPr>
-          <w:rFonts w:ascii="Balsamiq Sans" w:hAnsi="Balsamiq Sans"/>
-          <w:lang w:val="en-ID"/>
-        </w:rPr>
-        <w:t>, Bintang Laut, Cacing Pipih</w:t>
-      </w:r>
-    </w:p>
-    <w:p>
-      <w:pPr>
-        <w:rPr>
-          <w:rFonts w:ascii="Balsamiq Sans" w:hAnsi="Balsamiq Sans"/>
-          <w:b/>
-          <w:bCs/>
-          <w:lang w:val="en-US"/>
-        </w:rPr>
-      </w:pPr>
-      <w:r>
-        <w:rPr>
-          <w:rFonts w:ascii="Balsamiq Sans" w:hAnsi="Balsamiq Sans"/>
-          <w:b/>
-          <w:bCs/>
-          <w:lang w:val="en-US"/>
-        </w:rPr>
-        <w:t>21. Jelaskan Dan Berikan 1 Contoh Reproduksi Partenogenesis</w:t>
-      </w:r>
+      <w:proofErr w:type="spellStart"/>
+      <w:r>
+        <w:rPr>
+          <w:rFonts w:ascii="Balsamiq Sans" w:hAnsi="Balsamiq Sans"/>
+          <w:lang w:val="en-US"/>
+        </w:rPr>
+        <w:t>Contoh</w:t>
+      </w:r>
+      <w:proofErr w:type="spellEnd"/>
+      <w:r>
+        <w:rPr>
+          <w:rFonts w:ascii="Balsamiq Sans" w:hAnsi="Balsamiq Sans"/>
+          <w:lang w:val="en-US"/>
+        </w:rPr>
+        <w:t xml:space="preserve">: </w:t>
+      </w:r>
+      <w:proofErr w:type="spellStart"/>
+      <w:r>
+        <w:rPr>
+          <w:rFonts w:ascii="Balsamiq Sans" w:hAnsi="Balsamiq Sans"/>
+          <w:lang w:val="en-US"/>
+        </w:rPr>
+        <w:t>Cacing</w:t>
+      </w:r>
+      <w:proofErr w:type="spellEnd"/>
+      <w:r>
+        <w:rPr>
+          <w:rFonts w:ascii="Balsamiq Sans" w:hAnsi="Balsamiq Sans"/>
+          <w:lang w:val="en-US"/>
+        </w:rPr>
+        <w:t xml:space="preserve"> Planaria</w:t>
+      </w:r>
+      <w:r>
+        <w:rPr>
+          <w:rFonts w:ascii="Balsamiq Sans" w:hAnsi="Balsamiq Sans"/>
+          <w:lang w:val="en-ID"/>
+        </w:rPr>
+        <w:t xml:space="preserve">, Bintang </w:t>
+      </w:r>
+      <w:proofErr w:type="spellStart"/>
+      <w:r>
+        <w:rPr>
+          <w:rFonts w:ascii="Balsamiq Sans" w:hAnsi="Balsamiq Sans"/>
+          <w:lang w:val="en-ID"/>
+        </w:rPr>
+        <w:t>Laut</w:t>
+      </w:r>
+      <w:proofErr w:type="spellEnd"/>
+      <w:r>
+        <w:rPr>
+          <w:rFonts w:ascii="Balsamiq Sans" w:hAnsi="Balsamiq Sans"/>
+          <w:lang w:val="en-ID"/>
+        </w:rPr>
+        <w:t xml:space="preserve">, </w:t>
+      </w:r>
+      <w:proofErr w:type="spellStart"/>
+      <w:r>
+        <w:rPr>
+          <w:rFonts w:ascii="Balsamiq Sans" w:hAnsi="Balsamiq Sans"/>
+          <w:lang w:val="en-ID"/>
+        </w:rPr>
+        <w:t>Cacing</w:t>
+      </w:r>
+      <w:proofErr w:type="spellEnd"/>
+      <w:r>
+        <w:rPr>
+          <w:rFonts w:ascii="Balsamiq Sans" w:hAnsi="Balsamiq Sans"/>
+          <w:lang w:val="en-ID"/>
+        </w:rPr>
+        <w:t xml:space="preserve"> </w:t>
+      </w:r>
+      <w:proofErr w:type="spellStart"/>
+      <w:r>
+        <w:rPr>
+          <w:rFonts w:ascii="Balsamiq Sans" w:hAnsi="Balsamiq Sans"/>
+          <w:lang w:val="en-ID"/>
+        </w:rPr>
+        <w:t>Pipih</w:t>
+      </w:r>
+      <w:proofErr w:type="spellEnd"/>
+    </w:p>
+    <w:p>
+      <w:pPr>
+        <w:rPr>
+          <w:rFonts w:ascii="Balsamiq Sans" w:hAnsi="Balsamiq Sans"/>
+          <w:b/>
+          <w:bCs/>
+          <w:lang w:val="en-US"/>
+        </w:rPr>
+      </w:pPr>
+      <w:r>
+        <w:rPr>
+          <w:rFonts w:ascii="Balsamiq Sans" w:hAnsi="Balsamiq Sans"/>
+          <w:b/>
+          <w:bCs/>
+          <w:lang w:val="en-US"/>
+        </w:rPr>
+        <w:t xml:space="preserve">21. </w:t>
+      </w:r>
+      <w:proofErr w:type="spellStart"/>
+      <w:r>
+        <w:rPr>
+          <w:rFonts w:ascii="Balsamiq Sans" w:hAnsi="Balsamiq Sans"/>
+          <w:b/>
+          <w:bCs/>
+          <w:lang w:val="en-US"/>
+        </w:rPr>
+        <w:t>Jelaskan</w:t>
+      </w:r>
+      <w:proofErr w:type="spellEnd"/>
+      <w:r>
+        <w:rPr>
+          <w:rFonts w:ascii="Balsamiq Sans" w:hAnsi="Balsamiq Sans"/>
+          <w:b/>
+          <w:bCs/>
+          <w:lang w:val="en-US"/>
+        </w:rPr>
+        <w:t xml:space="preserve"> Dan </w:t>
+      </w:r>
+      <w:proofErr w:type="spellStart"/>
+      <w:r>
+        <w:rPr>
+          <w:rFonts w:ascii="Balsamiq Sans" w:hAnsi="Balsamiq Sans"/>
+          <w:b/>
+          <w:bCs/>
+          <w:lang w:val="en-US"/>
+        </w:rPr>
+        <w:t>Berikan</w:t>
+      </w:r>
+      <w:proofErr w:type="spellEnd"/>
+      <w:r>
+        <w:rPr>
+          <w:rFonts w:ascii="Balsamiq Sans" w:hAnsi="Balsamiq Sans"/>
+          <w:b/>
+          <w:bCs/>
+          <w:lang w:val="en-US"/>
+        </w:rPr>
+        <w:t xml:space="preserve"> 1 </w:t>
+      </w:r>
+      <w:proofErr w:type="spellStart"/>
+      <w:r>
+        <w:rPr>
+          <w:rFonts w:ascii="Balsamiq Sans" w:hAnsi="Balsamiq Sans"/>
+          <w:b/>
+          <w:bCs/>
+          <w:lang w:val="en-US"/>
+        </w:rPr>
+        <w:t>Contoh</w:t>
+      </w:r>
+      <w:proofErr w:type="spellEnd"/>
+      <w:r>
+        <w:rPr>
+          <w:rFonts w:ascii="Balsamiq Sans" w:hAnsi="Balsamiq Sans"/>
+          <w:b/>
+          <w:bCs/>
+          <w:lang w:val="en-US"/>
+        </w:rPr>
+        <w:t xml:space="preserve"> </w:t>
+      </w:r>
+      <w:proofErr w:type="spellStart"/>
+      <w:r>
+        <w:rPr>
+          <w:rFonts w:ascii="Balsamiq Sans" w:hAnsi="Balsamiq Sans"/>
+          <w:b/>
+          <w:bCs/>
+          <w:lang w:val="en-US"/>
+        </w:rPr>
+        <w:t>Reproduksi</w:t>
+      </w:r>
+      <w:proofErr w:type="spellEnd"/>
+      <w:r>
+        <w:rPr>
+          <w:rFonts w:ascii="Balsamiq Sans" w:hAnsi="Balsamiq Sans"/>
+          <w:b/>
+          <w:bCs/>
+          <w:lang w:val="en-US"/>
+        </w:rPr>
+        <w:t xml:space="preserve"> </w:t>
+      </w:r>
+      <w:proofErr w:type="spellStart"/>
+      <w:r>
+        <w:rPr>
+          <w:rFonts w:ascii="Balsamiq Sans" w:hAnsi="Balsamiq Sans"/>
+          <w:b/>
+          <w:bCs/>
+          <w:lang w:val="en-US"/>
+        </w:rPr>
+        <w:t>Partenogenesis</w:t>
+      </w:r>
+      <w:proofErr w:type="spellEnd"/>
     </w:p>
     <w:p>
       <w:pPr>
@@ -3521,12 +9760,277 @@
           <w:lang w:val="en-US"/>
         </w:rPr>
       </w:pPr>
-      <w:r>
-        <w:rPr>
-          <w:rFonts w:ascii="Balsamiq Sans" w:hAnsi="Balsamiq Sans"/>
-          <w:lang w:val="en-US"/>
-        </w:rPr>
-        <w:t>Partenogenesis Merupakan Peristiwa Perkembangan Sel Kelamin Betina Menjadi Individu Baru Tanpa Melalui Fertilisasi. Jadi, Individu Baru Merupakan Individu Haploid Yang Tumbuh Dari Sel Haploid.</w:t>
+      <w:proofErr w:type="spellStart"/>
+      <w:r>
+        <w:rPr>
+          <w:rFonts w:ascii="Balsamiq Sans" w:hAnsi="Balsamiq Sans"/>
+          <w:lang w:val="en-US"/>
+        </w:rPr>
+        <w:t>Partenogenesis</w:t>
+      </w:r>
+      <w:proofErr w:type="spellEnd"/>
+      <w:r>
+        <w:rPr>
+          <w:rFonts w:ascii="Balsamiq Sans" w:hAnsi="Balsamiq Sans"/>
+          <w:lang w:val="en-US"/>
+        </w:rPr>
+        <w:t xml:space="preserve"> </w:t>
+      </w:r>
+      <w:proofErr w:type="spellStart"/>
+      <w:r>
+        <w:rPr>
+          <w:rFonts w:ascii="Balsamiq Sans" w:hAnsi="Balsamiq Sans"/>
+          <w:lang w:val="en-US"/>
+        </w:rPr>
+        <w:t>Merupakan</w:t>
+      </w:r>
+      <w:proofErr w:type="spellEnd"/>
+      <w:r>
+        <w:rPr>
+          <w:rFonts w:ascii="Balsamiq Sans" w:hAnsi="Balsamiq Sans"/>
+          <w:lang w:val="en-US"/>
+        </w:rPr>
+        <w:t xml:space="preserve"> </w:t>
+      </w:r>
+      <w:proofErr w:type="spellStart"/>
+      <w:r>
+        <w:rPr>
+          <w:rFonts w:ascii="Balsamiq Sans" w:hAnsi="Balsamiq Sans"/>
+          <w:lang w:val="en-US"/>
+        </w:rPr>
+        <w:t>Peristiwa</w:t>
+      </w:r>
+      <w:proofErr w:type="spellEnd"/>
+      <w:r>
+        <w:rPr>
+          <w:rFonts w:ascii="Balsamiq Sans" w:hAnsi="Balsamiq Sans"/>
+          <w:lang w:val="en-US"/>
+        </w:rPr>
+        <w:t xml:space="preserve"> </w:t>
+      </w:r>
+      <w:proofErr w:type="spellStart"/>
+      <w:r>
+        <w:rPr>
+          <w:rFonts w:ascii="Balsamiq Sans" w:hAnsi="Balsamiq Sans"/>
+          <w:lang w:val="en-US"/>
+        </w:rPr>
+        <w:t>Perkembangan</w:t>
+      </w:r>
+      <w:proofErr w:type="spellEnd"/>
+      <w:r>
+        <w:rPr>
+          <w:rFonts w:ascii="Balsamiq Sans" w:hAnsi="Balsamiq Sans"/>
+          <w:lang w:val="en-US"/>
+        </w:rPr>
+        <w:t xml:space="preserve"> </w:t>
+      </w:r>
+      <w:proofErr w:type="spellStart"/>
+      <w:r>
+        <w:rPr>
+          <w:rFonts w:ascii="Balsamiq Sans" w:hAnsi="Balsamiq Sans"/>
+          <w:lang w:val="en-US"/>
+        </w:rPr>
+        <w:t>Sel</w:t>
+      </w:r>
+      <w:proofErr w:type="spellEnd"/>
+      <w:r>
+        <w:rPr>
+          <w:rFonts w:ascii="Balsamiq Sans" w:hAnsi="Balsamiq Sans"/>
+          <w:lang w:val="en-US"/>
+        </w:rPr>
+        <w:t xml:space="preserve"> </w:t>
+      </w:r>
+      <w:proofErr w:type="spellStart"/>
+      <w:r>
+        <w:rPr>
+          <w:rFonts w:ascii="Balsamiq Sans" w:hAnsi="Balsamiq Sans"/>
+          <w:lang w:val="en-US"/>
+        </w:rPr>
+        <w:t>Kelamin</w:t>
+      </w:r>
+      <w:proofErr w:type="spellEnd"/>
+      <w:r>
+        <w:rPr>
+          <w:rFonts w:ascii="Balsamiq Sans" w:hAnsi="Balsamiq Sans"/>
+          <w:lang w:val="en-US"/>
+        </w:rPr>
+        <w:t xml:space="preserve"> </w:t>
+      </w:r>
+      <w:proofErr w:type="spellStart"/>
+      <w:r>
+        <w:rPr>
+          <w:rFonts w:ascii="Balsamiq Sans" w:hAnsi="Balsamiq Sans"/>
+          <w:lang w:val="en-US"/>
+        </w:rPr>
+        <w:t>Betina</w:t>
+      </w:r>
+      <w:proofErr w:type="spellEnd"/>
+      <w:r>
+        <w:rPr>
+          <w:rFonts w:ascii="Balsamiq Sans" w:hAnsi="Balsamiq Sans"/>
+          <w:lang w:val="en-US"/>
+        </w:rPr>
+        <w:t xml:space="preserve"> </w:t>
+      </w:r>
+      <w:proofErr w:type="spellStart"/>
+      <w:r>
+        <w:rPr>
+          <w:rFonts w:ascii="Balsamiq Sans" w:hAnsi="Balsamiq Sans"/>
+          <w:lang w:val="en-US"/>
+        </w:rPr>
+        <w:t>Menjadi</w:t>
+      </w:r>
+      <w:proofErr w:type="spellEnd"/>
+      <w:r>
+        <w:rPr>
+          <w:rFonts w:ascii="Balsamiq Sans" w:hAnsi="Balsamiq Sans"/>
+          <w:lang w:val="en-US"/>
+        </w:rPr>
+        <w:t xml:space="preserve"> </w:t>
+      </w:r>
+      <w:proofErr w:type="spellStart"/>
+      <w:r>
+        <w:rPr>
+          <w:rFonts w:ascii="Balsamiq Sans" w:hAnsi="Balsamiq Sans"/>
+          <w:lang w:val="en-US"/>
+        </w:rPr>
+        <w:t>Individu</w:t>
+      </w:r>
+      <w:proofErr w:type="spellEnd"/>
+      <w:r>
+        <w:rPr>
+          <w:rFonts w:ascii="Balsamiq Sans" w:hAnsi="Balsamiq Sans"/>
+          <w:lang w:val="en-US"/>
+        </w:rPr>
+        <w:t xml:space="preserve"> Baru </w:t>
+      </w:r>
+      <w:proofErr w:type="spellStart"/>
+      <w:r>
+        <w:rPr>
+          <w:rFonts w:ascii="Balsamiq Sans" w:hAnsi="Balsamiq Sans"/>
+          <w:lang w:val="en-US"/>
+        </w:rPr>
+        <w:t>Tanpa</w:t>
+      </w:r>
+      <w:proofErr w:type="spellEnd"/>
+      <w:r>
+        <w:rPr>
+          <w:rFonts w:ascii="Balsamiq Sans" w:hAnsi="Balsamiq Sans"/>
+          <w:lang w:val="en-US"/>
+        </w:rPr>
+        <w:t xml:space="preserve"> </w:t>
+      </w:r>
+      <w:proofErr w:type="spellStart"/>
+      <w:r>
+        <w:rPr>
+          <w:rFonts w:ascii="Balsamiq Sans" w:hAnsi="Balsamiq Sans"/>
+          <w:lang w:val="en-US"/>
+        </w:rPr>
+        <w:t>Melalui</w:t>
+      </w:r>
+      <w:proofErr w:type="spellEnd"/>
+      <w:r>
+        <w:rPr>
+          <w:rFonts w:ascii="Balsamiq Sans" w:hAnsi="Balsamiq Sans"/>
+          <w:lang w:val="en-US"/>
+        </w:rPr>
+        <w:t xml:space="preserve"> </w:t>
+      </w:r>
+      <w:proofErr w:type="spellStart"/>
+      <w:r>
+        <w:rPr>
+          <w:rFonts w:ascii="Balsamiq Sans" w:hAnsi="Balsamiq Sans"/>
+          <w:lang w:val="en-US"/>
+        </w:rPr>
+        <w:t>Fertilisasi</w:t>
+      </w:r>
+      <w:proofErr w:type="spellEnd"/>
+      <w:r>
+        <w:rPr>
+          <w:rFonts w:ascii="Balsamiq Sans" w:hAnsi="Balsamiq Sans"/>
+          <w:lang w:val="en-US"/>
+        </w:rPr>
+        <w:t xml:space="preserve">. Jadi, </w:t>
+      </w:r>
+      <w:proofErr w:type="spellStart"/>
+      <w:r>
+        <w:rPr>
+          <w:rFonts w:ascii="Balsamiq Sans" w:hAnsi="Balsamiq Sans"/>
+          <w:lang w:val="en-US"/>
+        </w:rPr>
+        <w:t>Individu</w:t>
+      </w:r>
+      <w:proofErr w:type="spellEnd"/>
+      <w:r>
+        <w:rPr>
+          <w:rFonts w:ascii="Balsamiq Sans" w:hAnsi="Balsamiq Sans"/>
+          <w:lang w:val="en-US"/>
+        </w:rPr>
+        <w:t xml:space="preserve"> Baru </w:t>
+      </w:r>
+      <w:proofErr w:type="spellStart"/>
+      <w:r>
+        <w:rPr>
+          <w:rFonts w:ascii="Balsamiq Sans" w:hAnsi="Balsamiq Sans"/>
+          <w:lang w:val="en-US"/>
+        </w:rPr>
+        <w:t>Merupakan</w:t>
+      </w:r>
+      <w:proofErr w:type="spellEnd"/>
+      <w:r>
+        <w:rPr>
+          <w:rFonts w:ascii="Balsamiq Sans" w:hAnsi="Balsamiq Sans"/>
+          <w:lang w:val="en-US"/>
+        </w:rPr>
+        <w:t xml:space="preserve"> </w:t>
+      </w:r>
+      <w:proofErr w:type="spellStart"/>
+      <w:r>
+        <w:rPr>
+          <w:rFonts w:ascii="Balsamiq Sans" w:hAnsi="Balsamiq Sans"/>
+          <w:lang w:val="en-US"/>
+        </w:rPr>
+        <w:t>Individu</w:t>
+      </w:r>
+      <w:proofErr w:type="spellEnd"/>
+      <w:r>
+        <w:rPr>
+          <w:rFonts w:ascii="Balsamiq Sans" w:hAnsi="Balsamiq Sans"/>
+          <w:lang w:val="en-US"/>
+        </w:rPr>
+        <w:t xml:space="preserve"> Haploid Yang </w:t>
+      </w:r>
+      <w:proofErr w:type="spellStart"/>
+      <w:r>
+        <w:rPr>
+          <w:rFonts w:ascii="Balsamiq Sans" w:hAnsi="Balsamiq Sans"/>
+          <w:lang w:val="en-US"/>
+        </w:rPr>
+        <w:t>Tumbuh</w:t>
+      </w:r>
+      <w:proofErr w:type="spellEnd"/>
+      <w:r>
+        <w:rPr>
+          <w:rFonts w:ascii="Balsamiq Sans" w:hAnsi="Balsamiq Sans"/>
+          <w:lang w:val="en-US"/>
+        </w:rPr>
+        <w:t xml:space="preserve"> Dari </w:t>
+      </w:r>
+      <w:proofErr w:type="spellStart"/>
+      <w:r>
+        <w:rPr>
+          <w:rFonts w:ascii="Balsamiq Sans" w:hAnsi="Balsamiq Sans"/>
+          <w:lang w:val="en-US"/>
+        </w:rPr>
+        <w:t>Sel</w:t>
+      </w:r>
+      <w:proofErr w:type="spellEnd"/>
+      <w:r>
+        <w:rPr>
+          <w:rFonts w:ascii="Balsamiq Sans" w:hAnsi="Balsamiq Sans"/>
+          <w:lang w:val="en-US"/>
+        </w:rPr>
+        <w:t xml:space="preserve"> Haploid.</w:t>
       </w:r>
     </w:p>
     <w:p>
@@ -3537,13 +10041,47 @@
           <w:lang w:val="en-US"/>
         </w:rPr>
       </w:pPr>
-      <w:r>
-        <w:rPr>
-          <w:rFonts w:ascii="Balsamiq Sans" w:hAnsi="Balsamiq Sans"/>
-          <w:lang w:val="en-US"/>
-        </w:rPr>
-        <w:t>Contoh: Kecoak, Lebah</w:t>
-      </w:r>
+      <w:proofErr w:type="spellStart"/>
+      <w:r>
+        <w:rPr>
+          <w:rFonts w:ascii="Balsamiq Sans" w:hAnsi="Balsamiq Sans"/>
+          <w:lang w:val="en-US"/>
+        </w:rPr>
+        <w:t>Contoh</w:t>
+      </w:r>
+      <w:proofErr w:type="spellEnd"/>
+      <w:r>
+        <w:rPr>
+          <w:rFonts w:ascii="Balsamiq Sans" w:hAnsi="Balsamiq Sans"/>
+          <w:lang w:val="en-US"/>
+        </w:rPr>
+        <w:t xml:space="preserve">: </w:t>
+      </w:r>
+      <w:proofErr w:type="spellStart"/>
+      <w:r>
+        <w:rPr>
+          <w:rFonts w:ascii="Balsamiq Sans" w:hAnsi="Balsamiq Sans"/>
+          <w:lang w:val="en-US"/>
+        </w:rPr>
+        <w:t>Kecoak</w:t>
+      </w:r>
+      <w:proofErr w:type="spellEnd"/>
+      <w:r>
+        <w:rPr>
+          <w:rFonts w:ascii="Balsamiq Sans" w:hAnsi="Balsamiq Sans"/>
+          <w:lang w:val="en-US"/>
+        </w:rPr>
+        <w:t xml:space="preserve">, </w:t>
+      </w:r>
+      <w:proofErr w:type="spellStart"/>
+      <w:r>
+        <w:rPr>
+          <w:rFonts w:ascii="Balsamiq Sans" w:hAnsi="Balsamiq Sans"/>
+          <w:lang w:val="en-US"/>
+        </w:rPr>
+        <w:t>Lebah</w:t>
+      </w:r>
+      <w:proofErr w:type="spellEnd"/>
     </w:p>
     <w:p>
       <w:pPr>
@@ -3562,7 +10100,107 @@
           <w:lang w:val="en-US"/>
         </w:rPr>
         <w:lastRenderedPageBreak/>
-        <w:t>22. Jelaskan Perbedaan Dan Berikan 2 Contoh Masing – Masing Dari Pembuahan:</w:t>
+        <w:t xml:space="preserve">22. </w:t>
+      </w:r>
+      <w:proofErr w:type="spellStart"/>
+      <w:r>
+        <w:rPr>
+          <w:rFonts w:ascii="Balsamiq Sans" w:hAnsi="Balsamiq Sans"/>
+          <w:b/>
+          <w:bCs/>
+          <w:lang w:val="en-US"/>
+        </w:rPr>
+        <w:t>Jelaskan</w:t>
+      </w:r>
+      <w:proofErr w:type="spellEnd"/>
+      <w:r>
+        <w:rPr>
+          <w:rFonts w:ascii="Balsamiq Sans" w:hAnsi="Balsamiq Sans"/>
+          <w:b/>
+          <w:bCs/>
+          <w:lang w:val="en-US"/>
+        </w:rPr>
+        <w:t xml:space="preserve"> </w:t>
+      </w:r>
+      <w:proofErr w:type="spellStart"/>
+      <w:r>
+        <w:rPr>
+          <w:rFonts w:ascii="Balsamiq Sans" w:hAnsi="Balsamiq Sans"/>
+          <w:b/>
+          <w:bCs/>
+          <w:lang w:val="en-US"/>
+        </w:rPr>
+        <w:t>Perbedaan</w:t>
+      </w:r>
+      <w:proofErr w:type="spellEnd"/>
+      <w:r>
+        <w:rPr>
+          <w:rFonts w:ascii="Balsamiq Sans" w:hAnsi="Balsamiq Sans"/>
+          <w:b/>
+          <w:bCs/>
+          <w:lang w:val="en-US"/>
+        </w:rPr>
+        <w:t xml:space="preserve"> Dan </w:t>
+      </w:r>
+      <w:proofErr w:type="spellStart"/>
+      <w:r>
+        <w:rPr>
+          <w:rFonts w:ascii="Balsamiq Sans" w:hAnsi="Balsamiq Sans"/>
+          <w:b/>
+          <w:bCs/>
+          <w:lang w:val="en-US"/>
+        </w:rPr>
+        <w:t>Berikan</w:t>
+      </w:r>
+      <w:proofErr w:type="spellEnd"/>
+      <w:r>
+        <w:rPr>
+          <w:rFonts w:ascii="Balsamiq Sans" w:hAnsi="Balsamiq Sans"/>
+          <w:b/>
+          <w:bCs/>
+          <w:lang w:val="en-US"/>
+        </w:rPr>
+        <w:t xml:space="preserve"> 2 </w:t>
+      </w:r>
+      <w:proofErr w:type="spellStart"/>
+      <w:r>
+        <w:rPr>
+          <w:rFonts w:ascii="Balsamiq Sans" w:hAnsi="Balsamiq Sans"/>
+          <w:b/>
+          <w:bCs/>
+          <w:lang w:val="en-US"/>
+        </w:rPr>
+        <w:t>Contoh</w:t>
+      </w:r>
+      <w:proofErr w:type="spellEnd"/>
+      <w:r>
+        <w:rPr>
+          <w:rFonts w:ascii="Balsamiq Sans" w:hAnsi="Balsamiq Sans"/>
+          <w:b/>
+          <w:bCs/>
+          <w:lang w:val="en-US"/>
+        </w:rPr>
+        <w:t xml:space="preserve"> Masing – Masing Dari </w:t>
+      </w:r>
+      <w:proofErr w:type="spellStart"/>
+      <w:r>
+        <w:rPr>
+          <w:rFonts w:ascii="Balsamiq Sans" w:hAnsi="Balsamiq Sans"/>
+          <w:b/>
+          <w:bCs/>
+          <w:lang w:val="en-US"/>
+        </w:rPr>
+        <w:t>Pembuahan</w:t>
+      </w:r>
+      <w:proofErr w:type="spellEnd"/>
+      <w:r>
+        <w:rPr>
+          <w:rFonts w:ascii="Balsamiq Sans" w:hAnsi="Balsamiq Sans"/>
+          <w:b/>
+          <w:bCs/>
+          <w:lang w:val="en-US"/>
+        </w:rPr>
+        <w:t>:</w:t>
       </w:r>
     </w:p>
     <w:p>
@@ -3614,13 +10252,31 @@
         </w:rPr>
         <w:t xml:space="preserve">Contoh: </w:t>
       </w:r>
-      <w:r>
-        <w:rPr>
-          <w:rFonts w:ascii="Balsamiq Sans" w:hAnsi="Balsamiq Sans"/>
-          <w:lang w:val="en-ID"/>
-        </w:rPr>
-        <w:t>Ayam, Kucing</w:t>
-      </w:r>
+      <w:proofErr w:type="spellStart"/>
+      <w:r>
+        <w:rPr>
+          <w:rFonts w:ascii="Balsamiq Sans" w:hAnsi="Balsamiq Sans"/>
+          <w:lang w:val="en-ID"/>
+        </w:rPr>
+        <w:t>Ayam</w:t>
+      </w:r>
+      <w:proofErr w:type="spellEnd"/>
+      <w:r>
+        <w:rPr>
+          <w:rFonts w:ascii="Balsamiq Sans" w:hAnsi="Balsamiq Sans"/>
+          <w:lang w:val="en-ID"/>
+        </w:rPr>
+        <w:t xml:space="preserve">, </w:t>
+      </w:r>
+      <w:proofErr w:type="spellStart"/>
+      <w:r>
+        <w:rPr>
+          <w:rFonts w:ascii="Balsamiq Sans" w:hAnsi="Balsamiq Sans"/>
+          <w:lang w:val="en-ID"/>
+        </w:rPr>
+        <w:t>Kucing</w:t>
+      </w:r>
+      <w:proofErr w:type="spellEnd"/>
     </w:p>
     <w:p>
       <w:pPr>
@@ -3640,8 +10296,20 @@
           <w:highlight w:val="yellow"/>
           <w:lang w:val="en-US"/>
         </w:rPr>
-        <w:t>B) Eksternal</w:t>
-      </w:r>
+        <w:t xml:space="preserve">B) </w:t>
+      </w:r>
+      <w:proofErr w:type="spellStart"/>
+      <w:r>
+        <w:rPr>
+          <w:rFonts w:ascii="Balsamiq Sans" w:hAnsi="Balsamiq Sans"/>
+          <w:b/>
+          <w:bCs/>
+          <w:highlight w:val="yellow"/>
+          <w:lang w:val="en-US"/>
+        </w:rPr>
+        <w:t>Eksternal</w:t>
+      </w:r>
+      <w:proofErr w:type="spellEnd"/>
     </w:p>
     <w:p>
       <w:pPr>
@@ -3688,7 +10356,47 @@
           <w:bCs/>
           <w:lang w:val="en-US"/>
         </w:rPr>
-        <w:t>23. Jelaskan Perbedaan:</w:t>
+        <w:t xml:space="preserve">23. </w:t>
+      </w:r>
+      <w:proofErr w:type="spellStart"/>
+      <w:r>
+        <w:rPr>
+          <w:rFonts w:ascii="Balsamiq Sans" w:hAnsi="Balsamiq Sans"/>
+          <w:b/>
+          <w:bCs/>
+          <w:lang w:val="en-US"/>
+        </w:rPr>
+        <w:t>Jelaskan</w:t>
+      </w:r>
+      <w:proofErr w:type="spellEnd"/>
+      <w:r>
+        <w:rPr>
+          <w:rFonts w:ascii="Balsamiq Sans" w:hAnsi="Balsamiq Sans"/>
+          <w:b/>
+          <w:bCs/>
+          <w:lang w:val="en-US"/>
+        </w:rPr>
+        <w:t xml:space="preserve"> </w:t>
+      </w:r>
+      <w:proofErr w:type="spellStart"/>
+      <w:r>
+        <w:rPr>
+          <w:rFonts w:ascii="Balsamiq Sans" w:hAnsi="Balsamiq Sans"/>
+          <w:b/>
+          <w:bCs/>
+          <w:lang w:val="en-US"/>
+        </w:rPr>
+        <w:t>Perbedaan</w:t>
+      </w:r>
+      <w:proofErr w:type="spellEnd"/>
+      <w:r>
+        <w:rPr>
+          <w:rFonts w:ascii="Balsamiq Sans" w:hAnsi="Balsamiq Sans"/>
+          <w:b/>
+          <w:bCs/>
+          <w:lang w:val="en-US"/>
+        </w:rPr>
+        <w:t>:</w:t>
       </w:r>
     </w:p>
     <w:p>
@@ -3722,12 +10430,101 @@
           <w:lang w:val="en-US"/>
         </w:rPr>
       </w:pPr>
-      <w:r>
-        <w:rPr>
-          <w:rFonts w:ascii="Balsamiq Sans" w:hAnsi="Balsamiq Sans"/>
-          <w:lang w:val="en-US"/>
-        </w:rPr>
-        <w:t>Hipokotil Memanjang Sehingga Kotiledon Terangkat Ke Atas Permukaan Tanah.</w:t>
+      <w:proofErr w:type="spellStart"/>
+      <w:r>
+        <w:rPr>
+          <w:rFonts w:ascii="Balsamiq Sans" w:hAnsi="Balsamiq Sans"/>
+          <w:lang w:val="en-US"/>
+        </w:rPr>
+        <w:t>Hipokotil</w:t>
+      </w:r>
+      <w:proofErr w:type="spellEnd"/>
+      <w:r>
+        <w:rPr>
+          <w:rFonts w:ascii="Balsamiq Sans" w:hAnsi="Balsamiq Sans"/>
+          <w:lang w:val="en-US"/>
+        </w:rPr>
+        <w:t xml:space="preserve"> </w:t>
+      </w:r>
+      <w:proofErr w:type="spellStart"/>
+      <w:r>
+        <w:rPr>
+          <w:rFonts w:ascii="Balsamiq Sans" w:hAnsi="Balsamiq Sans"/>
+          <w:lang w:val="en-US"/>
+        </w:rPr>
+        <w:t>Memanjang</w:t>
+      </w:r>
+      <w:proofErr w:type="spellEnd"/>
+      <w:r>
+        <w:rPr>
+          <w:rFonts w:ascii="Balsamiq Sans" w:hAnsi="Balsamiq Sans"/>
+          <w:lang w:val="en-US"/>
+        </w:rPr>
+        <w:t xml:space="preserve"> </w:t>
+      </w:r>
+      <w:proofErr w:type="spellStart"/>
+      <w:r>
+        <w:rPr>
+          <w:rFonts w:ascii="Balsamiq Sans" w:hAnsi="Balsamiq Sans"/>
+          <w:lang w:val="en-US"/>
+        </w:rPr>
+        <w:t>Sehingga</w:t>
+      </w:r>
+      <w:proofErr w:type="spellEnd"/>
+      <w:r>
+        <w:rPr>
+          <w:rFonts w:ascii="Balsamiq Sans" w:hAnsi="Balsamiq Sans"/>
+          <w:lang w:val="en-US"/>
+        </w:rPr>
+        <w:t xml:space="preserve"> </w:t>
+      </w:r>
+      <w:proofErr w:type="spellStart"/>
+      <w:r>
+        <w:rPr>
+          <w:rFonts w:ascii="Balsamiq Sans" w:hAnsi="Balsamiq Sans"/>
+          <w:lang w:val="en-US"/>
+        </w:rPr>
+        <w:t>Kotiledon</w:t>
+      </w:r>
+      <w:proofErr w:type="spellEnd"/>
+      <w:r>
+        <w:rPr>
+          <w:rFonts w:ascii="Balsamiq Sans" w:hAnsi="Balsamiq Sans"/>
+          <w:lang w:val="en-US"/>
+        </w:rPr>
+        <w:t xml:space="preserve"> </w:t>
+      </w:r>
+      <w:proofErr w:type="spellStart"/>
+      <w:r>
+        <w:rPr>
+          <w:rFonts w:ascii="Balsamiq Sans" w:hAnsi="Balsamiq Sans"/>
+          <w:lang w:val="en-US"/>
+        </w:rPr>
+        <w:t>Terangkat</w:t>
+      </w:r>
+      <w:proofErr w:type="spellEnd"/>
+      <w:r>
+        <w:rPr>
+          <w:rFonts w:ascii="Balsamiq Sans" w:hAnsi="Balsamiq Sans"/>
+          <w:lang w:val="en-US"/>
+        </w:rPr>
+        <w:t xml:space="preserve"> Ke Atas </w:t>
+      </w:r>
+      <w:proofErr w:type="spellStart"/>
+      <w:r>
+        <w:rPr>
+          <w:rFonts w:ascii="Balsamiq Sans" w:hAnsi="Balsamiq Sans"/>
+          <w:lang w:val="en-US"/>
+        </w:rPr>
+        <w:t>Permukaan</w:t>
+      </w:r>
+      <w:proofErr w:type="spellEnd"/>
+      <w:r>
+        <w:rPr>
+          <w:rFonts w:ascii="Balsamiq Sans" w:hAnsi="Balsamiq Sans"/>
+          <w:lang w:val="en-US"/>
+        </w:rPr>
+        <w:t xml:space="preserve"> Tanah.</w:t>
       </w:r>
     </w:p>
     <w:p>
@@ -3748,8 +10545,20 @@
           <w:highlight w:val="yellow"/>
           <w:lang w:val="en-US"/>
         </w:rPr>
-        <w:t>B) Hipogeal</w:t>
-      </w:r>
+        <w:t xml:space="preserve">B) </w:t>
+      </w:r>
+      <w:proofErr w:type="spellStart"/>
+      <w:r>
+        <w:rPr>
+          <w:rFonts w:ascii="Balsamiq Sans" w:hAnsi="Balsamiq Sans"/>
+          <w:b/>
+          <w:bCs/>
+          <w:highlight w:val="yellow"/>
+          <w:lang w:val="en-US"/>
+        </w:rPr>
+        <w:t>Hipogeal</w:t>
+      </w:r>
+      <w:proofErr w:type="spellEnd"/>
     </w:p>
     <w:p>
       <w:pPr>
@@ -3759,31 +10568,220 @@
           <w:lang w:val="en-US"/>
         </w:rPr>
       </w:pPr>
-      <w:r>
-        <w:rPr>
-          <w:rFonts w:ascii="Balsamiq Sans" w:hAnsi="Balsamiq Sans"/>
-          <w:lang w:val="en-US"/>
-        </w:rPr>
-        <w:t>Hipokotil Pendek; Kotiledon Tetap Berada Di Dalam Tanah.</w:t>
-      </w:r>
-    </w:p>
-    <w:p>
-      <w:pPr>
-        <w:rPr>
-          <w:rFonts w:ascii="Balsamiq Sans" w:hAnsi="Balsamiq Sans"/>
-          <w:b/>
-          <w:bCs/>
-          <w:lang w:val="en-US"/>
-        </w:rPr>
-      </w:pPr>
-      <w:r>
-        <w:rPr>
-          <w:rFonts w:ascii="Balsamiq Sans" w:hAnsi="Balsamiq Sans"/>
-          <w:b/>
-          <w:bCs/>
-          <w:lang w:val="en-US"/>
-        </w:rPr>
-        <w:t>24. Jelaskan Perbedaan Dan Berikan 2 Contoh Masing – Masing Dari Metamorfosis:</w:t>
+      <w:proofErr w:type="spellStart"/>
+      <w:r>
+        <w:rPr>
+          <w:rFonts w:ascii="Balsamiq Sans" w:hAnsi="Balsamiq Sans"/>
+          <w:lang w:val="en-US"/>
+        </w:rPr>
+        <w:t>Hipokotil</w:t>
+      </w:r>
+      <w:proofErr w:type="spellEnd"/>
+      <w:r>
+        <w:rPr>
+          <w:rFonts w:ascii="Balsamiq Sans" w:hAnsi="Balsamiq Sans"/>
+          <w:lang w:val="en-US"/>
+        </w:rPr>
+        <w:t xml:space="preserve"> </w:t>
+      </w:r>
+      <w:proofErr w:type="spellStart"/>
+      <w:r>
+        <w:rPr>
+          <w:rFonts w:ascii="Balsamiq Sans" w:hAnsi="Balsamiq Sans"/>
+          <w:lang w:val="en-US"/>
+        </w:rPr>
+        <w:t>Pendek</w:t>
+      </w:r>
+      <w:proofErr w:type="spellEnd"/>
+      <w:r>
+        <w:rPr>
+          <w:rFonts w:ascii="Balsamiq Sans" w:hAnsi="Balsamiq Sans"/>
+          <w:lang w:val="en-US"/>
+        </w:rPr>
+        <w:t xml:space="preserve">; </w:t>
+      </w:r>
+      <w:proofErr w:type="spellStart"/>
+      <w:r>
+        <w:rPr>
+          <w:rFonts w:ascii="Balsamiq Sans" w:hAnsi="Balsamiq Sans"/>
+          <w:lang w:val="en-US"/>
+        </w:rPr>
+        <w:t>Kotiledon</w:t>
+      </w:r>
+      <w:proofErr w:type="spellEnd"/>
+      <w:r>
+        <w:rPr>
+          <w:rFonts w:ascii="Balsamiq Sans" w:hAnsi="Balsamiq Sans"/>
+          <w:lang w:val="en-US"/>
+        </w:rPr>
+        <w:t xml:space="preserve"> </w:t>
+      </w:r>
+      <w:proofErr w:type="spellStart"/>
+      <w:r>
+        <w:rPr>
+          <w:rFonts w:ascii="Balsamiq Sans" w:hAnsi="Balsamiq Sans"/>
+          <w:lang w:val="en-US"/>
+        </w:rPr>
+        <w:t>Tetap</w:t>
+      </w:r>
+      <w:proofErr w:type="spellEnd"/>
+      <w:r>
+        <w:rPr>
+          <w:rFonts w:ascii="Balsamiq Sans" w:hAnsi="Balsamiq Sans"/>
+          <w:lang w:val="en-US"/>
+        </w:rPr>
+        <w:t xml:space="preserve"> </w:t>
+      </w:r>
+      <w:proofErr w:type="spellStart"/>
+      <w:r>
+        <w:rPr>
+          <w:rFonts w:ascii="Balsamiq Sans" w:hAnsi="Balsamiq Sans"/>
+          <w:lang w:val="en-US"/>
+        </w:rPr>
+        <w:t>Berada</w:t>
+      </w:r>
+      <w:proofErr w:type="spellEnd"/>
+      <w:r>
+        <w:rPr>
+          <w:rFonts w:ascii="Balsamiq Sans" w:hAnsi="Balsamiq Sans"/>
+          <w:lang w:val="en-US"/>
+        </w:rPr>
+        <w:t xml:space="preserve"> Di </w:t>
+      </w:r>
+      <w:proofErr w:type="spellStart"/>
+      <w:r>
+        <w:rPr>
+          <w:rFonts w:ascii="Balsamiq Sans" w:hAnsi="Balsamiq Sans"/>
+          <w:lang w:val="en-US"/>
+        </w:rPr>
+        <w:t>Dalam</w:t>
+      </w:r>
+      <w:proofErr w:type="spellEnd"/>
+      <w:r>
+        <w:rPr>
+          <w:rFonts w:ascii="Balsamiq Sans" w:hAnsi="Balsamiq Sans"/>
+          <w:lang w:val="en-US"/>
+        </w:rPr>
+        <w:t xml:space="preserve"> Tanah.</w:t>
+      </w:r>
+    </w:p>
+    <w:p>
+      <w:pPr>
+        <w:rPr>
+          <w:rFonts w:ascii="Balsamiq Sans" w:hAnsi="Balsamiq Sans"/>
+          <w:b/>
+          <w:bCs/>
+          <w:lang w:val="en-US"/>
+        </w:rPr>
+      </w:pPr>
+      <w:r>
+        <w:rPr>
+          <w:rFonts w:ascii="Balsamiq Sans" w:hAnsi="Balsamiq Sans"/>
+          <w:b/>
+          <w:bCs/>
+          <w:lang w:val="en-US"/>
+        </w:rPr>
+        <w:t xml:space="preserve">24. </w:t>
+      </w:r>
+      <w:proofErr w:type="spellStart"/>
+      <w:r>
+        <w:rPr>
+          <w:rFonts w:ascii="Balsamiq Sans" w:hAnsi="Balsamiq Sans"/>
+          <w:b/>
+          <w:bCs/>
+          <w:lang w:val="en-US"/>
+        </w:rPr>
+        <w:t>Jelaskan</w:t>
+      </w:r>
+      <w:proofErr w:type="spellEnd"/>
+      <w:r>
+        <w:rPr>
+          <w:rFonts w:ascii="Balsamiq Sans" w:hAnsi="Balsamiq Sans"/>
+          <w:b/>
+          <w:bCs/>
+          <w:lang w:val="en-US"/>
+        </w:rPr>
+        <w:t xml:space="preserve"> </w:t>
+      </w:r>
+      <w:proofErr w:type="spellStart"/>
+      <w:r>
+        <w:rPr>
+          <w:rFonts w:ascii="Balsamiq Sans" w:hAnsi="Balsamiq Sans"/>
+          <w:b/>
+          <w:bCs/>
+          <w:lang w:val="en-US"/>
+        </w:rPr>
+        <w:t>Perbedaan</w:t>
+      </w:r>
+      <w:proofErr w:type="spellEnd"/>
+      <w:r>
+        <w:rPr>
+          <w:rFonts w:ascii="Balsamiq Sans" w:hAnsi="Balsamiq Sans"/>
+          <w:b/>
+          <w:bCs/>
+          <w:lang w:val="en-US"/>
+        </w:rPr>
+        <w:t xml:space="preserve"> Dan </w:t>
+      </w:r>
+      <w:proofErr w:type="spellStart"/>
+      <w:r>
+        <w:rPr>
+          <w:rFonts w:ascii="Balsamiq Sans" w:hAnsi="Balsamiq Sans"/>
+          <w:b/>
+          <w:bCs/>
+          <w:lang w:val="en-US"/>
+        </w:rPr>
+        <w:t>Berikan</w:t>
+      </w:r>
+      <w:proofErr w:type="spellEnd"/>
+      <w:r>
+        <w:rPr>
+          <w:rFonts w:ascii="Balsamiq Sans" w:hAnsi="Balsamiq Sans"/>
+          <w:b/>
+          <w:bCs/>
+          <w:lang w:val="en-US"/>
+        </w:rPr>
+        <w:t xml:space="preserve"> 2 </w:t>
+      </w:r>
+      <w:proofErr w:type="spellStart"/>
+      <w:r>
+        <w:rPr>
+          <w:rFonts w:ascii="Balsamiq Sans" w:hAnsi="Balsamiq Sans"/>
+          <w:b/>
+          <w:bCs/>
+          <w:lang w:val="en-US"/>
+        </w:rPr>
+        <w:t>Contoh</w:t>
+      </w:r>
+      <w:proofErr w:type="spellEnd"/>
+      <w:r>
+        <w:rPr>
+          <w:rFonts w:ascii="Balsamiq Sans" w:hAnsi="Balsamiq Sans"/>
+          <w:b/>
+          <w:bCs/>
+          <w:lang w:val="en-US"/>
+        </w:rPr>
+        <w:t xml:space="preserve"> Masing – Masing Dari </w:t>
+      </w:r>
+      <w:proofErr w:type="spellStart"/>
+      <w:r>
+        <w:rPr>
+          <w:rFonts w:ascii="Balsamiq Sans" w:hAnsi="Balsamiq Sans"/>
+          <w:b/>
+          <w:bCs/>
+          <w:lang w:val="en-US"/>
+        </w:rPr>
+        <w:t>Metamorfosis</w:t>
+      </w:r>
+      <w:proofErr w:type="spellEnd"/>
+      <w:r>
+        <w:rPr>
+          <w:rFonts w:ascii="Balsamiq Sans" w:hAnsi="Balsamiq Sans"/>
+          <w:b/>
+          <w:bCs/>
+          <w:lang w:val="en-US"/>
+        </w:rPr>
+        <w:t>:</w:t>
       </w:r>
     </w:p>
     <w:p>
@@ -3804,8 +10802,20 @@
           <w:highlight w:val="yellow"/>
           <w:lang w:val="en-US"/>
         </w:rPr>
-        <w:t>A) Sempurna</w:t>
-      </w:r>
+        <w:t xml:space="preserve">A) </w:t>
+      </w:r>
+      <w:proofErr w:type="spellStart"/>
+      <w:r>
+        <w:rPr>
+          <w:rFonts w:ascii="Balsamiq Sans" w:hAnsi="Balsamiq Sans"/>
+          <w:b/>
+          <w:bCs/>
+          <w:highlight w:val="yellow"/>
+          <w:lang w:val="en-US"/>
+        </w:rPr>
+        <w:t>Sempurna</w:t>
+      </w:r>
+      <w:proofErr w:type="spellEnd"/>
     </w:p>
     <w:p>
       <w:pPr>
@@ -3815,13 +10825,239 @@
           <w:lang w:val="en-US"/>
         </w:rPr>
       </w:pPr>
-      <w:r>
-        <w:rPr>
-          <w:rFonts w:ascii="Balsamiq Sans" w:hAnsi="Balsamiq Sans"/>
-          <w:lang w:val="en-US"/>
-        </w:rPr>
-        <w:t>Metamorfosis Sempurna Dicirikan Dengan Adanya Bentuk Tubuh Yang Berbeda Di Setiap Fase Metamorfosis. Contoh: Kupu – Kupu, Lalat, Lebah, Nyamuk</w:t>
-      </w:r>
+      <w:proofErr w:type="spellStart"/>
+      <w:r>
+        <w:rPr>
+          <w:rFonts w:ascii="Balsamiq Sans" w:hAnsi="Balsamiq Sans"/>
+          <w:lang w:val="en-US"/>
+        </w:rPr>
+        <w:t>Metamorfosis</w:t>
+      </w:r>
+      <w:proofErr w:type="spellEnd"/>
+      <w:r>
+        <w:rPr>
+          <w:rFonts w:ascii="Balsamiq Sans" w:hAnsi="Balsamiq Sans"/>
+          <w:lang w:val="en-US"/>
+        </w:rPr>
+        <w:t xml:space="preserve"> </w:t>
+      </w:r>
+      <w:proofErr w:type="spellStart"/>
+      <w:r>
+        <w:rPr>
+          <w:rFonts w:ascii="Balsamiq Sans" w:hAnsi="Balsamiq Sans"/>
+          <w:lang w:val="en-US"/>
+        </w:rPr>
+        <w:t>Sempurna</w:t>
+      </w:r>
+      <w:proofErr w:type="spellEnd"/>
+      <w:r>
+        <w:rPr>
+          <w:rFonts w:ascii="Balsamiq Sans" w:hAnsi="Balsamiq Sans"/>
+          <w:lang w:val="en-US"/>
+        </w:rPr>
+        <w:t xml:space="preserve"> </w:t>
+      </w:r>
+      <w:proofErr w:type="spellStart"/>
+      <w:r>
+        <w:rPr>
+          <w:rFonts w:ascii="Balsamiq Sans" w:hAnsi="Balsamiq Sans"/>
+          <w:lang w:val="en-US"/>
+        </w:rPr>
+        <w:t>Dicirikan</w:t>
+      </w:r>
+      <w:proofErr w:type="spellEnd"/>
+      <w:r>
+        <w:rPr>
+          <w:rFonts w:ascii="Balsamiq Sans" w:hAnsi="Balsamiq Sans"/>
+          <w:lang w:val="en-US"/>
+        </w:rPr>
+        <w:t xml:space="preserve"> </w:t>
+      </w:r>
+      <w:proofErr w:type="spellStart"/>
+      <w:r>
+        <w:rPr>
+          <w:rFonts w:ascii="Balsamiq Sans" w:hAnsi="Balsamiq Sans"/>
+          <w:lang w:val="en-US"/>
+        </w:rPr>
+        <w:t>Dengan</w:t>
+      </w:r>
+      <w:proofErr w:type="spellEnd"/>
+      <w:r>
+        <w:rPr>
+          <w:rFonts w:ascii="Balsamiq Sans" w:hAnsi="Balsamiq Sans"/>
+          <w:lang w:val="en-US"/>
+        </w:rPr>
+        <w:t xml:space="preserve"> </w:t>
+      </w:r>
+      <w:proofErr w:type="spellStart"/>
+      <w:r>
+        <w:rPr>
+          <w:rFonts w:ascii="Balsamiq Sans" w:hAnsi="Balsamiq Sans"/>
+          <w:lang w:val="en-US"/>
+        </w:rPr>
+        <w:t>Adanya</w:t>
+      </w:r>
+      <w:proofErr w:type="spellEnd"/>
+      <w:r>
+        <w:rPr>
+          <w:rFonts w:ascii="Balsamiq Sans" w:hAnsi="Balsamiq Sans"/>
+          <w:lang w:val="en-US"/>
+        </w:rPr>
+        <w:t xml:space="preserve"> </w:t>
+      </w:r>
+      <w:proofErr w:type="spellStart"/>
+      <w:r>
+        <w:rPr>
+          <w:rFonts w:ascii="Balsamiq Sans" w:hAnsi="Balsamiq Sans"/>
+          <w:lang w:val="en-US"/>
+        </w:rPr>
+        <w:t>Bentuk</w:t>
+      </w:r>
+      <w:proofErr w:type="spellEnd"/>
+      <w:r>
+        <w:rPr>
+          <w:rFonts w:ascii="Balsamiq Sans" w:hAnsi="Balsamiq Sans"/>
+          <w:lang w:val="en-US"/>
+        </w:rPr>
+        <w:t xml:space="preserve"> </w:t>
+      </w:r>
+      <w:proofErr w:type="spellStart"/>
+      <w:r>
+        <w:rPr>
+          <w:rFonts w:ascii="Balsamiq Sans" w:hAnsi="Balsamiq Sans"/>
+          <w:lang w:val="en-US"/>
+        </w:rPr>
+        <w:t>Tubuh</w:t>
+      </w:r>
+      <w:proofErr w:type="spellEnd"/>
+      <w:r>
+        <w:rPr>
+          <w:rFonts w:ascii="Balsamiq Sans" w:hAnsi="Balsamiq Sans"/>
+          <w:lang w:val="en-US"/>
+        </w:rPr>
+        <w:t xml:space="preserve"> Yang </w:t>
+      </w:r>
+      <w:proofErr w:type="spellStart"/>
+      <w:r>
+        <w:rPr>
+          <w:rFonts w:ascii="Balsamiq Sans" w:hAnsi="Balsamiq Sans"/>
+          <w:lang w:val="en-US"/>
+        </w:rPr>
+        <w:t>Berbeda</w:t>
+      </w:r>
+      <w:proofErr w:type="spellEnd"/>
+      <w:r>
+        <w:rPr>
+          <w:rFonts w:ascii="Balsamiq Sans" w:hAnsi="Balsamiq Sans"/>
+          <w:lang w:val="en-US"/>
+        </w:rPr>
+        <w:t xml:space="preserve"> Di </w:t>
+      </w:r>
+      <w:proofErr w:type="spellStart"/>
+      <w:r>
+        <w:rPr>
+          <w:rFonts w:ascii="Balsamiq Sans" w:hAnsi="Balsamiq Sans"/>
+          <w:lang w:val="en-US"/>
+        </w:rPr>
+        <w:t>Setiap</w:t>
+      </w:r>
+      <w:proofErr w:type="spellEnd"/>
+      <w:r>
+        <w:rPr>
+          <w:rFonts w:ascii="Balsamiq Sans" w:hAnsi="Balsamiq Sans"/>
+          <w:lang w:val="en-US"/>
+        </w:rPr>
+        <w:t xml:space="preserve"> </w:t>
+      </w:r>
+      <w:proofErr w:type="spellStart"/>
+      <w:r>
+        <w:rPr>
+          <w:rFonts w:ascii="Balsamiq Sans" w:hAnsi="Balsamiq Sans"/>
+          <w:lang w:val="en-US"/>
+        </w:rPr>
+        <w:t>Fase</w:t>
+      </w:r>
+      <w:proofErr w:type="spellEnd"/>
+      <w:r>
+        <w:rPr>
+          <w:rFonts w:ascii="Balsamiq Sans" w:hAnsi="Balsamiq Sans"/>
+          <w:lang w:val="en-US"/>
+        </w:rPr>
+        <w:t xml:space="preserve"> </w:t>
+      </w:r>
+      <w:proofErr w:type="spellStart"/>
+      <w:r>
+        <w:rPr>
+          <w:rFonts w:ascii="Balsamiq Sans" w:hAnsi="Balsamiq Sans"/>
+          <w:lang w:val="en-US"/>
+        </w:rPr>
+        <w:t>Metamorfosis</w:t>
+      </w:r>
+      <w:proofErr w:type="spellEnd"/>
+      <w:r>
+        <w:rPr>
+          <w:rFonts w:ascii="Balsamiq Sans" w:hAnsi="Balsamiq Sans"/>
+          <w:lang w:val="en-US"/>
+        </w:rPr>
+        <w:t xml:space="preserve">. </w:t>
+      </w:r>
+      <w:proofErr w:type="spellStart"/>
+      <w:r>
+        <w:rPr>
+          <w:rFonts w:ascii="Balsamiq Sans" w:hAnsi="Balsamiq Sans"/>
+          <w:lang w:val="en-US"/>
+        </w:rPr>
+        <w:t>Contoh</w:t>
+      </w:r>
+      <w:proofErr w:type="spellEnd"/>
+      <w:r>
+        <w:rPr>
+          <w:rFonts w:ascii="Balsamiq Sans" w:hAnsi="Balsamiq Sans"/>
+          <w:lang w:val="en-US"/>
+        </w:rPr>
+        <w:t xml:space="preserve">: Kupu – Kupu, </w:t>
+      </w:r>
+      <w:proofErr w:type="spellStart"/>
+      <w:r>
+        <w:rPr>
+          <w:rFonts w:ascii="Balsamiq Sans" w:hAnsi="Balsamiq Sans"/>
+          <w:lang w:val="en-US"/>
+        </w:rPr>
+        <w:t>Lalat</w:t>
+      </w:r>
+      <w:proofErr w:type="spellEnd"/>
+      <w:r>
+        <w:rPr>
+          <w:rFonts w:ascii="Balsamiq Sans" w:hAnsi="Balsamiq Sans"/>
+          <w:lang w:val="en-US"/>
+        </w:rPr>
+        <w:t xml:space="preserve">, </w:t>
+      </w:r>
+      <w:proofErr w:type="spellStart"/>
+      <w:r>
+        <w:rPr>
+          <w:rFonts w:ascii="Balsamiq Sans" w:hAnsi="Balsamiq Sans"/>
+          <w:lang w:val="en-US"/>
+        </w:rPr>
+        <w:t>Lebah</w:t>
+      </w:r>
+      <w:proofErr w:type="spellEnd"/>
+      <w:r>
+        <w:rPr>
+          <w:rFonts w:ascii="Balsamiq Sans" w:hAnsi="Balsamiq Sans"/>
+          <w:lang w:val="en-US"/>
+        </w:rPr>
+        <w:t xml:space="preserve">, </w:t>
+      </w:r>
+      <w:proofErr w:type="spellStart"/>
+      <w:r>
+        <w:rPr>
+          <w:rFonts w:ascii="Balsamiq Sans" w:hAnsi="Balsamiq Sans"/>
+          <w:lang w:val="en-US"/>
+        </w:rPr>
+        <w:t>Nyamuk</w:t>
+      </w:r>
+      <w:proofErr w:type="spellEnd"/>
     </w:p>
     <w:p>
       <w:pPr>
@@ -3841,8 +11077,42 @@
           <w:highlight w:val="yellow"/>
           <w:lang w:val="en-US"/>
         </w:rPr>
-        <w:t>B) Tidak Sempurna</w:t>
-      </w:r>
+        <w:t xml:space="preserve">B) </w:t>
+      </w:r>
+      <w:proofErr w:type="spellStart"/>
+      <w:r>
+        <w:rPr>
+          <w:rFonts w:ascii="Balsamiq Sans" w:hAnsi="Balsamiq Sans"/>
+          <w:b/>
+          <w:bCs/>
+          <w:highlight w:val="yellow"/>
+          <w:lang w:val="en-US"/>
+        </w:rPr>
+        <w:t>Tidak</w:t>
+      </w:r>
+      <w:proofErr w:type="spellEnd"/>
+      <w:r>
+        <w:rPr>
+          <w:rFonts w:ascii="Balsamiq Sans" w:hAnsi="Balsamiq Sans"/>
+          <w:b/>
+          <w:bCs/>
+          <w:highlight w:val="yellow"/>
+          <w:lang w:val="en-US"/>
+        </w:rPr>
+        <w:t xml:space="preserve"> </w:t>
+      </w:r>
+      <w:proofErr w:type="spellStart"/>
+      <w:r>
+        <w:rPr>
+          <w:rFonts w:ascii="Balsamiq Sans" w:hAnsi="Balsamiq Sans"/>
+          <w:b/>
+          <w:bCs/>
+          <w:highlight w:val="yellow"/>
+          <w:lang w:val="en-US"/>
+        </w:rPr>
+        <w:t>Sempurna</w:t>
+      </w:r>
+      <w:proofErr w:type="spellEnd"/>
     </w:p>
     <w:p>
       <w:pPr>
@@ -3852,31 +11122,352 @@
           <w:lang w:val="en-US"/>
         </w:rPr>
       </w:pPr>
-      <w:r>
-        <w:rPr>
-          <w:rFonts w:ascii="Balsamiq Sans" w:hAnsi="Balsamiq Sans"/>
-          <w:lang w:val="en-US"/>
-        </w:rPr>
-        <w:t>Metamorfosis Sempurna Ditandai Dengan Adanya Bentuk Tubuh Yang Sama, Tetapi Ukurannya Berbeda Pada Fase – Fase Metamorfosis. Contoh: Belalang, Kecoa, Capung, Jangkrik.</w:t>
-      </w:r>
-    </w:p>
-    <w:p>
-      <w:pPr>
-        <w:rPr>
-          <w:rFonts w:ascii="Balsamiq Sans" w:hAnsi="Balsamiq Sans"/>
-          <w:b/>
-          <w:bCs/>
-          <w:lang w:val="en-US"/>
-        </w:rPr>
-      </w:pPr>
-      <w:r>
-        <w:rPr>
-          <w:rFonts w:ascii="Balsamiq Sans" w:hAnsi="Balsamiq Sans"/>
-          <w:b/>
-          <w:bCs/>
-          <w:lang w:val="en-US"/>
-        </w:rPr>
-        <w:t xml:space="preserve">25. Jelaskan Perbedaan: </w:t>
+      <w:proofErr w:type="spellStart"/>
+      <w:r>
+        <w:rPr>
+          <w:rFonts w:ascii="Balsamiq Sans" w:hAnsi="Balsamiq Sans"/>
+          <w:lang w:val="en-US"/>
+        </w:rPr>
+        <w:t>Metamorfosis</w:t>
+      </w:r>
+      <w:proofErr w:type="spellEnd"/>
+      <w:r>
+        <w:rPr>
+          <w:rFonts w:ascii="Balsamiq Sans" w:hAnsi="Balsamiq Sans"/>
+          <w:lang w:val="en-US"/>
+        </w:rPr>
+        <w:t xml:space="preserve"> </w:t>
+      </w:r>
+      <w:proofErr w:type="spellStart"/>
+      <w:r>
+        <w:rPr>
+          <w:rFonts w:ascii="Balsamiq Sans" w:hAnsi="Balsamiq Sans"/>
+          <w:lang w:val="en-US"/>
+        </w:rPr>
+        <w:t>Sempurna</w:t>
+      </w:r>
+      <w:proofErr w:type="spellEnd"/>
+      <w:r>
+        <w:rPr>
+          <w:rFonts w:ascii="Balsamiq Sans" w:hAnsi="Balsamiq Sans"/>
+          <w:lang w:val="en-US"/>
+        </w:rPr>
+        <w:t xml:space="preserve"> </w:t>
+      </w:r>
+      <w:proofErr w:type="spellStart"/>
+      <w:r>
+        <w:rPr>
+          <w:rFonts w:ascii="Balsamiq Sans" w:hAnsi="Balsamiq Sans"/>
+          <w:lang w:val="en-US"/>
+        </w:rPr>
+        <w:t>Ditandai</w:t>
+      </w:r>
+      <w:proofErr w:type="spellEnd"/>
+      <w:r>
+        <w:rPr>
+          <w:rFonts w:ascii="Balsamiq Sans" w:hAnsi="Balsamiq Sans"/>
+          <w:lang w:val="en-US"/>
+        </w:rPr>
+        <w:t xml:space="preserve"> </w:t>
+      </w:r>
+      <w:proofErr w:type="spellStart"/>
+      <w:r>
+        <w:rPr>
+          <w:rFonts w:ascii="Balsamiq Sans" w:hAnsi="Balsamiq Sans"/>
+          <w:lang w:val="en-US"/>
+        </w:rPr>
+        <w:t>Dengan</w:t>
+      </w:r>
+      <w:proofErr w:type="spellEnd"/>
+      <w:r>
+        <w:rPr>
+          <w:rFonts w:ascii="Balsamiq Sans" w:hAnsi="Balsamiq Sans"/>
+          <w:lang w:val="en-US"/>
+        </w:rPr>
+        <w:t xml:space="preserve"> </w:t>
+      </w:r>
+      <w:proofErr w:type="spellStart"/>
+      <w:r>
+        <w:rPr>
+          <w:rFonts w:ascii="Balsamiq Sans" w:hAnsi="Balsamiq Sans"/>
+          <w:lang w:val="en-US"/>
+        </w:rPr>
+        <w:t>Adanya</w:t>
+      </w:r>
+      <w:proofErr w:type="spellEnd"/>
+      <w:r>
+        <w:rPr>
+          <w:rFonts w:ascii="Balsamiq Sans" w:hAnsi="Balsamiq Sans"/>
+          <w:lang w:val="en-US"/>
+        </w:rPr>
+        <w:t xml:space="preserve"> </w:t>
+      </w:r>
+      <w:proofErr w:type="spellStart"/>
+      <w:r>
+        <w:rPr>
+          <w:rFonts w:ascii="Balsamiq Sans" w:hAnsi="Balsamiq Sans"/>
+          <w:lang w:val="en-US"/>
+        </w:rPr>
+        <w:t>Bentuk</w:t>
+      </w:r>
+      <w:proofErr w:type="spellEnd"/>
+      <w:r>
+        <w:rPr>
+          <w:rFonts w:ascii="Balsamiq Sans" w:hAnsi="Balsamiq Sans"/>
+          <w:lang w:val="en-US"/>
+        </w:rPr>
+        <w:t xml:space="preserve"> </w:t>
+      </w:r>
+      <w:proofErr w:type="spellStart"/>
+      <w:r>
+        <w:rPr>
+          <w:rFonts w:ascii="Balsamiq Sans" w:hAnsi="Balsamiq Sans"/>
+          <w:lang w:val="en-US"/>
+        </w:rPr>
+        <w:t>Tubuh</w:t>
+      </w:r>
+      <w:proofErr w:type="spellEnd"/>
+      <w:r>
+        <w:rPr>
+          <w:rFonts w:ascii="Balsamiq Sans" w:hAnsi="Balsamiq Sans"/>
+          <w:lang w:val="en-US"/>
+        </w:rPr>
+        <w:t xml:space="preserve"> Yang Sama, </w:t>
+      </w:r>
+      <w:proofErr w:type="spellStart"/>
+      <w:r>
+        <w:rPr>
+          <w:rFonts w:ascii="Balsamiq Sans" w:hAnsi="Balsamiq Sans"/>
+          <w:lang w:val="en-US"/>
+        </w:rPr>
+        <w:t>Tetapi</w:t>
+      </w:r>
+      <w:proofErr w:type="spellEnd"/>
+      <w:r>
+        <w:rPr>
+          <w:rFonts w:ascii="Balsamiq Sans" w:hAnsi="Balsamiq Sans"/>
+          <w:lang w:val="en-US"/>
+        </w:rPr>
+        <w:t xml:space="preserve"> </w:t>
+      </w:r>
+      <w:proofErr w:type="spellStart"/>
+      <w:r>
+        <w:rPr>
+          <w:rFonts w:ascii="Balsamiq Sans" w:hAnsi="Balsamiq Sans"/>
+          <w:lang w:val="en-US"/>
+        </w:rPr>
+        <w:t>Ukurannya</w:t>
+      </w:r>
+      <w:proofErr w:type="spellEnd"/>
+      <w:r>
+        <w:rPr>
+          <w:rFonts w:ascii="Balsamiq Sans" w:hAnsi="Balsamiq Sans"/>
+          <w:lang w:val="en-US"/>
+        </w:rPr>
+        <w:t xml:space="preserve"> </w:t>
+      </w:r>
+      <w:proofErr w:type="spellStart"/>
+      <w:r>
+        <w:rPr>
+          <w:rFonts w:ascii="Balsamiq Sans" w:hAnsi="Balsamiq Sans"/>
+          <w:lang w:val="en-US"/>
+        </w:rPr>
+        <w:t>Berbeda</w:t>
+      </w:r>
+      <w:proofErr w:type="spellEnd"/>
+      <w:r>
+        <w:rPr>
+          <w:rFonts w:ascii="Balsamiq Sans" w:hAnsi="Balsamiq Sans"/>
+          <w:lang w:val="en-US"/>
+        </w:rPr>
+        <w:t xml:space="preserve"> Pada </w:t>
+      </w:r>
+      <w:proofErr w:type="spellStart"/>
+      <w:r>
+        <w:rPr>
+          <w:rFonts w:ascii="Balsamiq Sans" w:hAnsi="Balsamiq Sans"/>
+          <w:lang w:val="en-US"/>
+        </w:rPr>
+        <w:t>Fase</w:t>
+      </w:r>
+      <w:proofErr w:type="spellEnd"/>
+      <w:r>
+        <w:rPr>
+          <w:rFonts w:ascii="Balsamiq Sans" w:hAnsi="Balsamiq Sans"/>
+          <w:lang w:val="en-US"/>
+        </w:rPr>
+        <w:t xml:space="preserve"> – </w:t>
+      </w:r>
+      <w:proofErr w:type="spellStart"/>
+      <w:r>
+        <w:rPr>
+          <w:rFonts w:ascii="Balsamiq Sans" w:hAnsi="Balsamiq Sans"/>
+          <w:lang w:val="en-US"/>
+        </w:rPr>
+        <w:t>Fase</w:t>
+      </w:r>
+      <w:proofErr w:type="spellEnd"/>
+      <w:r>
+        <w:rPr>
+          <w:rFonts w:ascii="Balsamiq Sans" w:hAnsi="Balsamiq Sans"/>
+          <w:lang w:val="en-US"/>
+        </w:rPr>
+        <w:t xml:space="preserve"> </w:t>
+      </w:r>
+      <w:proofErr w:type="spellStart"/>
+      <w:r>
+        <w:rPr>
+          <w:rFonts w:ascii="Balsamiq Sans" w:hAnsi="Balsamiq Sans"/>
+          <w:lang w:val="en-US"/>
+        </w:rPr>
+        <w:t>Metamorfosis</w:t>
+      </w:r>
+      <w:proofErr w:type="spellEnd"/>
+      <w:r>
+        <w:rPr>
+          <w:rFonts w:ascii="Balsamiq Sans" w:hAnsi="Balsamiq Sans"/>
+          <w:lang w:val="en-US"/>
+        </w:rPr>
+        <w:t xml:space="preserve">. </w:t>
+      </w:r>
+      <w:proofErr w:type="spellStart"/>
+      <w:r>
+        <w:rPr>
+          <w:rFonts w:ascii="Balsamiq Sans" w:hAnsi="Balsamiq Sans"/>
+          <w:lang w:val="en-US"/>
+        </w:rPr>
+        <w:t>Contoh</w:t>
+      </w:r>
+      <w:proofErr w:type="spellEnd"/>
+      <w:r>
+        <w:rPr>
+          <w:rFonts w:ascii="Balsamiq Sans" w:hAnsi="Balsamiq Sans"/>
+          <w:lang w:val="en-US"/>
+        </w:rPr>
+        <w:t xml:space="preserve">: </w:t>
+      </w:r>
+      <w:proofErr w:type="spellStart"/>
+      <w:r>
+        <w:rPr>
+          <w:rFonts w:ascii="Balsamiq Sans" w:hAnsi="Balsamiq Sans"/>
+          <w:lang w:val="en-US"/>
+        </w:rPr>
+        <w:t>Belalang</w:t>
+      </w:r>
+      <w:proofErr w:type="spellEnd"/>
+      <w:r>
+        <w:rPr>
+          <w:rFonts w:ascii="Balsamiq Sans" w:hAnsi="Balsamiq Sans"/>
+          <w:lang w:val="en-US"/>
+        </w:rPr>
+        <w:t xml:space="preserve">, </w:t>
+      </w:r>
+      <w:proofErr w:type="spellStart"/>
+      <w:r>
+        <w:rPr>
+          <w:rFonts w:ascii="Balsamiq Sans" w:hAnsi="Balsamiq Sans"/>
+          <w:lang w:val="en-US"/>
+        </w:rPr>
+        <w:t>Kecoa</w:t>
+      </w:r>
+      <w:proofErr w:type="spellEnd"/>
+      <w:r>
+        <w:rPr>
+          <w:rFonts w:ascii="Balsamiq Sans" w:hAnsi="Balsamiq Sans"/>
+          <w:lang w:val="en-US"/>
+        </w:rPr>
+        <w:t xml:space="preserve">, </w:t>
+      </w:r>
+      <w:proofErr w:type="spellStart"/>
+      <w:r>
+        <w:rPr>
+          <w:rFonts w:ascii="Balsamiq Sans" w:hAnsi="Balsamiq Sans"/>
+          <w:lang w:val="en-US"/>
+        </w:rPr>
+        <w:t>Capung</w:t>
+      </w:r>
+      <w:proofErr w:type="spellEnd"/>
+      <w:r>
+        <w:rPr>
+          <w:rFonts w:ascii="Balsamiq Sans" w:hAnsi="Balsamiq Sans"/>
+          <w:lang w:val="en-US"/>
+        </w:rPr>
+        <w:t xml:space="preserve">, </w:t>
+      </w:r>
+      <w:proofErr w:type="spellStart"/>
+      <w:r>
+        <w:rPr>
+          <w:rFonts w:ascii="Balsamiq Sans" w:hAnsi="Balsamiq Sans"/>
+          <w:lang w:val="en-US"/>
+        </w:rPr>
+        <w:t>Jangkrik</w:t>
+      </w:r>
+      <w:proofErr w:type="spellEnd"/>
+      <w:r>
+        <w:rPr>
+          <w:rFonts w:ascii="Balsamiq Sans" w:hAnsi="Balsamiq Sans"/>
+          <w:lang w:val="en-US"/>
+        </w:rPr>
+        <w:t>.</w:t>
+      </w:r>
+    </w:p>
+    <w:p>
+      <w:pPr>
+        <w:rPr>
+          <w:rFonts w:ascii="Balsamiq Sans" w:hAnsi="Balsamiq Sans"/>
+          <w:b/>
+          <w:bCs/>
+          <w:lang w:val="en-US"/>
+        </w:rPr>
+      </w:pPr>
+      <w:r>
+        <w:rPr>
+          <w:rFonts w:ascii="Balsamiq Sans" w:hAnsi="Balsamiq Sans"/>
+          <w:b/>
+          <w:bCs/>
+          <w:lang w:val="en-US"/>
+        </w:rPr>
+        <w:t xml:space="preserve">25. </w:t>
+      </w:r>
+      <w:proofErr w:type="spellStart"/>
+      <w:r>
+        <w:rPr>
+          <w:rFonts w:ascii="Balsamiq Sans" w:hAnsi="Balsamiq Sans"/>
+          <w:b/>
+          <w:bCs/>
+          <w:lang w:val="en-US"/>
+        </w:rPr>
+        <w:t>Jelaskan</w:t>
+      </w:r>
+      <w:proofErr w:type="spellEnd"/>
+      <w:r>
+        <w:rPr>
+          <w:rFonts w:ascii="Balsamiq Sans" w:hAnsi="Balsamiq Sans"/>
+          <w:b/>
+          <w:bCs/>
+          <w:lang w:val="en-US"/>
+        </w:rPr>
+        <w:t xml:space="preserve"> </w:t>
+      </w:r>
+      <w:proofErr w:type="spellStart"/>
+      <w:r>
+        <w:rPr>
+          <w:rFonts w:ascii="Balsamiq Sans" w:hAnsi="Balsamiq Sans"/>
+          <w:b/>
+          <w:bCs/>
+          <w:lang w:val="en-US"/>
+        </w:rPr>
+        <w:t>Perbedaan</w:t>
+      </w:r>
+      <w:proofErr w:type="spellEnd"/>
+      <w:r>
+        <w:rPr>
+          <w:rFonts w:ascii="Balsamiq Sans" w:hAnsi="Balsamiq Sans"/>
+          <w:b/>
+          <w:bCs/>
+          <w:lang w:val="en-US"/>
+        </w:rPr>
+        <w:t xml:space="preserve">: </w:t>
       </w:r>
     </w:p>
     <w:p>
@@ -3897,8 +11488,20 @@
           <w:highlight w:val="yellow"/>
           <w:lang w:val="en-US"/>
         </w:rPr>
-        <w:t>A) Ovipar</w:t>
-      </w:r>
+        <w:t xml:space="preserve">A) </w:t>
+      </w:r>
+      <w:proofErr w:type="spellStart"/>
+      <w:r>
+        <w:rPr>
+          <w:rFonts w:ascii="Balsamiq Sans" w:hAnsi="Balsamiq Sans"/>
+          <w:b/>
+          <w:bCs/>
+          <w:highlight w:val="yellow"/>
+          <w:lang w:val="en-US"/>
+        </w:rPr>
+        <w:t>Ovipar</w:t>
+      </w:r>
+      <w:proofErr w:type="spellEnd"/>
     </w:p>
     <w:p>
       <w:pPr>
@@ -3940,8 +11543,20 @@
           <w:highlight w:val="yellow"/>
           <w:lang w:val="en-US"/>
         </w:rPr>
-        <w:t>B) Vivipar</w:t>
-      </w:r>
+        <w:t xml:space="preserve">B) </w:t>
+      </w:r>
+      <w:proofErr w:type="spellStart"/>
+      <w:r>
+        <w:rPr>
+          <w:rFonts w:ascii="Balsamiq Sans" w:hAnsi="Balsamiq Sans"/>
+          <w:b/>
+          <w:bCs/>
+          <w:highlight w:val="yellow"/>
+          <w:lang w:val="en-US"/>
+        </w:rPr>
+        <w:t>Vivipar</w:t>
+      </w:r>
+      <w:proofErr w:type="spellEnd"/>
     </w:p>
     <w:p>
       <w:pPr>
@@ -3983,8 +11598,20 @@
           <w:highlight w:val="yellow"/>
           <w:lang w:val="en-US"/>
         </w:rPr>
-        <w:t>C) Ovovivipar</w:t>
-      </w:r>
+        <w:t xml:space="preserve">C) </w:t>
+      </w:r>
+      <w:proofErr w:type="spellStart"/>
+      <w:r>
+        <w:rPr>
+          <w:rFonts w:ascii="Balsamiq Sans" w:hAnsi="Balsamiq Sans"/>
+          <w:b/>
+          <w:bCs/>
+          <w:highlight w:val="yellow"/>
+          <w:lang w:val="en-US"/>
+        </w:rPr>
+        <w:t>Ovovivipar</w:t>
+      </w:r>
+      <w:proofErr w:type="spellEnd"/>
     </w:p>
     <w:p>
       <w:pPr>
@@ -6589,8 +14216,10 @@
     <w:rsid w:val="006966E0"/>
     <w:rsid w:val="00713F88"/>
     <w:rsid w:val="007442DE"/>
+    <w:rsid w:val="00753428"/>
     <w:rsid w:val="007E072A"/>
     <w:rsid w:val="00935CEA"/>
+    <w:rsid w:val="00A833F8"/>
     <w:rsid w:val="00A91183"/>
     <w:rsid w:val="00CF23CB"/>
     <w:rsid w:val="00DF2FE0"/>
